--- a/template/template-full-essay-ai-scan.docx
+++ b/template/template-full-essay-ai-scan.docx
@@ -38,378 +38,2164 @@
       </w:r>
       <w:r>
         <w:tab/>
+        <w:t>Thời gian: {duration}</w:t>
       </w:r>
       <w:r>
-        <w:t>Thời gian: {duration}</w:t>
+        <w:tab/>
+      </w:r>
+      <w:r>
+        <w:tab/>
+        <w:t xml:space="preserve">Mã đề thi: {exam_code} </w:t>
       </w:r>
     </w:p>
     <w:tbl>
       <w:tblPr>
+        <w:tblStyle w:val="TableGrid"/>
         <w:tblW w:w="0" w:type="auto"/>
-        <w:jc w:val="center"/>
-        <w:tblLayout w:type="fixed"/>
+        <w:tblBorders>
+          <w:top w:val="none" w:sz="0" w:space="0" w:color="auto"/>
+          <w:left w:val="none" w:sz="0" w:space="0" w:color="auto"/>
+          <w:bottom w:val="none" w:sz="0" w:space="0" w:color="auto"/>
+          <w:right w:val="none" w:sz="0" w:space="0" w:color="auto"/>
+          <w:insideH w:val="none" w:sz="0" w:space="0" w:color="auto"/>
+          <w:insideV w:val="none" w:sz="0" w:space="0" w:color="auto"/>
+        </w:tblBorders>
         <w:tblLook w:val="04A0" w:firstRow="1" w:lastRow="0" w:firstColumn="1" w:lastColumn="0" w:noHBand="0" w:noVBand="1"/>
       </w:tblPr>
       <w:tblGrid>
-        <w:gridCol w:w="1701"/>
-        <w:gridCol w:w="3402"/>
-        <w:gridCol w:w="1701"/>
-        <w:gridCol w:w="2835"/>
+        <w:gridCol w:w="6487"/>
+        <w:gridCol w:w="4041"/>
       </w:tblGrid>
       <w:tr>
-        <w:trPr>
-          <w:jc w:val="center"/>
-        </w:trPr>
         <w:tc>
           <w:tcPr>
-            <w:tcW w:w="1701" w:type="dxa"/>
-            <w:tcBorders>
-              <w:top w:val="single" w:sz="10" w:space="0" w:color="AAB7C4"/>
-              <w:left w:val="single" w:sz="10" w:space="0" w:color="AAB7C4"/>
-              <w:bottom w:val="single" w:sz="10" w:space="0" w:color="AAB7C4"/>
-              <w:right w:val="single" w:sz="10" w:space="0" w:color="AAB7C4"/>
-            </w:tcBorders>
-            <w:shd w:val="clear" w:color="auto" w:fill="EAF2F8"/>
-            <w:tcMar>
-              <w:top w:w="80" w:type="dxa"/>
-              <w:left w:w="100" w:type="dxa"/>
-              <w:bottom w:w="80" w:type="dxa"/>
-              <w:right w:w="100" w:type="dxa"/>
-            </w:tcMar>
-            <w:vAlign w:val="center"/>
-          </w:tcPr>
-          <w:p>
-            <w:pPr>
-              <w:jc w:val="center"/>
-            </w:pPr>
-            <w:r>
-              <w:rPr>
-                <w:b/>
-                <w:sz w:val="20"/>
-              </w:rPr>
-              <w:t>STT</w:t>
-            </w:r>
-          </w:p>
-        </w:tc>
-        <w:tc>
-          <w:tcPr>
-            <w:tcW w:w="3402" w:type="dxa"/>
-            <w:tcBorders>
-              <w:top w:val="single" w:sz="10" w:space="0" w:color="AAB7C4"/>
-              <w:left w:val="single" w:sz="10" w:space="0" w:color="AAB7C4"/>
-              <w:bottom w:val="single" w:sz="10" w:space="0" w:color="AAB7C4"/>
-              <w:right w:val="single" w:sz="10" w:space="0" w:color="AAB7C4"/>
-            </w:tcBorders>
-            <w:shd w:val="clear" w:color="auto" w:fill="EAF2F8"/>
-            <w:tcMar>
-              <w:top w:w="80" w:type="dxa"/>
-              <w:left w:w="100" w:type="dxa"/>
-              <w:bottom w:w="80" w:type="dxa"/>
-              <w:right w:w="100" w:type="dxa"/>
-            </w:tcMar>
-            <w:vAlign w:val="center"/>
-          </w:tcPr>
-          <w:p>
-            <w:pPr>
-              <w:jc w:val="center"/>
-            </w:pPr>
-            <w:r>
-              <w:rPr>
-                <w:b/>
-                <w:sz w:val="20"/>
-              </w:rPr>
-              <w:t>Họ và tên</w:t>
-            </w:r>
-          </w:p>
-        </w:tc>
-        <w:tc>
-          <w:tcPr>
-            <w:tcW w:w="1701" w:type="dxa"/>
-            <w:tcBorders>
-              <w:top w:val="single" w:sz="10" w:space="0" w:color="AAB7C4"/>
-              <w:left w:val="single" w:sz="10" w:space="0" w:color="AAB7C4"/>
-              <w:bottom w:val="single" w:sz="10" w:space="0" w:color="AAB7C4"/>
-              <w:right w:val="single" w:sz="10" w:space="0" w:color="AAB7C4"/>
-            </w:tcBorders>
-            <w:shd w:val="clear" w:color="auto" w:fill="EAF2F8"/>
-            <w:tcMar>
-              <w:top w:w="80" w:type="dxa"/>
-              <w:left w:w="100" w:type="dxa"/>
-              <w:bottom w:w="80" w:type="dxa"/>
-              <w:right w:w="100" w:type="dxa"/>
-            </w:tcMar>
-            <w:vAlign w:val="center"/>
-          </w:tcPr>
-          <w:p>
-            <w:pPr>
-              <w:jc w:val="center"/>
-            </w:pPr>
-            <w:r>
-              <w:rPr>
-                <w:b/>
-                <w:sz w:val="20"/>
-              </w:rPr>
-              <w:t>MSSV</w:t>
-            </w:r>
-          </w:p>
-        </w:tc>
-        <w:tc>
-          <w:tcPr>
-            <w:tcW w:w="2835" w:type="dxa"/>
-            <w:tcBorders>
-              <w:top w:val="single" w:sz="10" w:space="0" w:color="AAB7C4"/>
-              <w:left w:val="single" w:sz="10" w:space="0" w:color="AAB7C4"/>
-              <w:bottom w:val="single" w:sz="10" w:space="0" w:color="AAB7C4"/>
-              <w:right w:val="single" w:sz="10" w:space="0" w:color="AAB7C4"/>
-            </w:tcBorders>
-            <w:shd w:val="clear" w:color="auto" w:fill="EAF2F8"/>
-            <w:tcMar>
-              <w:top w:w="80" w:type="dxa"/>
-              <w:left w:w="100" w:type="dxa"/>
-              <w:bottom w:w="80" w:type="dxa"/>
-              <w:right w:w="100" w:type="dxa"/>
-            </w:tcMar>
-            <w:vAlign w:val="center"/>
-          </w:tcPr>
-          <w:p>
-            <w:pPr>
-              <w:jc w:val="center"/>
-            </w:pPr>
-            <w:r>
-              <w:rPr>
-                <w:b/>
-                <w:sz w:val="20"/>
-              </w:rPr>
-              <w:t>Mã đề</w:t>
-            </w:r>
-          </w:p>
-        </w:tc>
-      </w:tr>
-      <w:tr>
-        <w:trPr>
-          <w:jc w:val="center"/>
-        </w:trPr>
-        <w:tc>
-          <w:tcPr>
-            <w:tcW w:w="1701" w:type="dxa"/>
-            <w:tcBorders>
-              <w:top w:val="single" w:sz="10" w:space="0" w:color="AAB7C4"/>
-              <w:left w:val="single" w:sz="10" w:space="0" w:color="AAB7C4"/>
-              <w:bottom w:val="single" w:sz="10" w:space="0" w:color="AAB7C4"/>
-              <w:right w:val="single" w:sz="10" w:space="0" w:color="AAB7C4"/>
-            </w:tcBorders>
-            <w:tcMar>
-              <w:top w:w="80" w:type="dxa"/>
-              <w:left w:w="100" w:type="dxa"/>
-              <w:bottom w:w="80" w:type="dxa"/>
-              <w:right w:w="100" w:type="dxa"/>
-            </w:tcMar>
-            <w:vAlign w:val="center"/>
-          </w:tcPr>
-          <w:p>
-            <w:pPr>
-              <w:jc w:val="center"/>
-            </w:pPr>
-            <w:r>
-              <w:rPr>
-                <w:sz w:val="20"/>
-              </w:rPr>
-              <w:t>{student_order}</w:t>
-            </w:r>
-          </w:p>
-        </w:tc>
-        <w:tc>
-          <w:tcPr>
-            <w:tcW w:w="3402" w:type="dxa"/>
-            <w:tcBorders>
-              <w:top w:val="single" w:sz="10" w:space="0" w:color="AAB7C4"/>
-              <w:left w:val="single" w:sz="10" w:space="0" w:color="AAB7C4"/>
-              <w:bottom w:val="single" w:sz="10" w:space="0" w:color="AAB7C4"/>
-              <w:right w:val="single" w:sz="10" w:space="0" w:color="AAB7C4"/>
-            </w:tcBorders>
-            <w:tcMar>
-              <w:top w:w="80" w:type="dxa"/>
-              <w:left w:w="100" w:type="dxa"/>
-              <w:bottom w:w="80" w:type="dxa"/>
-              <w:right w:w="100" w:type="dxa"/>
-            </w:tcMar>
-            <w:vAlign w:val="center"/>
-          </w:tcPr>
-          <w:p>
-            <w:pPr>
-              <w:jc w:val="center"/>
-            </w:pPr>
-            <w:r>
-              <w:rPr>
-                <w:sz w:val="20"/>
-              </w:rPr>
-              <w:t>{student_name}</w:t>
-            </w:r>
-          </w:p>
-        </w:tc>
-        <w:tc>
-          <w:tcPr>
-            <w:tcW w:w="1701" w:type="dxa"/>
-            <w:tcBorders>
-              <w:top w:val="single" w:sz="10" w:space="0" w:color="AAB7C4"/>
-              <w:left w:val="single" w:sz="10" w:space="0" w:color="AAB7C4"/>
-              <w:bottom w:val="single" w:sz="10" w:space="0" w:color="AAB7C4"/>
-              <w:right w:val="single" w:sz="10" w:space="0" w:color="AAB7C4"/>
-            </w:tcBorders>
-            <w:tcMar>
-              <w:top w:w="80" w:type="dxa"/>
-              <w:left w:w="100" w:type="dxa"/>
-              <w:bottom w:w="80" w:type="dxa"/>
-              <w:right w:w="100" w:type="dxa"/>
-            </w:tcMar>
-            <w:vAlign w:val="center"/>
-          </w:tcPr>
-          <w:p>
-            <w:pPr>
-              <w:jc w:val="center"/>
-            </w:pPr>
-            <w:r>
-              <w:rPr>
-                <w:sz w:val="20"/>
-              </w:rPr>
-              <w:t>{student_id}</w:t>
-            </w:r>
-          </w:p>
-        </w:tc>
-        <w:tc>
-          <w:tcPr>
-            <w:tcW w:w="2835" w:type="dxa"/>
-            <w:tcBorders>
-              <w:top w:val="single" w:sz="10" w:space="0" w:color="AAB7C4"/>
-              <w:left w:val="single" w:sz="10" w:space="0" w:color="AAB7C4"/>
-              <w:bottom w:val="single" w:sz="10" w:space="0" w:color="AAB7C4"/>
-              <w:right w:val="single" w:sz="10" w:space="0" w:color="AAB7C4"/>
-            </w:tcBorders>
-            <w:tcMar>
-              <w:top w:w="80" w:type="dxa"/>
-              <w:left w:w="100" w:type="dxa"/>
-              <w:bottom w:w="80" w:type="dxa"/>
-              <w:right w:w="100" w:type="dxa"/>
-            </w:tcMar>
-            <w:vAlign w:val="center"/>
-          </w:tcPr>
-          <w:p>
-            <w:pPr>
-              <w:jc w:val="center"/>
-            </w:pPr>
-            <w:r>
-              <w:rPr>
-                <w:sz w:val="20"/>
-              </w:rPr>
-              <w:t>{exam_code}</w:t>
-            </w:r>
-          </w:p>
-        </w:tc>
-      </w:tr>
-    </w:tbl>
-    <w:p/>
-    <w:tbl>
-      <w:tblPr>
-        <w:tblW w:w="0" w:type="auto"/>
-        <w:jc w:val="center"/>
-        <w:tblLayout w:type="fixed"/>
-        <w:tblLook w:val="04A0" w:firstRow="1" w:lastRow="0" w:firstColumn="1" w:lastColumn="0" w:noHBand="0" w:noVBand="1"/>
-      </w:tblPr>
-      <w:tblGrid>
-        <w:gridCol w:w="10312"/>
-      </w:tblGrid>
-      <w:tr>
-        <w:trPr>
-          <w:jc w:val="center"/>
-        </w:trPr>
-        <w:tc>
-          <w:tcPr>
-            <w:tcW w:w="10312" w:type="dxa"/>
-            <w:tcBorders>
-              <w:top w:val="single" w:sz="10" w:space="0" w:color="C8D3DC"/>
-              <w:left w:val="single" w:sz="10" w:space="0" w:color="C8D3DC"/>
-              <w:bottom w:val="single" w:sz="10" w:space="0" w:color="C8D3DC"/>
-              <w:right w:val="single" w:sz="10" w:space="0" w:color="C8D3DC"/>
-            </w:tcBorders>
-            <w:shd w:val="clear" w:color="auto" w:fill="F7FAFC"/>
-            <w:tcMar>
-              <w:top w:w="120" w:type="dxa"/>
-              <w:left w:w="150" w:type="dxa"/>
-              <w:bottom w:w="120" w:type="dxa"/>
-              <w:right w:w="150" w:type="dxa"/>
-            </w:tcMar>
+            <w:tcW w:w="6487" w:type="dxa"/>
           </w:tcPr>
           <w:p>
             <w:r>
               <w:rPr>
                 <w:b/>
+                <w:bCs/>
               </w:rPr>
-              <w:t>Hướng dẫn làm bài</w:t>
+              <w:t xml:space="preserve">Họ và tên: </w:t>
+            </w:r>
+            <w:r>
+              <w:t>…………………………………………………………….</w:t>
             </w:r>
           </w:p>
           <w:p>
+            <w:r>
+              <w:rPr>
+                <w:b/>
+                <w:bCs/>
+              </w:rPr>
+              <w:t>Mã lớp:</w:t>
+            </w:r>
+            <w:r>
+              <w:t xml:space="preserve"> ………………………………………………………………..</w:t>
+            </w:r>
+          </w:p>
+          <w:p>
+            <w:r>
+              <w:rPr>
+                <w:b/>
+                <w:bCs/>
+              </w:rPr>
+              <w:t xml:space="preserve">Ngày sinh: </w:t>
+            </w:r>
+            <w:r>
+              <w:t xml:space="preserve">……………………………………… </w:t>
+            </w:r>
+            <w:r>
+              <w:rPr>
+                <w:b/>
+                <w:bCs/>
+              </w:rPr>
+              <w:t xml:space="preserve">Giới tính: </w:t>
+            </w:r>
+            <w:r>
+              <w:t>………</w:t>
+            </w:r>
+          </w:p>
+          <w:p>
+            <w:r>
+              <w:rPr>
+                <w:b/>
+                <w:bCs/>
+              </w:rPr>
+              <w:t xml:space="preserve">Phòng thi: </w:t>
+            </w:r>
+            <w:r>
+              <w:t xml:space="preserve">……………………………………… </w:t>
+            </w:r>
+            <w:r>
+              <w:rPr>
+                <w:b/>
+                <w:bCs/>
+              </w:rPr>
+              <w:t xml:space="preserve">STT: </w:t>
+            </w:r>
+            <w:r>
+              <w:t>…………….</w:t>
+            </w:r>
+          </w:p>
+          <w:tbl>
+            <w:tblPr>
+              <w:tblW w:w="0" w:type="auto"/>
+              <w:tblLayout w:type="fixed"/>
+              <w:tblLook w:val="04A0" w:firstRow="1" w:lastRow="0" w:firstColumn="1" w:lastColumn="0" w:noHBand="0" w:noVBand="1"/>
+            </w:tblPr>
+            <w:tblGrid>
+              <w:gridCol w:w="6104"/>
+            </w:tblGrid>
+            <w:tr>
+              <w:trPr>
+                <w:trHeight w:val="2887"/>
+              </w:trPr>
+              <w:tc>
+                <w:tcPr>
+                  <w:tcW w:w="6104" w:type="dxa"/>
+                  <w:tcBorders>
+                    <w:top w:val="single" w:sz="10" w:space="0" w:color="C8D3DC"/>
+                    <w:left w:val="single" w:sz="10" w:space="0" w:color="C8D3DC"/>
+                    <w:bottom w:val="single" w:sz="10" w:space="0" w:color="C8D3DC"/>
+                    <w:right w:val="single" w:sz="10" w:space="0" w:color="C8D3DC"/>
+                  </w:tcBorders>
+                  <w:shd w:val="clear" w:color="auto" w:fill="F7FAFC"/>
+                  <w:tcMar>
+                    <w:top w:w="120" w:type="dxa"/>
+                    <w:left w:w="150" w:type="dxa"/>
+                    <w:bottom w:w="120" w:type="dxa"/>
+                    <w:right w:w="150" w:type="dxa"/>
+                  </w:tcMar>
+                  <w:vAlign w:val="center"/>
+                </w:tcPr>
+                <w:p>
+                  <w:pPr>
+                    <w:jc w:val="both"/>
+                  </w:pPr>
+                  <w:r>
+                    <w:rPr>
+                      <w:b/>
+                      <w:bCs/>
+                    </w:rPr>
+                    <w:t>HƯỚNG DẪN LÀM BÀI</w:t>
+                  </w:r>
+                </w:p>
+                <w:p>
+                  <w:pPr>
+                    <w:jc w:val="both"/>
+                  </w:pPr>
+                  <w:r>
+                    <w:rPr>
+                      <w:b/>
+                      <w:bCs/>
+                    </w:rPr>
+                    <w:t xml:space="preserve">- </w:t>
+                  </w:r>
+                  <w:r>
+                    <w:rPr>
+                      <w:b/>
+                      <w:bCs/>
+                    </w:rPr>
+                    <w:t>Thông tin cá nhân &amp; M</w:t>
+                  </w:r>
+                  <w:r>
+                    <w:rPr>
+                      <w:b/>
+                      <w:bCs/>
+                    </w:rPr>
+                    <w:t>SSV</w:t>
+                  </w:r>
+                  <w:r>
+                    <w:rPr>
+                      <w:b/>
+                      <w:bCs/>
+                    </w:rPr>
+                    <w:t>:</w:t>
+                  </w:r>
+                  <w:r>
+                    <w:t xml:space="preserve"> Điền đầy đủ thông tin cá nhân vào các mục quy định. Đặc biệt, phải ghi rõ bằng số và </w:t>
+                  </w:r>
+                  <w:r>
+                    <w:rPr>
+                      <w:b/>
+                      <w:bCs/>
+                    </w:rPr>
+                    <w:t xml:space="preserve">tô kín các ô tròn tương ứng với </w:t>
+                  </w:r>
+                  <w:r>
+                    <w:rPr>
+                      <w:b/>
+                      <w:bCs/>
+                    </w:rPr>
+                    <w:t>MSSV.</w:t>
+                  </w:r>
+                </w:p>
+                <w:p>
+                  <w:pPr>
+                    <w:jc w:val="both"/>
+                  </w:pPr>
+                  <w:r>
+                    <w:rPr>
+                      <w:b/>
+                      <w:bCs/>
+                    </w:rPr>
+                    <w:t xml:space="preserve">- </w:t>
+                  </w:r>
+                  <w:r>
+                    <w:rPr>
+                      <w:b/>
+                      <w:bCs/>
+                    </w:rPr>
+                    <w:t>Phần trắc nghiệm:</w:t>
+                  </w:r>
+                  <w:r>
+                    <w:t xml:space="preserve"> Tô kín hoặc đánh dấu rõ ràng duy nhất một ô A, B, C hoặc D cho mỗi câu hỏi.</w:t>
+                  </w:r>
+                </w:p>
+                <w:p>
+                  <w:pPr>
+                    <w:jc w:val="both"/>
+                  </w:pPr>
+                  <w:r>
+                    <w:rPr>
+                      <w:b/>
+                      <w:bCs/>
+                    </w:rPr>
+                    <w:t xml:space="preserve">- </w:t>
+                  </w:r>
+                  <w:r>
+                    <w:rPr>
+                      <w:b/>
+                      <w:bCs/>
+                    </w:rPr>
+                    <w:t>Phần tự luận:</w:t>
+                  </w:r>
+                  <w:r>
+                    <w:t xml:space="preserve"> Chỉ trình bày bài làm bên trong khung dành riêng cho từng câu. Tuyệt đối không viết ra ngoài khung (phần viết ra ngoài sẽ không thể nhận diện để chấm điểm).</w:t>
+                  </w:r>
+                </w:p>
+              </w:tc>
+            </w:tr>
+          </w:tbl>
+          <w:p>
             <w:pPr>
-              <w:ind w:left="283"/>
+              <w:rPr>
+                <w:b/>
+                <w:bCs/>
+              </w:rPr>
+            </w:pPr>
+          </w:p>
+        </w:tc>
+        <w:tc>
+          <w:tcPr>
+            <w:tcW w:w="4041" w:type="dxa"/>
+          </w:tcPr>
+          <w:p>
+            <w:pPr>
+              <w:rPr>
+                <w:b/>
+                <w:bCs/>
+              </w:rPr>
             </w:pPr>
             <w:r>
               <w:rPr>
-                <w:sz w:val="20"/>
+                <w:b/>
+                <w:bCs/>
               </w:rPr>
-              <w:t>• Điền đầy đủ STT, Họ và tên, MSSV, Mã đề ở đầu phiếu.</w:t>
+              <w:t>MSSV:</w:t>
             </w:r>
           </w:p>
+          <w:tbl>
+            <w:tblPr>
+              <w:tblStyle w:val="TableGrid"/>
+              <w:tblW w:w="0" w:type="auto"/>
+              <w:tblLook w:val="04A0" w:firstRow="1" w:lastRow="0" w:firstColumn="1" w:lastColumn="0" w:noHBand="0" w:noVBand="1"/>
+            </w:tblPr>
+            <w:tblGrid>
+              <w:gridCol w:w="476"/>
+              <w:gridCol w:w="476"/>
+              <w:gridCol w:w="476"/>
+              <w:gridCol w:w="476"/>
+              <w:gridCol w:w="476"/>
+              <w:gridCol w:w="476"/>
+              <w:gridCol w:w="477"/>
+              <w:gridCol w:w="477"/>
+            </w:tblGrid>
+            <w:tr>
+              <w:trPr>
+                <w:trHeight w:val="440"/>
+              </w:trPr>
+              <w:tc>
+                <w:tcPr>
+                  <w:tcW w:w="476" w:type="dxa"/>
+                </w:tcPr>
+                <w:p>
+                  <w:pPr>
+                    <w:rPr>
+                      <w:b/>
+                      <w:bCs/>
+                      <w:sz w:val="24"/>
+                      <w:szCs w:val="24"/>
+                    </w:rPr>
+                  </w:pPr>
+                </w:p>
+              </w:tc>
+              <w:tc>
+                <w:tcPr>
+                  <w:tcW w:w="476" w:type="dxa"/>
+                </w:tcPr>
+                <w:p>
+                  <w:pPr>
+                    <w:rPr>
+                      <w:b/>
+                      <w:bCs/>
+                      <w:sz w:val="24"/>
+                      <w:szCs w:val="24"/>
+                    </w:rPr>
+                  </w:pPr>
+                </w:p>
+              </w:tc>
+              <w:tc>
+                <w:tcPr>
+                  <w:tcW w:w="476" w:type="dxa"/>
+                </w:tcPr>
+                <w:p>
+                  <w:pPr>
+                    <w:rPr>
+                      <w:b/>
+                      <w:bCs/>
+                      <w:sz w:val="24"/>
+                      <w:szCs w:val="24"/>
+                    </w:rPr>
+                  </w:pPr>
+                </w:p>
+              </w:tc>
+              <w:tc>
+                <w:tcPr>
+                  <w:tcW w:w="476" w:type="dxa"/>
+                </w:tcPr>
+                <w:p>
+                  <w:pPr>
+                    <w:rPr>
+                      <w:b/>
+                      <w:bCs/>
+                      <w:sz w:val="24"/>
+                      <w:szCs w:val="24"/>
+                    </w:rPr>
+                  </w:pPr>
+                </w:p>
+              </w:tc>
+              <w:tc>
+                <w:tcPr>
+                  <w:tcW w:w="476" w:type="dxa"/>
+                </w:tcPr>
+                <w:p>
+                  <w:pPr>
+                    <w:rPr>
+                      <w:b/>
+                      <w:bCs/>
+                      <w:sz w:val="24"/>
+                      <w:szCs w:val="24"/>
+                    </w:rPr>
+                  </w:pPr>
+                </w:p>
+              </w:tc>
+              <w:tc>
+                <w:tcPr>
+                  <w:tcW w:w="476" w:type="dxa"/>
+                </w:tcPr>
+                <w:p>
+                  <w:pPr>
+                    <w:rPr>
+                      <w:b/>
+                      <w:bCs/>
+                      <w:sz w:val="24"/>
+                      <w:szCs w:val="24"/>
+                    </w:rPr>
+                  </w:pPr>
+                </w:p>
+              </w:tc>
+              <w:tc>
+                <w:tcPr>
+                  <w:tcW w:w="477" w:type="dxa"/>
+                </w:tcPr>
+                <w:p>
+                  <w:pPr>
+                    <w:rPr>
+                      <w:b/>
+                      <w:bCs/>
+                      <w:sz w:val="24"/>
+                      <w:szCs w:val="24"/>
+                    </w:rPr>
+                  </w:pPr>
+                </w:p>
+              </w:tc>
+              <w:tc>
+                <w:tcPr>
+                  <w:tcW w:w="477" w:type="dxa"/>
+                </w:tcPr>
+                <w:p>
+                  <w:pPr>
+                    <w:rPr>
+                      <w:b/>
+                      <w:bCs/>
+                      <w:sz w:val="24"/>
+                      <w:szCs w:val="24"/>
+                    </w:rPr>
+                  </w:pPr>
+                </w:p>
+              </w:tc>
+            </w:tr>
+            <w:tr>
+              <w:trPr>
+                <w:trHeight w:val="3305"/>
+              </w:trPr>
+              <w:tc>
+                <w:tcPr>
+                  <w:tcW w:w="476" w:type="dxa"/>
+                </w:tcPr>
+                <w:p>
+                  <w:pPr>
+                    <w:rPr>
+                      <w:b/>
+                      <w:bCs/>
+                      <w:sz w:val="24"/>
+                      <w:szCs w:val="24"/>
+                    </w:rPr>
+                  </w:pPr>
+                  <w:r>
+                    <w:rPr>
+                      <w:rFonts w:hint="eastAsia"/>
+                      <w:b/>
+                      <w:bCs/>
+                      <w:sz w:val="24"/>
+                      <w:szCs w:val="24"/>
+                    </w:rPr>
+                    <w:t>⓪</w:t>
+                  </w:r>
+                </w:p>
+                <w:p>
+                  <w:pPr>
+                    <w:rPr>
+                      <w:b/>
+                      <w:bCs/>
+                      <w:sz w:val="24"/>
+                      <w:szCs w:val="24"/>
+                    </w:rPr>
+                  </w:pPr>
+                  <w:r>
+                    <w:rPr>
+                      <w:rFonts w:hint="eastAsia"/>
+                      <w:b/>
+                      <w:bCs/>
+                      <w:sz w:val="24"/>
+                      <w:szCs w:val="24"/>
+                    </w:rPr>
+                    <w:t>①</w:t>
+                  </w:r>
+                </w:p>
+                <w:p>
+                  <w:pPr>
+                    <w:rPr>
+                      <w:b/>
+                      <w:bCs/>
+                      <w:sz w:val="24"/>
+                      <w:szCs w:val="24"/>
+                    </w:rPr>
+                  </w:pPr>
+                  <w:r>
+                    <w:rPr>
+                      <w:rFonts w:hint="eastAsia"/>
+                      <w:b/>
+                      <w:bCs/>
+                      <w:sz w:val="24"/>
+                      <w:szCs w:val="24"/>
+                    </w:rPr>
+                    <w:t>②</w:t>
+                  </w:r>
+                </w:p>
+                <w:p>
+                  <w:pPr>
+                    <w:rPr>
+                      <w:b/>
+                      <w:bCs/>
+                      <w:sz w:val="24"/>
+                      <w:szCs w:val="24"/>
+                    </w:rPr>
+                  </w:pPr>
+                  <w:r>
+                    <w:rPr>
+                      <w:rFonts w:hint="eastAsia"/>
+                      <w:b/>
+                      <w:bCs/>
+                      <w:sz w:val="24"/>
+                      <w:szCs w:val="24"/>
+                    </w:rPr>
+                    <w:t>③</w:t>
+                  </w:r>
+                </w:p>
+                <w:p>
+                  <w:pPr>
+                    <w:rPr>
+                      <w:b/>
+                      <w:bCs/>
+                      <w:sz w:val="24"/>
+                      <w:szCs w:val="24"/>
+                    </w:rPr>
+                  </w:pPr>
+                  <w:r>
+                    <w:rPr>
+                      <w:rFonts w:hint="eastAsia"/>
+                      <w:b/>
+                      <w:bCs/>
+                      <w:sz w:val="24"/>
+                      <w:szCs w:val="24"/>
+                    </w:rPr>
+                    <w:t>④</w:t>
+                  </w:r>
+                </w:p>
+                <w:p>
+                  <w:pPr>
+                    <w:rPr>
+                      <w:b/>
+                      <w:bCs/>
+                      <w:sz w:val="24"/>
+                      <w:szCs w:val="24"/>
+                    </w:rPr>
+                  </w:pPr>
+                  <w:r>
+                    <w:rPr>
+                      <w:rFonts w:hint="eastAsia"/>
+                      <w:b/>
+                      <w:bCs/>
+                      <w:sz w:val="24"/>
+                      <w:szCs w:val="24"/>
+                    </w:rPr>
+                    <w:t>⑤</w:t>
+                  </w:r>
+                </w:p>
+                <w:p>
+                  <w:pPr>
+                    <w:rPr>
+                      <w:b/>
+                      <w:bCs/>
+                      <w:sz w:val="24"/>
+                      <w:szCs w:val="24"/>
+                    </w:rPr>
+                  </w:pPr>
+                  <w:r>
+                    <w:rPr>
+                      <w:rFonts w:hint="eastAsia"/>
+                      <w:b/>
+                      <w:bCs/>
+                      <w:sz w:val="24"/>
+                      <w:szCs w:val="24"/>
+                    </w:rPr>
+                    <w:t>⑥</w:t>
+                  </w:r>
+                </w:p>
+                <w:p>
+                  <w:pPr>
+                    <w:rPr>
+                      <w:b/>
+                      <w:bCs/>
+                      <w:sz w:val="24"/>
+                      <w:szCs w:val="24"/>
+                    </w:rPr>
+                  </w:pPr>
+                  <w:r>
+                    <w:rPr>
+                      <w:rFonts w:hint="eastAsia"/>
+                      <w:b/>
+                      <w:bCs/>
+                      <w:sz w:val="24"/>
+                      <w:szCs w:val="24"/>
+                    </w:rPr>
+                    <w:t>⑦</w:t>
+                  </w:r>
+                </w:p>
+                <w:p>
+                  <w:pPr>
+                    <w:rPr>
+                      <w:b/>
+                      <w:bCs/>
+                      <w:sz w:val="24"/>
+                      <w:szCs w:val="24"/>
+                    </w:rPr>
+                  </w:pPr>
+                  <w:r>
+                    <w:rPr>
+                      <w:rFonts w:hint="eastAsia"/>
+                      <w:b/>
+                      <w:bCs/>
+                      <w:sz w:val="24"/>
+                      <w:szCs w:val="24"/>
+                    </w:rPr>
+                    <w:t>⑧</w:t>
+                  </w:r>
+                </w:p>
+                <w:p>
+                  <w:pPr>
+                    <w:rPr>
+                      <w:b/>
+                      <w:bCs/>
+                      <w:sz w:val="24"/>
+                      <w:szCs w:val="24"/>
+                    </w:rPr>
+                  </w:pPr>
+                  <w:r>
+                    <w:rPr>
+                      <w:rFonts w:hint="eastAsia"/>
+                      <w:b/>
+                      <w:bCs/>
+                      <w:sz w:val="24"/>
+                      <w:szCs w:val="24"/>
+                    </w:rPr>
+                    <w:t>⑨</w:t>
+                  </w:r>
+                </w:p>
+              </w:tc>
+              <w:tc>
+                <w:tcPr>
+                  <w:tcW w:w="476" w:type="dxa"/>
+                </w:tcPr>
+                <w:p>
+                  <w:pPr>
+                    <w:rPr>
+                      <w:b/>
+                      <w:bCs/>
+                      <w:sz w:val="24"/>
+                      <w:szCs w:val="24"/>
+                    </w:rPr>
+                  </w:pPr>
+                  <w:r>
+                    <w:rPr>
+                      <w:rFonts w:hint="eastAsia"/>
+                      <w:b/>
+                      <w:bCs/>
+                      <w:sz w:val="24"/>
+                      <w:szCs w:val="24"/>
+                    </w:rPr>
+                    <w:t>⓪</w:t>
+                  </w:r>
+                </w:p>
+                <w:p>
+                  <w:pPr>
+                    <w:rPr>
+                      <w:b/>
+                      <w:bCs/>
+                      <w:sz w:val="24"/>
+                      <w:szCs w:val="24"/>
+                    </w:rPr>
+                  </w:pPr>
+                  <w:r>
+                    <w:rPr>
+                      <w:rFonts w:hint="eastAsia"/>
+                      <w:b/>
+                      <w:bCs/>
+                      <w:sz w:val="24"/>
+                      <w:szCs w:val="24"/>
+                    </w:rPr>
+                    <w:t>①</w:t>
+                  </w:r>
+                </w:p>
+                <w:p>
+                  <w:pPr>
+                    <w:rPr>
+                      <w:b/>
+                      <w:bCs/>
+                      <w:sz w:val="24"/>
+                      <w:szCs w:val="24"/>
+                    </w:rPr>
+                  </w:pPr>
+                  <w:r>
+                    <w:rPr>
+                      <w:rFonts w:hint="eastAsia"/>
+                      <w:b/>
+                      <w:bCs/>
+                      <w:sz w:val="24"/>
+                      <w:szCs w:val="24"/>
+                    </w:rPr>
+                    <w:t>②</w:t>
+                  </w:r>
+                </w:p>
+                <w:p>
+                  <w:pPr>
+                    <w:rPr>
+                      <w:b/>
+                      <w:bCs/>
+                      <w:sz w:val="24"/>
+                      <w:szCs w:val="24"/>
+                    </w:rPr>
+                  </w:pPr>
+                  <w:r>
+                    <w:rPr>
+                      <w:rFonts w:hint="eastAsia"/>
+                      <w:b/>
+                      <w:bCs/>
+                      <w:sz w:val="24"/>
+                      <w:szCs w:val="24"/>
+                    </w:rPr>
+                    <w:t>③</w:t>
+                  </w:r>
+                </w:p>
+                <w:p>
+                  <w:pPr>
+                    <w:rPr>
+                      <w:b/>
+                      <w:bCs/>
+                      <w:sz w:val="24"/>
+                      <w:szCs w:val="24"/>
+                    </w:rPr>
+                  </w:pPr>
+                  <w:r>
+                    <w:rPr>
+                      <w:rFonts w:hint="eastAsia"/>
+                      <w:b/>
+                      <w:bCs/>
+                      <w:sz w:val="24"/>
+                      <w:szCs w:val="24"/>
+                    </w:rPr>
+                    <w:t>④</w:t>
+                  </w:r>
+                </w:p>
+                <w:p>
+                  <w:pPr>
+                    <w:rPr>
+                      <w:b/>
+                      <w:bCs/>
+                      <w:sz w:val="24"/>
+                      <w:szCs w:val="24"/>
+                    </w:rPr>
+                  </w:pPr>
+                  <w:r>
+                    <w:rPr>
+                      <w:rFonts w:hint="eastAsia"/>
+                      <w:b/>
+                      <w:bCs/>
+                      <w:sz w:val="24"/>
+                      <w:szCs w:val="24"/>
+                    </w:rPr>
+                    <w:t>⑤</w:t>
+                  </w:r>
+                </w:p>
+                <w:p>
+                  <w:pPr>
+                    <w:rPr>
+                      <w:b/>
+                      <w:bCs/>
+                      <w:sz w:val="24"/>
+                      <w:szCs w:val="24"/>
+                    </w:rPr>
+                  </w:pPr>
+                  <w:r>
+                    <w:rPr>
+                      <w:rFonts w:hint="eastAsia"/>
+                      <w:b/>
+                      <w:bCs/>
+                      <w:sz w:val="24"/>
+                      <w:szCs w:val="24"/>
+                    </w:rPr>
+                    <w:t>⑥</w:t>
+                  </w:r>
+                </w:p>
+                <w:p>
+                  <w:pPr>
+                    <w:rPr>
+                      <w:b/>
+                      <w:bCs/>
+                      <w:sz w:val="24"/>
+                      <w:szCs w:val="24"/>
+                    </w:rPr>
+                  </w:pPr>
+                  <w:r>
+                    <w:rPr>
+                      <w:rFonts w:hint="eastAsia"/>
+                      <w:b/>
+                      <w:bCs/>
+                      <w:sz w:val="24"/>
+                      <w:szCs w:val="24"/>
+                    </w:rPr>
+                    <w:t>⑦</w:t>
+                  </w:r>
+                </w:p>
+                <w:p>
+                  <w:pPr>
+                    <w:rPr>
+                      <w:b/>
+                      <w:bCs/>
+                      <w:sz w:val="24"/>
+                      <w:szCs w:val="24"/>
+                    </w:rPr>
+                  </w:pPr>
+                  <w:r>
+                    <w:rPr>
+                      <w:rFonts w:hint="eastAsia"/>
+                      <w:b/>
+                      <w:bCs/>
+                      <w:sz w:val="24"/>
+                      <w:szCs w:val="24"/>
+                    </w:rPr>
+                    <w:t>⑧</w:t>
+                  </w:r>
+                </w:p>
+                <w:p>
+                  <w:pPr>
+                    <w:rPr>
+                      <w:b/>
+                      <w:bCs/>
+                      <w:sz w:val="24"/>
+                      <w:szCs w:val="24"/>
+                    </w:rPr>
+                  </w:pPr>
+                  <w:r>
+                    <w:rPr>
+                      <w:rFonts w:hint="eastAsia"/>
+                      <w:b/>
+                      <w:bCs/>
+                      <w:sz w:val="24"/>
+                      <w:szCs w:val="24"/>
+                    </w:rPr>
+                    <w:t>⑨</w:t>
+                  </w:r>
+                </w:p>
+              </w:tc>
+              <w:tc>
+                <w:tcPr>
+                  <w:tcW w:w="476" w:type="dxa"/>
+                </w:tcPr>
+                <w:p>
+                  <w:pPr>
+                    <w:rPr>
+                      <w:b/>
+                      <w:bCs/>
+                      <w:sz w:val="24"/>
+                      <w:szCs w:val="24"/>
+                    </w:rPr>
+                  </w:pPr>
+                  <w:r>
+                    <w:rPr>
+                      <w:rFonts w:hint="eastAsia"/>
+                      <w:b/>
+                      <w:bCs/>
+                      <w:sz w:val="24"/>
+                      <w:szCs w:val="24"/>
+                    </w:rPr>
+                    <w:t>⓪</w:t>
+                  </w:r>
+                </w:p>
+                <w:p>
+                  <w:pPr>
+                    <w:rPr>
+                      <w:b/>
+                      <w:bCs/>
+                      <w:sz w:val="24"/>
+                      <w:szCs w:val="24"/>
+                    </w:rPr>
+                  </w:pPr>
+                  <w:r>
+                    <w:rPr>
+                      <w:rFonts w:hint="eastAsia"/>
+                      <w:b/>
+                      <w:bCs/>
+                      <w:sz w:val="24"/>
+                      <w:szCs w:val="24"/>
+                    </w:rPr>
+                    <w:t>①</w:t>
+                  </w:r>
+                </w:p>
+                <w:p>
+                  <w:pPr>
+                    <w:rPr>
+                      <w:b/>
+                      <w:bCs/>
+                      <w:sz w:val="24"/>
+                      <w:szCs w:val="24"/>
+                    </w:rPr>
+                  </w:pPr>
+                  <w:r>
+                    <w:rPr>
+                      <w:rFonts w:hint="eastAsia"/>
+                      <w:b/>
+                      <w:bCs/>
+                      <w:sz w:val="24"/>
+                      <w:szCs w:val="24"/>
+                    </w:rPr>
+                    <w:t>②</w:t>
+                  </w:r>
+                </w:p>
+                <w:p>
+                  <w:pPr>
+                    <w:rPr>
+                      <w:b/>
+                      <w:bCs/>
+                      <w:sz w:val="24"/>
+                      <w:szCs w:val="24"/>
+                    </w:rPr>
+                  </w:pPr>
+                  <w:r>
+                    <w:rPr>
+                      <w:rFonts w:hint="eastAsia"/>
+                      <w:b/>
+                      <w:bCs/>
+                      <w:sz w:val="24"/>
+                      <w:szCs w:val="24"/>
+                    </w:rPr>
+                    <w:t>③</w:t>
+                  </w:r>
+                </w:p>
+                <w:p>
+                  <w:pPr>
+                    <w:rPr>
+                      <w:b/>
+                      <w:bCs/>
+                      <w:sz w:val="24"/>
+                      <w:szCs w:val="24"/>
+                    </w:rPr>
+                  </w:pPr>
+                  <w:r>
+                    <w:rPr>
+                      <w:rFonts w:hint="eastAsia"/>
+                      <w:b/>
+                      <w:bCs/>
+                      <w:sz w:val="24"/>
+                      <w:szCs w:val="24"/>
+                    </w:rPr>
+                    <w:t>④</w:t>
+                  </w:r>
+                </w:p>
+                <w:p>
+                  <w:pPr>
+                    <w:rPr>
+                      <w:b/>
+                      <w:bCs/>
+                      <w:sz w:val="24"/>
+                      <w:szCs w:val="24"/>
+                    </w:rPr>
+                  </w:pPr>
+                  <w:r>
+                    <w:rPr>
+                      <w:rFonts w:hint="eastAsia"/>
+                      <w:b/>
+                      <w:bCs/>
+                      <w:sz w:val="24"/>
+                      <w:szCs w:val="24"/>
+                    </w:rPr>
+                    <w:t>⑤</w:t>
+                  </w:r>
+                </w:p>
+                <w:p>
+                  <w:pPr>
+                    <w:rPr>
+                      <w:b/>
+                      <w:bCs/>
+                      <w:sz w:val="24"/>
+                      <w:szCs w:val="24"/>
+                    </w:rPr>
+                  </w:pPr>
+                  <w:r>
+                    <w:rPr>
+                      <w:rFonts w:hint="eastAsia"/>
+                      <w:b/>
+                      <w:bCs/>
+                      <w:sz w:val="24"/>
+                      <w:szCs w:val="24"/>
+                    </w:rPr>
+                    <w:t>⑥</w:t>
+                  </w:r>
+                </w:p>
+                <w:p>
+                  <w:pPr>
+                    <w:rPr>
+                      <w:b/>
+                      <w:bCs/>
+                      <w:sz w:val="24"/>
+                      <w:szCs w:val="24"/>
+                    </w:rPr>
+                  </w:pPr>
+                  <w:r>
+                    <w:rPr>
+                      <w:rFonts w:hint="eastAsia"/>
+                      <w:b/>
+                      <w:bCs/>
+                      <w:sz w:val="24"/>
+                      <w:szCs w:val="24"/>
+                    </w:rPr>
+                    <w:t>⑦</w:t>
+                  </w:r>
+                </w:p>
+                <w:p>
+                  <w:pPr>
+                    <w:rPr>
+                      <w:b/>
+                      <w:bCs/>
+                      <w:sz w:val="24"/>
+                      <w:szCs w:val="24"/>
+                    </w:rPr>
+                  </w:pPr>
+                  <w:r>
+                    <w:rPr>
+                      <w:rFonts w:hint="eastAsia"/>
+                      <w:b/>
+                      <w:bCs/>
+                      <w:sz w:val="24"/>
+                      <w:szCs w:val="24"/>
+                    </w:rPr>
+                    <w:t>⑧</w:t>
+                  </w:r>
+                </w:p>
+                <w:p>
+                  <w:pPr>
+                    <w:rPr>
+                      <w:b/>
+                      <w:bCs/>
+                      <w:sz w:val="24"/>
+                      <w:szCs w:val="24"/>
+                    </w:rPr>
+                  </w:pPr>
+                  <w:r>
+                    <w:rPr>
+                      <w:rFonts w:hint="eastAsia"/>
+                      <w:b/>
+                      <w:bCs/>
+                      <w:sz w:val="24"/>
+                      <w:szCs w:val="24"/>
+                    </w:rPr>
+                    <w:t>⑨</w:t>
+                  </w:r>
+                </w:p>
+              </w:tc>
+              <w:tc>
+                <w:tcPr>
+                  <w:tcW w:w="476" w:type="dxa"/>
+                </w:tcPr>
+                <w:p>
+                  <w:pPr>
+                    <w:rPr>
+                      <w:b/>
+                      <w:bCs/>
+                      <w:sz w:val="24"/>
+                      <w:szCs w:val="24"/>
+                    </w:rPr>
+                  </w:pPr>
+                  <w:r>
+                    <w:rPr>
+                      <w:rFonts w:hint="eastAsia"/>
+                      <w:b/>
+                      <w:bCs/>
+                      <w:sz w:val="24"/>
+                      <w:szCs w:val="24"/>
+                    </w:rPr>
+                    <w:t>⓪</w:t>
+                  </w:r>
+                </w:p>
+                <w:p>
+                  <w:pPr>
+                    <w:rPr>
+                      <w:b/>
+                      <w:bCs/>
+                      <w:sz w:val="24"/>
+                      <w:szCs w:val="24"/>
+                    </w:rPr>
+                  </w:pPr>
+                  <w:r>
+                    <w:rPr>
+                      <w:rFonts w:hint="eastAsia"/>
+                      <w:b/>
+                      <w:bCs/>
+                      <w:sz w:val="24"/>
+                      <w:szCs w:val="24"/>
+                    </w:rPr>
+                    <w:t>①</w:t>
+                  </w:r>
+                </w:p>
+                <w:p>
+                  <w:pPr>
+                    <w:rPr>
+                      <w:b/>
+                      <w:bCs/>
+                      <w:sz w:val="24"/>
+                      <w:szCs w:val="24"/>
+                    </w:rPr>
+                  </w:pPr>
+                  <w:r>
+                    <w:rPr>
+                      <w:rFonts w:hint="eastAsia"/>
+                      <w:b/>
+                      <w:bCs/>
+                      <w:sz w:val="24"/>
+                      <w:szCs w:val="24"/>
+                    </w:rPr>
+                    <w:t>②</w:t>
+                  </w:r>
+                </w:p>
+                <w:p>
+                  <w:pPr>
+                    <w:rPr>
+                      <w:b/>
+                      <w:bCs/>
+                      <w:sz w:val="24"/>
+                      <w:szCs w:val="24"/>
+                    </w:rPr>
+                  </w:pPr>
+                  <w:r>
+                    <w:rPr>
+                      <w:rFonts w:hint="eastAsia"/>
+                      <w:b/>
+                      <w:bCs/>
+                      <w:sz w:val="24"/>
+                      <w:szCs w:val="24"/>
+                    </w:rPr>
+                    <w:t>③</w:t>
+                  </w:r>
+                </w:p>
+                <w:p>
+                  <w:pPr>
+                    <w:rPr>
+                      <w:b/>
+                      <w:bCs/>
+                      <w:sz w:val="24"/>
+                      <w:szCs w:val="24"/>
+                    </w:rPr>
+                  </w:pPr>
+                  <w:r>
+                    <w:rPr>
+                      <w:rFonts w:hint="eastAsia"/>
+                      <w:b/>
+                      <w:bCs/>
+                      <w:sz w:val="24"/>
+                      <w:szCs w:val="24"/>
+                    </w:rPr>
+                    <w:t>④</w:t>
+                  </w:r>
+                </w:p>
+                <w:p>
+                  <w:pPr>
+                    <w:rPr>
+                      <w:b/>
+                      <w:bCs/>
+                      <w:sz w:val="24"/>
+                      <w:szCs w:val="24"/>
+                    </w:rPr>
+                  </w:pPr>
+                  <w:r>
+                    <w:rPr>
+                      <w:rFonts w:hint="eastAsia"/>
+                      <w:b/>
+                      <w:bCs/>
+                      <w:sz w:val="24"/>
+                      <w:szCs w:val="24"/>
+                    </w:rPr>
+                    <w:t>⑤</w:t>
+                  </w:r>
+                </w:p>
+                <w:p>
+                  <w:pPr>
+                    <w:rPr>
+                      <w:b/>
+                      <w:bCs/>
+                      <w:sz w:val="24"/>
+                      <w:szCs w:val="24"/>
+                    </w:rPr>
+                  </w:pPr>
+                  <w:r>
+                    <w:rPr>
+                      <w:rFonts w:hint="eastAsia"/>
+                      <w:b/>
+                      <w:bCs/>
+                      <w:sz w:val="24"/>
+                      <w:szCs w:val="24"/>
+                    </w:rPr>
+                    <w:t>⑥</w:t>
+                  </w:r>
+                </w:p>
+                <w:p>
+                  <w:pPr>
+                    <w:rPr>
+                      <w:b/>
+                      <w:bCs/>
+                      <w:sz w:val="24"/>
+                      <w:szCs w:val="24"/>
+                    </w:rPr>
+                  </w:pPr>
+                  <w:r>
+                    <w:rPr>
+                      <w:rFonts w:hint="eastAsia"/>
+                      <w:b/>
+                      <w:bCs/>
+                      <w:sz w:val="24"/>
+                      <w:szCs w:val="24"/>
+                    </w:rPr>
+                    <w:t>⑦</w:t>
+                  </w:r>
+                </w:p>
+                <w:p>
+                  <w:pPr>
+                    <w:rPr>
+                      <w:b/>
+                      <w:bCs/>
+                      <w:sz w:val="24"/>
+                      <w:szCs w:val="24"/>
+                    </w:rPr>
+                  </w:pPr>
+                  <w:r>
+                    <w:rPr>
+                      <w:rFonts w:hint="eastAsia"/>
+                      <w:b/>
+                      <w:bCs/>
+                      <w:sz w:val="24"/>
+                      <w:szCs w:val="24"/>
+                    </w:rPr>
+                    <w:t>⑧</w:t>
+                  </w:r>
+                </w:p>
+                <w:p>
+                  <w:pPr>
+                    <w:rPr>
+                      <w:b/>
+                      <w:bCs/>
+                      <w:sz w:val="24"/>
+                      <w:szCs w:val="24"/>
+                    </w:rPr>
+                  </w:pPr>
+                  <w:r>
+                    <w:rPr>
+                      <w:rFonts w:hint="eastAsia"/>
+                      <w:b/>
+                      <w:bCs/>
+                      <w:sz w:val="24"/>
+                      <w:szCs w:val="24"/>
+                    </w:rPr>
+                    <w:t>⑨</w:t>
+                  </w:r>
+                </w:p>
+              </w:tc>
+              <w:tc>
+                <w:tcPr>
+                  <w:tcW w:w="476" w:type="dxa"/>
+                </w:tcPr>
+                <w:p>
+                  <w:pPr>
+                    <w:rPr>
+                      <w:b/>
+                      <w:bCs/>
+                      <w:sz w:val="24"/>
+                      <w:szCs w:val="24"/>
+                    </w:rPr>
+                  </w:pPr>
+                  <w:r>
+                    <w:rPr>
+                      <w:rFonts w:hint="eastAsia"/>
+                      <w:b/>
+                      <w:bCs/>
+                      <w:sz w:val="24"/>
+                      <w:szCs w:val="24"/>
+                    </w:rPr>
+                    <w:t>⓪</w:t>
+                  </w:r>
+                </w:p>
+                <w:p>
+                  <w:pPr>
+                    <w:rPr>
+                      <w:b/>
+                      <w:bCs/>
+                      <w:sz w:val="24"/>
+                      <w:szCs w:val="24"/>
+                    </w:rPr>
+                  </w:pPr>
+                  <w:r>
+                    <w:rPr>
+                      <w:rFonts w:hint="eastAsia"/>
+                      <w:b/>
+                      <w:bCs/>
+                      <w:sz w:val="24"/>
+                      <w:szCs w:val="24"/>
+                    </w:rPr>
+                    <w:t>①</w:t>
+                  </w:r>
+                </w:p>
+                <w:p>
+                  <w:pPr>
+                    <w:rPr>
+                      <w:b/>
+                      <w:bCs/>
+                      <w:sz w:val="24"/>
+                      <w:szCs w:val="24"/>
+                    </w:rPr>
+                  </w:pPr>
+                  <w:r>
+                    <w:rPr>
+                      <w:rFonts w:hint="eastAsia"/>
+                      <w:b/>
+                      <w:bCs/>
+                      <w:sz w:val="24"/>
+                      <w:szCs w:val="24"/>
+                    </w:rPr>
+                    <w:t>②</w:t>
+                  </w:r>
+                </w:p>
+                <w:p>
+                  <w:pPr>
+                    <w:rPr>
+                      <w:b/>
+                      <w:bCs/>
+                      <w:sz w:val="24"/>
+                      <w:szCs w:val="24"/>
+                    </w:rPr>
+                  </w:pPr>
+                  <w:r>
+                    <w:rPr>
+                      <w:rFonts w:hint="eastAsia"/>
+                      <w:b/>
+                      <w:bCs/>
+                      <w:sz w:val="24"/>
+                      <w:szCs w:val="24"/>
+                    </w:rPr>
+                    <w:t>③</w:t>
+                  </w:r>
+                </w:p>
+                <w:p>
+                  <w:pPr>
+                    <w:rPr>
+                      <w:b/>
+                      <w:bCs/>
+                      <w:sz w:val="24"/>
+                      <w:szCs w:val="24"/>
+                    </w:rPr>
+                  </w:pPr>
+                  <w:r>
+                    <w:rPr>
+                      <w:rFonts w:hint="eastAsia"/>
+                      <w:b/>
+                      <w:bCs/>
+                      <w:sz w:val="24"/>
+                      <w:szCs w:val="24"/>
+                    </w:rPr>
+                    <w:t>④</w:t>
+                  </w:r>
+                </w:p>
+                <w:p>
+                  <w:pPr>
+                    <w:rPr>
+                      <w:b/>
+                      <w:bCs/>
+                      <w:sz w:val="24"/>
+                      <w:szCs w:val="24"/>
+                    </w:rPr>
+                  </w:pPr>
+                  <w:r>
+                    <w:rPr>
+                      <w:rFonts w:hint="eastAsia"/>
+                      <w:b/>
+                      <w:bCs/>
+                      <w:sz w:val="24"/>
+                      <w:szCs w:val="24"/>
+                    </w:rPr>
+                    <w:t>⑤</w:t>
+                  </w:r>
+                </w:p>
+                <w:p>
+                  <w:pPr>
+                    <w:rPr>
+                      <w:b/>
+                      <w:bCs/>
+                      <w:sz w:val="24"/>
+                      <w:szCs w:val="24"/>
+                    </w:rPr>
+                  </w:pPr>
+                  <w:r>
+                    <w:rPr>
+                      <w:rFonts w:hint="eastAsia"/>
+                      <w:b/>
+                      <w:bCs/>
+                      <w:sz w:val="24"/>
+                      <w:szCs w:val="24"/>
+                    </w:rPr>
+                    <w:t>⑥</w:t>
+                  </w:r>
+                </w:p>
+                <w:p>
+                  <w:pPr>
+                    <w:rPr>
+                      <w:b/>
+                      <w:bCs/>
+                      <w:sz w:val="24"/>
+                      <w:szCs w:val="24"/>
+                    </w:rPr>
+                  </w:pPr>
+                  <w:r>
+                    <w:rPr>
+                      <w:rFonts w:hint="eastAsia"/>
+                      <w:b/>
+                      <w:bCs/>
+                      <w:sz w:val="24"/>
+                      <w:szCs w:val="24"/>
+                    </w:rPr>
+                    <w:t>⑦</w:t>
+                  </w:r>
+                </w:p>
+                <w:p>
+                  <w:pPr>
+                    <w:rPr>
+                      <w:b/>
+                      <w:bCs/>
+                      <w:sz w:val="24"/>
+                      <w:szCs w:val="24"/>
+                    </w:rPr>
+                  </w:pPr>
+                  <w:r>
+                    <w:rPr>
+                      <w:rFonts w:hint="eastAsia"/>
+                      <w:b/>
+                      <w:bCs/>
+                      <w:sz w:val="24"/>
+                      <w:szCs w:val="24"/>
+                    </w:rPr>
+                    <w:t>⑧</w:t>
+                  </w:r>
+                </w:p>
+                <w:p>
+                  <w:pPr>
+                    <w:rPr>
+                      <w:b/>
+                      <w:bCs/>
+                      <w:sz w:val="24"/>
+                      <w:szCs w:val="24"/>
+                    </w:rPr>
+                  </w:pPr>
+                  <w:r>
+                    <w:rPr>
+                      <w:rFonts w:hint="eastAsia"/>
+                      <w:b/>
+                      <w:bCs/>
+                      <w:sz w:val="24"/>
+                      <w:szCs w:val="24"/>
+                    </w:rPr>
+                    <w:t>⑨</w:t>
+                  </w:r>
+                </w:p>
+              </w:tc>
+              <w:tc>
+                <w:tcPr>
+                  <w:tcW w:w="476" w:type="dxa"/>
+                </w:tcPr>
+                <w:p>
+                  <w:pPr>
+                    <w:rPr>
+                      <w:b/>
+                      <w:bCs/>
+                      <w:sz w:val="24"/>
+                      <w:szCs w:val="24"/>
+                    </w:rPr>
+                  </w:pPr>
+                  <w:r>
+                    <w:rPr>
+                      <w:rFonts w:hint="eastAsia"/>
+                      <w:b/>
+                      <w:bCs/>
+                      <w:sz w:val="24"/>
+                      <w:szCs w:val="24"/>
+                    </w:rPr>
+                    <w:t>⓪</w:t>
+                  </w:r>
+                </w:p>
+                <w:p>
+                  <w:pPr>
+                    <w:rPr>
+                      <w:b/>
+                      <w:bCs/>
+                      <w:sz w:val="24"/>
+                      <w:szCs w:val="24"/>
+                    </w:rPr>
+                  </w:pPr>
+                  <w:r>
+                    <w:rPr>
+                      <w:rFonts w:hint="eastAsia"/>
+                      <w:b/>
+                      <w:bCs/>
+                      <w:sz w:val="24"/>
+                      <w:szCs w:val="24"/>
+                    </w:rPr>
+                    <w:t>①</w:t>
+                  </w:r>
+                </w:p>
+                <w:p>
+                  <w:pPr>
+                    <w:rPr>
+                      <w:b/>
+                      <w:bCs/>
+                      <w:sz w:val="24"/>
+                      <w:szCs w:val="24"/>
+                    </w:rPr>
+                  </w:pPr>
+                  <w:r>
+                    <w:rPr>
+                      <w:rFonts w:hint="eastAsia"/>
+                      <w:b/>
+                      <w:bCs/>
+                      <w:sz w:val="24"/>
+                      <w:szCs w:val="24"/>
+                    </w:rPr>
+                    <w:t>②</w:t>
+                  </w:r>
+                </w:p>
+                <w:p>
+                  <w:pPr>
+                    <w:rPr>
+                      <w:b/>
+                      <w:bCs/>
+                      <w:sz w:val="24"/>
+                      <w:szCs w:val="24"/>
+                    </w:rPr>
+                  </w:pPr>
+                  <w:r>
+                    <w:rPr>
+                      <w:rFonts w:hint="eastAsia"/>
+                      <w:b/>
+                      <w:bCs/>
+                      <w:sz w:val="24"/>
+                      <w:szCs w:val="24"/>
+                    </w:rPr>
+                    <w:t>③</w:t>
+                  </w:r>
+                </w:p>
+                <w:p>
+                  <w:pPr>
+                    <w:rPr>
+                      <w:b/>
+                      <w:bCs/>
+                      <w:sz w:val="24"/>
+                      <w:szCs w:val="24"/>
+                    </w:rPr>
+                  </w:pPr>
+                  <w:r>
+                    <w:rPr>
+                      <w:rFonts w:hint="eastAsia"/>
+                      <w:b/>
+                      <w:bCs/>
+                      <w:sz w:val="24"/>
+                      <w:szCs w:val="24"/>
+                    </w:rPr>
+                    <w:t>④</w:t>
+                  </w:r>
+                </w:p>
+                <w:p>
+                  <w:pPr>
+                    <w:rPr>
+                      <w:b/>
+                      <w:bCs/>
+                      <w:sz w:val="24"/>
+                      <w:szCs w:val="24"/>
+                    </w:rPr>
+                  </w:pPr>
+                  <w:r>
+                    <w:rPr>
+                      <w:rFonts w:hint="eastAsia"/>
+                      <w:b/>
+                      <w:bCs/>
+                      <w:sz w:val="24"/>
+                      <w:szCs w:val="24"/>
+                    </w:rPr>
+                    <w:t>⑤</w:t>
+                  </w:r>
+                </w:p>
+                <w:p>
+                  <w:pPr>
+                    <w:rPr>
+                      <w:b/>
+                      <w:bCs/>
+                      <w:sz w:val="24"/>
+                      <w:szCs w:val="24"/>
+                    </w:rPr>
+                  </w:pPr>
+                  <w:r>
+                    <w:rPr>
+                      <w:rFonts w:hint="eastAsia"/>
+                      <w:b/>
+                      <w:bCs/>
+                      <w:sz w:val="24"/>
+                      <w:szCs w:val="24"/>
+                    </w:rPr>
+                    <w:t>⑥</w:t>
+                  </w:r>
+                </w:p>
+                <w:p>
+                  <w:pPr>
+                    <w:rPr>
+                      <w:b/>
+                      <w:bCs/>
+                      <w:sz w:val="24"/>
+                      <w:szCs w:val="24"/>
+                    </w:rPr>
+                  </w:pPr>
+                  <w:r>
+                    <w:rPr>
+                      <w:rFonts w:hint="eastAsia"/>
+                      <w:b/>
+                      <w:bCs/>
+                      <w:sz w:val="24"/>
+                      <w:szCs w:val="24"/>
+                    </w:rPr>
+                    <w:t>⑦</w:t>
+                  </w:r>
+                </w:p>
+                <w:p>
+                  <w:pPr>
+                    <w:rPr>
+                      <w:b/>
+                      <w:bCs/>
+                      <w:sz w:val="24"/>
+                      <w:szCs w:val="24"/>
+                    </w:rPr>
+                  </w:pPr>
+                  <w:r>
+                    <w:rPr>
+                      <w:rFonts w:hint="eastAsia"/>
+                      <w:b/>
+                      <w:bCs/>
+                      <w:sz w:val="24"/>
+                      <w:szCs w:val="24"/>
+                    </w:rPr>
+                    <w:t>⑧</w:t>
+                  </w:r>
+                </w:p>
+                <w:p>
+                  <w:pPr>
+                    <w:rPr>
+                      <w:b/>
+                      <w:bCs/>
+                      <w:sz w:val="24"/>
+                      <w:szCs w:val="24"/>
+                    </w:rPr>
+                  </w:pPr>
+                  <w:r>
+                    <w:rPr>
+                      <w:rFonts w:hint="eastAsia"/>
+                      <w:b/>
+                      <w:bCs/>
+                      <w:sz w:val="24"/>
+                      <w:szCs w:val="24"/>
+                    </w:rPr>
+                    <w:t>⑨</w:t>
+                  </w:r>
+                </w:p>
+              </w:tc>
+              <w:tc>
+                <w:tcPr>
+                  <w:tcW w:w="477" w:type="dxa"/>
+                </w:tcPr>
+                <w:p>
+                  <w:pPr>
+                    <w:rPr>
+                      <w:b/>
+                      <w:bCs/>
+                      <w:sz w:val="24"/>
+                      <w:szCs w:val="24"/>
+                    </w:rPr>
+                  </w:pPr>
+                  <w:r>
+                    <w:rPr>
+                      <w:rFonts w:hint="eastAsia"/>
+                      <w:b/>
+                      <w:bCs/>
+                      <w:sz w:val="24"/>
+                      <w:szCs w:val="24"/>
+                    </w:rPr>
+                    <w:t>⓪</w:t>
+                  </w:r>
+                </w:p>
+                <w:p>
+                  <w:pPr>
+                    <w:rPr>
+                      <w:b/>
+                      <w:bCs/>
+                      <w:sz w:val="24"/>
+                      <w:szCs w:val="24"/>
+                    </w:rPr>
+                  </w:pPr>
+                  <w:r>
+                    <w:rPr>
+                      <w:rFonts w:hint="eastAsia"/>
+                      <w:b/>
+                      <w:bCs/>
+                      <w:sz w:val="24"/>
+                      <w:szCs w:val="24"/>
+                    </w:rPr>
+                    <w:t>①</w:t>
+                  </w:r>
+                </w:p>
+                <w:p>
+                  <w:pPr>
+                    <w:rPr>
+                      <w:b/>
+                      <w:bCs/>
+                      <w:sz w:val="24"/>
+                      <w:szCs w:val="24"/>
+                    </w:rPr>
+                  </w:pPr>
+                  <w:r>
+                    <w:rPr>
+                      <w:rFonts w:hint="eastAsia"/>
+                      <w:b/>
+                      <w:bCs/>
+                      <w:sz w:val="24"/>
+                      <w:szCs w:val="24"/>
+                    </w:rPr>
+                    <w:t>②</w:t>
+                  </w:r>
+                </w:p>
+                <w:p>
+                  <w:pPr>
+                    <w:rPr>
+                      <w:b/>
+                      <w:bCs/>
+                      <w:sz w:val="24"/>
+                      <w:szCs w:val="24"/>
+                    </w:rPr>
+                  </w:pPr>
+                  <w:r>
+                    <w:rPr>
+                      <w:rFonts w:hint="eastAsia"/>
+                      <w:b/>
+                      <w:bCs/>
+                      <w:sz w:val="24"/>
+                      <w:szCs w:val="24"/>
+                    </w:rPr>
+                    <w:t>③</w:t>
+                  </w:r>
+                </w:p>
+                <w:p>
+                  <w:pPr>
+                    <w:rPr>
+                      <w:b/>
+                      <w:bCs/>
+                      <w:sz w:val="24"/>
+                      <w:szCs w:val="24"/>
+                    </w:rPr>
+                  </w:pPr>
+                  <w:r>
+                    <w:rPr>
+                      <w:rFonts w:hint="eastAsia"/>
+                      <w:b/>
+                      <w:bCs/>
+                      <w:sz w:val="24"/>
+                      <w:szCs w:val="24"/>
+                    </w:rPr>
+                    <w:t>④</w:t>
+                  </w:r>
+                </w:p>
+                <w:p>
+                  <w:pPr>
+                    <w:rPr>
+                      <w:b/>
+                      <w:bCs/>
+                      <w:sz w:val="24"/>
+                      <w:szCs w:val="24"/>
+                    </w:rPr>
+                  </w:pPr>
+                  <w:r>
+                    <w:rPr>
+                      <w:rFonts w:hint="eastAsia"/>
+                      <w:b/>
+                      <w:bCs/>
+                      <w:sz w:val="24"/>
+                      <w:szCs w:val="24"/>
+                    </w:rPr>
+                    <w:t>⑤</w:t>
+                  </w:r>
+                </w:p>
+                <w:p>
+                  <w:pPr>
+                    <w:rPr>
+                      <w:b/>
+                      <w:bCs/>
+                      <w:sz w:val="24"/>
+                      <w:szCs w:val="24"/>
+                    </w:rPr>
+                  </w:pPr>
+                  <w:r>
+                    <w:rPr>
+                      <w:rFonts w:hint="eastAsia"/>
+                      <w:b/>
+                      <w:bCs/>
+                      <w:sz w:val="24"/>
+                      <w:szCs w:val="24"/>
+                    </w:rPr>
+                    <w:t>⑥</w:t>
+                  </w:r>
+                </w:p>
+                <w:p>
+                  <w:pPr>
+                    <w:rPr>
+                      <w:b/>
+                      <w:bCs/>
+                      <w:sz w:val="24"/>
+                      <w:szCs w:val="24"/>
+                    </w:rPr>
+                  </w:pPr>
+                  <w:r>
+                    <w:rPr>
+                      <w:rFonts w:hint="eastAsia"/>
+                      <w:b/>
+                      <w:bCs/>
+                      <w:sz w:val="24"/>
+                      <w:szCs w:val="24"/>
+                    </w:rPr>
+                    <w:t>⑦</w:t>
+                  </w:r>
+                </w:p>
+                <w:p>
+                  <w:pPr>
+                    <w:rPr>
+                      <w:b/>
+                      <w:bCs/>
+                      <w:sz w:val="24"/>
+                      <w:szCs w:val="24"/>
+                    </w:rPr>
+                  </w:pPr>
+                  <w:r>
+                    <w:rPr>
+                      <w:rFonts w:hint="eastAsia"/>
+                      <w:b/>
+                      <w:bCs/>
+                      <w:sz w:val="24"/>
+                      <w:szCs w:val="24"/>
+                    </w:rPr>
+                    <w:t>⑧</w:t>
+                  </w:r>
+                </w:p>
+                <w:p>
+                  <w:pPr>
+                    <w:rPr>
+                      <w:b/>
+                      <w:bCs/>
+                      <w:sz w:val="24"/>
+                      <w:szCs w:val="24"/>
+                    </w:rPr>
+                  </w:pPr>
+                  <w:r>
+                    <w:rPr>
+                      <w:rFonts w:hint="eastAsia"/>
+                      <w:b/>
+                      <w:bCs/>
+                      <w:sz w:val="24"/>
+                      <w:szCs w:val="24"/>
+                    </w:rPr>
+                    <w:t>⑨</w:t>
+                  </w:r>
+                </w:p>
+              </w:tc>
+              <w:tc>
+                <w:tcPr>
+                  <w:tcW w:w="477" w:type="dxa"/>
+                </w:tcPr>
+                <w:p>
+                  <w:pPr>
+                    <w:rPr>
+                      <w:b/>
+                      <w:bCs/>
+                      <w:sz w:val="24"/>
+                      <w:szCs w:val="24"/>
+                    </w:rPr>
+                  </w:pPr>
+                  <w:r>
+                    <w:rPr>
+                      <w:rFonts w:hint="eastAsia"/>
+                      <w:b/>
+                      <w:bCs/>
+                      <w:sz w:val="24"/>
+                      <w:szCs w:val="24"/>
+                    </w:rPr>
+                    <w:t>⓪</w:t>
+                  </w:r>
+                </w:p>
+                <w:p>
+                  <w:pPr>
+                    <w:rPr>
+                      <w:b/>
+                      <w:bCs/>
+                      <w:sz w:val="24"/>
+                      <w:szCs w:val="24"/>
+                    </w:rPr>
+                  </w:pPr>
+                  <w:r>
+                    <w:rPr>
+                      <w:rFonts w:hint="eastAsia"/>
+                      <w:b/>
+                      <w:bCs/>
+                      <w:sz w:val="24"/>
+                      <w:szCs w:val="24"/>
+                    </w:rPr>
+                    <w:t>①</w:t>
+                  </w:r>
+                </w:p>
+                <w:p>
+                  <w:pPr>
+                    <w:rPr>
+                      <w:b/>
+                      <w:bCs/>
+                      <w:sz w:val="24"/>
+                      <w:szCs w:val="24"/>
+                    </w:rPr>
+                  </w:pPr>
+                  <w:r>
+                    <w:rPr>
+                      <w:rFonts w:hint="eastAsia"/>
+                      <w:b/>
+                      <w:bCs/>
+                      <w:sz w:val="24"/>
+                      <w:szCs w:val="24"/>
+                    </w:rPr>
+                    <w:t>②</w:t>
+                  </w:r>
+                </w:p>
+                <w:p>
+                  <w:pPr>
+                    <w:rPr>
+                      <w:b/>
+                      <w:bCs/>
+                      <w:sz w:val="24"/>
+                      <w:szCs w:val="24"/>
+                    </w:rPr>
+                  </w:pPr>
+                  <w:r>
+                    <w:rPr>
+                      <w:rFonts w:hint="eastAsia"/>
+                      <w:b/>
+                      <w:bCs/>
+                      <w:sz w:val="24"/>
+                      <w:szCs w:val="24"/>
+                    </w:rPr>
+                    <w:t>③</w:t>
+                  </w:r>
+                </w:p>
+                <w:p>
+                  <w:pPr>
+                    <w:rPr>
+                      <w:b/>
+                      <w:bCs/>
+                      <w:sz w:val="24"/>
+                      <w:szCs w:val="24"/>
+                    </w:rPr>
+                  </w:pPr>
+                  <w:r>
+                    <w:rPr>
+                      <w:rFonts w:hint="eastAsia"/>
+                      <w:b/>
+                      <w:bCs/>
+                      <w:sz w:val="24"/>
+                      <w:szCs w:val="24"/>
+                    </w:rPr>
+                    <w:t>④</w:t>
+                  </w:r>
+                </w:p>
+                <w:p>
+                  <w:pPr>
+                    <w:rPr>
+                      <w:b/>
+                      <w:bCs/>
+                      <w:sz w:val="24"/>
+                      <w:szCs w:val="24"/>
+                    </w:rPr>
+                  </w:pPr>
+                  <w:r>
+                    <w:rPr>
+                      <w:rFonts w:hint="eastAsia"/>
+                      <w:b/>
+                      <w:bCs/>
+                      <w:sz w:val="24"/>
+                      <w:szCs w:val="24"/>
+                    </w:rPr>
+                    <w:t>⑤</w:t>
+                  </w:r>
+                </w:p>
+                <w:p>
+                  <w:pPr>
+                    <w:rPr>
+                      <w:b/>
+                      <w:bCs/>
+                      <w:sz w:val="24"/>
+                      <w:szCs w:val="24"/>
+                    </w:rPr>
+                  </w:pPr>
+                  <w:r>
+                    <w:rPr>
+                      <w:rFonts w:hint="eastAsia"/>
+                      <w:b/>
+                      <w:bCs/>
+                      <w:sz w:val="24"/>
+                      <w:szCs w:val="24"/>
+                    </w:rPr>
+                    <w:t>⑥</w:t>
+                  </w:r>
+                </w:p>
+                <w:p>
+                  <w:pPr>
+                    <w:rPr>
+                      <w:b/>
+                      <w:bCs/>
+                      <w:sz w:val="24"/>
+                      <w:szCs w:val="24"/>
+                    </w:rPr>
+                  </w:pPr>
+                  <w:r>
+                    <w:rPr>
+                      <w:rFonts w:hint="eastAsia"/>
+                      <w:b/>
+                      <w:bCs/>
+                      <w:sz w:val="24"/>
+                      <w:szCs w:val="24"/>
+                    </w:rPr>
+                    <w:t>⑦</w:t>
+                  </w:r>
+                </w:p>
+                <w:p>
+                  <w:pPr>
+                    <w:rPr>
+                      <w:b/>
+                      <w:bCs/>
+                      <w:sz w:val="24"/>
+                      <w:szCs w:val="24"/>
+                    </w:rPr>
+                  </w:pPr>
+                  <w:r>
+                    <w:rPr>
+                      <w:rFonts w:hint="eastAsia"/>
+                      <w:b/>
+                      <w:bCs/>
+                      <w:sz w:val="24"/>
+                      <w:szCs w:val="24"/>
+                    </w:rPr>
+                    <w:t>⑧</w:t>
+                  </w:r>
+                </w:p>
+                <w:p>
+                  <w:pPr>
+                    <w:rPr>
+                      <w:b/>
+                      <w:bCs/>
+                      <w:sz w:val="24"/>
+                      <w:szCs w:val="24"/>
+                    </w:rPr>
+                  </w:pPr>
+                  <w:r>
+                    <w:rPr>
+                      <w:rFonts w:hint="eastAsia"/>
+                      <w:b/>
+                      <w:bCs/>
+                      <w:sz w:val="24"/>
+                      <w:szCs w:val="24"/>
+                    </w:rPr>
+                    <w:t>⑨</w:t>
+                  </w:r>
+                </w:p>
+              </w:tc>
+            </w:tr>
+          </w:tbl>
           <w:p>
             <w:pPr>
-              <w:ind w:left="283"/>
+              <w:rPr>
+                <w:b/>
+                <w:bCs/>
+              </w:rPr>
             </w:pPr>
-            <w:r>
-              <w:rPr>
-                <w:sz w:val="20"/>
-              </w:rPr>
-              <w:t>• Mỗi câu chỉ viết trong phần giữa marker BẮT ĐẦU và KẾT THÚC tương ứng.</w:t>
-            </w:r>
-          </w:p>
-          <w:p>
-            <w:pPr>
-              <w:ind w:left="283"/>
-            </w:pPr>
-            <w:r>
-              <w:rPr>
-                <w:sz w:val="20"/>
-              </w:rPr>
-              <w:t>• Nếu cần làm nháp, dùng mặt sau hoặc giấy nháp riêng, không viết chen vào lề.</w:t>
-            </w:r>
-          </w:p>
-          <w:p>
-            <w:pPr>
-              <w:ind w:left="283"/>
-            </w:pPr>
-            <w:r>
-              <w:rPr>
-                <w:sz w:val="20"/>
-              </w:rPr>
-              <w:t>• Khi scan, hệ thống sẽ tách nội dung từng câu để Gemini chấm.</w:t>
-            </w:r>
           </w:p>
         </w:tc>
       </w:tr>
     </w:tbl>
-    <w:p/>
+    <w:p>
+      <w:pPr>
+        <w:rPr>
+          <w:b/>
+          <w:sz w:val="24"/>
+        </w:rPr>
+      </w:pPr>
+    </w:p>
     <w:p>
       <w:r>
         <w:rPr>
           <w:b/>
           <w:sz w:val="24"/>
         </w:rPr>
-        <w:t>A. ĐỀ THI TỰ LUẬN</w:t>
+        <w:t>A</w:t>
+      </w:r>
+      <w:r>
+        <w:rPr>
+          <w:b/>
+          <w:sz w:val="24"/>
+        </w:rPr>
+        <w:t>. PHẦN TỰ LUẬN</w:t>
+      </w:r>
+      <w:r>
+        <w:rPr>
+          <w:b/>
+          <w:sz w:val="24"/>
+        </w:rPr>
+        <w:t xml:space="preserve"> </w:t>
+      </w:r>
+      <w:r>
+        <w:rPr>
+          <w:b/>
+          <w:sz w:val="24"/>
+        </w:rPr>
+        <w:t>({essay_fullscore})</w:t>
+      </w:r>
+    </w:p>
+    <w:p>
+      <w:pPr>
+        <w:rPr>
+          <w:i/>
+          <w:sz w:val="19"/>
+        </w:rPr>
+      </w:pPr>
+      <w:r>
+        <w:rPr>
+          <w:i/>
+          <w:sz w:val="19"/>
+        </w:rPr>
+        <w:t>AI sẽ chỉ trích xuất phần nằm giữa marker BẮT ĐẦU và KẾT THÚC của từng câu. Không viết tràn qua marker</w:t>
       </w:r>
     </w:p>
     <w:p>
       <w:r>
-        <w:t>{#first_essay_questions}</w:t>
+        <w:rPr>
+          <w:i/>
+          <w:sz w:val="19"/>
+        </w:rPr>
+        <w:t>.</w:t>
+      </w:r>
+    </w:p>
+    <w:p/>
+    <w:p/>
+    <w:p/>
+    <w:p/>
+    <w:p/>
+    <w:p/>
+    <w:p/>
+    <w:p/>
+    <w:p/>
+    <w:p/>
+    <w:p/>
+    <w:p/>
+    <w:p/>
+    <w:p/>
+    <w:p/>
+    <w:p/>
+    <w:p/>
+    <w:p/>
+    <w:p/>
+    <w:p>
+      <w:r>
+        <w:lastRenderedPageBreak/>
+        <w:t>{#essays}</w:t>
       </w:r>
     </w:p>
     <w:p>
+      <w:r>
+        <w:br w:type="page"/>
+      </w:r>
       <w:r>
         <w:rPr>
           <w:b/>
@@ -417,7 +2203,13 @@
         <w:t>Câu {index}</w:t>
       </w:r>
       <w:r>
-        <w:t xml:space="preserve"> ({score} điểm): {question}</w:t>
+        <w:t>: {title}</w:t>
+      </w:r>
+      <w:r>
+        <w:t xml:space="preserve"> </w:t>
+      </w:r>
+      <w:r>
+        <w:t>({essay_score})</w:t>
       </w:r>
     </w:p>
     <w:p>
@@ -426,6 +2218,14 @@
       </w:pPr>
       <w:r>
         <w:t>Mã câu: ESSAY_{index}</w:t>
+      </w:r>
+    </w:p>
+    <w:p>
+      <w:pPr>
+        <w:ind w:left="283"/>
+      </w:pPr>
+      <w:r>
+        <w:t>Đề bài: {content}</w:t>
       </w:r>
     </w:p>
     <w:p>
@@ -467,6 +2267,9 @@
             </w:tcMar>
           </w:tcPr>
           <w:p>
+            <w:pPr>
+              <w:spacing w:after="0"/>
+            </w:pPr>
             <w:r>
               <w:t xml:space="preserve"> </w:t>
             </w:r>
@@ -494,6 +2297,9 @@
             </w:tcMar>
           </w:tcPr>
           <w:p>
+            <w:pPr>
+              <w:spacing w:after="0"/>
+            </w:pPr>
             <w:r>
               <w:t xml:space="preserve"> </w:t>
             </w:r>
@@ -521,6 +2327,9 @@
             </w:tcMar>
           </w:tcPr>
           <w:p>
+            <w:pPr>
+              <w:spacing w:after="0"/>
+            </w:pPr>
             <w:r>
               <w:t xml:space="preserve"> </w:t>
             </w:r>
@@ -548,6 +2357,9 @@
             </w:tcMar>
           </w:tcPr>
           <w:p>
+            <w:pPr>
+              <w:spacing w:after="0"/>
+            </w:pPr>
             <w:r>
               <w:t xml:space="preserve"> </w:t>
             </w:r>
@@ -575,6 +2387,9 @@
             </w:tcMar>
           </w:tcPr>
           <w:p>
+            <w:pPr>
+              <w:spacing w:after="0"/>
+            </w:pPr>
             <w:r>
               <w:t xml:space="preserve"> </w:t>
             </w:r>
@@ -602,6 +2417,9 @@
             </w:tcMar>
           </w:tcPr>
           <w:p>
+            <w:pPr>
+              <w:spacing w:after="0"/>
+            </w:pPr>
             <w:r>
               <w:t xml:space="preserve"> </w:t>
             </w:r>
@@ -629,6 +2447,9 @@
             </w:tcMar>
           </w:tcPr>
           <w:p>
+            <w:pPr>
+              <w:spacing w:after="0"/>
+            </w:pPr>
             <w:r>
               <w:t xml:space="preserve"> </w:t>
             </w:r>
@@ -656,6 +2477,9 @@
             </w:tcMar>
           </w:tcPr>
           <w:p>
+            <w:pPr>
+              <w:spacing w:after="0"/>
+            </w:pPr>
             <w:r>
               <w:t xml:space="preserve"> </w:t>
             </w:r>
@@ -683,9 +2507,9 @@
             </w:tcMar>
           </w:tcPr>
           <w:p>
-            <w:r>
-              <w:t xml:space="preserve"> </w:t>
-            </w:r>
+            <w:pPr>
+              <w:spacing w:after="0"/>
+            </w:pPr>
           </w:p>
         </w:tc>
       </w:tr>
@@ -710,116 +2534,9 @@
             </w:tcMar>
           </w:tcPr>
           <w:p>
-            <w:r>
-              <w:t xml:space="preserve"> </w:t>
-            </w:r>
-          </w:p>
-        </w:tc>
-      </w:tr>
-      <w:tr>
-        <w:trPr>
-          <w:jc w:val="center"/>
-        </w:trPr>
-        <w:tc>
-          <w:tcPr>
-            <w:tcW w:w="10312" w:type="dxa"/>
-            <w:tcBorders>
-              <w:top w:val="single" w:sz="6" w:space="0" w:color="D8E0E7"/>
-              <w:left w:val="single" w:sz="6" w:space="0" w:color="D8E0E7"/>
-              <w:bottom w:val="single" w:sz="6" w:space="0" w:color="D8E0E7"/>
-              <w:right w:val="single" w:sz="6" w:space="0" w:color="D8E0E7"/>
-            </w:tcBorders>
-            <w:tcMar>
-              <w:top w:w="100" w:type="dxa"/>
-              <w:left w:w="100" w:type="dxa"/>
-              <w:bottom w:w="100" w:type="dxa"/>
-              <w:right w:w="100" w:type="dxa"/>
-            </w:tcMar>
-          </w:tcPr>
-          <w:p/>
-        </w:tc>
-      </w:tr>
-    </w:tbl>
-    <w:p>
-      <w:r>
-        <w:rPr>
-          <w:b/>
-        </w:rPr>
-        <w:t>KẾT THÚC TRẢ LỜI CÂU {index}</w:t>
-      </w:r>
-    </w:p>
-    <w:p>
-      <w:r>
-        <w:t>{/first_essay_questions}</w:t>
-      </w:r>
-    </w:p>
-    <w:p>
-      <w:r>
-        <w:t>{#remaining_essay_questions}</w:t>
-      </w:r>
-    </w:p>
-    <w:p>
-      <w:r>
-        <w:rPr>
-          <w:b/>
-        </w:rPr>
-        <w:br w:type="page"/>
-        <w:t>Câu {index}</w:t>
-      </w:r>
-      <w:r>
-        <w:t xml:space="preserve"> ({score} điểm): {question}</w:t>
-      </w:r>
-    </w:p>
-    <w:p>
-      <w:pPr>
-        <w:ind w:left="283"/>
-      </w:pPr>
-      <w:r>
-        <w:t>Mã câu: ESSAY_{index}</w:t>
-      </w:r>
-    </w:p>
-    <w:p>
-      <w:r>
-        <w:rPr>
-          <w:b/>
-        </w:rPr>
-        <w:t>BẮT ĐẦU TRẢ LỜI CÂU {index}</w:t>
-      </w:r>
-    </w:p>
-    <w:tbl>
-      <w:tblPr>
-        <w:tblW w:w="0" w:type="auto"/>
-        <w:jc w:val="center"/>
-        <w:tblLayout w:type="fixed"/>
-        <w:tblLook w:val="04A0" w:firstRow="1" w:lastRow="0" w:firstColumn="1" w:lastColumn="0" w:noHBand="0" w:noVBand="1"/>
-      </w:tblPr>
-      <w:tblGrid>
-        <w:gridCol w:w="10312"/>
-      </w:tblGrid>
-      <w:tr>
-        <w:trPr>
-          <w:jc w:val="center"/>
-        </w:trPr>
-        <w:tc>
-          <w:tcPr>
-            <w:tcW w:w="10312" w:type="dxa"/>
-            <w:tcBorders>
-              <w:top w:val="single" w:sz="6" w:space="0" w:color="D8E0E7"/>
-              <w:left w:val="single" w:sz="6" w:space="0" w:color="D8E0E7"/>
-              <w:bottom w:val="single" w:sz="6" w:space="0" w:color="D8E0E7"/>
-              <w:right w:val="single" w:sz="6" w:space="0" w:color="D8E0E7"/>
-            </w:tcBorders>
-            <w:tcMar>
-              <w:top w:w="100" w:type="dxa"/>
-              <w:left w:w="100" w:type="dxa"/>
-              <w:bottom w:w="100" w:type="dxa"/>
-              <w:right w:w="100" w:type="dxa"/>
-            </w:tcMar>
-          </w:tcPr>
-          <w:p>
-            <w:r>
-              <w:t xml:space="preserve"> </w:t>
-            </w:r>
+            <w:pPr>
+              <w:spacing w:after="0"/>
+            </w:pPr>
           </w:p>
         </w:tc>
       </w:tr>
@@ -844,9 +2561,9 @@
             </w:tcMar>
           </w:tcPr>
           <w:p>
-            <w:r>
-              <w:t xml:space="preserve"> </w:t>
-            </w:r>
+            <w:pPr>
+              <w:spacing w:after="0"/>
+            </w:pPr>
           </w:p>
         </w:tc>
       </w:tr>
@@ -871,9 +2588,9 @@
             </w:tcMar>
           </w:tcPr>
           <w:p>
-            <w:r>
-              <w:t xml:space="preserve"> </w:t>
-            </w:r>
+            <w:pPr>
+              <w:spacing w:after="0"/>
+            </w:pPr>
           </w:p>
         </w:tc>
       </w:tr>
@@ -898,9 +2615,9 @@
             </w:tcMar>
           </w:tcPr>
           <w:p>
-            <w:r>
-              <w:t xml:space="preserve"> </w:t>
-            </w:r>
+            <w:pPr>
+              <w:spacing w:after="0"/>
+            </w:pPr>
           </w:p>
         </w:tc>
       </w:tr>
@@ -925,9 +2642,9 @@
             </w:tcMar>
           </w:tcPr>
           <w:p>
-            <w:r>
-              <w:t xml:space="preserve"> </w:t>
-            </w:r>
+            <w:pPr>
+              <w:spacing w:after="0"/>
+            </w:pPr>
           </w:p>
         </w:tc>
       </w:tr>
@@ -952,9 +2669,9 @@
             </w:tcMar>
           </w:tcPr>
           <w:p>
-            <w:r>
-              <w:t xml:space="preserve"> </w:t>
-            </w:r>
+            <w:pPr>
+              <w:spacing w:after="0"/>
+            </w:pPr>
           </w:p>
         </w:tc>
       </w:tr>
@@ -979,9 +2696,9 @@
             </w:tcMar>
           </w:tcPr>
           <w:p>
-            <w:r>
-              <w:t xml:space="preserve"> </w:t>
-            </w:r>
+            <w:pPr>
+              <w:spacing w:after="0"/>
+            </w:pPr>
           </w:p>
         </w:tc>
       </w:tr>
@@ -1006,9 +2723,9 @@
             </w:tcMar>
           </w:tcPr>
           <w:p>
-            <w:r>
-              <w:t xml:space="preserve"> </w:t>
-            </w:r>
+            <w:pPr>
+              <w:spacing w:after="0"/>
+            </w:pPr>
           </w:p>
         </w:tc>
       </w:tr>
@@ -1033,9 +2750,9 @@
             </w:tcMar>
           </w:tcPr>
           <w:p>
-            <w:r>
-              <w:t xml:space="preserve"> </w:t>
-            </w:r>
+            <w:pPr>
+              <w:spacing w:after="0"/>
+            </w:pPr>
           </w:p>
         </w:tc>
       </w:tr>
@@ -1060,9 +2777,9 @@
             </w:tcMar>
           </w:tcPr>
           <w:p>
-            <w:r>
-              <w:t xml:space="preserve"> </w:t>
-            </w:r>
+            <w:pPr>
+              <w:spacing w:after="0"/>
+            </w:pPr>
           </w:p>
         </w:tc>
       </w:tr>
@@ -1086,7 +2803,11 @@
               <w:right w:w="100" w:type="dxa"/>
             </w:tcMar>
           </w:tcPr>
-          <w:p/>
+          <w:p>
+            <w:pPr>
+              <w:spacing w:after="0"/>
+            </w:pPr>
+          </w:p>
         </w:tc>
       </w:tr>
       <w:tr>
@@ -1109,7 +2830,11 @@
               <w:right w:w="100" w:type="dxa"/>
             </w:tcMar>
           </w:tcPr>
-          <w:p/>
+          <w:p>
+            <w:pPr>
+              <w:spacing w:after="0"/>
+            </w:pPr>
+          </w:p>
         </w:tc>
       </w:tr>
       <w:tr>
@@ -1132,7 +2857,11 @@
               <w:right w:w="100" w:type="dxa"/>
             </w:tcMar>
           </w:tcPr>
-          <w:p/>
+          <w:p>
+            <w:pPr>
+              <w:spacing w:after="0"/>
+            </w:pPr>
+          </w:p>
         </w:tc>
       </w:tr>
       <w:tr>
@@ -1155,171 +2884,21 @@
               <w:right w:w="100" w:type="dxa"/>
             </w:tcMar>
           </w:tcPr>
-          <w:p/>
-        </w:tc>
-      </w:tr>
-      <w:tr>
-        <w:trPr>
-          <w:jc w:val="center"/>
-        </w:trPr>
-        <w:tc>
-          <w:tcPr>
-            <w:tcW w:w="10312" w:type="dxa"/>
-            <w:tcBorders>
-              <w:top w:val="single" w:sz="6" w:space="0" w:color="D8E0E7"/>
-              <w:left w:val="single" w:sz="6" w:space="0" w:color="D8E0E7"/>
-              <w:bottom w:val="single" w:sz="6" w:space="0" w:color="D8E0E7"/>
-              <w:right w:val="single" w:sz="6" w:space="0" w:color="D8E0E7"/>
-            </w:tcBorders>
-            <w:tcMar>
-              <w:top w:w="100" w:type="dxa"/>
-              <w:left w:w="100" w:type="dxa"/>
-              <w:bottom w:w="100" w:type="dxa"/>
-              <w:right w:w="100" w:type="dxa"/>
-            </w:tcMar>
-          </w:tcPr>
-          <w:p/>
-        </w:tc>
-      </w:tr>
-      <w:tr>
-        <w:trPr>
-          <w:jc w:val="center"/>
-        </w:trPr>
-        <w:tc>
-          <w:tcPr>
-            <w:tcW w:w="10312" w:type="dxa"/>
-            <w:tcBorders>
-              <w:top w:val="single" w:sz="6" w:space="0" w:color="D8E0E7"/>
-              <w:left w:val="single" w:sz="6" w:space="0" w:color="D8E0E7"/>
-              <w:bottom w:val="single" w:sz="6" w:space="0" w:color="D8E0E7"/>
-              <w:right w:val="single" w:sz="6" w:space="0" w:color="D8E0E7"/>
-            </w:tcBorders>
-            <w:tcMar>
-              <w:top w:w="100" w:type="dxa"/>
-              <w:left w:w="100" w:type="dxa"/>
-              <w:bottom w:w="100" w:type="dxa"/>
-              <w:right w:w="100" w:type="dxa"/>
-            </w:tcMar>
-          </w:tcPr>
-          <w:p/>
-        </w:tc>
-      </w:tr>
-      <w:tr>
-        <w:trPr>
-          <w:jc w:val="center"/>
-        </w:trPr>
-        <w:tc>
-          <w:tcPr>
-            <w:tcW w:w="10312" w:type="dxa"/>
-            <w:tcBorders>
-              <w:top w:val="single" w:sz="6" w:space="0" w:color="D8E0E7"/>
-              <w:left w:val="single" w:sz="6" w:space="0" w:color="D8E0E7"/>
-              <w:bottom w:val="single" w:sz="6" w:space="0" w:color="D8E0E7"/>
-              <w:right w:val="single" w:sz="6" w:space="0" w:color="D8E0E7"/>
-            </w:tcBorders>
-            <w:tcMar>
-              <w:top w:w="100" w:type="dxa"/>
-              <w:left w:w="100" w:type="dxa"/>
-              <w:bottom w:w="100" w:type="dxa"/>
-              <w:right w:w="100" w:type="dxa"/>
-            </w:tcMar>
-          </w:tcPr>
-          <w:p/>
-        </w:tc>
-      </w:tr>
-      <w:tr>
-        <w:trPr>
-          <w:jc w:val="center"/>
-        </w:trPr>
-        <w:tc>
-          <w:tcPr>
-            <w:tcW w:w="10312" w:type="dxa"/>
-            <w:tcBorders>
-              <w:top w:val="single" w:sz="6" w:space="0" w:color="D8E0E7"/>
-              <w:left w:val="single" w:sz="6" w:space="0" w:color="D8E0E7"/>
-              <w:bottom w:val="single" w:sz="6" w:space="0" w:color="D8E0E7"/>
-              <w:right w:val="single" w:sz="6" w:space="0" w:color="D8E0E7"/>
-            </w:tcBorders>
-            <w:tcMar>
-              <w:top w:w="100" w:type="dxa"/>
-              <w:left w:w="100" w:type="dxa"/>
-              <w:bottom w:w="100" w:type="dxa"/>
-              <w:right w:w="100" w:type="dxa"/>
-            </w:tcMar>
-          </w:tcPr>
-          <w:p/>
-        </w:tc>
-      </w:tr>
-      <w:tr>
-        <w:trPr>
-          <w:jc w:val="center"/>
-        </w:trPr>
-        <w:tc>
-          <w:tcPr>
-            <w:tcW w:w="10312" w:type="dxa"/>
-            <w:tcBorders>
-              <w:top w:val="single" w:sz="6" w:space="0" w:color="D8E0E7"/>
-              <w:left w:val="single" w:sz="6" w:space="0" w:color="D8E0E7"/>
-              <w:bottom w:val="single" w:sz="6" w:space="0" w:color="D8E0E7"/>
-              <w:right w:val="single" w:sz="6" w:space="0" w:color="D8E0E7"/>
-            </w:tcBorders>
-            <w:tcMar>
-              <w:top w:w="100" w:type="dxa"/>
-              <w:left w:w="100" w:type="dxa"/>
-              <w:bottom w:w="100" w:type="dxa"/>
-              <w:right w:w="100" w:type="dxa"/>
-            </w:tcMar>
-          </w:tcPr>
-          <w:p/>
-        </w:tc>
-      </w:tr>
-      <w:tr>
-        <w:trPr>
-          <w:jc w:val="center"/>
-        </w:trPr>
-        <w:tc>
-          <w:tcPr>
-            <w:tcW w:w="10312" w:type="dxa"/>
-            <w:tcBorders>
-              <w:top w:val="single" w:sz="6" w:space="0" w:color="D8E0E7"/>
-              <w:left w:val="single" w:sz="6" w:space="0" w:color="D8E0E7"/>
-              <w:bottom w:val="single" w:sz="6" w:space="0" w:color="D8E0E7"/>
-              <w:right w:val="single" w:sz="6" w:space="0" w:color="D8E0E7"/>
-            </w:tcBorders>
-            <w:tcMar>
-              <w:top w:w="100" w:type="dxa"/>
-              <w:left w:w="100" w:type="dxa"/>
-              <w:bottom w:w="100" w:type="dxa"/>
-              <w:right w:w="100" w:type="dxa"/>
-            </w:tcMar>
-          </w:tcPr>
-          <w:p/>
-        </w:tc>
-      </w:tr>
-      <w:tr>
-        <w:trPr>
-          <w:jc w:val="center"/>
-        </w:trPr>
-        <w:tc>
-          <w:tcPr>
-            <w:tcW w:w="10312" w:type="dxa"/>
-            <w:tcBorders>
-              <w:top w:val="single" w:sz="6" w:space="0" w:color="D8E0E7"/>
-              <w:left w:val="single" w:sz="6" w:space="0" w:color="D8E0E7"/>
-              <w:bottom w:val="single" w:sz="6" w:space="0" w:color="D8E0E7"/>
-              <w:right w:val="single" w:sz="6" w:space="0" w:color="D8E0E7"/>
-            </w:tcBorders>
-            <w:tcMar>
-              <w:top w:w="100" w:type="dxa"/>
-              <w:left w:w="100" w:type="dxa"/>
-              <w:bottom w:w="100" w:type="dxa"/>
-              <w:right w:w="100" w:type="dxa"/>
-            </w:tcMar>
-          </w:tcPr>
-          <w:p/>
+          <w:p>
+            <w:pPr>
+              <w:spacing w:after="0"/>
+            </w:pPr>
+          </w:p>
         </w:tc>
       </w:tr>
     </w:tbl>
+    <w:p>
+      <w:pPr>
+        <w:rPr>
+          <w:b/>
+        </w:rPr>
+      </w:pPr>
+    </w:p>
     <w:p>
       <w:r>
         <w:rPr>
@@ -1330,7 +2909,12 @@
     </w:p>
     <w:p>
       <w:r>
-        <w:t>{/remaining_essay_questions}</w:t>
+        <w:t>{/essays}</w:t>
+      </w:r>
+    </w:p>
+    <w:p>
+      <w:r>
+        <w:br w:type="page"/>
       </w:r>
     </w:p>
     <w:p>
@@ -1342,13 +2926,25 @@
       </w:pPr>
     </w:p>
     <w:p>
+      <w:pPr>
+        <w:rPr>
+          <w:b/>
+          <w:sz w:val="23"/>
+        </w:rPr>
+      </w:pPr>
       <w:r>
         <w:rPr>
           <w:b/>
           <w:sz w:val="23"/>
         </w:rPr>
-        <w:br w:type="page"/>
-        <w:t>Bảng chuẩn đầu ra</w:t>
+        <w:t>B</w:t>
+      </w:r>
+      <w:r>
+        <w:rPr>
+          <w:b/>
+          <w:sz w:val="23"/>
+        </w:rPr>
+        <w:t>ẢNG CHUẨN ĐẦU RA</w:t>
       </w:r>
     </w:p>
     <w:p>
@@ -1379,9 +2975,9 @@
       <w:lvlJc w:val="left"/>
       <w:pPr>
         <w:tabs>
-          <w:tab w:val="num" w:pos="1800"/>
+          <w:tab w:val="num" w:pos="4211"/>
         </w:tabs>
-        <w:ind w:left="1800" w:hanging="360"/>
+        <w:ind w:left="4211" w:hanging="360"/>
       </w:pPr>
     </w:lvl>
   </w:abstractNum>
@@ -1539,32 +3135,641 @@
       </w:rPr>
     </w:lvl>
   </w:abstractNum>
-  <w:num w:numId="1" w16cid:durableId="650064892">
+  <w:abstractNum w:abstractNumId="9" w15:restartNumberingAfterBreak="0">
+    <w:nsid w:val="18A11C67"/>
+    <w:multiLevelType w:val="hybridMultilevel"/>
+    <w:tmpl w:val="81A03DFA"/>
+    <w:lvl w:ilvl="0" w:tplc="0409000F">
+      <w:start w:val="1"/>
+      <w:numFmt w:val="decimal"/>
+      <w:lvlText w:val="%1."/>
+      <w:lvlJc w:val="left"/>
+      <w:pPr>
+        <w:ind w:left="862" w:hanging="360"/>
+      </w:pPr>
+    </w:lvl>
+    <w:lvl w:ilvl="1" w:tplc="04090019" w:tentative="1">
+      <w:start w:val="1"/>
+      <w:numFmt w:val="lowerLetter"/>
+      <w:lvlText w:val="%2."/>
+      <w:lvlJc w:val="left"/>
+      <w:pPr>
+        <w:ind w:left="1582" w:hanging="360"/>
+      </w:pPr>
+    </w:lvl>
+    <w:lvl w:ilvl="2" w:tplc="0409001B" w:tentative="1">
+      <w:start w:val="1"/>
+      <w:numFmt w:val="lowerRoman"/>
+      <w:lvlText w:val="%3."/>
+      <w:lvlJc w:val="right"/>
+      <w:pPr>
+        <w:ind w:left="2302" w:hanging="180"/>
+      </w:pPr>
+    </w:lvl>
+    <w:lvl w:ilvl="3" w:tplc="0409000F" w:tentative="1">
+      <w:start w:val="1"/>
+      <w:numFmt w:val="decimal"/>
+      <w:lvlText w:val="%4."/>
+      <w:lvlJc w:val="left"/>
+      <w:pPr>
+        <w:ind w:left="3022" w:hanging="360"/>
+      </w:pPr>
+    </w:lvl>
+    <w:lvl w:ilvl="4" w:tplc="04090019" w:tentative="1">
+      <w:start w:val="1"/>
+      <w:numFmt w:val="lowerLetter"/>
+      <w:lvlText w:val="%5."/>
+      <w:lvlJc w:val="left"/>
+      <w:pPr>
+        <w:ind w:left="3742" w:hanging="360"/>
+      </w:pPr>
+    </w:lvl>
+    <w:lvl w:ilvl="5" w:tplc="0409001B" w:tentative="1">
+      <w:start w:val="1"/>
+      <w:numFmt w:val="lowerRoman"/>
+      <w:lvlText w:val="%6."/>
+      <w:lvlJc w:val="right"/>
+      <w:pPr>
+        <w:ind w:left="4462" w:hanging="180"/>
+      </w:pPr>
+    </w:lvl>
+    <w:lvl w:ilvl="6" w:tplc="0409000F" w:tentative="1">
+      <w:start w:val="1"/>
+      <w:numFmt w:val="decimal"/>
+      <w:lvlText w:val="%7."/>
+      <w:lvlJc w:val="left"/>
+      <w:pPr>
+        <w:ind w:left="5182" w:hanging="360"/>
+      </w:pPr>
+    </w:lvl>
+    <w:lvl w:ilvl="7" w:tplc="04090019" w:tentative="1">
+      <w:start w:val="1"/>
+      <w:numFmt w:val="lowerLetter"/>
+      <w:lvlText w:val="%8."/>
+      <w:lvlJc w:val="left"/>
+      <w:pPr>
+        <w:ind w:left="5902" w:hanging="360"/>
+      </w:pPr>
+    </w:lvl>
+    <w:lvl w:ilvl="8" w:tplc="0409001B" w:tentative="1">
+      <w:start w:val="1"/>
+      <w:numFmt w:val="lowerRoman"/>
+      <w:lvlText w:val="%9."/>
+      <w:lvlJc w:val="right"/>
+      <w:pPr>
+        <w:ind w:left="6622" w:hanging="180"/>
+      </w:pPr>
+    </w:lvl>
+  </w:abstractNum>
+  <w:abstractNum w:abstractNumId="10" w15:restartNumberingAfterBreak="0">
+    <w:nsid w:val="21A31C75"/>
+    <w:multiLevelType w:val="hybridMultilevel"/>
+    <w:tmpl w:val="D73A7492"/>
+    <w:lvl w:ilvl="0" w:tplc="0409000F">
+      <w:start w:val="1"/>
+      <w:numFmt w:val="decimal"/>
+      <w:lvlText w:val="%1."/>
+      <w:lvlJc w:val="left"/>
+      <w:pPr>
+        <w:ind w:left="720" w:hanging="360"/>
+      </w:pPr>
+    </w:lvl>
+    <w:lvl w:ilvl="1" w:tplc="04090019" w:tentative="1">
+      <w:start w:val="1"/>
+      <w:numFmt w:val="lowerLetter"/>
+      <w:lvlText w:val="%2."/>
+      <w:lvlJc w:val="left"/>
+      <w:pPr>
+        <w:ind w:left="1440" w:hanging="360"/>
+      </w:pPr>
+    </w:lvl>
+    <w:lvl w:ilvl="2" w:tplc="0409001B" w:tentative="1">
+      <w:start w:val="1"/>
+      <w:numFmt w:val="lowerRoman"/>
+      <w:lvlText w:val="%3."/>
+      <w:lvlJc w:val="right"/>
+      <w:pPr>
+        <w:ind w:left="2160" w:hanging="180"/>
+      </w:pPr>
+    </w:lvl>
+    <w:lvl w:ilvl="3" w:tplc="0409000F" w:tentative="1">
+      <w:start w:val="1"/>
+      <w:numFmt w:val="decimal"/>
+      <w:lvlText w:val="%4."/>
+      <w:lvlJc w:val="left"/>
+      <w:pPr>
+        <w:ind w:left="2880" w:hanging="360"/>
+      </w:pPr>
+    </w:lvl>
+    <w:lvl w:ilvl="4" w:tplc="04090019" w:tentative="1">
+      <w:start w:val="1"/>
+      <w:numFmt w:val="lowerLetter"/>
+      <w:lvlText w:val="%5."/>
+      <w:lvlJc w:val="left"/>
+      <w:pPr>
+        <w:ind w:left="3600" w:hanging="360"/>
+      </w:pPr>
+    </w:lvl>
+    <w:lvl w:ilvl="5" w:tplc="0409001B" w:tentative="1">
+      <w:start w:val="1"/>
+      <w:numFmt w:val="lowerRoman"/>
+      <w:lvlText w:val="%6."/>
+      <w:lvlJc w:val="right"/>
+      <w:pPr>
+        <w:ind w:left="4320" w:hanging="180"/>
+      </w:pPr>
+    </w:lvl>
+    <w:lvl w:ilvl="6" w:tplc="0409000F" w:tentative="1">
+      <w:start w:val="1"/>
+      <w:numFmt w:val="decimal"/>
+      <w:lvlText w:val="%7."/>
+      <w:lvlJc w:val="left"/>
+      <w:pPr>
+        <w:ind w:left="5040" w:hanging="360"/>
+      </w:pPr>
+    </w:lvl>
+    <w:lvl w:ilvl="7" w:tplc="04090019" w:tentative="1">
+      <w:start w:val="1"/>
+      <w:numFmt w:val="lowerLetter"/>
+      <w:lvlText w:val="%8."/>
+      <w:lvlJc w:val="left"/>
+      <w:pPr>
+        <w:ind w:left="5760" w:hanging="360"/>
+      </w:pPr>
+    </w:lvl>
+    <w:lvl w:ilvl="8" w:tplc="0409001B" w:tentative="1">
+      <w:start w:val="1"/>
+      <w:numFmt w:val="lowerRoman"/>
+      <w:lvlText w:val="%9."/>
+      <w:lvlJc w:val="right"/>
+      <w:pPr>
+        <w:ind w:left="6480" w:hanging="180"/>
+      </w:pPr>
+    </w:lvl>
+  </w:abstractNum>
+  <w:abstractNum w:abstractNumId="11" w15:restartNumberingAfterBreak="0">
+    <w:nsid w:val="25F7318D"/>
+    <w:multiLevelType w:val="hybridMultilevel"/>
+    <w:tmpl w:val="50868748"/>
+    <w:lvl w:ilvl="0" w:tplc="0409000F">
+      <w:start w:val="1"/>
+      <w:numFmt w:val="decimal"/>
+      <w:lvlText w:val="%1."/>
+      <w:lvlJc w:val="left"/>
+      <w:pPr>
+        <w:ind w:left="720" w:hanging="360"/>
+      </w:pPr>
+      <w:rPr>
+        <w:rFonts w:hint="default"/>
+      </w:rPr>
+    </w:lvl>
+    <w:lvl w:ilvl="1" w:tplc="04090019" w:tentative="1">
+      <w:start w:val="1"/>
+      <w:numFmt w:val="lowerLetter"/>
+      <w:lvlText w:val="%2."/>
+      <w:lvlJc w:val="left"/>
+      <w:pPr>
+        <w:ind w:left="1440" w:hanging="360"/>
+      </w:pPr>
+    </w:lvl>
+    <w:lvl w:ilvl="2" w:tplc="0409001B" w:tentative="1">
+      <w:start w:val="1"/>
+      <w:numFmt w:val="lowerRoman"/>
+      <w:lvlText w:val="%3."/>
+      <w:lvlJc w:val="right"/>
+      <w:pPr>
+        <w:ind w:left="2160" w:hanging="180"/>
+      </w:pPr>
+    </w:lvl>
+    <w:lvl w:ilvl="3" w:tplc="0409000F" w:tentative="1">
+      <w:start w:val="1"/>
+      <w:numFmt w:val="decimal"/>
+      <w:lvlText w:val="%4."/>
+      <w:lvlJc w:val="left"/>
+      <w:pPr>
+        <w:ind w:left="2880" w:hanging="360"/>
+      </w:pPr>
+    </w:lvl>
+    <w:lvl w:ilvl="4" w:tplc="04090019" w:tentative="1">
+      <w:start w:val="1"/>
+      <w:numFmt w:val="lowerLetter"/>
+      <w:lvlText w:val="%5."/>
+      <w:lvlJc w:val="left"/>
+      <w:pPr>
+        <w:ind w:left="3600" w:hanging="360"/>
+      </w:pPr>
+    </w:lvl>
+    <w:lvl w:ilvl="5" w:tplc="0409001B" w:tentative="1">
+      <w:start w:val="1"/>
+      <w:numFmt w:val="lowerRoman"/>
+      <w:lvlText w:val="%6."/>
+      <w:lvlJc w:val="right"/>
+      <w:pPr>
+        <w:ind w:left="4320" w:hanging="180"/>
+      </w:pPr>
+    </w:lvl>
+    <w:lvl w:ilvl="6" w:tplc="0409000F" w:tentative="1">
+      <w:start w:val="1"/>
+      <w:numFmt w:val="decimal"/>
+      <w:lvlText w:val="%7."/>
+      <w:lvlJc w:val="left"/>
+      <w:pPr>
+        <w:ind w:left="5040" w:hanging="360"/>
+      </w:pPr>
+    </w:lvl>
+    <w:lvl w:ilvl="7" w:tplc="04090019" w:tentative="1">
+      <w:start w:val="1"/>
+      <w:numFmt w:val="lowerLetter"/>
+      <w:lvlText w:val="%8."/>
+      <w:lvlJc w:val="left"/>
+      <w:pPr>
+        <w:ind w:left="5760" w:hanging="360"/>
+      </w:pPr>
+    </w:lvl>
+    <w:lvl w:ilvl="8" w:tplc="0409001B" w:tentative="1">
+      <w:start w:val="1"/>
+      <w:numFmt w:val="lowerRoman"/>
+      <w:lvlText w:val="%9."/>
+      <w:lvlJc w:val="right"/>
+      <w:pPr>
+        <w:ind w:left="6480" w:hanging="180"/>
+      </w:pPr>
+    </w:lvl>
+  </w:abstractNum>
+  <w:abstractNum w:abstractNumId="12" w15:restartNumberingAfterBreak="0">
+    <w:nsid w:val="37AD1773"/>
+    <w:multiLevelType w:val="hybridMultilevel"/>
+    <w:tmpl w:val="9C7E23D4"/>
+    <w:lvl w:ilvl="0" w:tplc="F142251E">
+      <w:start w:val="1"/>
+      <w:numFmt w:val="decimal"/>
+      <w:lvlText w:val="%1."/>
+      <w:lvlJc w:val="left"/>
+      <w:pPr>
+        <w:ind w:left="720" w:hanging="360"/>
+      </w:pPr>
+      <w:rPr>
+        <w:rFonts w:hint="default"/>
+        <w:sz w:val="33"/>
+        <w:szCs w:val="33"/>
+      </w:rPr>
+    </w:lvl>
+    <w:lvl w:ilvl="1" w:tplc="04090019" w:tentative="1">
+      <w:start w:val="1"/>
+      <w:numFmt w:val="lowerLetter"/>
+      <w:lvlText w:val="%2."/>
+      <w:lvlJc w:val="left"/>
+      <w:pPr>
+        <w:ind w:left="1440" w:hanging="360"/>
+      </w:pPr>
+    </w:lvl>
+    <w:lvl w:ilvl="2" w:tplc="0409001B" w:tentative="1">
+      <w:start w:val="1"/>
+      <w:numFmt w:val="lowerRoman"/>
+      <w:lvlText w:val="%3."/>
+      <w:lvlJc w:val="right"/>
+      <w:pPr>
+        <w:ind w:left="2160" w:hanging="180"/>
+      </w:pPr>
+    </w:lvl>
+    <w:lvl w:ilvl="3" w:tplc="0409000F" w:tentative="1">
+      <w:start w:val="1"/>
+      <w:numFmt w:val="decimal"/>
+      <w:lvlText w:val="%4."/>
+      <w:lvlJc w:val="left"/>
+      <w:pPr>
+        <w:ind w:left="2880" w:hanging="360"/>
+      </w:pPr>
+    </w:lvl>
+    <w:lvl w:ilvl="4" w:tplc="04090019" w:tentative="1">
+      <w:start w:val="1"/>
+      <w:numFmt w:val="lowerLetter"/>
+      <w:lvlText w:val="%5."/>
+      <w:lvlJc w:val="left"/>
+      <w:pPr>
+        <w:ind w:left="3600" w:hanging="360"/>
+      </w:pPr>
+    </w:lvl>
+    <w:lvl w:ilvl="5" w:tplc="0409001B" w:tentative="1">
+      <w:start w:val="1"/>
+      <w:numFmt w:val="lowerRoman"/>
+      <w:lvlText w:val="%6."/>
+      <w:lvlJc w:val="right"/>
+      <w:pPr>
+        <w:ind w:left="4320" w:hanging="180"/>
+      </w:pPr>
+    </w:lvl>
+    <w:lvl w:ilvl="6" w:tplc="0409000F" w:tentative="1">
+      <w:start w:val="1"/>
+      <w:numFmt w:val="decimal"/>
+      <w:lvlText w:val="%7."/>
+      <w:lvlJc w:val="left"/>
+      <w:pPr>
+        <w:ind w:left="5040" w:hanging="360"/>
+      </w:pPr>
+    </w:lvl>
+    <w:lvl w:ilvl="7" w:tplc="04090019" w:tentative="1">
+      <w:start w:val="1"/>
+      <w:numFmt w:val="lowerLetter"/>
+      <w:lvlText w:val="%8."/>
+      <w:lvlJc w:val="left"/>
+      <w:pPr>
+        <w:ind w:left="5760" w:hanging="360"/>
+      </w:pPr>
+    </w:lvl>
+    <w:lvl w:ilvl="8" w:tplc="0409001B" w:tentative="1">
+      <w:start w:val="1"/>
+      <w:numFmt w:val="lowerRoman"/>
+      <w:lvlText w:val="%9."/>
+      <w:lvlJc w:val="right"/>
+      <w:pPr>
+        <w:ind w:left="6480" w:hanging="180"/>
+      </w:pPr>
+    </w:lvl>
+  </w:abstractNum>
+  <w:abstractNum w:abstractNumId="13" w15:restartNumberingAfterBreak="0">
+    <w:nsid w:val="436E0E6F"/>
+    <w:multiLevelType w:val="hybridMultilevel"/>
+    <w:tmpl w:val="1D047F26"/>
+    <w:lvl w:ilvl="0" w:tplc="BEC6263C">
+      <w:start w:val="1"/>
+      <w:numFmt w:val="decimal"/>
+      <w:lvlText w:val="%1"/>
+      <w:lvlJc w:val="left"/>
+      <w:pPr>
+        <w:ind w:left="396" w:hanging="396"/>
+      </w:pPr>
+      <w:rPr>
+        <w:rFonts w:hint="default"/>
+        <w:sz w:val="28"/>
+      </w:rPr>
+    </w:lvl>
+    <w:lvl w:ilvl="1" w:tplc="04090019" w:tentative="1">
+      <w:start w:val="1"/>
+      <w:numFmt w:val="lowerLetter"/>
+      <w:lvlText w:val="%2."/>
+      <w:lvlJc w:val="left"/>
+      <w:pPr>
+        <w:ind w:left="1152" w:hanging="360"/>
+      </w:pPr>
+    </w:lvl>
+    <w:lvl w:ilvl="2" w:tplc="0409001B" w:tentative="1">
+      <w:start w:val="1"/>
+      <w:numFmt w:val="lowerRoman"/>
+      <w:lvlText w:val="%3."/>
+      <w:lvlJc w:val="right"/>
+      <w:pPr>
+        <w:ind w:left="1872" w:hanging="180"/>
+      </w:pPr>
+    </w:lvl>
+    <w:lvl w:ilvl="3" w:tplc="0409000F" w:tentative="1">
+      <w:start w:val="1"/>
+      <w:numFmt w:val="decimal"/>
+      <w:lvlText w:val="%4."/>
+      <w:lvlJc w:val="left"/>
+      <w:pPr>
+        <w:ind w:left="2592" w:hanging="360"/>
+      </w:pPr>
+    </w:lvl>
+    <w:lvl w:ilvl="4" w:tplc="04090019" w:tentative="1">
+      <w:start w:val="1"/>
+      <w:numFmt w:val="lowerLetter"/>
+      <w:lvlText w:val="%5."/>
+      <w:lvlJc w:val="left"/>
+      <w:pPr>
+        <w:ind w:left="3312" w:hanging="360"/>
+      </w:pPr>
+    </w:lvl>
+    <w:lvl w:ilvl="5" w:tplc="0409001B" w:tentative="1">
+      <w:start w:val="1"/>
+      <w:numFmt w:val="lowerRoman"/>
+      <w:lvlText w:val="%6."/>
+      <w:lvlJc w:val="right"/>
+      <w:pPr>
+        <w:ind w:left="4032" w:hanging="180"/>
+      </w:pPr>
+    </w:lvl>
+    <w:lvl w:ilvl="6" w:tplc="0409000F" w:tentative="1">
+      <w:start w:val="1"/>
+      <w:numFmt w:val="decimal"/>
+      <w:lvlText w:val="%7."/>
+      <w:lvlJc w:val="left"/>
+      <w:pPr>
+        <w:ind w:left="4752" w:hanging="360"/>
+      </w:pPr>
+    </w:lvl>
+    <w:lvl w:ilvl="7" w:tplc="04090019" w:tentative="1">
+      <w:start w:val="1"/>
+      <w:numFmt w:val="lowerLetter"/>
+      <w:lvlText w:val="%8."/>
+      <w:lvlJc w:val="left"/>
+      <w:pPr>
+        <w:ind w:left="5472" w:hanging="360"/>
+      </w:pPr>
+    </w:lvl>
+    <w:lvl w:ilvl="8" w:tplc="0409001B" w:tentative="1">
+      <w:start w:val="1"/>
+      <w:numFmt w:val="lowerRoman"/>
+      <w:lvlText w:val="%9."/>
+      <w:lvlJc w:val="right"/>
+      <w:pPr>
+        <w:ind w:left="6192" w:hanging="180"/>
+      </w:pPr>
+    </w:lvl>
+  </w:abstractNum>
+  <w:abstractNum w:abstractNumId="14" w15:restartNumberingAfterBreak="0">
+    <w:nsid w:val="54DC49C9"/>
+    <w:multiLevelType w:val="multilevel"/>
+    <w:tmpl w:val="C7082ED4"/>
+    <w:lvl w:ilvl="0">
+      <w:start w:val="1"/>
+      <w:numFmt w:val="bullet"/>
+      <w:lvlText w:val=""/>
+      <w:lvlJc w:val="left"/>
+      <w:pPr>
+        <w:tabs>
+          <w:tab w:val="num" w:pos="720"/>
+        </w:tabs>
+        <w:ind w:left="720" w:hanging="360"/>
+      </w:pPr>
+      <w:rPr>
+        <w:rFonts w:ascii="Symbol" w:hAnsi="Symbol" w:hint="default"/>
+        <w:sz w:val="20"/>
+      </w:rPr>
+    </w:lvl>
+    <w:lvl w:ilvl="1" w:tentative="1">
+      <w:start w:val="1"/>
+      <w:numFmt w:val="bullet"/>
+      <w:lvlText w:val="o"/>
+      <w:lvlJc w:val="left"/>
+      <w:pPr>
+        <w:tabs>
+          <w:tab w:val="num" w:pos="1440"/>
+        </w:tabs>
+        <w:ind w:left="1440" w:hanging="360"/>
+      </w:pPr>
+      <w:rPr>
+        <w:rFonts w:ascii="Courier New" w:hAnsi="Courier New" w:hint="default"/>
+        <w:sz w:val="20"/>
+      </w:rPr>
+    </w:lvl>
+    <w:lvl w:ilvl="2" w:tentative="1">
+      <w:start w:val="1"/>
+      <w:numFmt w:val="bullet"/>
+      <w:lvlText w:val=""/>
+      <w:lvlJc w:val="left"/>
+      <w:pPr>
+        <w:tabs>
+          <w:tab w:val="num" w:pos="2160"/>
+        </w:tabs>
+        <w:ind w:left="2160" w:hanging="360"/>
+      </w:pPr>
+      <w:rPr>
+        <w:rFonts w:ascii="Wingdings" w:hAnsi="Wingdings" w:hint="default"/>
+        <w:sz w:val="20"/>
+      </w:rPr>
+    </w:lvl>
+    <w:lvl w:ilvl="3" w:tentative="1">
+      <w:start w:val="1"/>
+      <w:numFmt w:val="bullet"/>
+      <w:lvlText w:val=""/>
+      <w:lvlJc w:val="left"/>
+      <w:pPr>
+        <w:tabs>
+          <w:tab w:val="num" w:pos="2880"/>
+        </w:tabs>
+        <w:ind w:left="2880" w:hanging="360"/>
+      </w:pPr>
+      <w:rPr>
+        <w:rFonts w:ascii="Wingdings" w:hAnsi="Wingdings" w:hint="default"/>
+        <w:sz w:val="20"/>
+      </w:rPr>
+    </w:lvl>
+    <w:lvl w:ilvl="4" w:tentative="1">
+      <w:start w:val="1"/>
+      <w:numFmt w:val="bullet"/>
+      <w:lvlText w:val=""/>
+      <w:lvlJc w:val="left"/>
+      <w:pPr>
+        <w:tabs>
+          <w:tab w:val="num" w:pos="3600"/>
+        </w:tabs>
+        <w:ind w:left="3600" w:hanging="360"/>
+      </w:pPr>
+      <w:rPr>
+        <w:rFonts w:ascii="Wingdings" w:hAnsi="Wingdings" w:hint="default"/>
+        <w:sz w:val="20"/>
+      </w:rPr>
+    </w:lvl>
+    <w:lvl w:ilvl="5" w:tentative="1">
+      <w:start w:val="1"/>
+      <w:numFmt w:val="bullet"/>
+      <w:lvlText w:val=""/>
+      <w:lvlJc w:val="left"/>
+      <w:pPr>
+        <w:tabs>
+          <w:tab w:val="num" w:pos="4320"/>
+        </w:tabs>
+        <w:ind w:left="4320" w:hanging="360"/>
+      </w:pPr>
+      <w:rPr>
+        <w:rFonts w:ascii="Wingdings" w:hAnsi="Wingdings" w:hint="default"/>
+        <w:sz w:val="20"/>
+      </w:rPr>
+    </w:lvl>
+    <w:lvl w:ilvl="6" w:tentative="1">
+      <w:start w:val="1"/>
+      <w:numFmt w:val="bullet"/>
+      <w:lvlText w:val=""/>
+      <w:lvlJc w:val="left"/>
+      <w:pPr>
+        <w:tabs>
+          <w:tab w:val="num" w:pos="5040"/>
+        </w:tabs>
+        <w:ind w:left="5040" w:hanging="360"/>
+      </w:pPr>
+      <w:rPr>
+        <w:rFonts w:ascii="Wingdings" w:hAnsi="Wingdings" w:hint="default"/>
+        <w:sz w:val="20"/>
+      </w:rPr>
+    </w:lvl>
+    <w:lvl w:ilvl="7" w:tentative="1">
+      <w:start w:val="1"/>
+      <w:numFmt w:val="bullet"/>
+      <w:lvlText w:val=""/>
+      <w:lvlJc w:val="left"/>
+      <w:pPr>
+        <w:tabs>
+          <w:tab w:val="num" w:pos="5760"/>
+        </w:tabs>
+        <w:ind w:left="5760" w:hanging="360"/>
+      </w:pPr>
+      <w:rPr>
+        <w:rFonts w:ascii="Wingdings" w:hAnsi="Wingdings" w:hint="default"/>
+        <w:sz w:val="20"/>
+      </w:rPr>
+    </w:lvl>
+    <w:lvl w:ilvl="8" w:tentative="1">
+      <w:start w:val="1"/>
+      <w:numFmt w:val="bullet"/>
+      <w:lvlText w:val=""/>
+      <w:lvlJc w:val="left"/>
+      <w:pPr>
+        <w:tabs>
+          <w:tab w:val="num" w:pos="6480"/>
+        </w:tabs>
+        <w:ind w:left="6480" w:hanging="360"/>
+      </w:pPr>
+      <w:rPr>
+        <w:rFonts w:ascii="Wingdings" w:hAnsi="Wingdings" w:hint="default"/>
+        <w:sz w:val="20"/>
+      </w:rPr>
+    </w:lvl>
+  </w:abstractNum>
+  <w:num w:numId="1" w16cid:durableId="1308168242">
     <w:abstractNumId w:val="8"/>
   </w:num>
-  <w:num w:numId="2" w16cid:durableId="1423144044">
+  <w:num w:numId="2" w16cid:durableId="1117719327">
     <w:abstractNumId w:val="6"/>
   </w:num>
-  <w:num w:numId="3" w16cid:durableId="1734035588">
+  <w:num w:numId="3" w16cid:durableId="1899974633">
     <w:abstractNumId w:val="5"/>
   </w:num>
-  <w:num w:numId="4" w16cid:durableId="1974362195">
+  <w:num w:numId="4" w16cid:durableId="890652903">
     <w:abstractNumId w:val="4"/>
   </w:num>
-  <w:num w:numId="5" w16cid:durableId="1014381576">
+  <w:num w:numId="5" w16cid:durableId="1500733494">
     <w:abstractNumId w:val="7"/>
   </w:num>
-  <w:num w:numId="6" w16cid:durableId="968558029">
+  <w:num w:numId="6" w16cid:durableId="1536037797">
     <w:abstractNumId w:val="3"/>
   </w:num>
-  <w:num w:numId="7" w16cid:durableId="469245442">
+  <w:num w:numId="7" w16cid:durableId="1521120812">
     <w:abstractNumId w:val="2"/>
   </w:num>
-  <w:num w:numId="8" w16cid:durableId="1723285093">
+  <w:num w:numId="8" w16cid:durableId="1346786930">
     <w:abstractNumId w:val="1"/>
   </w:num>
-  <w:num w:numId="9" w16cid:durableId="1316643847">
+  <w:num w:numId="9" w16cid:durableId="105776661">
     <w:abstractNumId w:val="0"/>
+  </w:num>
+  <w:num w:numId="10" w16cid:durableId="2009356833">
+    <w:abstractNumId w:val="14"/>
+  </w:num>
+  <w:num w:numId="11" w16cid:durableId="1162890696">
+    <w:abstractNumId w:val="11"/>
+  </w:num>
+  <w:num w:numId="12" w16cid:durableId="573777264">
+    <w:abstractNumId w:val="12"/>
+  </w:num>
+  <w:num w:numId="13" w16cid:durableId="1000812370">
+    <w:abstractNumId w:val="9"/>
+  </w:num>
+  <w:num w:numId="14" w16cid:durableId="61947228">
+    <w:abstractNumId w:val="10"/>
+  </w:num>
+  <w:num w:numId="15" w16cid:durableId="430005583">
+    <w:abstractNumId w:val="13"/>
   </w:num>
 </w:numbering>
 </file>
@@ -1958,7 +4163,7 @@
   <w:style w:type="paragraph" w:default="1" w:styleId="Normal">
     <w:name w:val="Normal"/>
     <w:qFormat/>
-    <w:rsid w:val="00FC693F"/>
+    <w:rsid w:val="00F43092"/>
     <w:pPr>
       <w:spacing w:after="80"/>
     </w:pPr>

--- a/template/template-full-essay-ai-scan.docx
+++ b/template/template-full-essay-ai-scan.docx
@@ -461,6 +461,7 @@
                     <w:rPr>
                       <w:b/>
                       <w:bCs/>
+                      <w:color w:val="BFBFBF" w:themeColor="background1" w:themeShade="BF"/>
                       <w:sz w:val="24"/>
                       <w:szCs w:val="24"/>
                     </w:rPr>
@@ -470,6 +471,7 @@
                       <w:rFonts w:hint="eastAsia"/>
                       <w:b/>
                       <w:bCs/>
+                      <w:color w:val="BFBFBF" w:themeColor="background1" w:themeShade="BF"/>
                       <w:sz w:val="24"/>
                       <w:szCs w:val="24"/>
                     </w:rPr>
@@ -481,6 +483,7 @@
                     <w:rPr>
                       <w:b/>
                       <w:bCs/>
+                      <w:color w:val="BFBFBF" w:themeColor="background1" w:themeShade="BF"/>
                       <w:sz w:val="24"/>
                       <w:szCs w:val="24"/>
                     </w:rPr>
@@ -490,6 +493,7 @@
                       <w:rFonts w:hint="eastAsia"/>
                       <w:b/>
                       <w:bCs/>
+                      <w:color w:val="BFBFBF" w:themeColor="background1" w:themeShade="BF"/>
                       <w:sz w:val="24"/>
                       <w:szCs w:val="24"/>
                     </w:rPr>
@@ -501,6 +505,7 @@
                     <w:rPr>
                       <w:b/>
                       <w:bCs/>
+                      <w:color w:val="BFBFBF" w:themeColor="background1" w:themeShade="BF"/>
                       <w:sz w:val="24"/>
                       <w:szCs w:val="24"/>
                     </w:rPr>
@@ -510,6 +515,7 @@
                       <w:rFonts w:hint="eastAsia"/>
                       <w:b/>
                       <w:bCs/>
+                      <w:color w:val="BFBFBF" w:themeColor="background1" w:themeShade="BF"/>
                       <w:sz w:val="24"/>
                       <w:szCs w:val="24"/>
                     </w:rPr>
@@ -521,6 +527,7 @@
                     <w:rPr>
                       <w:b/>
                       <w:bCs/>
+                      <w:color w:val="BFBFBF" w:themeColor="background1" w:themeShade="BF"/>
                       <w:sz w:val="24"/>
                       <w:szCs w:val="24"/>
                     </w:rPr>
@@ -530,6 +537,7 @@
                       <w:rFonts w:hint="eastAsia"/>
                       <w:b/>
                       <w:bCs/>
+                      <w:color w:val="BFBFBF" w:themeColor="background1" w:themeShade="BF"/>
                       <w:sz w:val="24"/>
                       <w:szCs w:val="24"/>
                     </w:rPr>
@@ -541,6 +549,7 @@
                     <w:rPr>
                       <w:b/>
                       <w:bCs/>
+                      <w:color w:val="BFBFBF" w:themeColor="background1" w:themeShade="BF"/>
                       <w:sz w:val="24"/>
                       <w:szCs w:val="24"/>
                     </w:rPr>
@@ -550,6 +559,7 @@
                       <w:rFonts w:hint="eastAsia"/>
                       <w:b/>
                       <w:bCs/>
+                      <w:color w:val="BFBFBF" w:themeColor="background1" w:themeShade="BF"/>
                       <w:sz w:val="24"/>
                       <w:szCs w:val="24"/>
                     </w:rPr>
@@ -561,6 +571,7 @@
                     <w:rPr>
                       <w:b/>
                       <w:bCs/>
+                      <w:color w:val="BFBFBF" w:themeColor="background1" w:themeShade="BF"/>
                       <w:sz w:val="24"/>
                       <w:szCs w:val="24"/>
                     </w:rPr>
@@ -570,6 +581,7 @@
                       <w:rFonts w:hint="eastAsia"/>
                       <w:b/>
                       <w:bCs/>
+                      <w:color w:val="BFBFBF" w:themeColor="background1" w:themeShade="BF"/>
                       <w:sz w:val="24"/>
                       <w:szCs w:val="24"/>
                     </w:rPr>
@@ -581,6 +593,7 @@
                     <w:rPr>
                       <w:b/>
                       <w:bCs/>
+                      <w:color w:val="BFBFBF" w:themeColor="background1" w:themeShade="BF"/>
                       <w:sz w:val="24"/>
                       <w:szCs w:val="24"/>
                     </w:rPr>
@@ -590,6 +603,7 @@
                       <w:rFonts w:hint="eastAsia"/>
                       <w:b/>
                       <w:bCs/>
+                      <w:color w:val="BFBFBF" w:themeColor="background1" w:themeShade="BF"/>
                       <w:sz w:val="24"/>
                       <w:szCs w:val="24"/>
                     </w:rPr>
@@ -601,6 +615,7 @@
                     <w:rPr>
                       <w:b/>
                       <w:bCs/>
+                      <w:color w:val="BFBFBF" w:themeColor="background1" w:themeShade="BF"/>
                       <w:sz w:val="24"/>
                       <w:szCs w:val="24"/>
                     </w:rPr>
@@ -610,6 +625,7 @@
                       <w:rFonts w:hint="eastAsia"/>
                       <w:b/>
                       <w:bCs/>
+                      <w:color w:val="BFBFBF" w:themeColor="background1" w:themeShade="BF"/>
                       <w:sz w:val="24"/>
                       <w:szCs w:val="24"/>
                     </w:rPr>
@@ -621,6 +637,7 @@
                     <w:rPr>
                       <w:b/>
                       <w:bCs/>
+                      <w:color w:val="BFBFBF" w:themeColor="background1" w:themeShade="BF"/>
                       <w:sz w:val="24"/>
                       <w:szCs w:val="24"/>
                     </w:rPr>
@@ -630,6 +647,7 @@
                       <w:rFonts w:hint="eastAsia"/>
                       <w:b/>
                       <w:bCs/>
+                      <w:color w:val="BFBFBF" w:themeColor="background1" w:themeShade="BF"/>
                       <w:sz w:val="24"/>
                       <w:szCs w:val="24"/>
                     </w:rPr>
@@ -641,6 +659,7 @@
                     <w:rPr>
                       <w:b/>
                       <w:bCs/>
+                      <w:color w:val="BFBFBF" w:themeColor="background1" w:themeShade="BF"/>
                       <w:sz w:val="24"/>
                       <w:szCs w:val="24"/>
                     </w:rPr>
@@ -650,6 +669,7 @@
                       <w:rFonts w:hint="eastAsia"/>
                       <w:b/>
                       <w:bCs/>
+                      <w:color w:val="BFBFBF" w:themeColor="background1" w:themeShade="BF"/>
                       <w:sz w:val="24"/>
                       <w:szCs w:val="24"/>
                     </w:rPr>
@@ -666,6 +686,7 @@
                     <w:rPr>
                       <w:b/>
                       <w:bCs/>
+                      <w:color w:val="BFBFBF" w:themeColor="background1" w:themeShade="BF"/>
                       <w:sz w:val="24"/>
                       <w:szCs w:val="24"/>
                     </w:rPr>
@@ -675,6 +696,7 @@
                       <w:rFonts w:hint="eastAsia"/>
                       <w:b/>
                       <w:bCs/>
+                      <w:color w:val="BFBFBF" w:themeColor="background1" w:themeShade="BF"/>
                       <w:sz w:val="24"/>
                       <w:szCs w:val="24"/>
                     </w:rPr>
@@ -686,6 +708,7 @@
                     <w:rPr>
                       <w:b/>
                       <w:bCs/>
+                      <w:color w:val="BFBFBF" w:themeColor="background1" w:themeShade="BF"/>
                       <w:sz w:val="24"/>
                       <w:szCs w:val="24"/>
                     </w:rPr>
@@ -695,6 +718,7 @@
                       <w:rFonts w:hint="eastAsia"/>
                       <w:b/>
                       <w:bCs/>
+                      <w:color w:val="BFBFBF" w:themeColor="background1" w:themeShade="BF"/>
                       <w:sz w:val="24"/>
                       <w:szCs w:val="24"/>
                     </w:rPr>
@@ -706,6 +730,7 @@
                     <w:rPr>
                       <w:b/>
                       <w:bCs/>
+                      <w:color w:val="BFBFBF" w:themeColor="background1" w:themeShade="BF"/>
                       <w:sz w:val="24"/>
                       <w:szCs w:val="24"/>
                     </w:rPr>
@@ -715,6 +740,7 @@
                       <w:rFonts w:hint="eastAsia"/>
                       <w:b/>
                       <w:bCs/>
+                      <w:color w:val="BFBFBF" w:themeColor="background1" w:themeShade="BF"/>
                       <w:sz w:val="24"/>
                       <w:szCs w:val="24"/>
                     </w:rPr>
@@ -726,6 +752,7 @@
                     <w:rPr>
                       <w:b/>
                       <w:bCs/>
+                      <w:color w:val="BFBFBF" w:themeColor="background1" w:themeShade="BF"/>
                       <w:sz w:val="24"/>
                       <w:szCs w:val="24"/>
                     </w:rPr>
@@ -735,6 +762,7 @@
                       <w:rFonts w:hint="eastAsia"/>
                       <w:b/>
                       <w:bCs/>
+                      <w:color w:val="BFBFBF" w:themeColor="background1" w:themeShade="BF"/>
                       <w:sz w:val="24"/>
                       <w:szCs w:val="24"/>
                     </w:rPr>
@@ -746,6 +774,7 @@
                     <w:rPr>
                       <w:b/>
                       <w:bCs/>
+                      <w:color w:val="BFBFBF" w:themeColor="background1" w:themeShade="BF"/>
                       <w:sz w:val="24"/>
                       <w:szCs w:val="24"/>
                     </w:rPr>
@@ -755,6 +784,7 @@
                       <w:rFonts w:hint="eastAsia"/>
                       <w:b/>
                       <w:bCs/>
+                      <w:color w:val="BFBFBF" w:themeColor="background1" w:themeShade="BF"/>
                       <w:sz w:val="24"/>
                       <w:szCs w:val="24"/>
                     </w:rPr>
@@ -766,6 +796,7 @@
                     <w:rPr>
                       <w:b/>
                       <w:bCs/>
+                      <w:color w:val="BFBFBF" w:themeColor="background1" w:themeShade="BF"/>
                       <w:sz w:val="24"/>
                       <w:szCs w:val="24"/>
                     </w:rPr>
@@ -775,6 +806,7 @@
                       <w:rFonts w:hint="eastAsia"/>
                       <w:b/>
                       <w:bCs/>
+                      <w:color w:val="BFBFBF" w:themeColor="background1" w:themeShade="BF"/>
                       <w:sz w:val="24"/>
                       <w:szCs w:val="24"/>
                     </w:rPr>
@@ -786,6 +818,7 @@
                     <w:rPr>
                       <w:b/>
                       <w:bCs/>
+                      <w:color w:val="BFBFBF" w:themeColor="background1" w:themeShade="BF"/>
                       <w:sz w:val="24"/>
                       <w:szCs w:val="24"/>
                     </w:rPr>
@@ -795,6 +828,7 @@
                       <w:rFonts w:hint="eastAsia"/>
                       <w:b/>
                       <w:bCs/>
+                      <w:color w:val="BFBFBF" w:themeColor="background1" w:themeShade="BF"/>
                       <w:sz w:val="24"/>
                       <w:szCs w:val="24"/>
                     </w:rPr>
@@ -806,6 +840,7 @@
                     <w:rPr>
                       <w:b/>
                       <w:bCs/>
+                      <w:color w:val="BFBFBF" w:themeColor="background1" w:themeShade="BF"/>
                       <w:sz w:val="24"/>
                       <w:szCs w:val="24"/>
                     </w:rPr>
@@ -815,6 +850,7 @@
                       <w:rFonts w:hint="eastAsia"/>
                       <w:b/>
                       <w:bCs/>
+                      <w:color w:val="BFBFBF" w:themeColor="background1" w:themeShade="BF"/>
                       <w:sz w:val="24"/>
                       <w:szCs w:val="24"/>
                     </w:rPr>
@@ -826,6 +862,7 @@
                     <w:rPr>
                       <w:b/>
                       <w:bCs/>
+                      <w:color w:val="BFBFBF" w:themeColor="background1" w:themeShade="BF"/>
                       <w:sz w:val="24"/>
                       <w:szCs w:val="24"/>
                     </w:rPr>
@@ -835,6 +872,7 @@
                       <w:rFonts w:hint="eastAsia"/>
                       <w:b/>
                       <w:bCs/>
+                      <w:color w:val="BFBFBF" w:themeColor="background1" w:themeShade="BF"/>
                       <w:sz w:val="24"/>
                       <w:szCs w:val="24"/>
                     </w:rPr>
@@ -846,6 +884,7 @@
                     <w:rPr>
                       <w:b/>
                       <w:bCs/>
+                      <w:color w:val="BFBFBF" w:themeColor="background1" w:themeShade="BF"/>
                       <w:sz w:val="24"/>
                       <w:szCs w:val="24"/>
                     </w:rPr>
@@ -855,6 +894,7 @@
                       <w:rFonts w:hint="eastAsia"/>
                       <w:b/>
                       <w:bCs/>
+                      <w:color w:val="BFBFBF" w:themeColor="background1" w:themeShade="BF"/>
                       <w:sz w:val="24"/>
                       <w:szCs w:val="24"/>
                     </w:rPr>
@@ -871,6 +911,7 @@
                     <w:rPr>
                       <w:b/>
                       <w:bCs/>
+                      <w:color w:val="BFBFBF" w:themeColor="background1" w:themeShade="BF"/>
                       <w:sz w:val="24"/>
                       <w:szCs w:val="24"/>
                     </w:rPr>
@@ -880,6 +921,7 @@
                       <w:rFonts w:hint="eastAsia"/>
                       <w:b/>
                       <w:bCs/>
+                      <w:color w:val="BFBFBF" w:themeColor="background1" w:themeShade="BF"/>
                       <w:sz w:val="24"/>
                       <w:szCs w:val="24"/>
                     </w:rPr>
@@ -891,6 +933,7 @@
                     <w:rPr>
                       <w:b/>
                       <w:bCs/>
+                      <w:color w:val="BFBFBF" w:themeColor="background1" w:themeShade="BF"/>
                       <w:sz w:val="24"/>
                       <w:szCs w:val="24"/>
                     </w:rPr>
@@ -900,6 +943,7 @@
                       <w:rFonts w:hint="eastAsia"/>
                       <w:b/>
                       <w:bCs/>
+                      <w:color w:val="BFBFBF" w:themeColor="background1" w:themeShade="BF"/>
                       <w:sz w:val="24"/>
                       <w:szCs w:val="24"/>
                     </w:rPr>
@@ -911,6 +955,7 @@
                     <w:rPr>
                       <w:b/>
                       <w:bCs/>
+                      <w:color w:val="BFBFBF" w:themeColor="background1" w:themeShade="BF"/>
                       <w:sz w:val="24"/>
                       <w:szCs w:val="24"/>
                     </w:rPr>
@@ -920,6 +965,7 @@
                       <w:rFonts w:hint="eastAsia"/>
                       <w:b/>
                       <w:bCs/>
+                      <w:color w:val="BFBFBF" w:themeColor="background1" w:themeShade="BF"/>
                       <w:sz w:val="24"/>
                       <w:szCs w:val="24"/>
                     </w:rPr>
@@ -931,6 +977,7 @@
                     <w:rPr>
                       <w:b/>
                       <w:bCs/>
+                      <w:color w:val="BFBFBF" w:themeColor="background1" w:themeShade="BF"/>
                       <w:sz w:val="24"/>
                       <w:szCs w:val="24"/>
                     </w:rPr>
@@ -940,6 +987,7 @@
                       <w:rFonts w:hint="eastAsia"/>
                       <w:b/>
                       <w:bCs/>
+                      <w:color w:val="BFBFBF" w:themeColor="background1" w:themeShade="BF"/>
                       <w:sz w:val="24"/>
                       <w:szCs w:val="24"/>
                     </w:rPr>
@@ -951,6 +999,7 @@
                     <w:rPr>
                       <w:b/>
                       <w:bCs/>
+                      <w:color w:val="BFBFBF" w:themeColor="background1" w:themeShade="BF"/>
                       <w:sz w:val="24"/>
                       <w:szCs w:val="24"/>
                     </w:rPr>
@@ -960,6 +1009,7 @@
                       <w:rFonts w:hint="eastAsia"/>
                       <w:b/>
                       <w:bCs/>
+                      <w:color w:val="BFBFBF" w:themeColor="background1" w:themeShade="BF"/>
                       <w:sz w:val="24"/>
                       <w:szCs w:val="24"/>
                     </w:rPr>
@@ -971,6 +1021,7 @@
                     <w:rPr>
                       <w:b/>
                       <w:bCs/>
+                      <w:color w:val="BFBFBF" w:themeColor="background1" w:themeShade="BF"/>
                       <w:sz w:val="24"/>
                       <w:szCs w:val="24"/>
                     </w:rPr>
@@ -980,6 +1031,7 @@
                       <w:rFonts w:hint="eastAsia"/>
                       <w:b/>
                       <w:bCs/>
+                      <w:color w:val="BFBFBF" w:themeColor="background1" w:themeShade="BF"/>
                       <w:sz w:val="24"/>
                       <w:szCs w:val="24"/>
                     </w:rPr>
@@ -991,6 +1043,7 @@
                     <w:rPr>
                       <w:b/>
                       <w:bCs/>
+                      <w:color w:val="BFBFBF" w:themeColor="background1" w:themeShade="BF"/>
                       <w:sz w:val="24"/>
                       <w:szCs w:val="24"/>
                     </w:rPr>
@@ -1000,6 +1053,7 @@
                       <w:rFonts w:hint="eastAsia"/>
                       <w:b/>
                       <w:bCs/>
+                      <w:color w:val="BFBFBF" w:themeColor="background1" w:themeShade="BF"/>
                       <w:sz w:val="24"/>
                       <w:szCs w:val="24"/>
                     </w:rPr>
@@ -1011,6 +1065,7 @@
                     <w:rPr>
                       <w:b/>
                       <w:bCs/>
+                      <w:color w:val="BFBFBF" w:themeColor="background1" w:themeShade="BF"/>
                       <w:sz w:val="24"/>
                       <w:szCs w:val="24"/>
                     </w:rPr>
@@ -1020,6 +1075,7 @@
                       <w:rFonts w:hint="eastAsia"/>
                       <w:b/>
                       <w:bCs/>
+                      <w:color w:val="BFBFBF" w:themeColor="background1" w:themeShade="BF"/>
                       <w:sz w:val="24"/>
                       <w:szCs w:val="24"/>
                     </w:rPr>
@@ -1031,6 +1087,7 @@
                     <w:rPr>
                       <w:b/>
                       <w:bCs/>
+                      <w:color w:val="BFBFBF" w:themeColor="background1" w:themeShade="BF"/>
                       <w:sz w:val="24"/>
                       <w:szCs w:val="24"/>
                     </w:rPr>
@@ -1040,6 +1097,7 @@
                       <w:rFonts w:hint="eastAsia"/>
                       <w:b/>
                       <w:bCs/>
+                      <w:color w:val="BFBFBF" w:themeColor="background1" w:themeShade="BF"/>
                       <w:sz w:val="24"/>
                       <w:szCs w:val="24"/>
                     </w:rPr>
@@ -1051,6 +1109,7 @@
                     <w:rPr>
                       <w:b/>
                       <w:bCs/>
+                      <w:color w:val="BFBFBF" w:themeColor="background1" w:themeShade="BF"/>
                       <w:sz w:val="24"/>
                       <w:szCs w:val="24"/>
                     </w:rPr>
@@ -1060,6 +1119,7 @@
                       <w:rFonts w:hint="eastAsia"/>
                       <w:b/>
                       <w:bCs/>
+                      <w:color w:val="BFBFBF" w:themeColor="background1" w:themeShade="BF"/>
                       <w:sz w:val="24"/>
                       <w:szCs w:val="24"/>
                     </w:rPr>
@@ -1076,6 +1136,7 @@
                     <w:rPr>
                       <w:b/>
                       <w:bCs/>
+                      <w:color w:val="BFBFBF" w:themeColor="background1" w:themeShade="BF"/>
                       <w:sz w:val="24"/>
                       <w:szCs w:val="24"/>
                     </w:rPr>
@@ -1085,6 +1146,7 @@
                       <w:rFonts w:hint="eastAsia"/>
                       <w:b/>
                       <w:bCs/>
+                      <w:color w:val="BFBFBF" w:themeColor="background1" w:themeShade="BF"/>
                       <w:sz w:val="24"/>
                       <w:szCs w:val="24"/>
                     </w:rPr>
@@ -1096,6 +1158,7 @@
                     <w:rPr>
                       <w:b/>
                       <w:bCs/>
+                      <w:color w:val="BFBFBF" w:themeColor="background1" w:themeShade="BF"/>
                       <w:sz w:val="24"/>
                       <w:szCs w:val="24"/>
                     </w:rPr>
@@ -1105,6 +1168,7 @@
                       <w:rFonts w:hint="eastAsia"/>
                       <w:b/>
                       <w:bCs/>
+                      <w:color w:val="BFBFBF" w:themeColor="background1" w:themeShade="BF"/>
                       <w:sz w:val="24"/>
                       <w:szCs w:val="24"/>
                     </w:rPr>
@@ -1116,6 +1180,7 @@
                     <w:rPr>
                       <w:b/>
                       <w:bCs/>
+                      <w:color w:val="BFBFBF" w:themeColor="background1" w:themeShade="BF"/>
                       <w:sz w:val="24"/>
                       <w:szCs w:val="24"/>
                     </w:rPr>
@@ -1125,6 +1190,7 @@
                       <w:rFonts w:hint="eastAsia"/>
                       <w:b/>
                       <w:bCs/>
+                      <w:color w:val="BFBFBF" w:themeColor="background1" w:themeShade="BF"/>
                       <w:sz w:val="24"/>
                       <w:szCs w:val="24"/>
                     </w:rPr>
@@ -1136,6 +1202,7 @@
                     <w:rPr>
                       <w:b/>
                       <w:bCs/>
+                      <w:color w:val="BFBFBF" w:themeColor="background1" w:themeShade="BF"/>
                       <w:sz w:val="24"/>
                       <w:szCs w:val="24"/>
                     </w:rPr>
@@ -1145,6 +1212,7 @@
                       <w:rFonts w:hint="eastAsia"/>
                       <w:b/>
                       <w:bCs/>
+                      <w:color w:val="BFBFBF" w:themeColor="background1" w:themeShade="BF"/>
                       <w:sz w:val="24"/>
                       <w:szCs w:val="24"/>
                     </w:rPr>
@@ -1156,6 +1224,7 @@
                     <w:rPr>
                       <w:b/>
                       <w:bCs/>
+                      <w:color w:val="BFBFBF" w:themeColor="background1" w:themeShade="BF"/>
                       <w:sz w:val="24"/>
                       <w:szCs w:val="24"/>
                     </w:rPr>
@@ -1165,6 +1234,7 @@
                       <w:rFonts w:hint="eastAsia"/>
                       <w:b/>
                       <w:bCs/>
+                      <w:color w:val="BFBFBF" w:themeColor="background1" w:themeShade="BF"/>
                       <w:sz w:val="24"/>
                       <w:szCs w:val="24"/>
                     </w:rPr>
@@ -1176,6 +1246,7 @@
                     <w:rPr>
                       <w:b/>
                       <w:bCs/>
+                      <w:color w:val="BFBFBF" w:themeColor="background1" w:themeShade="BF"/>
                       <w:sz w:val="24"/>
                       <w:szCs w:val="24"/>
                     </w:rPr>
@@ -1185,6 +1256,7 @@
                       <w:rFonts w:hint="eastAsia"/>
                       <w:b/>
                       <w:bCs/>
+                      <w:color w:val="BFBFBF" w:themeColor="background1" w:themeShade="BF"/>
                       <w:sz w:val="24"/>
                       <w:szCs w:val="24"/>
                     </w:rPr>
@@ -1196,6 +1268,7 @@
                     <w:rPr>
                       <w:b/>
                       <w:bCs/>
+                      <w:color w:val="BFBFBF" w:themeColor="background1" w:themeShade="BF"/>
                       <w:sz w:val="24"/>
                       <w:szCs w:val="24"/>
                     </w:rPr>
@@ -1205,6 +1278,7 @@
                       <w:rFonts w:hint="eastAsia"/>
                       <w:b/>
                       <w:bCs/>
+                      <w:color w:val="BFBFBF" w:themeColor="background1" w:themeShade="BF"/>
                       <w:sz w:val="24"/>
                       <w:szCs w:val="24"/>
                     </w:rPr>
@@ -1216,6 +1290,7 @@
                     <w:rPr>
                       <w:b/>
                       <w:bCs/>
+                      <w:color w:val="BFBFBF" w:themeColor="background1" w:themeShade="BF"/>
                       <w:sz w:val="24"/>
                       <w:szCs w:val="24"/>
                     </w:rPr>
@@ -1225,6 +1300,7 @@
                       <w:rFonts w:hint="eastAsia"/>
                       <w:b/>
                       <w:bCs/>
+                      <w:color w:val="BFBFBF" w:themeColor="background1" w:themeShade="BF"/>
                       <w:sz w:val="24"/>
                       <w:szCs w:val="24"/>
                     </w:rPr>
@@ -1236,6 +1312,7 @@
                     <w:rPr>
                       <w:b/>
                       <w:bCs/>
+                      <w:color w:val="BFBFBF" w:themeColor="background1" w:themeShade="BF"/>
                       <w:sz w:val="24"/>
                       <w:szCs w:val="24"/>
                     </w:rPr>
@@ -1245,6 +1322,7 @@
                       <w:rFonts w:hint="eastAsia"/>
                       <w:b/>
                       <w:bCs/>
+                      <w:color w:val="BFBFBF" w:themeColor="background1" w:themeShade="BF"/>
                       <w:sz w:val="24"/>
                       <w:szCs w:val="24"/>
                     </w:rPr>
@@ -1256,6 +1334,7 @@
                     <w:rPr>
                       <w:b/>
                       <w:bCs/>
+                      <w:color w:val="BFBFBF" w:themeColor="background1" w:themeShade="BF"/>
                       <w:sz w:val="24"/>
                       <w:szCs w:val="24"/>
                     </w:rPr>
@@ -1265,6 +1344,7 @@
                       <w:rFonts w:hint="eastAsia"/>
                       <w:b/>
                       <w:bCs/>
+                      <w:color w:val="BFBFBF" w:themeColor="background1" w:themeShade="BF"/>
                       <w:sz w:val="24"/>
                       <w:szCs w:val="24"/>
                     </w:rPr>
@@ -1281,6 +1361,7 @@
                     <w:rPr>
                       <w:b/>
                       <w:bCs/>
+                      <w:color w:val="BFBFBF" w:themeColor="background1" w:themeShade="BF"/>
                       <w:sz w:val="24"/>
                       <w:szCs w:val="24"/>
                     </w:rPr>
@@ -1290,6 +1371,7 @@
                       <w:rFonts w:hint="eastAsia"/>
                       <w:b/>
                       <w:bCs/>
+                      <w:color w:val="BFBFBF" w:themeColor="background1" w:themeShade="BF"/>
                       <w:sz w:val="24"/>
                       <w:szCs w:val="24"/>
                     </w:rPr>
@@ -1301,6 +1383,7 @@
                     <w:rPr>
                       <w:b/>
                       <w:bCs/>
+                      <w:color w:val="BFBFBF" w:themeColor="background1" w:themeShade="BF"/>
                       <w:sz w:val="24"/>
                       <w:szCs w:val="24"/>
                     </w:rPr>
@@ -1310,6 +1393,7 @@
                       <w:rFonts w:hint="eastAsia"/>
                       <w:b/>
                       <w:bCs/>
+                      <w:color w:val="BFBFBF" w:themeColor="background1" w:themeShade="BF"/>
                       <w:sz w:val="24"/>
                       <w:szCs w:val="24"/>
                     </w:rPr>
@@ -1321,6 +1405,7 @@
                     <w:rPr>
                       <w:b/>
                       <w:bCs/>
+                      <w:color w:val="BFBFBF" w:themeColor="background1" w:themeShade="BF"/>
                       <w:sz w:val="24"/>
                       <w:szCs w:val="24"/>
                     </w:rPr>
@@ -1330,6 +1415,7 @@
                       <w:rFonts w:hint="eastAsia"/>
                       <w:b/>
                       <w:bCs/>
+                      <w:color w:val="BFBFBF" w:themeColor="background1" w:themeShade="BF"/>
                       <w:sz w:val="24"/>
                       <w:szCs w:val="24"/>
                     </w:rPr>
@@ -1341,6 +1427,7 @@
                     <w:rPr>
                       <w:b/>
                       <w:bCs/>
+                      <w:color w:val="BFBFBF" w:themeColor="background1" w:themeShade="BF"/>
                       <w:sz w:val="24"/>
                       <w:szCs w:val="24"/>
                     </w:rPr>
@@ -1350,6 +1437,7 @@
                       <w:rFonts w:hint="eastAsia"/>
                       <w:b/>
                       <w:bCs/>
+                      <w:color w:val="BFBFBF" w:themeColor="background1" w:themeShade="BF"/>
                       <w:sz w:val="24"/>
                       <w:szCs w:val="24"/>
                     </w:rPr>
@@ -1361,6 +1449,7 @@
                     <w:rPr>
                       <w:b/>
                       <w:bCs/>
+                      <w:color w:val="BFBFBF" w:themeColor="background1" w:themeShade="BF"/>
                       <w:sz w:val="24"/>
                       <w:szCs w:val="24"/>
                     </w:rPr>
@@ -1370,6 +1459,7 @@
                       <w:rFonts w:hint="eastAsia"/>
                       <w:b/>
                       <w:bCs/>
+                      <w:color w:val="BFBFBF" w:themeColor="background1" w:themeShade="BF"/>
                       <w:sz w:val="24"/>
                       <w:szCs w:val="24"/>
                     </w:rPr>
@@ -1381,6 +1471,7 @@
                     <w:rPr>
                       <w:b/>
                       <w:bCs/>
+                      <w:color w:val="BFBFBF" w:themeColor="background1" w:themeShade="BF"/>
                       <w:sz w:val="24"/>
                       <w:szCs w:val="24"/>
                     </w:rPr>
@@ -1390,6 +1481,7 @@
                       <w:rFonts w:hint="eastAsia"/>
                       <w:b/>
                       <w:bCs/>
+                      <w:color w:val="BFBFBF" w:themeColor="background1" w:themeShade="BF"/>
                       <w:sz w:val="24"/>
                       <w:szCs w:val="24"/>
                     </w:rPr>
@@ -1401,6 +1493,7 @@
                     <w:rPr>
                       <w:b/>
                       <w:bCs/>
+                      <w:color w:val="BFBFBF" w:themeColor="background1" w:themeShade="BF"/>
                       <w:sz w:val="24"/>
                       <w:szCs w:val="24"/>
                     </w:rPr>
@@ -1410,6 +1503,7 @@
                       <w:rFonts w:hint="eastAsia"/>
                       <w:b/>
                       <w:bCs/>
+                      <w:color w:val="BFBFBF" w:themeColor="background1" w:themeShade="BF"/>
                       <w:sz w:val="24"/>
                       <w:szCs w:val="24"/>
                     </w:rPr>
@@ -1421,6 +1515,7 @@
                     <w:rPr>
                       <w:b/>
                       <w:bCs/>
+                      <w:color w:val="BFBFBF" w:themeColor="background1" w:themeShade="BF"/>
                       <w:sz w:val="24"/>
                       <w:szCs w:val="24"/>
                     </w:rPr>
@@ -1430,6 +1525,7 @@
                       <w:rFonts w:hint="eastAsia"/>
                       <w:b/>
                       <w:bCs/>
+                      <w:color w:val="BFBFBF" w:themeColor="background1" w:themeShade="BF"/>
                       <w:sz w:val="24"/>
                       <w:szCs w:val="24"/>
                     </w:rPr>
@@ -1441,6 +1537,7 @@
                     <w:rPr>
                       <w:b/>
                       <w:bCs/>
+                      <w:color w:val="BFBFBF" w:themeColor="background1" w:themeShade="BF"/>
                       <w:sz w:val="24"/>
                       <w:szCs w:val="24"/>
                     </w:rPr>
@@ -1450,6 +1547,7 @@
                       <w:rFonts w:hint="eastAsia"/>
                       <w:b/>
                       <w:bCs/>
+                      <w:color w:val="BFBFBF" w:themeColor="background1" w:themeShade="BF"/>
                       <w:sz w:val="24"/>
                       <w:szCs w:val="24"/>
                     </w:rPr>
@@ -1461,6 +1559,7 @@
                     <w:rPr>
                       <w:b/>
                       <w:bCs/>
+                      <w:color w:val="BFBFBF" w:themeColor="background1" w:themeShade="BF"/>
                       <w:sz w:val="24"/>
                       <w:szCs w:val="24"/>
                     </w:rPr>
@@ -1470,6 +1569,7 @@
                       <w:rFonts w:hint="eastAsia"/>
                       <w:b/>
                       <w:bCs/>
+                      <w:color w:val="BFBFBF" w:themeColor="background1" w:themeShade="BF"/>
                       <w:sz w:val="24"/>
                       <w:szCs w:val="24"/>
                     </w:rPr>
@@ -1486,6 +1586,7 @@
                     <w:rPr>
                       <w:b/>
                       <w:bCs/>
+                      <w:color w:val="BFBFBF" w:themeColor="background1" w:themeShade="BF"/>
                       <w:sz w:val="24"/>
                       <w:szCs w:val="24"/>
                     </w:rPr>
@@ -1495,6 +1596,7 @@
                       <w:rFonts w:hint="eastAsia"/>
                       <w:b/>
                       <w:bCs/>
+                      <w:color w:val="BFBFBF" w:themeColor="background1" w:themeShade="BF"/>
                       <w:sz w:val="24"/>
                       <w:szCs w:val="24"/>
                     </w:rPr>
@@ -1506,6 +1608,7 @@
                     <w:rPr>
                       <w:b/>
                       <w:bCs/>
+                      <w:color w:val="BFBFBF" w:themeColor="background1" w:themeShade="BF"/>
                       <w:sz w:val="24"/>
                       <w:szCs w:val="24"/>
                     </w:rPr>
@@ -1515,6 +1618,7 @@
                       <w:rFonts w:hint="eastAsia"/>
                       <w:b/>
                       <w:bCs/>
+                      <w:color w:val="BFBFBF" w:themeColor="background1" w:themeShade="BF"/>
                       <w:sz w:val="24"/>
                       <w:szCs w:val="24"/>
                     </w:rPr>
@@ -1526,6 +1630,7 @@
                     <w:rPr>
                       <w:b/>
                       <w:bCs/>
+                      <w:color w:val="BFBFBF" w:themeColor="background1" w:themeShade="BF"/>
                       <w:sz w:val="24"/>
                       <w:szCs w:val="24"/>
                     </w:rPr>
@@ -1535,6 +1640,7 @@
                       <w:rFonts w:hint="eastAsia"/>
                       <w:b/>
                       <w:bCs/>
+                      <w:color w:val="BFBFBF" w:themeColor="background1" w:themeShade="BF"/>
                       <w:sz w:val="24"/>
                       <w:szCs w:val="24"/>
                     </w:rPr>
@@ -1546,6 +1652,7 @@
                     <w:rPr>
                       <w:b/>
                       <w:bCs/>
+                      <w:color w:val="BFBFBF" w:themeColor="background1" w:themeShade="BF"/>
                       <w:sz w:val="24"/>
                       <w:szCs w:val="24"/>
                     </w:rPr>
@@ -1555,6 +1662,7 @@
                       <w:rFonts w:hint="eastAsia"/>
                       <w:b/>
                       <w:bCs/>
+                      <w:color w:val="BFBFBF" w:themeColor="background1" w:themeShade="BF"/>
                       <w:sz w:val="24"/>
                       <w:szCs w:val="24"/>
                     </w:rPr>
@@ -1566,6 +1674,7 @@
                     <w:rPr>
                       <w:b/>
                       <w:bCs/>
+                      <w:color w:val="BFBFBF" w:themeColor="background1" w:themeShade="BF"/>
                       <w:sz w:val="24"/>
                       <w:szCs w:val="24"/>
                     </w:rPr>
@@ -1575,6 +1684,7 @@
                       <w:rFonts w:hint="eastAsia"/>
                       <w:b/>
                       <w:bCs/>
+                      <w:color w:val="BFBFBF" w:themeColor="background1" w:themeShade="BF"/>
                       <w:sz w:val="24"/>
                       <w:szCs w:val="24"/>
                     </w:rPr>
@@ -1586,6 +1696,7 @@
                     <w:rPr>
                       <w:b/>
                       <w:bCs/>
+                      <w:color w:val="BFBFBF" w:themeColor="background1" w:themeShade="BF"/>
                       <w:sz w:val="24"/>
                       <w:szCs w:val="24"/>
                     </w:rPr>
@@ -1595,6 +1706,7 @@
                       <w:rFonts w:hint="eastAsia"/>
                       <w:b/>
                       <w:bCs/>
+                      <w:color w:val="BFBFBF" w:themeColor="background1" w:themeShade="BF"/>
                       <w:sz w:val="24"/>
                       <w:szCs w:val="24"/>
                     </w:rPr>
@@ -1606,6 +1718,7 @@
                     <w:rPr>
                       <w:b/>
                       <w:bCs/>
+                      <w:color w:val="BFBFBF" w:themeColor="background1" w:themeShade="BF"/>
                       <w:sz w:val="24"/>
                       <w:szCs w:val="24"/>
                     </w:rPr>
@@ -1615,6 +1728,7 @@
                       <w:rFonts w:hint="eastAsia"/>
                       <w:b/>
                       <w:bCs/>
+                      <w:color w:val="BFBFBF" w:themeColor="background1" w:themeShade="BF"/>
                       <w:sz w:val="24"/>
                       <w:szCs w:val="24"/>
                     </w:rPr>
@@ -1626,6 +1740,7 @@
                     <w:rPr>
                       <w:b/>
                       <w:bCs/>
+                      <w:color w:val="BFBFBF" w:themeColor="background1" w:themeShade="BF"/>
                       <w:sz w:val="24"/>
                       <w:szCs w:val="24"/>
                     </w:rPr>
@@ -1635,6 +1750,7 @@
                       <w:rFonts w:hint="eastAsia"/>
                       <w:b/>
                       <w:bCs/>
+                      <w:color w:val="BFBFBF" w:themeColor="background1" w:themeShade="BF"/>
                       <w:sz w:val="24"/>
                       <w:szCs w:val="24"/>
                     </w:rPr>
@@ -1646,6 +1762,7 @@
                     <w:rPr>
                       <w:b/>
                       <w:bCs/>
+                      <w:color w:val="BFBFBF" w:themeColor="background1" w:themeShade="BF"/>
                       <w:sz w:val="24"/>
                       <w:szCs w:val="24"/>
                     </w:rPr>
@@ -1655,6 +1772,7 @@
                       <w:rFonts w:hint="eastAsia"/>
                       <w:b/>
                       <w:bCs/>
+                      <w:color w:val="BFBFBF" w:themeColor="background1" w:themeShade="BF"/>
                       <w:sz w:val="24"/>
                       <w:szCs w:val="24"/>
                     </w:rPr>
@@ -1666,6 +1784,7 @@
                     <w:rPr>
                       <w:b/>
                       <w:bCs/>
+                      <w:color w:val="BFBFBF" w:themeColor="background1" w:themeShade="BF"/>
                       <w:sz w:val="24"/>
                       <w:szCs w:val="24"/>
                     </w:rPr>
@@ -1675,6 +1794,7 @@
                       <w:rFonts w:hint="eastAsia"/>
                       <w:b/>
                       <w:bCs/>
+                      <w:color w:val="BFBFBF" w:themeColor="background1" w:themeShade="BF"/>
                       <w:sz w:val="24"/>
                       <w:szCs w:val="24"/>
                     </w:rPr>
@@ -1691,6 +1811,7 @@
                     <w:rPr>
                       <w:b/>
                       <w:bCs/>
+                      <w:color w:val="BFBFBF" w:themeColor="background1" w:themeShade="BF"/>
                       <w:sz w:val="24"/>
                       <w:szCs w:val="24"/>
                     </w:rPr>
@@ -1700,6 +1821,7 @@
                       <w:rFonts w:hint="eastAsia"/>
                       <w:b/>
                       <w:bCs/>
+                      <w:color w:val="BFBFBF" w:themeColor="background1" w:themeShade="BF"/>
                       <w:sz w:val="24"/>
                       <w:szCs w:val="24"/>
                     </w:rPr>
@@ -1711,6 +1833,7 @@
                     <w:rPr>
                       <w:b/>
                       <w:bCs/>
+                      <w:color w:val="BFBFBF" w:themeColor="background1" w:themeShade="BF"/>
                       <w:sz w:val="24"/>
                       <w:szCs w:val="24"/>
                     </w:rPr>
@@ -1720,6 +1843,7 @@
                       <w:rFonts w:hint="eastAsia"/>
                       <w:b/>
                       <w:bCs/>
+                      <w:color w:val="BFBFBF" w:themeColor="background1" w:themeShade="BF"/>
                       <w:sz w:val="24"/>
                       <w:szCs w:val="24"/>
                     </w:rPr>
@@ -1731,6 +1855,7 @@
                     <w:rPr>
                       <w:b/>
                       <w:bCs/>
+                      <w:color w:val="BFBFBF" w:themeColor="background1" w:themeShade="BF"/>
                       <w:sz w:val="24"/>
                       <w:szCs w:val="24"/>
                     </w:rPr>
@@ -1740,6 +1865,7 @@
                       <w:rFonts w:hint="eastAsia"/>
                       <w:b/>
                       <w:bCs/>
+                      <w:color w:val="BFBFBF" w:themeColor="background1" w:themeShade="BF"/>
                       <w:sz w:val="24"/>
                       <w:szCs w:val="24"/>
                     </w:rPr>
@@ -1751,6 +1877,7 @@
                     <w:rPr>
                       <w:b/>
                       <w:bCs/>
+                      <w:color w:val="BFBFBF" w:themeColor="background1" w:themeShade="BF"/>
                       <w:sz w:val="24"/>
                       <w:szCs w:val="24"/>
                     </w:rPr>
@@ -1760,6 +1887,7 @@
                       <w:rFonts w:hint="eastAsia"/>
                       <w:b/>
                       <w:bCs/>
+                      <w:color w:val="BFBFBF" w:themeColor="background1" w:themeShade="BF"/>
                       <w:sz w:val="24"/>
                       <w:szCs w:val="24"/>
                     </w:rPr>
@@ -1771,6 +1899,7 @@
                     <w:rPr>
                       <w:b/>
                       <w:bCs/>
+                      <w:color w:val="BFBFBF" w:themeColor="background1" w:themeShade="BF"/>
                       <w:sz w:val="24"/>
                       <w:szCs w:val="24"/>
                     </w:rPr>
@@ -1780,6 +1909,7 @@
                       <w:rFonts w:hint="eastAsia"/>
                       <w:b/>
                       <w:bCs/>
+                      <w:color w:val="BFBFBF" w:themeColor="background1" w:themeShade="BF"/>
                       <w:sz w:val="24"/>
                       <w:szCs w:val="24"/>
                     </w:rPr>
@@ -1791,6 +1921,7 @@
                     <w:rPr>
                       <w:b/>
                       <w:bCs/>
+                      <w:color w:val="BFBFBF" w:themeColor="background1" w:themeShade="BF"/>
                       <w:sz w:val="24"/>
                       <w:szCs w:val="24"/>
                     </w:rPr>
@@ -1800,6 +1931,7 @@
                       <w:rFonts w:hint="eastAsia"/>
                       <w:b/>
                       <w:bCs/>
+                      <w:color w:val="BFBFBF" w:themeColor="background1" w:themeShade="BF"/>
                       <w:sz w:val="24"/>
                       <w:szCs w:val="24"/>
                     </w:rPr>
@@ -1811,6 +1943,7 @@
                     <w:rPr>
                       <w:b/>
                       <w:bCs/>
+                      <w:color w:val="BFBFBF" w:themeColor="background1" w:themeShade="BF"/>
                       <w:sz w:val="24"/>
                       <w:szCs w:val="24"/>
                     </w:rPr>
@@ -1820,6 +1953,7 @@
                       <w:rFonts w:hint="eastAsia"/>
                       <w:b/>
                       <w:bCs/>
+                      <w:color w:val="BFBFBF" w:themeColor="background1" w:themeShade="BF"/>
                       <w:sz w:val="24"/>
                       <w:szCs w:val="24"/>
                     </w:rPr>
@@ -1831,6 +1965,7 @@
                     <w:rPr>
                       <w:b/>
                       <w:bCs/>
+                      <w:color w:val="BFBFBF" w:themeColor="background1" w:themeShade="BF"/>
                       <w:sz w:val="24"/>
                       <w:szCs w:val="24"/>
                     </w:rPr>
@@ -1840,6 +1975,7 @@
                       <w:rFonts w:hint="eastAsia"/>
                       <w:b/>
                       <w:bCs/>
+                      <w:color w:val="BFBFBF" w:themeColor="background1" w:themeShade="BF"/>
                       <w:sz w:val="24"/>
                       <w:szCs w:val="24"/>
                     </w:rPr>
@@ -1851,6 +1987,7 @@
                     <w:rPr>
                       <w:b/>
                       <w:bCs/>
+                      <w:color w:val="BFBFBF" w:themeColor="background1" w:themeShade="BF"/>
                       <w:sz w:val="24"/>
                       <w:szCs w:val="24"/>
                     </w:rPr>
@@ -1860,6 +1997,7 @@
                       <w:rFonts w:hint="eastAsia"/>
                       <w:b/>
                       <w:bCs/>
+                      <w:color w:val="BFBFBF" w:themeColor="background1" w:themeShade="BF"/>
                       <w:sz w:val="24"/>
                       <w:szCs w:val="24"/>
                     </w:rPr>
@@ -1871,6 +2009,7 @@
                     <w:rPr>
                       <w:b/>
                       <w:bCs/>
+                      <w:color w:val="BFBFBF" w:themeColor="background1" w:themeShade="BF"/>
                       <w:sz w:val="24"/>
                       <w:szCs w:val="24"/>
                     </w:rPr>
@@ -1880,6 +2019,7 @@
                       <w:rFonts w:hint="eastAsia"/>
                       <w:b/>
                       <w:bCs/>
+                      <w:color w:val="BFBFBF" w:themeColor="background1" w:themeShade="BF"/>
                       <w:sz w:val="24"/>
                       <w:szCs w:val="24"/>
                     </w:rPr>
@@ -1896,6 +2036,7 @@
                     <w:rPr>
                       <w:b/>
                       <w:bCs/>
+                      <w:color w:val="BFBFBF" w:themeColor="background1" w:themeShade="BF"/>
                       <w:sz w:val="24"/>
                       <w:szCs w:val="24"/>
                     </w:rPr>
@@ -1905,6 +2046,7 @@
                       <w:rFonts w:hint="eastAsia"/>
                       <w:b/>
                       <w:bCs/>
+                      <w:color w:val="BFBFBF" w:themeColor="background1" w:themeShade="BF"/>
                       <w:sz w:val="24"/>
                       <w:szCs w:val="24"/>
                     </w:rPr>
@@ -1916,6 +2058,7 @@
                     <w:rPr>
                       <w:b/>
                       <w:bCs/>
+                      <w:color w:val="BFBFBF" w:themeColor="background1" w:themeShade="BF"/>
                       <w:sz w:val="24"/>
                       <w:szCs w:val="24"/>
                     </w:rPr>
@@ -1925,6 +2068,7 @@
                       <w:rFonts w:hint="eastAsia"/>
                       <w:b/>
                       <w:bCs/>
+                      <w:color w:val="BFBFBF" w:themeColor="background1" w:themeShade="BF"/>
                       <w:sz w:val="24"/>
                       <w:szCs w:val="24"/>
                     </w:rPr>
@@ -1936,6 +2080,7 @@
                     <w:rPr>
                       <w:b/>
                       <w:bCs/>
+                      <w:color w:val="BFBFBF" w:themeColor="background1" w:themeShade="BF"/>
                       <w:sz w:val="24"/>
                       <w:szCs w:val="24"/>
                     </w:rPr>
@@ -1945,6 +2090,7 @@
                       <w:rFonts w:hint="eastAsia"/>
                       <w:b/>
                       <w:bCs/>
+                      <w:color w:val="BFBFBF" w:themeColor="background1" w:themeShade="BF"/>
                       <w:sz w:val="24"/>
                       <w:szCs w:val="24"/>
                     </w:rPr>
@@ -1956,6 +2102,7 @@
                     <w:rPr>
                       <w:b/>
                       <w:bCs/>
+                      <w:color w:val="BFBFBF" w:themeColor="background1" w:themeShade="BF"/>
                       <w:sz w:val="24"/>
                       <w:szCs w:val="24"/>
                     </w:rPr>
@@ -1965,6 +2112,7 @@
                       <w:rFonts w:hint="eastAsia"/>
                       <w:b/>
                       <w:bCs/>
+                      <w:color w:val="BFBFBF" w:themeColor="background1" w:themeShade="BF"/>
                       <w:sz w:val="24"/>
                       <w:szCs w:val="24"/>
                     </w:rPr>
@@ -1976,6 +2124,7 @@
                     <w:rPr>
                       <w:b/>
                       <w:bCs/>
+                      <w:color w:val="BFBFBF" w:themeColor="background1" w:themeShade="BF"/>
                       <w:sz w:val="24"/>
                       <w:szCs w:val="24"/>
                     </w:rPr>
@@ -1985,6 +2134,7 @@
                       <w:rFonts w:hint="eastAsia"/>
                       <w:b/>
                       <w:bCs/>
+                      <w:color w:val="BFBFBF" w:themeColor="background1" w:themeShade="BF"/>
                       <w:sz w:val="24"/>
                       <w:szCs w:val="24"/>
                     </w:rPr>
@@ -1996,6 +2146,7 @@
                     <w:rPr>
                       <w:b/>
                       <w:bCs/>
+                      <w:color w:val="BFBFBF" w:themeColor="background1" w:themeShade="BF"/>
                       <w:sz w:val="24"/>
                       <w:szCs w:val="24"/>
                     </w:rPr>
@@ -2005,6 +2156,7 @@
                       <w:rFonts w:hint="eastAsia"/>
                       <w:b/>
                       <w:bCs/>
+                      <w:color w:val="BFBFBF" w:themeColor="background1" w:themeShade="BF"/>
                       <w:sz w:val="24"/>
                       <w:szCs w:val="24"/>
                     </w:rPr>
@@ -2016,6 +2168,7 @@
                     <w:rPr>
                       <w:b/>
                       <w:bCs/>
+                      <w:color w:val="BFBFBF" w:themeColor="background1" w:themeShade="BF"/>
                       <w:sz w:val="24"/>
                       <w:szCs w:val="24"/>
                     </w:rPr>
@@ -2025,6 +2178,7 @@
                       <w:rFonts w:hint="eastAsia"/>
                       <w:b/>
                       <w:bCs/>
+                      <w:color w:val="BFBFBF" w:themeColor="background1" w:themeShade="BF"/>
                       <w:sz w:val="24"/>
                       <w:szCs w:val="24"/>
                     </w:rPr>
@@ -2036,6 +2190,7 @@
                     <w:rPr>
                       <w:b/>
                       <w:bCs/>
+                      <w:color w:val="BFBFBF" w:themeColor="background1" w:themeShade="BF"/>
                       <w:sz w:val="24"/>
                       <w:szCs w:val="24"/>
                     </w:rPr>
@@ -2045,6 +2200,7 @@
                       <w:rFonts w:hint="eastAsia"/>
                       <w:b/>
                       <w:bCs/>
+                      <w:color w:val="BFBFBF" w:themeColor="background1" w:themeShade="BF"/>
                       <w:sz w:val="24"/>
                       <w:szCs w:val="24"/>
                     </w:rPr>
@@ -2056,6 +2212,7 @@
                     <w:rPr>
                       <w:b/>
                       <w:bCs/>
+                      <w:color w:val="BFBFBF" w:themeColor="background1" w:themeShade="BF"/>
                       <w:sz w:val="24"/>
                       <w:szCs w:val="24"/>
                     </w:rPr>
@@ -2065,6 +2222,7 @@
                       <w:rFonts w:hint="eastAsia"/>
                       <w:b/>
                       <w:bCs/>
+                      <w:color w:val="BFBFBF" w:themeColor="background1" w:themeShade="BF"/>
                       <w:sz w:val="24"/>
                       <w:szCs w:val="24"/>
                     </w:rPr>
@@ -2076,6 +2234,7 @@
                     <w:rPr>
                       <w:b/>
                       <w:bCs/>
+                      <w:color w:val="BFBFBF" w:themeColor="background1" w:themeShade="BF"/>
                       <w:sz w:val="24"/>
                       <w:szCs w:val="24"/>
                     </w:rPr>
@@ -2085,6 +2244,7 @@
                       <w:rFonts w:hint="eastAsia"/>
                       <w:b/>
                       <w:bCs/>
+                      <w:color w:val="BFBFBF" w:themeColor="background1" w:themeShade="BF"/>
                       <w:sz w:val="24"/>
                       <w:szCs w:val="24"/>
                     </w:rPr>
@@ -2133,14 +2293,7 @@
           <w:b/>
           <w:sz w:val="24"/>
         </w:rPr>
-        <w:t xml:space="preserve"> </w:t>
-      </w:r>
-      <w:r>
-        <w:rPr>
-          <w:b/>
-          <w:sz w:val="24"/>
-        </w:rPr>
-        <w:t>({essay_fullscore})</w:t>
+        <w:t xml:space="preserve"> ({essay_fullscore})</w:t>
       </w:r>
     </w:p>
     <w:p>
@@ -2200,16 +2353,14 @@
         <w:rPr>
           <w:b/>
         </w:rPr>
+        <w:lastRenderedPageBreak/>
         <w:t>Câu {index}</w:t>
       </w:r>
       <w:r>
         <w:t>: {title}</w:t>
       </w:r>
       <w:r>
-        <w:t xml:space="preserve"> </w:t>
-      </w:r>
-      <w:r>
-        <w:t>({essay_score})</w:t>
+        <w:t xml:space="preserve"> ({essay_score})</w:t>
       </w:r>
     </w:p>
     <w:p>

--- a/template/template-full-essay-ai-scan.docx
+++ b/template/template-full-essay-ai-scan.docx
@@ -4,10 +4,213 @@
   <w:body>
     <w:p>
       <w:pPr>
+        <w:tabs>
+          <w:tab w:val="left" w:pos="0"/>
+          <w:tab w:val="left" w:pos="5103"/>
+        </w:tabs>
+        <w:ind w:left="-284" w:firstLine="284"/>
         <w:jc w:val="center"/>
+        <w:rPr>
+          <w:rFonts w:eastAsia="MS Mincho" w:cs="Times New Roman"/>
+        </w:rPr>
       </w:pPr>
       <w:r>
         <w:rPr>
+          <w:rFonts w:eastAsia="MS Mincho" w:cs="Times New Roman"/>
+          <w:noProof/>
+        </w:rPr>
+        <mc:AlternateContent>
+          <mc:Choice Requires="wps">
+            <w:drawing>
+              <wp:anchor distT="0" distB="0" distL="114300" distR="114300" simplePos="0" relativeHeight="251637760" behindDoc="0" locked="0" layoutInCell="1" allowOverlap="1" wp14:anchorId="50F79BE8" wp14:editId="5B67BACB">
+                <wp:simplePos x="0" y="0"/>
+                <wp:positionH relativeFrom="page">
+                  <wp:posOffset>7110730</wp:posOffset>
+                </wp:positionH>
+                <wp:positionV relativeFrom="page">
+                  <wp:posOffset>269875</wp:posOffset>
+                </wp:positionV>
+                <wp:extent cx="180000" cy="180000"/>
+                <wp:effectExtent l="57150" t="19050" r="67945" b="86995"/>
+                <wp:wrapNone/>
+                <wp:docPr id="562508749" name="Rectangle 2"/>
+                <wp:cNvGraphicFramePr/>
+                <a:graphic xmlns:a="http://schemas.openxmlformats.org/drawingml/2006/main">
+                  <a:graphicData uri="http://schemas.microsoft.com/office/word/2010/wordprocessingShape">
+                    <wps:wsp>
+                      <wps:cNvSpPr/>
+                      <wps:spPr>
+                        <a:xfrm>
+                          <a:off x="0" y="0"/>
+                          <a:ext cx="180000" cy="180000"/>
+                        </a:xfrm>
+                        <a:prstGeom prst="rect">
+                          <a:avLst/>
+                        </a:prstGeom>
+                        <a:solidFill>
+                          <a:sysClr val="windowText" lastClr="000000"/>
+                        </a:solidFill>
+                        <a:ln w="9525" cap="flat" cmpd="sng" algn="ctr">
+                          <a:solidFill>
+                            <a:sysClr val="windowText" lastClr="000000"/>
+                          </a:solidFill>
+                          <a:prstDash val="solid"/>
+                        </a:ln>
+                        <a:effectLst>
+                          <a:outerShdw blurRad="40000" dist="23000" dir="5400000" rotWithShape="0">
+                            <a:srgbClr val="000000">
+                              <a:alpha val="35000"/>
+                            </a:srgbClr>
+                          </a:outerShdw>
+                        </a:effectLst>
+                      </wps:spPr>
+                      <wps:txbx>
+                        <w:txbxContent>
+                          <w:p>
+                            <w:pPr>
+                              <w:jc w:val="center"/>
+                            </w:pPr>
+                          </w:p>
+                          <w:p/>
+                        </w:txbxContent>
+                      </wps:txbx>
+                      <wps:bodyPr rot="0" spcFirstLastPara="0" vertOverflow="clip" horzOverflow="clip" vert="horz" wrap="square" lIns="91440" tIns="45720" rIns="91440" bIns="45720" numCol="1" spcCol="0" rtlCol="0" fromWordArt="0" anchor="ctr" anchorCtr="0" forceAA="0" compatLnSpc="1">
+                        <a:prstTxWarp prst="textNoShape">
+                          <a:avLst/>
+                        </a:prstTxWarp>
+                        <a:noAutofit/>
+                      </wps:bodyPr>
+                    </wps:wsp>
+                  </a:graphicData>
+                </a:graphic>
+                <wp14:sizeRelH relativeFrom="margin">
+                  <wp14:pctWidth>0</wp14:pctWidth>
+                </wp14:sizeRelH>
+                <wp14:sizeRelV relativeFrom="margin">
+                  <wp14:pctHeight>0</wp14:pctHeight>
+                </wp14:sizeRelV>
+              </wp:anchor>
+            </w:drawing>
+          </mc:Choice>
+          <mc:Fallback>
+            <w:pict>
+              <v:rect w14:anchorId="50F79BE8" id="Rectangle 2" o:spid="_x0000_s1026" style="position:absolute;left:0;text-align:left;margin-left:559.9pt;margin-top:21.25pt;width:14.15pt;height:14.15pt;z-index:251637760;visibility:visible;mso-wrap-style:square;mso-width-percent:0;mso-height-percent:0;mso-wrap-distance-left:9pt;mso-wrap-distance-top:0;mso-wrap-distance-right:9pt;mso-wrap-distance-bottom:0;mso-position-horizontal:absolute;mso-position-horizontal-relative:page;mso-position-vertical:absolute;mso-position-vertical-relative:page;mso-width-percent:0;mso-height-percent:0;mso-width-relative:margin;mso-height-relative:margin;v-text-anchor:middle" o:gfxdata="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" fillcolor="windowText" strokecolor="windowText">
+                <v:shadow on="t" color="black" opacity="22937f" origin=",.5" offset="0,.63889mm"/>
+                <v:textbox>
+                  <w:txbxContent>
+                    <w:p>
+                      <w:pPr>
+                        <w:jc w:val="center"/>
+                      </w:pPr>
+                    </w:p>
+                    <w:p/>
+                  </w:txbxContent>
+                </v:textbox>
+                <w10:wrap anchorx="page" anchory="page"/>
+              </v:rect>
+            </w:pict>
+          </mc:Fallback>
+        </mc:AlternateContent>
+      </w:r>
+      <w:r>
+        <w:rPr>
+          <w:rFonts w:eastAsia="MS Mincho" w:cs="Times New Roman"/>
+          <w:noProof/>
+        </w:rPr>
+        <mc:AlternateContent>
+          <mc:Choice Requires="wps">
+            <w:drawing>
+              <wp:anchor distT="0" distB="0" distL="114300" distR="114300" simplePos="0" relativeHeight="251633664" behindDoc="0" locked="0" layoutInCell="1" allowOverlap="1" wp14:anchorId="66035AEA" wp14:editId="58142DEC">
+                <wp:simplePos x="0" y="0"/>
+                <wp:positionH relativeFrom="page">
+                  <wp:posOffset>269875</wp:posOffset>
+                </wp:positionH>
+                <wp:positionV relativeFrom="page">
+                  <wp:posOffset>269875</wp:posOffset>
+                </wp:positionV>
+                <wp:extent cx="180000" cy="180000"/>
+                <wp:effectExtent l="57150" t="19050" r="67945" b="86995"/>
+                <wp:wrapNone/>
+                <wp:docPr id="472097760" name="Rectangle 2"/>
+                <wp:cNvGraphicFramePr/>
+                <a:graphic xmlns:a="http://schemas.openxmlformats.org/drawingml/2006/main">
+                  <a:graphicData uri="http://schemas.microsoft.com/office/word/2010/wordprocessingShape">
+                    <wps:wsp>
+                      <wps:cNvSpPr/>
+                      <wps:spPr>
+                        <a:xfrm>
+                          <a:off x="0" y="0"/>
+                          <a:ext cx="180000" cy="180000"/>
+                        </a:xfrm>
+                        <a:prstGeom prst="rect">
+                          <a:avLst/>
+                        </a:prstGeom>
+                        <a:solidFill>
+                          <a:sysClr val="windowText" lastClr="000000"/>
+                        </a:solidFill>
+                        <a:ln w="9525" cap="flat" cmpd="sng" algn="ctr">
+                          <a:solidFill>
+                            <a:sysClr val="windowText" lastClr="000000"/>
+                          </a:solidFill>
+                          <a:prstDash val="solid"/>
+                        </a:ln>
+                        <a:effectLst>
+                          <a:outerShdw blurRad="40000" dist="23000" dir="5400000" rotWithShape="0">
+                            <a:srgbClr val="000000">
+                              <a:alpha val="35000"/>
+                            </a:srgbClr>
+                          </a:outerShdw>
+                        </a:effectLst>
+                      </wps:spPr>
+                      <wps:txbx>
+                        <w:txbxContent>
+                          <w:p>
+                            <w:pPr>
+                              <w:jc w:val="center"/>
+                            </w:pPr>
+                          </w:p>
+                        </w:txbxContent>
+                      </wps:txbx>
+                      <wps:bodyPr rot="0" spcFirstLastPara="0" vertOverflow="clip" horzOverflow="clip" vert="horz" wrap="square" lIns="91440" tIns="45720" rIns="91440" bIns="45720" numCol="1" spcCol="0" rtlCol="0" fromWordArt="0" anchor="ctr" anchorCtr="0" forceAA="0" compatLnSpc="1">
+                        <a:prstTxWarp prst="textNoShape">
+                          <a:avLst/>
+                        </a:prstTxWarp>
+                        <a:noAutofit/>
+                      </wps:bodyPr>
+                    </wps:wsp>
+                  </a:graphicData>
+                </a:graphic>
+                <wp14:sizeRelH relativeFrom="margin">
+                  <wp14:pctWidth>0</wp14:pctWidth>
+                </wp14:sizeRelH>
+                <wp14:sizeRelV relativeFrom="margin">
+                  <wp14:pctHeight>0</wp14:pctHeight>
+                </wp14:sizeRelV>
+              </wp:anchor>
+            </w:drawing>
+          </mc:Choice>
+          <mc:Fallback>
+            <w:pict>
+              <v:rect w14:anchorId="66035AEA" id="_x0000_s1027" style="position:absolute;left:0;text-align:left;margin-left:21.25pt;margin-top:21.25pt;width:14.15pt;height:14.15pt;z-index:251633664;visibility:visible;mso-wrap-style:square;mso-width-percent:0;mso-height-percent:0;mso-wrap-distance-left:9pt;mso-wrap-distance-top:0;mso-wrap-distance-right:9pt;mso-wrap-distance-bottom:0;mso-position-horizontal:absolute;mso-position-horizontal-relative:page;mso-position-vertical:absolute;mso-position-vertical-relative:page;mso-width-percent:0;mso-height-percent:0;mso-width-relative:margin;mso-height-relative:margin;v-text-anchor:middle" o:gfxdata="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" fillcolor="windowText" strokecolor="windowText">
+                <v:shadow on="t" color="black" opacity="22937f" origin=",.5" offset="0,.63889mm"/>
+                <v:textbox>
+                  <w:txbxContent>
+                    <w:p>
+                      <w:pPr>
+                        <w:jc w:val="center"/>
+                      </w:pPr>
+                    </w:p>
+                  </w:txbxContent>
+                </v:textbox>
+                <w10:wrap anchorx="page" anchory="page"/>
+              </v:rect>
+            </w:pict>
+          </mc:Fallback>
+        </mc:AlternateContent>
+      </w:r>
+      <w:r>
+        <w:rPr>
+          <w:rFonts w:eastAsia="MS Mincho" w:cs="Times New Roman"/>
           <w:b/>
           <w:sz w:val="24"/>
         </w:rPr>
@@ -17,9 +220,13 @@
     <w:p>
       <w:pPr>
         <w:jc w:val="center"/>
+        <w:rPr>
+          <w:rFonts w:eastAsia="MS Mincho" w:cs="Times New Roman"/>
+        </w:rPr>
       </w:pPr>
       <w:r>
         <w:rPr>
+          <w:rFonts w:eastAsia="MS Mincho" w:cs="Times New Roman"/>
           <w:b/>
           <w:sz w:val="28"/>
         </w:rPr>
@@ -29,29 +236,48 @@
     <w:p>
       <w:pPr>
         <w:jc w:val="center"/>
+        <w:rPr>
+          <w:rFonts w:eastAsia="MS Mincho" w:cs="Times New Roman"/>
+        </w:rPr>
       </w:pPr>
       <w:r>
+        <w:rPr>
+          <w:rFonts w:eastAsia="MS Mincho" w:cs="Times New Roman"/>
+        </w:rPr>
         <w:t xml:space="preserve">Môn học: {subject}   </w:t>
       </w:r>
       <w:r>
+        <w:rPr>
+          <w:rFonts w:eastAsia="MS Mincho" w:cs="Times New Roman"/>
+        </w:rPr>
         <w:tab/>
       </w:r>
       <w:r>
+        <w:rPr>
+          <w:rFonts w:eastAsia="MS Mincho" w:cs="Times New Roman"/>
+        </w:rPr>
         <w:tab/>
         <w:t>Thời gian: {duration}</w:t>
       </w:r>
       <w:r>
+        <w:rPr>
+          <w:rFonts w:eastAsia="MS Mincho" w:cs="Times New Roman"/>
+        </w:rPr>
         <w:tab/>
       </w:r>
       <w:r>
+        <w:rPr>
+          <w:rFonts w:eastAsia="MS Mincho" w:cs="Times New Roman"/>
+        </w:rPr>
         <w:tab/>
         <w:t xml:space="preserve">Mã đề thi: {exam_code} </w:t>
       </w:r>
     </w:p>
     <w:tbl>
       <w:tblPr>
-        <w:tblStyle w:val="TableGrid"/>
-        <w:tblW w:w="0" w:type="auto"/>
+        <w:tblStyle w:val="TableGrid1"/>
+        <w:tblW w:w="11536" w:type="dxa"/>
+        <w:tblInd w:w="-513" w:type="dxa"/>
         <w:tblBorders>
           <w:top w:val="none" w:sz="0" w:space="0" w:color="auto"/>
           <w:left w:val="none" w:sz="0" w:space="0" w:color="auto"/>
@@ -63,13 +289,17 @@
         <w:tblLook w:val="04A0" w:firstRow="1" w:lastRow="0" w:firstColumn="1" w:lastColumn="0" w:noHBand="0" w:noVBand="1"/>
       </w:tblPr>
       <w:tblGrid>
-        <w:gridCol w:w="6487"/>
-        <w:gridCol w:w="4041"/>
+        <w:gridCol w:w="6433"/>
+        <w:gridCol w:w="5103"/>
       </w:tblGrid>
       <w:tr>
+        <w:trPr>
+          <w:trHeight w:val="5038"/>
+        </w:trPr>
         <w:tc>
           <w:tcPr>
-            <w:tcW w:w="6487" w:type="dxa"/>
+            <w:tcW w:w="6433" w:type="dxa"/>
+            <w:hideMark/>
           </w:tcPr>
           <w:p>
             <w:r>
@@ -104,7 +334,7 @@
               <w:t xml:space="preserve">Ngày sinh: </w:t>
             </w:r>
             <w:r>
-              <w:t xml:space="preserve">……………………………………… </w:t>
+              <w:t>………………………………………</w:t>
             </w:r>
             <w:r>
               <w:rPr>
@@ -118,6 +348,82 @@
             </w:r>
           </w:p>
           <w:p>
+            <w:r>
+              <w:rPr>
+                <w:noProof/>
+              </w:rPr>
+              <mc:AlternateContent>
+                <mc:Choice Requires="wps">
+                  <w:drawing>
+                    <wp:anchor distT="0" distB="0" distL="114300" distR="114300" simplePos="0" relativeHeight="251568640" behindDoc="0" locked="0" layoutInCell="1" allowOverlap="1" wp14:anchorId="1497CE2F" wp14:editId="1ECD92AE">
+                      <wp:simplePos x="0" y="0"/>
+                      <wp:positionH relativeFrom="column">
+                        <wp:posOffset>-770255</wp:posOffset>
+                      </wp:positionH>
+                      <wp:positionV relativeFrom="paragraph">
+                        <wp:posOffset>1041400</wp:posOffset>
+                      </wp:positionV>
+                      <wp:extent cx="45720" cy="161290"/>
+                      <wp:effectExtent l="57150" t="19050" r="68580" b="86360"/>
+                      <wp:wrapNone/>
+                      <wp:docPr id="257250277" name="Rectangle 1"/>
+                      <wp:cNvGraphicFramePr/>
+                      <a:graphic xmlns:a="http://schemas.openxmlformats.org/drawingml/2006/main">
+                        <a:graphicData uri="http://schemas.microsoft.com/office/word/2010/wordprocessingShape">
+                          <wps:wsp>
+                            <wps:cNvSpPr/>
+                            <wps:spPr>
+                              <a:xfrm>
+                                <a:off x="0" y="0"/>
+                                <a:ext cx="45720" cy="161290"/>
+                              </a:xfrm>
+                              <a:prstGeom prst="rect">
+                                <a:avLst/>
+                              </a:prstGeom>
+                              <a:solidFill>
+                                <a:sysClr val="windowText" lastClr="000000"/>
+                              </a:solidFill>
+                              <a:ln w="9525" cap="flat" cmpd="sng" algn="ctr">
+                                <a:solidFill>
+                                  <a:sysClr val="windowText" lastClr="000000"/>
+                                </a:solidFill>
+                                <a:prstDash val="solid"/>
+                              </a:ln>
+                              <a:effectLst>
+                                <a:outerShdw blurRad="40000" dist="23000" dir="5400000" rotWithShape="0">
+                                  <a:srgbClr val="000000">
+                                    <a:alpha val="35000"/>
+                                  </a:srgbClr>
+                                </a:outerShdw>
+                              </a:effectLst>
+                            </wps:spPr>
+                            <wps:bodyPr rot="0" spcFirstLastPara="0" vertOverflow="clip" horzOverflow="clip" vert="horz" wrap="square" lIns="91440" tIns="45720" rIns="91440" bIns="45720" numCol="1" spcCol="0" rtlCol="0" fromWordArt="0" anchor="ctr" anchorCtr="0" forceAA="0" compatLnSpc="1">
+                              <a:prstTxWarp prst="textNoShape">
+                                <a:avLst/>
+                              </a:prstTxWarp>
+                              <a:noAutofit/>
+                            </wps:bodyPr>
+                          </wps:wsp>
+                        </a:graphicData>
+                      </a:graphic>
+                      <wp14:sizeRelH relativeFrom="margin">
+                        <wp14:pctWidth>0</wp14:pctWidth>
+                      </wp14:sizeRelH>
+                      <wp14:sizeRelV relativeFrom="margin">
+                        <wp14:pctHeight>0</wp14:pctHeight>
+                      </wp14:sizeRelV>
+                    </wp:anchor>
+                  </w:drawing>
+                </mc:Choice>
+                <mc:Fallback>
+                  <w:pict>
+                    <v:rect w14:anchorId="5B837042" id="Rectangle 1" o:spid="_x0000_s1026" style="position:absolute;margin-left:-60.65pt;margin-top:82pt;width:3.6pt;height:12.7pt;z-index:251568640;visibility:visible;mso-wrap-style:square;mso-width-percent:0;mso-height-percent:0;mso-wrap-distance-left:9pt;mso-wrap-distance-top:0;mso-wrap-distance-right:9pt;mso-wrap-distance-bottom:0;mso-position-horizontal:absolute;mso-position-horizontal-relative:text;mso-position-vertical:absolute;mso-position-vertical-relative:text;mso-width-percent:0;mso-height-percent:0;mso-width-relative:margin;mso-height-relative:margin;v-text-anchor:middle" o:gfxdata="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" fillcolor="windowText" strokecolor="windowText">
+                      <v:shadow on="t" color="black" opacity="22937f" origin=",.5" offset="0,.63889mm"/>
+                    </v:rect>
+                  </w:pict>
+                </mc:Fallback>
+              </mc:AlternateContent>
+            </w:r>
             <w:r>
               <w:rPr>
                 <w:b/>
@@ -146,7 +452,7 @@
               <w:tblLook w:val="04A0" w:firstRow="1" w:lastRow="0" w:firstColumn="1" w:lastColumn="0" w:noHBand="0" w:noVBand="1"/>
             </w:tblPr>
             <w:tblGrid>
-              <w:gridCol w:w="6104"/>
+              <w:gridCol w:w="5939"/>
             </w:tblGrid>
             <w:tr>
               <w:trPr>
@@ -154,12 +460,12 @@
               </w:trPr>
               <w:tc>
                 <w:tcPr>
-                  <w:tcW w:w="6104" w:type="dxa"/>
+                  <w:tcW w:w="5939" w:type="dxa"/>
                   <w:tcBorders>
-                    <w:top w:val="single" w:sz="10" w:space="0" w:color="C8D3DC"/>
-                    <w:left w:val="single" w:sz="10" w:space="0" w:color="C8D3DC"/>
-                    <w:bottom w:val="single" w:sz="10" w:space="0" w:color="C8D3DC"/>
-                    <w:right w:val="single" w:sz="10" w:space="0" w:color="C8D3DC"/>
+                    <w:top w:val="single" w:sz="12" w:space="0" w:color="C8D3DC"/>
+                    <w:left w:val="single" w:sz="12" w:space="0" w:color="C8D3DC"/>
+                    <w:bottom w:val="single" w:sz="12" w:space="0" w:color="C8D3DC"/>
+                    <w:right w:val="single" w:sz="12" w:space="0" w:color="C8D3DC"/>
                   </w:tcBorders>
                   <w:shd w:val="clear" w:color="auto" w:fill="F7FAFC"/>
                   <w:tcMar>
@@ -169,13 +475,18 @@
                     <w:right w:w="150" w:type="dxa"/>
                   </w:tcMar>
                   <w:vAlign w:val="center"/>
+                  <w:hideMark/>
                 </w:tcPr>
                 <w:p>
                   <w:pPr>
                     <w:jc w:val="both"/>
+                    <w:rPr>
+                      <w:rFonts w:eastAsia="MS Mincho" w:cs="Times New Roman"/>
+                    </w:rPr>
                   </w:pPr>
                   <w:r>
                     <w:rPr>
+                      <w:rFonts w:eastAsia="MS Mincho" w:cs="Times New Roman"/>
                       <w:b/>
                       <w:bCs/>
                     </w:rPr>
@@ -185,94 +496,74 @@
                 <w:p>
                   <w:pPr>
                     <w:jc w:val="both"/>
+                    <w:rPr>
+                      <w:rFonts w:eastAsia="MS Mincho" w:cs="Times New Roman"/>
+                    </w:rPr>
                   </w:pPr>
                   <w:r>
                     <w:rPr>
+                      <w:rFonts w:eastAsia="MS Mincho" w:cs="Times New Roman"/>
                       <w:b/>
                       <w:bCs/>
                     </w:rPr>
-                    <w:t xml:space="preserve">- </w:t>
+                    <w:t>- Thông tin cá nhân &amp; MSSV:</w:t>
                   </w:r>
                   <w:r>
                     <w:rPr>
-                      <w:b/>
-                      <w:bCs/>
+                      <w:rFonts w:eastAsia="MS Mincho" w:cs="Times New Roman"/>
                     </w:rPr>
-                    <w:t>Thông tin cá nhân &amp; M</w:t>
-                  </w:r>
-                  <w:r>
-                    <w:rPr>
-                      <w:b/>
-                      <w:bCs/>
-                    </w:rPr>
-                    <w:t>SSV</w:t>
-                  </w:r>
-                  <w:r>
-                    <w:rPr>
-                      <w:b/>
-                      <w:bCs/>
-                    </w:rPr>
-                    <w:t>:</w:t>
-                  </w:r>
-                  <w:r>
                     <w:t xml:space="preserve"> Điền đầy đủ thông tin cá nhân vào các mục quy định. Đặc biệt, phải ghi rõ bằng số và </w:t>
                   </w:r>
                   <w:r>
                     <w:rPr>
+                      <w:rFonts w:eastAsia="MS Mincho" w:cs="Times New Roman"/>
                       <w:b/>
                       <w:bCs/>
                     </w:rPr>
-                    <w:t xml:space="preserve">tô kín các ô tròn tương ứng với </w:t>
-                  </w:r>
-                  <w:r>
-                    <w:rPr>
-                      <w:b/>
-                      <w:bCs/>
-                    </w:rPr>
-                    <w:t>MSSV.</w:t>
+                    <w:t>tô kín các ô tròn tương ứng với MSSV.</w:t>
                   </w:r>
                 </w:p>
                 <w:p>
                   <w:pPr>
                     <w:jc w:val="both"/>
+                    <w:rPr>
+                      <w:rFonts w:eastAsia="MS Mincho" w:cs="Times New Roman"/>
+                    </w:rPr>
                   </w:pPr>
                   <w:r>
                     <w:rPr>
+                      <w:rFonts w:eastAsia="MS Mincho" w:cs="Times New Roman"/>
                       <w:b/>
                       <w:bCs/>
                     </w:rPr>
-                    <w:t xml:space="preserve">- </w:t>
+                    <w:t>- Phần trắc nghiệm:</w:t>
                   </w:r>
                   <w:r>
                     <w:rPr>
-                      <w:b/>
-                      <w:bCs/>
+                      <w:rFonts w:eastAsia="MS Mincho" w:cs="Times New Roman"/>
                     </w:rPr>
-                    <w:t>Phần trắc nghiệm:</w:t>
-                  </w:r>
-                  <w:r>
                     <w:t xml:space="preserve"> Tô kín hoặc đánh dấu rõ ràng duy nhất một ô A, B, C hoặc D cho mỗi câu hỏi.</w:t>
                   </w:r>
                 </w:p>
                 <w:p>
                   <w:pPr>
                     <w:jc w:val="both"/>
+                    <w:rPr>
+                      <w:rFonts w:eastAsia="MS Mincho" w:cs="Times New Roman"/>
+                    </w:rPr>
                   </w:pPr>
                   <w:r>
                     <w:rPr>
+                      <w:rFonts w:eastAsia="MS Mincho" w:cs="Times New Roman"/>
                       <w:b/>
                       <w:bCs/>
                     </w:rPr>
-                    <w:t xml:space="preserve">- </w:t>
+                    <w:t>- Phần tự luận:</w:t>
                   </w:r>
                   <w:r>
                     <w:rPr>
-                      <w:b/>
-                      <w:bCs/>
+                      <w:rFonts w:eastAsia="MS Mincho" w:cs="Times New Roman"/>
                     </w:rPr>
-                    <w:t>Phần tự luận:</w:t>
-                  </w:r>
-                  <w:r>
                     <w:t xml:space="preserve"> Chỉ trình bày bài làm bên trong khung dành riêng cho từng câu. Tuyệt đối không viết ra ngoài khung (phần viết ra ngoài sẽ không thể nhận diện để chấm điểm).</w:t>
                   </w:r>
                 </w:p>
@@ -290,15 +581,3355 @@
         </w:tc>
         <w:tc>
           <w:tcPr>
-            <w:tcW w:w="4041" w:type="dxa"/>
+            <w:tcW w:w="5103" w:type="dxa"/>
+            <w:hideMark/>
           </w:tcPr>
+          <w:tbl>
+            <w:tblPr>
+              <w:tblStyle w:val="TableGrid1"/>
+              <w:tblpPr w:leftFromText="180" w:rightFromText="180" w:vertAnchor="page" w:horzAnchor="margin" w:tblpY="541"/>
+              <w:tblOverlap w:val="never"/>
+              <w:tblW w:w="4590" w:type="dxa"/>
+              <w:tblInd w:w="0" w:type="dxa"/>
+              <w:tblBorders>
+                <w:top w:val="none" w:sz="0" w:space="0" w:color="auto"/>
+                <w:left w:val="none" w:sz="0" w:space="0" w:color="auto"/>
+                <w:bottom w:val="none" w:sz="0" w:space="0" w:color="auto"/>
+                <w:right w:val="none" w:sz="0" w:space="0" w:color="auto"/>
+                <w:insideH w:val="none" w:sz="0" w:space="0" w:color="auto"/>
+                <w:insideV w:val="none" w:sz="0" w:space="0" w:color="auto"/>
+              </w:tblBorders>
+              <w:tblLook w:val="04A0" w:firstRow="1" w:lastRow="0" w:firstColumn="1" w:lastColumn="0" w:noHBand="0" w:noVBand="1"/>
+            </w:tblPr>
+            <w:tblGrid>
+              <w:gridCol w:w="765"/>
+              <w:gridCol w:w="765"/>
+              <w:gridCol w:w="765"/>
+              <w:gridCol w:w="765"/>
+              <w:gridCol w:w="765"/>
+              <w:gridCol w:w="765"/>
+            </w:tblGrid>
+            <w:tr>
+              <w:trPr>
+                <w:trHeight w:val="454"/>
+              </w:trPr>
+              <w:tc>
+                <w:tcPr>
+                  <w:tcW w:w="765" w:type="dxa"/>
+                  <w:vAlign w:val="center"/>
+                  <w:hideMark/>
+                </w:tcPr>
+                <w:p>
+                  <w:pPr>
+                    <w:spacing w:before="80"/>
+                    <w:ind w:right="-45"/>
+                    <w:jc w:val="center"/>
+                    <w:rPr>
+                      <w:rFonts w:ascii="OMR Circles" w:hAnsi="OMR Circles"/>
+                      <w:color w:val="A6A6A6" w:themeColor="background1" w:themeShade="A6"/>
+                      <w:sz w:val="30"/>
+                      <w:szCs w:val="30"/>
+                    </w:rPr>
+                  </w:pPr>
+                  <w:r>
+                    <w:rPr>
+                      <w:rFonts w:ascii="OMR Circles" w:hAnsi="OMR Circles"/>
+                      <w:color w:val="A6A6A6" w:themeColor="background1" w:themeShade="A6"/>
+                      <w:sz w:val="30"/>
+                      <w:szCs w:val="30"/>
+                    </w:rPr>
+                    <w:t>0</w:t>
+                  </w:r>
+                </w:p>
+              </w:tc>
+              <w:tc>
+                <w:tcPr>
+                  <w:tcW w:w="765" w:type="dxa"/>
+                  <w:vAlign w:val="center"/>
+                  <w:hideMark/>
+                </w:tcPr>
+                <w:p>
+                  <w:pPr>
+                    <w:spacing w:before="80"/>
+                    <w:ind w:right="-45"/>
+                    <w:jc w:val="center"/>
+                    <w:rPr>
+                      <w:rFonts w:ascii="OMR Circles" w:hAnsi="OMR Circles"/>
+                      <w:color w:val="A6A6A6" w:themeColor="background1" w:themeShade="A6"/>
+                      <w:sz w:val="30"/>
+                      <w:szCs w:val="30"/>
+                    </w:rPr>
+                  </w:pPr>
+                  <w:r>
+                    <w:rPr>
+                      <w:rFonts w:ascii="OMR Circles" w:hAnsi="OMR Circles"/>
+                      <w:color w:val="A6A6A6" w:themeColor="background1" w:themeShade="A6"/>
+                      <w:sz w:val="30"/>
+                      <w:szCs w:val="30"/>
+                    </w:rPr>
+                    <w:t>0</w:t>
+                  </w:r>
+                </w:p>
+              </w:tc>
+              <w:tc>
+                <w:tcPr>
+                  <w:tcW w:w="765" w:type="dxa"/>
+                  <w:vAlign w:val="center"/>
+                  <w:hideMark/>
+                </w:tcPr>
+                <w:p>
+                  <w:pPr>
+                    <w:spacing w:before="80"/>
+                    <w:ind w:right="-45"/>
+                    <w:jc w:val="center"/>
+                    <w:rPr>
+                      <w:rFonts w:ascii="OMR Circles" w:hAnsi="OMR Circles"/>
+                      <w:color w:val="A6A6A6" w:themeColor="background1" w:themeShade="A6"/>
+                      <w:sz w:val="30"/>
+                      <w:szCs w:val="30"/>
+                    </w:rPr>
+                  </w:pPr>
+                  <w:r>
+                    <w:rPr>
+                      <w:rFonts w:ascii="OMR Circles" w:hAnsi="OMR Circles"/>
+                      <w:color w:val="A6A6A6" w:themeColor="background1" w:themeShade="A6"/>
+                      <w:sz w:val="30"/>
+                      <w:szCs w:val="30"/>
+                    </w:rPr>
+                    <w:t>0</w:t>
+                  </w:r>
+                </w:p>
+              </w:tc>
+              <w:tc>
+                <w:tcPr>
+                  <w:tcW w:w="765" w:type="dxa"/>
+                  <w:vAlign w:val="center"/>
+                  <w:hideMark/>
+                </w:tcPr>
+                <w:p>
+                  <w:pPr>
+                    <w:spacing w:before="80"/>
+                    <w:ind w:right="-45"/>
+                    <w:jc w:val="center"/>
+                    <w:rPr>
+                      <w:rFonts w:ascii="OMR Circles" w:hAnsi="OMR Circles"/>
+                      <w:color w:val="A6A6A6" w:themeColor="background1" w:themeShade="A6"/>
+                      <w:sz w:val="30"/>
+                      <w:szCs w:val="30"/>
+                    </w:rPr>
+                  </w:pPr>
+                  <w:r>
+                    <w:rPr>
+                      <w:rFonts w:ascii="OMR Circles" w:hAnsi="OMR Circles"/>
+                      <w:color w:val="A6A6A6" w:themeColor="background1" w:themeShade="A6"/>
+                      <w:sz w:val="30"/>
+                      <w:szCs w:val="30"/>
+                    </w:rPr>
+                    <w:t>0</w:t>
+                  </w:r>
+                </w:p>
+              </w:tc>
+              <w:tc>
+                <w:tcPr>
+                  <w:tcW w:w="765" w:type="dxa"/>
+                  <w:vAlign w:val="center"/>
+                  <w:hideMark/>
+                </w:tcPr>
+                <w:p>
+                  <w:pPr>
+                    <w:spacing w:before="80"/>
+                    <w:ind w:right="-45"/>
+                    <w:jc w:val="center"/>
+                    <w:rPr>
+                      <w:rFonts w:ascii="OMR Circles" w:hAnsi="OMR Circles"/>
+                      <w:color w:val="A6A6A6" w:themeColor="background1" w:themeShade="A6"/>
+                      <w:sz w:val="30"/>
+                      <w:szCs w:val="30"/>
+                    </w:rPr>
+                  </w:pPr>
+                  <w:r>
+                    <w:rPr>
+                      <w:rFonts w:ascii="OMR Circles" w:hAnsi="OMR Circles"/>
+                      <w:color w:val="A6A6A6" w:themeColor="background1" w:themeShade="A6"/>
+                      <w:sz w:val="30"/>
+                      <w:szCs w:val="30"/>
+                    </w:rPr>
+                    <w:t>0</w:t>
+                  </w:r>
+                </w:p>
+              </w:tc>
+              <w:tc>
+                <w:tcPr>
+                  <w:tcW w:w="765" w:type="dxa"/>
+                  <w:vAlign w:val="bottom"/>
+                </w:tcPr>
+                <w:p>
+                  <w:pPr>
+                    <w:ind w:right="-45"/>
+                    <w:jc w:val="center"/>
+                    <w:rPr>
+                      <w:rFonts w:ascii="OMR Circles" w:hAnsi="OMR Circles"/>
+                      <w:color w:val="A6A6A6" w:themeColor="background1" w:themeShade="A6"/>
+                      <w:sz w:val="30"/>
+                      <w:szCs w:val="30"/>
+                    </w:rPr>
+                  </w:pPr>
+                  <w:r>
+                    <w:rPr>
+                      <w:rFonts w:ascii="OMR Circles" w:hAnsi="OMR Circles"/>
+                      <w:color w:val="A6A6A6" w:themeColor="background1" w:themeShade="A6"/>
+                      <w:sz w:val="30"/>
+                      <w:szCs w:val="30"/>
+                    </w:rPr>
+                    <w:t>0</w:t>
+                  </w:r>
+                </w:p>
+              </w:tc>
+            </w:tr>
+            <w:tr>
+              <w:trPr>
+                <w:trHeight w:val="454"/>
+              </w:trPr>
+              <w:tc>
+                <w:tcPr>
+                  <w:tcW w:w="765" w:type="dxa"/>
+                  <w:vAlign w:val="center"/>
+                  <w:hideMark/>
+                </w:tcPr>
+                <w:p>
+                  <w:pPr>
+                    <w:spacing w:before="80"/>
+                    <w:ind w:right="-45"/>
+                    <w:jc w:val="center"/>
+                    <w:rPr>
+                      <w:rFonts w:ascii="OMR Circles" w:hAnsi="OMR Circles"/>
+                      <w:color w:val="A6A6A6" w:themeColor="background1" w:themeShade="A6"/>
+                      <w:sz w:val="30"/>
+                      <w:szCs w:val="30"/>
+                    </w:rPr>
+                  </w:pPr>
+                  <w:r>
+                    <w:rPr>
+                      <w:rFonts w:ascii="OMR Circles" w:hAnsi="OMR Circles"/>
+                      <w:color w:val="A6A6A6" w:themeColor="background1" w:themeShade="A6"/>
+                      <w:sz w:val="30"/>
+                      <w:szCs w:val="30"/>
+                    </w:rPr>
+                    <w:t>1</w:t>
+                  </w:r>
+                </w:p>
+              </w:tc>
+              <w:tc>
+                <w:tcPr>
+                  <w:tcW w:w="765" w:type="dxa"/>
+                  <w:vAlign w:val="center"/>
+                  <w:hideMark/>
+                </w:tcPr>
+                <w:p>
+                  <w:pPr>
+                    <w:spacing w:before="80"/>
+                    <w:ind w:right="-45"/>
+                    <w:jc w:val="center"/>
+                    <w:rPr>
+                      <w:rFonts w:ascii="OMR Circles" w:hAnsi="OMR Circles"/>
+                      <w:color w:val="A6A6A6" w:themeColor="background1" w:themeShade="A6"/>
+                      <w:sz w:val="30"/>
+                      <w:szCs w:val="30"/>
+                    </w:rPr>
+                  </w:pPr>
+                  <w:r>
+                    <w:rPr>
+                      <w:rFonts w:ascii="OMR Circles" w:hAnsi="OMR Circles"/>
+                      <w:color w:val="A6A6A6" w:themeColor="background1" w:themeShade="A6"/>
+                      <w:sz w:val="30"/>
+                      <w:szCs w:val="30"/>
+                    </w:rPr>
+                    <w:t>1</w:t>
+                  </w:r>
+                </w:p>
+              </w:tc>
+              <w:tc>
+                <w:tcPr>
+                  <w:tcW w:w="765" w:type="dxa"/>
+                  <w:vAlign w:val="center"/>
+                  <w:hideMark/>
+                </w:tcPr>
+                <w:p>
+                  <w:pPr>
+                    <w:spacing w:before="80"/>
+                    <w:ind w:right="-45"/>
+                    <w:jc w:val="center"/>
+                    <w:rPr>
+                      <w:rFonts w:ascii="OMR Circles" w:hAnsi="OMR Circles"/>
+                      <w:color w:val="A6A6A6" w:themeColor="background1" w:themeShade="A6"/>
+                      <w:sz w:val="30"/>
+                      <w:szCs w:val="30"/>
+                    </w:rPr>
+                  </w:pPr>
+                  <w:r>
+                    <w:rPr>
+                      <w:rFonts w:ascii="OMR Circles" w:hAnsi="OMR Circles"/>
+                      <w:color w:val="A6A6A6" w:themeColor="background1" w:themeShade="A6"/>
+                      <w:sz w:val="30"/>
+                      <w:szCs w:val="30"/>
+                    </w:rPr>
+                    <w:t>1</w:t>
+                  </w:r>
+                </w:p>
+              </w:tc>
+              <w:tc>
+                <w:tcPr>
+                  <w:tcW w:w="765" w:type="dxa"/>
+                  <w:vAlign w:val="center"/>
+                  <w:hideMark/>
+                </w:tcPr>
+                <w:p>
+                  <w:pPr>
+                    <w:spacing w:before="80"/>
+                    <w:ind w:right="-45"/>
+                    <w:jc w:val="center"/>
+                    <w:rPr>
+                      <w:rFonts w:ascii="OMR Circles" w:hAnsi="OMR Circles"/>
+                      <w:color w:val="A6A6A6" w:themeColor="background1" w:themeShade="A6"/>
+                      <w:sz w:val="30"/>
+                      <w:szCs w:val="30"/>
+                    </w:rPr>
+                  </w:pPr>
+                  <w:r>
+                    <w:rPr>
+                      <w:rFonts w:ascii="OMR Circles" w:hAnsi="OMR Circles"/>
+                      <w:color w:val="A6A6A6" w:themeColor="background1" w:themeShade="A6"/>
+                      <w:sz w:val="30"/>
+                      <w:szCs w:val="30"/>
+                    </w:rPr>
+                    <w:t>1</w:t>
+                  </w:r>
+                </w:p>
+              </w:tc>
+              <w:tc>
+                <w:tcPr>
+                  <w:tcW w:w="765" w:type="dxa"/>
+                  <w:vAlign w:val="center"/>
+                  <w:hideMark/>
+                </w:tcPr>
+                <w:p>
+                  <w:pPr>
+                    <w:spacing w:before="80"/>
+                    <w:ind w:right="-45"/>
+                    <w:jc w:val="center"/>
+                    <w:rPr>
+                      <w:rFonts w:ascii="OMR Circles" w:hAnsi="OMR Circles"/>
+                      <w:color w:val="A6A6A6" w:themeColor="background1" w:themeShade="A6"/>
+                      <w:sz w:val="30"/>
+                      <w:szCs w:val="30"/>
+                    </w:rPr>
+                  </w:pPr>
+                  <w:r>
+                    <w:rPr>
+                      <w:rFonts w:ascii="OMR Circles" w:hAnsi="OMR Circles"/>
+                      <w:color w:val="A6A6A6" w:themeColor="background1" w:themeShade="A6"/>
+                      <w:sz w:val="30"/>
+                      <w:szCs w:val="30"/>
+                    </w:rPr>
+                    <w:t>1</w:t>
+                  </w:r>
+                </w:p>
+              </w:tc>
+              <w:tc>
+                <w:tcPr>
+                  <w:tcW w:w="765" w:type="dxa"/>
+                  <w:vAlign w:val="center"/>
+                  <w:hideMark/>
+                </w:tcPr>
+                <w:p>
+                  <w:pPr>
+                    <w:spacing w:before="80"/>
+                    <w:ind w:right="-45"/>
+                    <w:jc w:val="center"/>
+                    <w:rPr>
+                      <w:rFonts w:ascii="OMR Circles" w:hAnsi="OMR Circles"/>
+                      <w:color w:val="A6A6A6" w:themeColor="background1" w:themeShade="A6"/>
+                      <w:sz w:val="30"/>
+                      <w:szCs w:val="30"/>
+                    </w:rPr>
+                  </w:pPr>
+                  <w:r>
+                    <w:rPr>
+                      <w:rFonts w:ascii="OMR Circles" w:hAnsi="OMR Circles"/>
+                      <w:color w:val="A6A6A6" w:themeColor="background1" w:themeShade="A6"/>
+                      <w:sz w:val="30"/>
+                      <w:szCs w:val="30"/>
+                    </w:rPr>
+                    <w:t>1</w:t>
+                  </w:r>
+                </w:p>
+              </w:tc>
+            </w:tr>
+            <w:tr>
+              <w:trPr>
+                <w:trHeight w:val="454"/>
+              </w:trPr>
+              <w:tc>
+                <w:tcPr>
+                  <w:tcW w:w="765" w:type="dxa"/>
+                  <w:vAlign w:val="center"/>
+                  <w:hideMark/>
+                </w:tcPr>
+                <w:p>
+                  <w:pPr>
+                    <w:spacing w:before="80"/>
+                    <w:ind w:right="-45"/>
+                    <w:jc w:val="center"/>
+                    <w:rPr>
+                      <w:rFonts w:ascii="OMR Circles" w:hAnsi="OMR Circles"/>
+                      <w:color w:val="A6A6A6" w:themeColor="background1" w:themeShade="A6"/>
+                      <w:sz w:val="30"/>
+                      <w:szCs w:val="30"/>
+                    </w:rPr>
+                  </w:pPr>
+                  <w:r>
+                    <w:rPr>
+                      <w:rFonts w:ascii="OMR Circles" w:hAnsi="OMR Circles"/>
+                      <w:color w:val="A6A6A6" w:themeColor="background1" w:themeShade="A6"/>
+                      <w:sz w:val="30"/>
+                      <w:szCs w:val="30"/>
+                    </w:rPr>
+                    <w:t>2</w:t>
+                  </w:r>
+                </w:p>
+              </w:tc>
+              <w:tc>
+                <w:tcPr>
+                  <w:tcW w:w="765" w:type="dxa"/>
+                  <w:vAlign w:val="center"/>
+                  <w:hideMark/>
+                </w:tcPr>
+                <w:p>
+                  <w:pPr>
+                    <w:spacing w:before="80"/>
+                    <w:ind w:right="-45"/>
+                    <w:jc w:val="center"/>
+                    <w:rPr>
+                      <w:rFonts w:ascii="OMR Circles" w:hAnsi="OMR Circles"/>
+                      <w:color w:val="A6A6A6" w:themeColor="background1" w:themeShade="A6"/>
+                      <w:sz w:val="30"/>
+                      <w:szCs w:val="30"/>
+                    </w:rPr>
+                  </w:pPr>
+                  <w:r>
+                    <w:rPr>
+                      <w:rFonts w:ascii="OMR Circles" w:hAnsi="OMR Circles"/>
+                      <w:color w:val="A6A6A6" w:themeColor="background1" w:themeShade="A6"/>
+                      <w:sz w:val="30"/>
+                      <w:szCs w:val="30"/>
+                    </w:rPr>
+                    <w:t>2</w:t>
+                  </w:r>
+                </w:p>
+              </w:tc>
+              <w:tc>
+                <w:tcPr>
+                  <w:tcW w:w="765" w:type="dxa"/>
+                  <w:vAlign w:val="center"/>
+                  <w:hideMark/>
+                </w:tcPr>
+                <w:p>
+                  <w:pPr>
+                    <w:spacing w:before="80"/>
+                    <w:ind w:right="-45"/>
+                    <w:jc w:val="center"/>
+                    <w:rPr>
+                      <w:rFonts w:ascii="OMR Circles" w:hAnsi="OMR Circles"/>
+                      <w:color w:val="A6A6A6" w:themeColor="background1" w:themeShade="A6"/>
+                      <w:sz w:val="30"/>
+                      <w:szCs w:val="30"/>
+                    </w:rPr>
+                  </w:pPr>
+                  <w:r>
+                    <w:rPr>
+                      <w:rFonts w:ascii="OMR Circles" w:hAnsi="OMR Circles"/>
+                      <w:color w:val="A6A6A6" w:themeColor="background1" w:themeShade="A6"/>
+                      <w:sz w:val="30"/>
+                      <w:szCs w:val="30"/>
+                    </w:rPr>
+                    <w:t>2</w:t>
+                  </w:r>
+                </w:p>
+              </w:tc>
+              <w:tc>
+                <w:tcPr>
+                  <w:tcW w:w="765" w:type="dxa"/>
+                  <w:vAlign w:val="center"/>
+                  <w:hideMark/>
+                </w:tcPr>
+                <w:p>
+                  <w:pPr>
+                    <w:spacing w:before="80"/>
+                    <w:ind w:right="-45"/>
+                    <w:jc w:val="center"/>
+                    <w:rPr>
+                      <w:rFonts w:ascii="OMR Circles" w:hAnsi="OMR Circles"/>
+                      <w:color w:val="A6A6A6" w:themeColor="background1" w:themeShade="A6"/>
+                      <w:sz w:val="30"/>
+                      <w:szCs w:val="30"/>
+                    </w:rPr>
+                  </w:pPr>
+                  <w:r>
+                    <w:rPr>
+                      <w:rFonts w:ascii="OMR Circles" w:hAnsi="OMR Circles"/>
+                      <w:color w:val="A6A6A6" w:themeColor="background1" w:themeShade="A6"/>
+                      <w:sz w:val="30"/>
+                      <w:szCs w:val="30"/>
+                    </w:rPr>
+                    <w:t>2</w:t>
+                  </w:r>
+                </w:p>
+              </w:tc>
+              <w:tc>
+                <w:tcPr>
+                  <w:tcW w:w="765" w:type="dxa"/>
+                  <w:vAlign w:val="center"/>
+                  <w:hideMark/>
+                </w:tcPr>
+                <w:p>
+                  <w:pPr>
+                    <w:spacing w:before="80"/>
+                    <w:ind w:right="-45"/>
+                    <w:jc w:val="center"/>
+                    <w:rPr>
+                      <w:rFonts w:ascii="OMR Circles" w:hAnsi="OMR Circles"/>
+                      <w:color w:val="A6A6A6" w:themeColor="background1" w:themeShade="A6"/>
+                      <w:sz w:val="30"/>
+                      <w:szCs w:val="30"/>
+                    </w:rPr>
+                  </w:pPr>
+                  <w:r>
+                    <w:rPr>
+                      <w:rFonts w:ascii="OMR Circles" w:hAnsi="OMR Circles"/>
+                      <w:color w:val="A6A6A6" w:themeColor="background1" w:themeShade="A6"/>
+                      <w:sz w:val="30"/>
+                      <w:szCs w:val="30"/>
+                    </w:rPr>
+                    <w:t>2</w:t>
+                  </w:r>
+                </w:p>
+              </w:tc>
+              <w:tc>
+                <w:tcPr>
+                  <w:tcW w:w="765" w:type="dxa"/>
+                  <w:vAlign w:val="center"/>
+                  <w:hideMark/>
+                </w:tcPr>
+                <w:p>
+                  <w:pPr>
+                    <w:spacing w:before="80"/>
+                    <w:ind w:right="-45"/>
+                    <w:jc w:val="center"/>
+                    <w:rPr>
+                      <w:rFonts w:ascii="OMR Circles" w:hAnsi="OMR Circles"/>
+                      <w:color w:val="A6A6A6" w:themeColor="background1" w:themeShade="A6"/>
+                      <w:sz w:val="30"/>
+                      <w:szCs w:val="30"/>
+                    </w:rPr>
+                  </w:pPr>
+                  <w:r>
+                    <w:rPr>
+                      <w:rFonts w:ascii="OMR Circles" w:hAnsi="OMR Circles"/>
+                      <w:color w:val="A6A6A6" w:themeColor="background1" w:themeShade="A6"/>
+                      <w:sz w:val="30"/>
+                      <w:szCs w:val="30"/>
+                    </w:rPr>
+                    <w:t>2</w:t>
+                  </w:r>
+                </w:p>
+              </w:tc>
+            </w:tr>
+            <w:tr>
+              <w:trPr>
+                <w:trHeight w:val="454"/>
+              </w:trPr>
+              <w:tc>
+                <w:tcPr>
+                  <w:tcW w:w="765" w:type="dxa"/>
+                  <w:vAlign w:val="center"/>
+                  <w:hideMark/>
+                </w:tcPr>
+                <w:p>
+                  <w:pPr>
+                    <w:spacing w:before="80"/>
+                    <w:ind w:right="-45"/>
+                    <w:jc w:val="center"/>
+                    <w:rPr>
+                      <w:rFonts w:ascii="OMR Circles" w:hAnsi="OMR Circles"/>
+                      <w:color w:val="A6A6A6" w:themeColor="background1" w:themeShade="A6"/>
+                      <w:sz w:val="30"/>
+                      <w:szCs w:val="30"/>
+                    </w:rPr>
+                  </w:pPr>
+                  <w:r>
+                    <w:rPr>
+                      <w:rFonts w:ascii="OMR Circles" w:hAnsi="OMR Circles"/>
+                      <w:color w:val="A6A6A6" w:themeColor="background1" w:themeShade="A6"/>
+                      <w:sz w:val="30"/>
+                      <w:szCs w:val="30"/>
+                    </w:rPr>
+                    <w:t>3</w:t>
+                  </w:r>
+                </w:p>
+              </w:tc>
+              <w:tc>
+                <w:tcPr>
+                  <w:tcW w:w="765" w:type="dxa"/>
+                  <w:vAlign w:val="center"/>
+                  <w:hideMark/>
+                </w:tcPr>
+                <w:p>
+                  <w:pPr>
+                    <w:spacing w:before="80"/>
+                    <w:ind w:right="-45"/>
+                    <w:jc w:val="center"/>
+                    <w:rPr>
+                      <w:rFonts w:ascii="OMR Circles" w:hAnsi="OMR Circles"/>
+                      <w:color w:val="A6A6A6" w:themeColor="background1" w:themeShade="A6"/>
+                      <w:sz w:val="30"/>
+                      <w:szCs w:val="30"/>
+                    </w:rPr>
+                  </w:pPr>
+                  <w:r>
+                    <w:rPr>
+                      <w:rFonts w:ascii="OMR Circles" w:hAnsi="OMR Circles"/>
+                      <w:color w:val="A6A6A6" w:themeColor="background1" w:themeShade="A6"/>
+                      <w:sz w:val="30"/>
+                      <w:szCs w:val="30"/>
+                    </w:rPr>
+                    <w:t>3</w:t>
+                  </w:r>
+                </w:p>
+              </w:tc>
+              <w:tc>
+                <w:tcPr>
+                  <w:tcW w:w="765" w:type="dxa"/>
+                  <w:vAlign w:val="center"/>
+                  <w:hideMark/>
+                </w:tcPr>
+                <w:p>
+                  <w:pPr>
+                    <w:spacing w:before="80"/>
+                    <w:ind w:right="-45"/>
+                    <w:jc w:val="center"/>
+                    <w:rPr>
+                      <w:rFonts w:ascii="OMR Circles" w:hAnsi="OMR Circles"/>
+                      <w:color w:val="A6A6A6" w:themeColor="background1" w:themeShade="A6"/>
+                      <w:sz w:val="30"/>
+                      <w:szCs w:val="30"/>
+                    </w:rPr>
+                  </w:pPr>
+                  <w:r>
+                    <w:rPr>
+                      <w:rFonts w:ascii="OMR Circles" w:hAnsi="OMR Circles"/>
+                      <w:color w:val="A6A6A6" w:themeColor="background1" w:themeShade="A6"/>
+                      <w:sz w:val="30"/>
+                      <w:szCs w:val="30"/>
+                    </w:rPr>
+                    <w:t>3</w:t>
+                  </w:r>
+                </w:p>
+              </w:tc>
+              <w:tc>
+                <w:tcPr>
+                  <w:tcW w:w="765" w:type="dxa"/>
+                  <w:vAlign w:val="center"/>
+                  <w:hideMark/>
+                </w:tcPr>
+                <w:p>
+                  <w:pPr>
+                    <w:spacing w:before="80"/>
+                    <w:ind w:right="-45"/>
+                    <w:jc w:val="center"/>
+                    <w:rPr>
+                      <w:rFonts w:ascii="OMR Circles" w:hAnsi="OMR Circles"/>
+                      <w:color w:val="A6A6A6" w:themeColor="background1" w:themeShade="A6"/>
+                      <w:sz w:val="30"/>
+                      <w:szCs w:val="30"/>
+                    </w:rPr>
+                  </w:pPr>
+                  <w:r>
+                    <w:rPr>
+                      <w:rFonts w:ascii="OMR Circles" w:hAnsi="OMR Circles"/>
+                      <w:color w:val="A6A6A6" w:themeColor="background1" w:themeShade="A6"/>
+                      <w:sz w:val="30"/>
+                      <w:szCs w:val="30"/>
+                    </w:rPr>
+                    <w:t>3</w:t>
+                  </w:r>
+                </w:p>
+              </w:tc>
+              <w:tc>
+                <w:tcPr>
+                  <w:tcW w:w="765" w:type="dxa"/>
+                  <w:vAlign w:val="center"/>
+                  <w:hideMark/>
+                </w:tcPr>
+                <w:p>
+                  <w:pPr>
+                    <w:spacing w:before="80"/>
+                    <w:ind w:right="-45"/>
+                    <w:jc w:val="center"/>
+                    <w:rPr>
+                      <w:rFonts w:ascii="OMR Circles" w:hAnsi="OMR Circles"/>
+                      <w:color w:val="A6A6A6" w:themeColor="background1" w:themeShade="A6"/>
+                      <w:sz w:val="30"/>
+                      <w:szCs w:val="30"/>
+                    </w:rPr>
+                  </w:pPr>
+                  <w:r>
+                    <w:rPr>
+                      <w:rFonts w:ascii="OMR Circles" w:hAnsi="OMR Circles"/>
+                      <w:color w:val="A6A6A6" w:themeColor="background1" w:themeShade="A6"/>
+                      <w:sz w:val="30"/>
+                      <w:szCs w:val="30"/>
+                    </w:rPr>
+                    <w:t>3</w:t>
+                  </w:r>
+                </w:p>
+              </w:tc>
+              <w:tc>
+                <w:tcPr>
+                  <w:tcW w:w="765" w:type="dxa"/>
+                  <w:vAlign w:val="center"/>
+                  <w:hideMark/>
+                </w:tcPr>
+                <w:p>
+                  <w:pPr>
+                    <w:spacing w:before="80"/>
+                    <w:ind w:right="-45"/>
+                    <w:jc w:val="center"/>
+                    <w:rPr>
+                      <w:rFonts w:ascii="OMR Circles" w:hAnsi="OMR Circles"/>
+                      <w:color w:val="A6A6A6" w:themeColor="background1" w:themeShade="A6"/>
+                      <w:sz w:val="30"/>
+                      <w:szCs w:val="30"/>
+                    </w:rPr>
+                  </w:pPr>
+                  <w:r>
+                    <w:rPr>
+                      <w:rFonts w:ascii="OMR Circles" w:hAnsi="OMR Circles"/>
+                      <w:color w:val="A6A6A6" w:themeColor="background1" w:themeShade="A6"/>
+                      <w:sz w:val="30"/>
+                      <w:szCs w:val="30"/>
+                    </w:rPr>
+                    <w:t>3</w:t>
+                  </w:r>
+                </w:p>
+              </w:tc>
+            </w:tr>
+            <w:tr>
+              <w:trPr>
+                <w:trHeight w:val="454"/>
+              </w:trPr>
+              <w:tc>
+                <w:tcPr>
+                  <w:tcW w:w="765" w:type="dxa"/>
+                  <w:vAlign w:val="center"/>
+                  <w:hideMark/>
+                </w:tcPr>
+                <w:p>
+                  <w:pPr>
+                    <w:spacing w:before="80"/>
+                    <w:ind w:right="-45"/>
+                    <w:jc w:val="center"/>
+                    <w:rPr>
+                      <w:rFonts w:ascii="OMR Circles" w:hAnsi="OMR Circles"/>
+                      <w:color w:val="A6A6A6" w:themeColor="background1" w:themeShade="A6"/>
+                      <w:sz w:val="30"/>
+                      <w:szCs w:val="30"/>
+                    </w:rPr>
+                  </w:pPr>
+                  <w:r>
+                    <w:rPr>
+                      <w:rFonts w:ascii="OMR Circles" w:hAnsi="OMR Circles"/>
+                      <w:color w:val="A6A6A6" w:themeColor="background1" w:themeShade="A6"/>
+                      <w:sz w:val="30"/>
+                      <w:szCs w:val="30"/>
+                    </w:rPr>
+                    <w:t>4</w:t>
+                  </w:r>
+                </w:p>
+              </w:tc>
+              <w:tc>
+                <w:tcPr>
+                  <w:tcW w:w="765" w:type="dxa"/>
+                  <w:vAlign w:val="center"/>
+                  <w:hideMark/>
+                </w:tcPr>
+                <w:p>
+                  <w:pPr>
+                    <w:spacing w:before="80"/>
+                    <w:ind w:right="-45"/>
+                    <w:jc w:val="center"/>
+                    <w:rPr>
+                      <w:rFonts w:ascii="OMR Circles" w:hAnsi="OMR Circles"/>
+                      <w:color w:val="A6A6A6" w:themeColor="background1" w:themeShade="A6"/>
+                      <w:sz w:val="30"/>
+                      <w:szCs w:val="30"/>
+                    </w:rPr>
+                  </w:pPr>
+                  <w:r>
+                    <w:rPr>
+                      <w:rFonts w:ascii="OMR Circles" w:hAnsi="OMR Circles"/>
+                      <w:color w:val="A6A6A6" w:themeColor="background1" w:themeShade="A6"/>
+                      <w:sz w:val="30"/>
+                      <w:szCs w:val="30"/>
+                    </w:rPr>
+                    <w:t>4</w:t>
+                  </w:r>
+                </w:p>
+              </w:tc>
+              <w:tc>
+                <w:tcPr>
+                  <w:tcW w:w="765" w:type="dxa"/>
+                  <w:vAlign w:val="center"/>
+                  <w:hideMark/>
+                </w:tcPr>
+                <w:p>
+                  <w:pPr>
+                    <w:spacing w:before="80"/>
+                    <w:ind w:right="-45"/>
+                    <w:jc w:val="center"/>
+                    <w:rPr>
+                      <w:rFonts w:ascii="OMR Circles" w:hAnsi="OMR Circles"/>
+                      <w:color w:val="A6A6A6" w:themeColor="background1" w:themeShade="A6"/>
+                      <w:sz w:val="30"/>
+                      <w:szCs w:val="30"/>
+                    </w:rPr>
+                  </w:pPr>
+                  <w:r>
+                    <w:rPr>
+                      <w:rFonts w:ascii="OMR Circles" w:hAnsi="OMR Circles"/>
+                      <w:color w:val="A6A6A6" w:themeColor="background1" w:themeShade="A6"/>
+                      <w:sz w:val="30"/>
+                      <w:szCs w:val="30"/>
+                    </w:rPr>
+                    <w:t>4</w:t>
+                  </w:r>
+                </w:p>
+              </w:tc>
+              <w:tc>
+                <w:tcPr>
+                  <w:tcW w:w="765" w:type="dxa"/>
+                  <w:vAlign w:val="center"/>
+                  <w:hideMark/>
+                </w:tcPr>
+                <w:p>
+                  <w:pPr>
+                    <w:spacing w:before="80"/>
+                    <w:ind w:right="-45"/>
+                    <w:jc w:val="center"/>
+                    <w:rPr>
+                      <w:rFonts w:ascii="OMR Circles" w:hAnsi="OMR Circles"/>
+                      <w:color w:val="A6A6A6" w:themeColor="background1" w:themeShade="A6"/>
+                      <w:sz w:val="30"/>
+                      <w:szCs w:val="30"/>
+                    </w:rPr>
+                  </w:pPr>
+                  <w:r>
+                    <w:rPr>
+                      <w:rFonts w:ascii="OMR Circles" w:hAnsi="OMR Circles"/>
+                      <w:color w:val="A6A6A6" w:themeColor="background1" w:themeShade="A6"/>
+                      <w:sz w:val="30"/>
+                      <w:szCs w:val="30"/>
+                    </w:rPr>
+                    <w:t>4</w:t>
+                  </w:r>
+                </w:p>
+              </w:tc>
+              <w:tc>
+                <w:tcPr>
+                  <w:tcW w:w="765" w:type="dxa"/>
+                  <w:vAlign w:val="center"/>
+                  <w:hideMark/>
+                </w:tcPr>
+                <w:p>
+                  <w:pPr>
+                    <w:spacing w:before="80"/>
+                    <w:ind w:right="-45"/>
+                    <w:jc w:val="center"/>
+                    <w:rPr>
+                      <w:rFonts w:ascii="OMR Circles" w:hAnsi="OMR Circles"/>
+                      <w:color w:val="A6A6A6" w:themeColor="background1" w:themeShade="A6"/>
+                      <w:sz w:val="30"/>
+                      <w:szCs w:val="30"/>
+                    </w:rPr>
+                  </w:pPr>
+                  <w:r>
+                    <w:rPr>
+                      <w:rFonts w:ascii="OMR Circles" w:hAnsi="OMR Circles"/>
+                      <w:color w:val="A6A6A6" w:themeColor="background1" w:themeShade="A6"/>
+                      <w:sz w:val="30"/>
+                      <w:szCs w:val="30"/>
+                    </w:rPr>
+                    <w:t>4</w:t>
+                  </w:r>
+                </w:p>
+              </w:tc>
+              <w:tc>
+                <w:tcPr>
+                  <w:tcW w:w="765" w:type="dxa"/>
+                  <w:vAlign w:val="center"/>
+                  <w:hideMark/>
+                </w:tcPr>
+                <w:p>
+                  <w:pPr>
+                    <w:spacing w:before="80"/>
+                    <w:ind w:right="-45"/>
+                    <w:jc w:val="center"/>
+                    <w:rPr>
+                      <w:rFonts w:ascii="OMR Circles" w:hAnsi="OMR Circles"/>
+                      <w:color w:val="A6A6A6" w:themeColor="background1" w:themeShade="A6"/>
+                      <w:sz w:val="30"/>
+                      <w:szCs w:val="30"/>
+                    </w:rPr>
+                  </w:pPr>
+                  <w:r>
+                    <w:rPr>
+                      <w:rFonts w:ascii="OMR Circles" w:hAnsi="OMR Circles"/>
+                      <w:color w:val="A6A6A6" w:themeColor="background1" w:themeShade="A6"/>
+                      <w:sz w:val="30"/>
+                      <w:szCs w:val="30"/>
+                    </w:rPr>
+                    <w:t>4</w:t>
+                  </w:r>
+                </w:p>
+              </w:tc>
+            </w:tr>
+            <w:tr>
+              <w:trPr>
+                <w:trHeight w:val="454"/>
+              </w:trPr>
+              <w:tc>
+                <w:tcPr>
+                  <w:tcW w:w="765" w:type="dxa"/>
+                  <w:vAlign w:val="center"/>
+                  <w:hideMark/>
+                </w:tcPr>
+                <w:p>
+                  <w:pPr>
+                    <w:spacing w:before="80"/>
+                    <w:ind w:right="-45"/>
+                    <w:jc w:val="center"/>
+                    <w:rPr>
+                      <w:rFonts w:ascii="OMR Circles" w:hAnsi="OMR Circles"/>
+                      <w:color w:val="A6A6A6" w:themeColor="background1" w:themeShade="A6"/>
+                      <w:sz w:val="30"/>
+                      <w:szCs w:val="30"/>
+                    </w:rPr>
+                  </w:pPr>
+                  <w:r>
+                    <w:rPr>
+                      <w:rFonts w:ascii="OMR Circles" w:hAnsi="OMR Circles"/>
+                      <w:color w:val="A6A6A6" w:themeColor="background1" w:themeShade="A6"/>
+                      <w:sz w:val="30"/>
+                      <w:szCs w:val="30"/>
+                    </w:rPr>
+                    <w:t>5</w:t>
+                  </w:r>
+                </w:p>
+              </w:tc>
+              <w:tc>
+                <w:tcPr>
+                  <w:tcW w:w="765" w:type="dxa"/>
+                  <w:vAlign w:val="center"/>
+                  <w:hideMark/>
+                </w:tcPr>
+                <w:p>
+                  <w:pPr>
+                    <w:spacing w:before="80"/>
+                    <w:ind w:right="-45"/>
+                    <w:jc w:val="center"/>
+                    <w:rPr>
+                      <w:rFonts w:ascii="OMR Circles" w:hAnsi="OMR Circles"/>
+                      <w:color w:val="A6A6A6" w:themeColor="background1" w:themeShade="A6"/>
+                      <w:sz w:val="30"/>
+                      <w:szCs w:val="30"/>
+                    </w:rPr>
+                  </w:pPr>
+                  <w:r>
+                    <w:rPr>
+                      <w:rFonts w:ascii="OMR Circles" w:hAnsi="OMR Circles"/>
+                      <w:color w:val="A6A6A6" w:themeColor="background1" w:themeShade="A6"/>
+                      <w:sz w:val="30"/>
+                      <w:szCs w:val="30"/>
+                    </w:rPr>
+                    <w:t>5</w:t>
+                  </w:r>
+                </w:p>
+              </w:tc>
+              <w:tc>
+                <w:tcPr>
+                  <w:tcW w:w="765" w:type="dxa"/>
+                  <w:vAlign w:val="center"/>
+                  <w:hideMark/>
+                </w:tcPr>
+                <w:p>
+                  <w:pPr>
+                    <w:spacing w:before="80"/>
+                    <w:ind w:right="-45"/>
+                    <w:jc w:val="center"/>
+                    <w:rPr>
+                      <w:rFonts w:ascii="OMR Circles" w:hAnsi="OMR Circles"/>
+                      <w:color w:val="A6A6A6" w:themeColor="background1" w:themeShade="A6"/>
+                      <w:sz w:val="30"/>
+                      <w:szCs w:val="30"/>
+                    </w:rPr>
+                  </w:pPr>
+                  <w:r>
+                    <w:rPr>
+                      <w:rFonts w:ascii="OMR Circles" w:hAnsi="OMR Circles"/>
+                      <w:color w:val="A6A6A6" w:themeColor="background1" w:themeShade="A6"/>
+                      <w:sz w:val="30"/>
+                      <w:szCs w:val="30"/>
+                    </w:rPr>
+                    <w:t>5</w:t>
+                  </w:r>
+                </w:p>
+              </w:tc>
+              <w:tc>
+                <w:tcPr>
+                  <w:tcW w:w="765" w:type="dxa"/>
+                  <w:vAlign w:val="center"/>
+                  <w:hideMark/>
+                </w:tcPr>
+                <w:p>
+                  <w:pPr>
+                    <w:spacing w:before="80"/>
+                    <w:ind w:right="-45"/>
+                    <w:jc w:val="center"/>
+                    <w:rPr>
+                      <w:rFonts w:ascii="OMR Circles" w:hAnsi="OMR Circles"/>
+                      <w:color w:val="A6A6A6" w:themeColor="background1" w:themeShade="A6"/>
+                      <w:sz w:val="30"/>
+                      <w:szCs w:val="30"/>
+                    </w:rPr>
+                  </w:pPr>
+                  <w:r>
+                    <w:rPr>
+                      <w:rFonts w:ascii="OMR Circles" w:hAnsi="OMR Circles"/>
+                      <w:color w:val="A6A6A6" w:themeColor="background1" w:themeShade="A6"/>
+                      <w:sz w:val="30"/>
+                      <w:szCs w:val="30"/>
+                    </w:rPr>
+                    <w:t>5</w:t>
+                  </w:r>
+                </w:p>
+              </w:tc>
+              <w:tc>
+                <w:tcPr>
+                  <w:tcW w:w="765" w:type="dxa"/>
+                  <w:vAlign w:val="center"/>
+                  <w:hideMark/>
+                </w:tcPr>
+                <w:p>
+                  <w:pPr>
+                    <w:spacing w:before="80"/>
+                    <w:ind w:right="-45"/>
+                    <w:jc w:val="center"/>
+                    <w:rPr>
+                      <w:rFonts w:ascii="OMR Circles" w:hAnsi="OMR Circles"/>
+                      <w:color w:val="A6A6A6" w:themeColor="background1" w:themeShade="A6"/>
+                      <w:sz w:val="30"/>
+                      <w:szCs w:val="30"/>
+                    </w:rPr>
+                  </w:pPr>
+                  <w:r>
+                    <w:rPr>
+                      <w:rFonts w:ascii="OMR Circles" w:hAnsi="OMR Circles"/>
+                      <w:color w:val="A6A6A6" w:themeColor="background1" w:themeShade="A6"/>
+                      <w:sz w:val="30"/>
+                      <w:szCs w:val="30"/>
+                    </w:rPr>
+                    <w:t>5</w:t>
+                  </w:r>
+                </w:p>
+              </w:tc>
+              <w:tc>
+                <w:tcPr>
+                  <w:tcW w:w="765" w:type="dxa"/>
+                  <w:vAlign w:val="center"/>
+                  <w:hideMark/>
+                </w:tcPr>
+                <w:p>
+                  <w:pPr>
+                    <w:spacing w:before="80"/>
+                    <w:ind w:right="-45"/>
+                    <w:jc w:val="center"/>
+                    <w:rPr>
+                      <w:rFonts w:ascii="OMR Circles" w:hAnsi="OMR Circles"/>
+                      <w:color w:val="A6A6A6" w:themeColor="background1" w:themeShade="A6"/>
+                      <w:sz w:val="30"/>
+                      <w:szCs w:val="30"/>
+                    </w:rPr>
+                  </w:pPr>
+                  <w:r>
+                    <w:rPr>
+                      <w:rFonts w:ascii="OMR Circles" w:hAnsi="OMR Circles"/>
+                      <w:color w:val="A6A6A6" w:themeColor="background1" w:themeShade="A6"/>
+                      <w:sz w:val="30"/>
+                      <w:szCs w:val="30"/>
+                    </w:rPr>
+                    <w:t>5</w:t>
+                  </w:r>
+                </w:p>
+              </w:tc>
+            </w:tr>
+            <w:tr>
+              <w:trPr>
+                <w:trHeight w:val="454"/>
+              </w:trPr>
+              <w:tc>
+                <w:tcPr>
+                  <w:tcW w:w="765" w:type="dxa"/>
+                  <w:vAlign w:val="center"/>
+                  <w:hideMark/>
+                </w:tcPr>
+                <w:p>
+                  <w:pPr>
+                    <w:spacing w:before="80"/>
+                    <w:ind w:right="-45"/>
+                    <w:jc w:val="center"/>
+                    <w:rPr>
+                      <w:rFonts w:ascii="OMR Circles" w:hAnsi="OMR Circles"/>
+                      <w:color w:val="A6A6A6" w:themeColor="background1" w:themeShade="A6"/>
+                      <w:sz w:val="30"/>
+                      <w:szCs w:val="30"/>
+                    </w:rPr>
+                  </w:pPr>
+                  <w:r>
+                    <w:rPr>
+                      <w:rFonts w:ascii="OMR Circles" w:hAnsi="OMR Circles"/>
+                      <w:color w:val="A6A6A6" w:themeColor="background1" w:themeShade="A6"/>
+                      <w:sz w:val="30"/>
+                      <w:szCs w:val="30"/>
+                    </w:rPr>
+                    <w:t>6</w:t>
+                  </w:r>
+                </w:p>
+              </w:tc>
+              <w:tc>
+                <w:tcPr>
+                  <w:tcW w:w="765" w:type="dxa"/>
+                  <w:vAlign w:val="center"/>
+                  <w:hideMark/>
+                </w:tcPr>
+                <w:p>
+                  <w:pPr>
+                    <w:spacing w:before="80"/>
+                    <w:ind w:right="-45"/>
+                    <w:jc w:val="center"/>
+                    <w:rPr>
+                      <w:rFonts w:ascii="OMR Circles" w:hAnsi="OMR Circles"/>
+                      <w:color w:val="A6A6A6" w:themeColor="background1" w:themeShade="A6"/>
+                      <w:sz w:val="30"/>
+                      <w:szCs w:val="30"/>
+                    </w:rPr>
+                  </w:pPr>
+                  <w:r>
+                    <w:rPr>
+                      <w:rFonts w:ascii="OMR Circles" w:hAnsi="OMR Circles"/>
+                      <w:color w:val="A6A6A6" w:themeColor="background1" w:themeShade="A6"/>
+                      <w:sz w:val="30"/>
+                      <w:szCs w:val="30"/>
+                    </w:rPr>
+                    <w:t>6</w:t>
+                  </w:r>
+                </w:p>
+              </w:tc>
+              <w:tc>
+                <w:tcPr>
+                  <w:tcW w:w="765" w:type="dxa"/>
+                  <w:vAlign w:val="center"/>
+                  <w:hideMark/>
+                </w:tcPr>
+                <w:p>
+                  <w:pPr>
+                    <w:spacing w:before="80"/>
+                    <w:ind w:right="-45"/>
+                    <w:jc w:val="center"/>
+                    <w:rPr>
+                      <w:rFonts w:ascii="OMR Circles" w:hAnsi="OMR Circles"/>
+                      <w:color w:val="A6A6A6" w:themeColor="background1" w:themeShade="A6"/>
+                      <w:sz w:val="30"/>
+                      <w:szCs w:val="30"/>
+                    </w:rPr>
+                  </w:pPr>
+                  <w:r>
+                    <w:rPr>
+                      <w:rFonts w:ascii="OMR Circles" w:hAnsi="OMR Circles"/>
+                      <w:color w:val="A6A6A6" w:themeColor="background1" w:themeShade="A6"/>
+                      <w:sz w:val="30"/>
+                      <w:szCs w:val="30"/>
+                    </w:rPr>
+                    <w:t>6</w:t>
+                  </w:r>
+                </w:p>
+              </w:tc>
+              <w:tc>
+                <w:tcPr>
+                  <w:tcW w:w="765" w:type="dxa"/>
+                  <w:vAlign w:val="center"/>
+                  <w:hideMark/>
+                </w:tcPr>
+                <w:p>
+                  <w:pPr>
+                    <w:spacing w:before="80"/>
+                    <w:ind w:right="-45"/>
+                    <w:jc w:val="center"/>
+                    <w:rPr>
+                      <w:rFonts w:ascii="OMR Circles" w:hAnsi="OMR Circles"/>
+                      <w:color w:val="A6A6A6" w:themeColor="background1" w:themeShade="A6"/>
+                      <w:sz w:val="30"/>
+                      <w:szCs w:val="30"/>
+                    </w:rPr>
+                  </w:pPr>
+                  <w:r>
+                    <w:rPr>
+                      <w:rFonts w:ascii="OMR Circles" w:hAnsi="OMR Circles"/>
+                      <w:color w:val="A6A6A6" w:themeColor="background1" w:themeShade="A6"/>
+                      <w:sz w:val="30"/>
+                      <w:szCs w:val="30"/>
+                    </w:rPr>
+                    <w:t>6</w:t>
+                  </w:r>
+                </w:p>
+              </w:tc>
+              <w:tc>
+                <w:tcPr>
+                  <w:tcW w:w="765" w:type="dxa"/>
+                  <w:vAlign w:val="center"/>
+                  <w:hideMark/>
+                </w:tcPr>
+                <w:p>
+                  <w:pPr>
+                    <w:spacing w:before="80"/>
+                    <w:ind w:right="-45"/>
+                    <w:jc w:val="center"/>
+                    <w:rPr>
+                      <w:rFonts w:ascii="OMR Circles" w:hAnsi="OMR Circles"/>
+                      <w:color w:val="A6A6A6" w:themeColor="background1" w:themeShade="A6"/>
+                      <w:sz w:val="30"/>
+                      <w:szCs w:val="30"/>
+                    </w:rPr>
+                  </w:pPr>
+                  <w:r>
+                    <w:rPr>
+                      <w:rFonts w:ascii="OMR Circles" w:hAnsi="OMR Circles"/>
+                      <w:color w:val="A6A6A6" w:themeColor="background1" w:themeShade="A6"/>
+                      <w:sz w:val="30"/>
+                      <w:szCs w:val="30"/>
+                    </w:rPr>
+                    <w:t>6</w:t>
+                  </w:r>
+                </w:p>
+              </w:tc>
+              <w:tc>
+                <w:tcPr>
+                  <w:tcW w:w="765" w:type="dxa"/>
+                  <w:vAlign w:val="center"/>
+                  <w:hideMark/>
+                </w:tcPr>
+                <w:p>
+                  <w:pPr>
+                    <w:spacing w:before="80"/>
+                    <w:ind w:right="-45"/>
+                    <w:jc w:val="center"/>
+                    <w:rPr>
+                      <w:rFonts w:ascii="OMR Circles" w:hAnsi="OMR Circles"/>
+                      <w:color w:val="A6A6A6" w:themeColor="background1" w:themeShade="A6"/>
+                      <w:sz w:val="30"/>
+                      <w:szCs w:val="30"/>
+                    </w:rPr>
+                  </w:pPr>
+                  <w:r>
+                    <w:rPr>
+                      <w:rFonts w:ascii="OMR Circles" w:hAnsi="OMR Circles"/>
+                      <w:color w:val="A6A6A6" w:themeColor="background1" w:themeShade="A6"/>
+                      <w:sz w:val="30"/>
+                      <w:szCs w:val="30"/>
+                    </w:rPr>
+                    <w:t>6</w:t>
+                  </w:r>
+                </w:p>
+              </w:tc>
+            </w:tr>
+            <w:tr>
+              <w:trPr>
+                <w:trHeight w:val="454"/>
+              </w:trPr>
+              <w:tc>
+                <w:tcPr>
+                  <w:tcW w:w="765" w:type="dxa"/>
+                  <w:vAlign w:val="center"/>
+                  <w:hideMark/>
+                </w:tcPr>
+                <w:p>
+                  <w:pPr>
+                    <w:spacing w:before="80"/>
+                    <w:ind w:right="-45"/>
+                    <w:jc w:val="center"/>
+                    <w:rPr>
+                      <w:rFonts w:ascii="OMR Circles" w:hAnsi="OMR Circles"/>
+                      <w:color w:val="A6A6A6" w:themeColor="background1" w:themeShade="A6"/>
+                      <w:sz w:val="30"/>
+                      <w:szCs w:val="30"/>
+                    </w:rPr>
+                  </w:pPr>
+                  <w:r>
+                    <w:rPr>
+                      <w:rFonts w:ascii="OMR Circles" w:hAnsi="OMR Circles"/>
+                      <w:color w:val="A6A6A6" w:themeColor="background1" w:themeShade="A6"/>
+                      <w:sz w:val="30"/>
+                      <w:szCs w:val="30"/>
+                    </w:rPr>
+                    <w:t>7</w:t>
+                  </w:r>
+                </w:p>
+              </w:tc>
+              <w:tc>
+                <w:tcPr>
+                  <w:tcW w:w="765" w:type="dxa"/>
+                  <w:vAlign w:val="center"/>
+                  <w:hideMark/>
+                </w:tcPr>
+                <w:p>
+                  <w:pPr>
+                    <w:spacing w:before="80"/>
+                    <w:ind w:right="-45"/>
+                    <w:jc w:val="center"/>
+                    <w:rPr>
+                      <w:rFonts w:ascii="OMR Circles" w:hAnsi="OMR Circles"/>
+                      <w:color w:val="A6A6A6" w:themeColor="background1" w:themeShade="A6"/>
+                      <w:sz w:val="30"/>
+                      <w:szCs w:val="30"/>
+                    </w:rPr>
+                  </w:pPr>
+                  <w:r>
+                    <w:rPr>
+                      <w:rFonts w:ascii="OMR Circles" w:hAnsi="OMR Circles"/>
+                      <w:color w:val="A6A6A6" w:themeColor="background1" w:themeShade="A6"/>
+                      <w:sz w:val="30"/>
+                      <w:szCs w:val="30"/>
+                    </w:rPr>
+                    <w:t>7</w:t>
+                  </w:r>
+                </w:p>
+              </w:tc>
+              <w:tc>
+                <w:tcPr>
+                  <w:tcW w:w="765" w:type="dxa"/>
+                  <w:vAlign w:val="center"/>
+                  <w:hideMark/>
+                </w:tcPr>
+                <w:p>
+                  <w:pPr>
+                    <w:spacing w:before="80"/>
+                    <w:ind w:right="-45"/>
+                    <w:jc w:val="center"/>
+                    <w:rPr>
+                      <w:rFonts w:ascii="OMR Circles" w:hAnsi="OMR Circles"/>
+                      <w:color w:val="A6A6A6" w:themeColor="background1" w:themeShade="A6"/>
+                      <w:sz w:val="30"/>
+                      <w:szCs w:val="30"/>
+                    </w:rPr>
+                  </w:pPr>
+                  <w:r>
+                    <w:rPr>
+                      <w:rFonts w:ascii="OMR Circles" w:hAnsi="OMR Circles"/>
+                      <w:color w:val="A6A6A6" w:themeColor="background1" w:themeShade="A6"/>
+                      <w:sz w:val="30"/>
+                      <w:szCs w:val="30"/>
+                    </w:rPr>
+                    <w:t>7</w:t>
+                  </w:r>
+                </w:p>
+              </w:tc>
+              <w:tc>
+                <w:tcPr>
+                  <w:tcW w:w="765" w:type="dxa"/>
+                  <w:vAlign w:val="center"/>
+                  <w:hideMark/>
+                </w:tcPr>
+                <w:p>
+                  <w:pPr>
+                    <w:spacing w:before="80"/>
+                    <w:ind w:right="-45"/>
+                    <w:jc w:val="center"/>
+                    <w:rPr>
+                      <w:rFonts w:ascii="OMR Circles" w:hAnsi="OMR Circles"/>
+                      <w:color w:val="A6A6A6" w:themeColor="background1" w:themeShade="A6"/>
+                      <w:sz w:val="30"/>
+                      <w:szCs w:val="30"/>
+                    </w:rPr>
+                  </w:pPr>
+                  <w:r>
+                    <w:rPr>
+                      <w:rFonts w:ascii="OMR Circles" w:hAnsi="OMR Circles"/>
+                      <w:color w:val="A6A6A6" w:themeColor="background1" w:themeShade="A6"/>
+                      <w:sz w:val="30"/>
+                      <w:szCs w:val="30"/>
+                    </w:rPr>
+                    <w:t>7</w:t>
+                  </w:r>
+                </w:p>
+              </w:tc>
+              <w:tc>
+                <w:tcPr>
+                  <w:tcW w:w="765" w:type="dxa"/>
+                  <w:vAlign w:val="center"/>
+                  <w:hideMark/>
+                </w:tcPr>
+                <w:p>
+                  <w:pPr>
+                    <w:spacing w:before="80"/>
+                    <w:ind w:right="-45"/>
+                    <w:jc w:val="center"/>
+                    <w:rPr>
+                      <w:rFonts w:ascii="OMR Circles" w:hAnsi="OMR Circles"/>
+                      <w:color w:val="A6A6A6" w:themeColor="background1" w:themeShade="A6"/>
+                      <w:sz w:val="30"/>
+                      <w:szCs w:val="30"/>
+                    </w:rPr>
+                  </w:pPr>
+                  <w:r>
+                    <w:rPr>
+                      <w:rFonts w:ascii="OMR Circles" w:hAnsi="OMR Circles"/>
+                      <w:color w:val="A6A6A6" w:themeColor="background1" w:themeShade="A6"/>
+                      <w:sz w:val="30"/>
+                      <w:szCs w:val="30"/>
+                    </w:rPr>
+                    <w:t>7</w:t>
+                  </w:r>
+                </w:p>
+              </w:tc>
+              <w:tc>
+                <w:tcPr>
+                  <w:tcW w:w="765" w:type="dxa"/>
+                  <w:vAlign w:val="center"/>
+                  <w:hideMark/>
+                </w:tcPr>
+                <w:p>
+                  <w:pPr>
+                    <w:spacing w:before="80"/>
+                    <w:ind w:right="-45"/>
+                    <w:jc w:val="center"/>
+                    <w:rPr>
+                      <w:rFonts w:ascii="OMR Circles" w:hAnsi="OMR Circles"/>
+                      <w:color w:val="A6A6A6" w:themeColor="background1" w:themeShade="A6"/>
+                      <w:sz w:val="30"/>
+                      <w:szCs w:val="30"/>
+                    </w:rPr>
+                  </w:pPr>
+                  <w:r>
+                    <w:rPr>
+                      <w:rFonts w:ascii="OMR Circles" w:hAnsi="OMR Circles"/>
+                      <w:color w:val="A6A6A6" w:themeColor="background1" w:themeShade="A6"/>
+                      <w:sz w:val="30"/>
+                      <w:szCs w:val="30"/>
+                    </w:rPr>
+                    <w:t>7</w:t>
+                  </w:r>
+                </w:p>
+              </w:tc>
+            </w:tr>
+            <w:tr>
+              <w:trPr>
+                <w:trHeight w:val="454"/>
+              </w:trPr>
+              <w:tc>
+                <w:tcPr>
+                  <w:tcW w:w="765" w:type="dxa"/>
+                  <w:vAlign w:val="center"/>
+                  <w:hideMark/>
+                </w:tcPr>
+                <w:p>
+                  <w:pPr>
+                    <w:spacing w:before="80"/>
+                    <w:ind w:right="-45"/>
+                    <w:jc w:val="center"/>
+                    <w:rPr>
+                      <w:rFonts w:ascii="OMR Circles" w:hAnsi="OMR Circles"/>
+                      <w:color w:val="A6A6A6" w:themeColor="background1" w:themeShade="A6"/>
+                      <w:sz w:val="30"/>
+                      <w:szCs w:val="30"/>
+                    </w:rPr>
+                  </w:pPr>
+                  <w:r>
+                    <w:rPr>
+                      <w:rFonts w:ascii="OMR Circles" w:hAnsi="OMR Circles"/>
+                      <w:color w:val="A6A6A6" w:themeColor="background1" w:themeShade="A6"/>
+                      <w:sz w:val="30"/>
+                      <w:szCs w:val="30"/>
+                    </w:rPr>
+                    <w:t>8</w:t>
+                  </w:r>
+                </w:p>
+              </w:tc>
+              <w:tc>
+                <w:tcPr>
+                  <w:tcW w:w="765" w:type="dxa"/>
+                  <w:vAlign w:val="center"/>
+                  <w:hideMark/>
+                </w:tcPr>
+                <w:p>
+                  <w:pPr>
+                    <w:spacing w:before="80"/>
+                    <w:ind w:right="-45"/>
+                    <w:jc w:val="center"/>
+                    <w:rPr>
+                      <w:rFonts w:ascii="OMR Circles" w:hAnsi="OMR Circles"/>
+                      <w:color w:val="A6A6A6" w:themeColor="background1" w:themeShade="A6"/>
+                      <w:sz w:val="30"/>
+                      <w:szCs w:val="30"/>
+                    </w:rPr>
+                  </w:pPr>
+                  <w:r>
+                    <w:rPr>
+                      <w:rFonts w:ascii="OMR Circles" w:hAnsi="OMR Circles"/>
+                      <w:color w:val="A6A6A6" w:themeColor="background1" w:themeShade="A6"/>
+                      <w:sz w:val="30"/>
+                      <w:szCs w:val="30"/>
+                    </w:rPr>
+                    <w:t>8</w:t>
+                  </w:r>
+                </w:p>
+              </w:tc>
+              <w:tc>
+                <w:tcPr>
+                  <w:tcW w:w="765" w:type="dxa"/>
+                  <w:vAlign w:val="center"/>
+                  <w:hideMark/>
+                </w:tcPr>
+                <w:p>
+                  <w:pPr>
+                    <w:spacing w:before="80"/>
+                    <w:ind w:right="-45"/>
+                    <w:jc w:val="center"/>
+                    <w:rPr>
+                      <w:rFonts w:ascii="OMR Circles" w:hAnsi="OMR Circles"/>
+                      <w:color w:val="A6A6A6" w:themeColor="background1" w:themeShade="A6"/>
+                      <w:sz w:val="30"/>
+                      <w:szCs w:val="30"/>
+                    </w:rPr>
+                  </w:pPr>
+                  <w:r>
+                    <w:rPr>
+                      <w:rFonts w:ascii="OMR Circles" w:hAnsi="OMR Circles"/>
+                      <w:color w:val="A6A6A6" w:themeColor="background1" w:themeShade="A6"/>
+                      <w:sz w:val="30"/>
+                      <w:szCs w:val="30"/>
+                    </w:rPr>
+                    <w:t>8</w:t>
+                  </w:r>
+                </w:p>
+              </w:tc>
+              <w:tc>
+                <w:tcPr>
+                  <w:tcW w:w="765" w:type="dxa"/>
+                  <w:vAlign w:val="center"/>
+                  <w:hideMark/>
+                </w:tcPr>
+                <w:p>
+                  <w:pPr>
+                    <w:spacing w:before="80"/>
+                    <w:ind w:right="-45"/>
+                    <w:jc w:val="center"/>
+                    <w:rPr>
+                      <w:rFonts w:ascii="OMR Circles" w:hAnsi="OMR Circles"/>
+                      <w:color w:val="A6A6A6" w:themeColor="background1" w:themeShade="A6"/>
+                      <w:sz w:val="30"/>
+                      <w:szCs w:val="30"/>
+                    </w:rPr>
+                  </w:pPr>
+                  <w:r>
+                    <w:rPr>
+                      <w:rFonts w:ascii="OMR Circles" w:hAnsi="OMR Circles"/>
+                      <w:color w:val="A6A6A6" w:themeColor="background1" w:themeShade="A6"/>
+                      <w:sz w:val="30"/>
+                      <w:szCs w:val="30"/>
+                    </w:rPr>
+                    <w:t>8</w:t>
+                  </w:r>
+                </w:p>
+              </w:tc>
+              <w:tc>
+                <w:tcPr>
+                  <w:tcW w:w="765" w:type="dxa"/>
+                  <w:vAlign w:val="center"/>
+                  <w:hideMark/>
+                </w:tcPr>
+                <w:p>
+                  <w:pPr>
+                    <w:spacing w:before="80"/>
+                    <w:ind w:right="-45"/>
+                    <w:jc w:val="center"/>
+                    <w:rPr>
+                      <w:rFonts w:ascii="OMR Circles" w:hAnsi="OMR Circles"/>
+                      <w:color w:val="A6A6A6" w:themeColor="background1" w:themeShade="A6"/>
+                      <w:sz w:val="30"/>
+                      <w:szCs w:val="30"/>
+                    </w:rPr>
+                  </w:pPr>
+                  <w:r>
+                    <w:rPr>
+                      <w:rFonts w:ascii="OMR Circles" w:hAnsi="OMR Circles"/>
+                      <w:color w:val="A6A6A6" w:themeColor="background1" w:themeShade="A6"/>
+                      <w:sz w:val="30"/>
+                      <w:szCs w:val="30"/>
+                    </w:rPr>
+                    <w:t>8</w:t>
+                  </w:r>
+                </w:p>
+              </w:tc>
+              <w:tc>
+                <w:tcPr>
+                  <w:tcW w:w="765" w:type="dxa"/>
+                  <w:vAlign w:val="center"/>
+                  <w:hideMark/>
+                </w:tcPr>
+                <w:p>
+                  <w:pPr>
+                    <w:spacing w:before="80"/>
+                    <w:ind w:right="-45"/>
+                    <w:jc w:val="center"/>
+                    <w:rPr>
+                      <w:rFonts w:ascii="OMR Circles" w:hAnsi="OMR Circles"/>
+                      <w:color w:val="A6A6A6" w:themeColor="background1" w:themeShade="A6"/>
+                      <w:sz w:val="30"/>
+                      <w:szCs w:val="30"/>
+                    </w:rPr>
+                  </w:pPr>
+                  <w:r>
+                    <w:rPr>
+                      <w:rFonts w:ascii="OMR Circles" w:hAnsi="OMR Circles"/>
+                      <w:color w:val="A6A6A6" w:themeColor="background1" w:themeShade="A6"/>
+                      <w:sz w:val="30"/>
+                      <w:szCs w:val="30"/>
+                    </w:rPr>
+                    <w:t>8</w:t>
+                  </w:r>
+                </w:p>
+              </w:tc>
+            </w:tr>
+            <w:tr>
+              <w:trPr>
+                <w:trHeight w:val="454"/>
+              </w:trPr>
+              <w:tc>
+                <w:tcPr>
+                  <w:tcW w:w="765" w:type="dxa"/>
+                  <w:vAlign w:val="center"/>
+                  <w:hideMark/>
+                </w:tcPr>
+                <w:p>
+                  <w:pPr>
+                    <w:spacing w:before="80"/>
+                    <w:ind w:right="-45"/>
+                    <w:jc w:val="center"/>
+                    <w:rPr>
+                      <w:rFonts w:ascii="OMR Circles" w:hAnsi="OMR Circles"/>
+                      <w:color w:val="A6A6A6" w:themeColor="background1" w:themeShade="A6"/>
+                      <w:sz w:val="30"/>
+                      <w:szCs w:val="30"/>
+                    </w:rPr>
+                  </w:pPr>
+                  <w:r>
+                    <w:rPr>
+                      <w:rFonts w:ascii="OMR Circles" w:hAnsi="OMR Circles"/>
+                      <w:color w:val="A6A6A6" w:themeColor="background1" w:themeShade="A6"/>
+                      <w:sz w:val="30"/>
+                      <w:szCs w:val="30"/>
+                    </w:rPr>
+                    <w:t>9</w:t>
+                  </w:r>
+                </w:p>
+              </w:tc>
+              <w:tc>
+                <w:tcPr>
+                  <w:tcW w:w="765" w:type="dxa"/>
+                  <w:vAlign w:val="center"/>
+                  <w:hideMark/>
+                </w:tcPr>
+                <w:p>
+                  <w:pPr>
+                    <w:spacing w:before="80"/>
+                    <w:ind w:right="-45"/>
+                    <w:jc w:val="center"/>
+                    <w:rPr>
+                      <w:rFonts w:ascii="OMR Circles" w:hAnsi="OMR Circles"/>
+                      <w:color w:val="A6A6A6" w:themeColor="background1" w:themeShade="A6"/>
+                      <w:sz w:val="30"/>
+                      <w:szCs w:val="30"/>
+                    </w:rPr>
+                  </w:pPr>
+                  <w:r>
+                    <w:rPr>
+                      <w:rFonts w:ascii="OMR Circles" w:hAnsi="OMR Circles"/>
+                      <w:color w:val="A6A6A6" w:themeColor="background1" w:themeShade="A6"/>
+                      <w:sz w:val="30"/>
+                      <w:szCs w:val="30"/>
+                    </w:rPr>
+                    <w:t>9</w:t>
+                  </w:r>
+                </w:p>
+              </w:tc>
+              <w:tc>
+                <w:tcPr>
+                  <w:tcW w:w="765" w:type="dxa"/>
+                  <w:vAlign w:val="center"/>
+                  <w:hideMark/>
+                </w:tcPr>
+                <w:p>
+                  <w:pPr>
+                    <w:spacing w:before="80"/>
+                    <w:ind w:right="-45"/>
+                    <w:jc w:val="center"/>
+                    <w:rPr>
+                      <w:rFonts w:ascii="OMR Circles" w:hAnsi="OMR Circles"/>
+                      <w:color w:val="A6A6A6" w:themeColor="background1" w:themeShade="A6"/>
+                      <w:sz w:val="30"/>
+                      <w:szCs w:val="30"/>
+                    </w:rPr>
+                  </w:pPr>
+                  <w:r>
+                    <w:rPr>
+                      <w:rFonts w:ascii="OMR Circles" w:hAnsi="OMR Circles"/>
+                      <w:color w:val="A6A6A6" w:themeColor="background1" w:themeShade="A6"/>
+                      <w:sz w:val="30"/>
+                      <w:szCs w:val="30"/>
+                    </w:rPr>
+                    <w:t>9</w:t>
+                  </w:r>
+                </w:p>
+              </w:tc>
+              <w:tc>
+                <w:tcPr>
+                  <w:tcW w:w="765" w:type="dxa"/>
+                  <w:vAlign w:val="center"/>
+                  <w:hideMark/>
+                </w:tcPr>
+                <w:p>
+                  <w:pPr>
+                    <w:spacing w:before="80"/>
+                    <w:ind w:right="-45"/>
+                    <w:jc w:val="center"/>
+                    <w:rPr>
+                      <w:rFonts w:ascii="OMR Circles" w:hAnsi="OMR Circles"/>
+                      <w:color w:val="A6A6A6" w:themeColor="background1" w:themeShade="A6"/>
+                      <w:sz w:val="30"/>
+                      <w:szCs w:val="30"/>
+                    </w:rPr>
+                  </w:pPr>
+                  <w:r>
+                    <w:rPr>
+                      <w:rFonts w:ascii="OMR Circles" w:hAnsi="OMR Circles"/>
+                      <w:color w:val="A6A6A6" w:themeColor="background1" w:themeShade="A6"/>
+                      <w:sz w:val="30"/>
+                      <w:szCs w:val="30"/>
+                    </w:rPr>
+                    <w:t>9</w:t>
+                  </w:r>
+                </w:p>
+              </w:tc>
+              <w:tc>
+                <w:tcPr>
+                  <w:tcW w:w="765" w:type="dxa"/>
+                  <w:vAlign w:val="center"/>
+                  <w:hideMark/>
+                </w:tcPr>
+                <w:p>
+                  <w:pPr>
+                    <w:spacing w:before="80"/>
+                    <w:ind w:right="-45"/>
+                    <w:jc w:val="center"/>
+                    <w:rPr>
+                      <w:rFonts w:ascii="OMR Circles" w:hAnsi="OMR Circles"/>
+                      <w:color w:val="A6A6A6" w:themeColor="background1" w:themeShade="A6"/>
+                      <w:sz w:val="30"/>
+                      <w:szCs w:val="30"/>
+                    </w:rPr>
+                  </w:pPr>
+                  <w:r>
+                    <w:rPr>
+                      <w:rFonts w:ascii="OMR Circles" w:hAnsi="OMR Circles"/>
+                      <w:color w:val="A6A6A6" w:themeColor="background1" w:themeShade="A6"/>
+                      <w:sz w:val="30"/>
+                      <w:szCs w:val="30"/>
+                    </w:rPr>
+                    <w:t>9</w:t>
+                  </w:r>
+                </w:p>
+              </w:tc>
+              <w:tc>
+                <w:tcPr>
+                  <w:tcW w:w="765" w:type="dxa"/>
+                  <w:vAlign w:val="center"/>
+                  <w:hideMark/>
+                </w:tcPr>
+                <w:p>
+                  <w:pPr>
+                    <w:spacing w:before="80"/>
+                    <w:ind w:right="-45"/>
+                    <w:jc w:val="center"/>
+                    <w:rPr>
+                      <w:rFonts w:ascii="OMR Circles" w:hAnsi="OMR Circles"/>
+                      <w:color w:val="A6A6A6" w:themeColor="background1" w:themeShade="A6"/>
+                      <w:sz w:val="30"/>
+                      <w:szCs w:val="30"/>
+                    </w:rPr>
+                  </w:pPr>
+                  <w:r>
+                    <w:rPr>
+                      <w:rFonts w:ascii="OMR Circles" w:hAnsi="OMR Circles"/>
+                      <w:color w:val="A6A6A6" w:themeColor="background1" w:themeShade="A6"/>
+                      <w:sz w:val="30"/>
+                      <w:szCs w:val="30"/>
+                    </w:rPr>
+                    <w:t>9</w:t>
+                  </w:r>
+                </w:p>
+              </w:tc>
+            </w:tr>
+          </w:tbl>
           <w:p>
             <w:pPr>
+              <w:ind w:right="-45"/>
               <w:rPr>
                 <w:b/>
                 <w:bCs/>
               </w:rPr>
             </w:pPr>
+            <w:r>
+              <w:rPr>
+                <w:noProof/>
+              </w:rPr>
+              <mc:AlternateContent>
+                <mc:Choice Requires="wps">
+                  <w:drawing>
+                    <wp:anchor distT="0" distB="0" distL="114300" distR="114300" simplePos="0" relativeHeight="251660800" behindDoc="0" locked="0" layoutInCell="1" allowOverlap="1" wp14:anchorId="4F80DA21" wp14:editId="3F83F6BE">
+                      <wp:simplePos x="0" y="0"/>
+                      <wp:positionH relativeFrom="column">
+                        <wp:posOffset>-50165</wp:posOffset>
+                      </wp:positionH>
+                      <wp:positionV relativeFrom="paragraph">
+                        <wp:posOffset>3139440</wp:posOffset>
+                      </wp:positionV>
+                      <wp:extent cx="46800" cy="162000"/>
+                      <wp:effectExtent l="57150" t="19050" r="67945" b="104775"/>
+                      <wp:wrapNone/>
+                      <wp:docPr id="21138897" name="Rectangle 1"/>
+                      <wp:cNvGraphicFramePr/>
+                      <a:graphic xmlns:a="http://schemas.openxmlformats.org/drawingml/2006/main">
+                        <a:graphicData uri="http://schemas.microsoft.com/office/word/2010/wordprocessingShape">
+                          <wps:wsp>
+                            <wps:cNvSpPr/>
+                            <wps:spPr>
+                              <a:xfrm flipH="1">
+                                <a:off x="0" y="0"/>
+                                <a:ext cx="46800" cy="162000"/>
+                              </a:xfrm>
+                              <a:prstGeom prst="rect">
+                                <a:avLst/>
+                              </a:prstGeom>
+                              <a:solidFill>
+                                <a:sysClr val="windowText" lastClr="000000"/>
+                              </a:solidFill>
+                              <a:ln w="9525" cap="flat" cmpd="sng" algn="ctr">
+                                <a:solidFill>
+                                  <a:sysClr val="windowText" lastClr="000000"/>
+                                </a:solidFill>
+                                <a:prstDash val="solid"/>
+                              </a:ln>
+                              <a:effectLst>
+                                <a:outerShdw blurRad="40000" dist="23000" dir="5400000" rotWithShape="0">
+                                  <a:srgbClr val="000000">
+                                    <a:alpha val="35000"/>
+                                  </a:srgbClr>
+                                </a:outerShdw>
+                              </a:effectLst>
+                            </wps:spPr>
+                            <wps:bodyPr rot="0" spcFirstLastPara="0" vertOverflow="clip" horzOverflow="clip" vert="horz" wrap="square" lIns="91440" tIns="45720" rIns="91440" bIns="45720" numCol="1" spcCol="0" rtlCol="0" fromWordArt="0" anchor="ctr" anchorCtr="0" forceAA="0" compatLnSpc="1">
+                              <a:prstTxWarp prst="textNoShape">
+                                <a:avLst/>
+                              </a:prstTxWarp>
+                              <a:noAutofit/>
+                            </wps:bodyPr>
+                          </wps:wsp>
+                        </a:graphicData>
+                      </a:graphic>
+                      <wp14:sizeRelH relativeFrom="margin">
+                        <wp14:pctWidth>0</wp14:pctWidth>
+                      </wp14:sizeRelH>
+                      <wp14:sizeRelV relativeFrom="margin">
+                        <wp14:pctHeight>0</wp14:pctHeight>
+                      </wp14:sizeRelV>
+                    </wp:anchor>
+                  </w:drawing>
+                </mc:Choice>
+                <mc:Fallback>
+                  <w:pict>
+                    <v:rect w14:anchorId="721BD08A" id="Rectangle 1" o:spid="_x0000_s1026" style="position:absolute;margin-left:-3.95pt;margin-top:247.2pt;width:3.7pt;height:12.75pt;flip:x;z-index:251660800;visibility:visible;mso-wrap-style:square;mso-width-percent:0;mso-height-percent:0;mso-wrap-distance-left:9pt;mso-wrap-distance-top:0;mso-wrap-distance-right:9pt;mso-wrap-distance-bottom:0;mso-position-horizontal:absolute;mso-position-horizontal-relative:text;mso-position-vertical:absolute;mso-position-vertical-relative:text;mso-width-percent:0;mso-height-percent:0;mso-width-relative:margin;mso-height-relative:margin;v-text-anchor:middle" o:gfxdata="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" fillcolor="windowText" strokecolor="windowText">
+                      <v:shadow on="t" color="black" opacity="22937f" origin=",.5" offset="0,.63889mm"/>
+                    </v:rect>
+                  </w:pict>
+                </mc:Fallback>
+              </mc:AlternateContent>
+            </w:r>
+            <w:r>
+              <w:rPr>
+                <w:noProof/>
+              </w:rPr>
+              <mc:AlternateContent>
+                <mc:Choice Requires="wps">
+                  <w:drawing>
+                    <wp:anchor distT="0" distB="0" distL="114300" distR="114300" simplePos="0" relativeHeight="251752960" behindDoc="0" locked="0" layoutInCell="1" allowOverlap="1" wp14:anchorId="46027549" wp14:editId="68C17050">
+                      <wp:simplePos x="0" y="0"/>
+                      <wp:positionH relativeFrom="column">
+                        <wp:posOffset>2923540</wp:posOffset>
+                      </wp:positionH>
+                      <wp:positionV relativeFrom="paragraph">
+                        <wp:posOffset>3139440</wp:posOffset>
+                      </wp:positionV>
+                      <wp:extent cx="46800" cy="162000"/>
+                      <wp:effectExtent l="57150" t="19050" r="67945" b="104775"/>
+                      <wp:wrapNone/>
+                      <wp:docPr id="247434770" name="Rectangle 1"/>
+                      <wp:cNvGraphicFramePr/>
+                      <a:graphic xmlns:a="http://schemas.openxmlformats.org/drawingml/2006/main">
+                        <a:graphicData uri="http://schemas.microsoft.com/office/word/2010/wordprocessingShape">
+                          <wps:wsp>
+                            <wps:cNvSpPr/>
+                            <wps:spPr>
+                              <a:xfrm flipH="1">
+                                <a:off x="0" y="0"/>
+                                <a:ext cx="46800" cy="162000"/>
+                              </a:xfrm>
+                              <a:prstGeom prst="rect">
+                                <a:avLst/>
+                              </a:prstGeom>
+                              <a:solidFill>
+                                <a:sysClr val="windowText" lastClr="000000"/>
+                              </a:solidFill>
+                              <a:ln w="9525" cap="flat" cmpd="sng" algn="ctr">
+                                <a:solidFill>
+                                  <a:sysClr val="windowText" lastClr="000000"/>
+                                </a:solidFill>
+                                <a:prstDash val="solid"/>
+                              </a:ln>
+                              <a:effectLst>
+                                <a:outerShdw blurRad="40000" dist="23000" dir="5400000" rotWithShape="0">
+                                  <a:srgbClr val="000000">
+                                    <a:alpha val="35000"/>
+                                  </a:srgbClr>
+                                </a:outerShdw>
+                              </a:effectLst>
+                            </wps:spPr>
+                            <wps:bodyPr rot="0" spcFirstLastPara="0" vertOverflow="clip" horzOverflow="clip" vert="horz" wrap="square" lIns="91440" tIns="45720" rIns="91440" bIns="45720" numCol="1" spcCol="0" rtlCol="0" fromWordArt="0" anchor="ctr" anchorCtr="0" forceAA="0" compatLnSpc="1">
+                              <a:prstTxWarp prst="textNoShape">
+                                <a:avLst/>
+                              </a:prstTxWarp>
+                              <a:noAutofit/>
+                            </wps:bodyPr>
+                          </wps:wsp>
+                        </a:graphicData>
+                      </a:graphic>
+                      <wp14:sizeRelH relativeFrom="margin">
+                        <wp14:pctWidth>0</wp14:pctWidth>
+                      </wp14:sizeRelH>
+                      <wp14:sizeRelV relativeFrom="margin">
+                        <wp14:pctHeight>0</wp14:pctHeight>
+                      </wp14:sizeRelV>
+                    </wp:anchor>
+                  </w:drawing>
+                </mc:Choice>
+                <mc:Fallback>
+                  <w:pict>
+                    <v:rect w14:anchorId="781E1AA1" id="Rectangle 1" o:spid="_x0000_s1026" style="position:absolute;margin-left:230.2pt;margin-top:247.2pt;width:3.7pt;height:12.75pt;flip:x;z-index:251752960;visibility:visible;mso-wrap-style:square;mso-width-percent:0;mso-height-percent:0;mso-wrap-distance-left:9pt;mso-wrap-distance-top:0;mso-wrap-distance-right:9pt;mso-wrap-distance-bottom:0;mso-position-horizontal:absolute;mso-position-horizontal-relative:text;mso-position-vertical:absolute;mso-position-vertical-relative:text;mso-width-percent:0;mso-height-percent:0;mso-width-relative:margin;mso-height-relative:margin;v-text-anchor:middle" o:gfxdata="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" fillcolor="windowText" strokecolor="windowText">
+                      <v:shadow on="t" color="black" opacity="22937f" origin=",.5" offset="0,.63889mm"/>
+                    </v:rect>
+                  </w:pict>
+                </mc:Fallback>
+              </mc:AlternateContent>
+            </w:r>
+            <w:r>
+              <w:rPr>
+                <w:noProof/>
+              </w:rPr>
+              <mc:AlternateContent>
+                <mc:Choice Requires="wps">
+                  <w:drawing>
+                    <wp:anchor distT="0" distB="0" distL="114300" distR="114300" simplePos="0" relativeHeight="251743744" behindDoc="0" locked="0" layoutInCell="1" allowOverlap="1" wp14:anchorId="0D9F7EE2" wp14:editId="0664EC14">
+                      <wp:simplePos x="0" y="0"/>
+                      <wp:positionH relativeFrom="column">
+                        <wp:posOffset>2927350</wp:posOffset>
+                      </wp:positionH>
+                      <wp:positionV relativeFrom="paragraph">
+                        <wp:posOffset>2837180</wp:posOffset>
+                      </wp:positionV>
+                      <wp:extent cx="46800" cy="162000"/>
+                      <wp:effectExtent l="57150" t="19050" r="67945" b="104775"/>
+                      <wp:wrapNone/>
+                      <wp:docPr id="2045315004" name="Rectangle 1"/>
+                      <wp:cNvGraphicFramePr/>
+                      <a:graphic xmlns:a="http://schemas.openxmlformats.org/drawingml/2006/main">
+                        <a:graphicData uri="http://schemas.microsoft.com/office/word/2010/wordprocessingShape">
+                          <wps:wsp>
+                            <wps:cNvSpPr/>
+                            <wps:spPr>
+                              <a:xfrm flipH="1">
+                                <a:off x="0" y="0"/>
+                                <a:ext cx="46800" cy="162000"/>
+                              </a:xfrm>
+                              <a:prstGeom prst="rect">
+                                <a:avLst/>
+                              </a:prstGeom>
+                              <a:solidFill>
+                                <a:sysClr val="windowText" lastClr="000000"/>
+                              </a:solidFill>
+                              <a:ln w="9525" cap="flat" cmpd="sng" algn="ctr">
+                                <a:solidFill>
+                                  <a:sysClr val="windowText" lastClr="000000"/>
+                                </a:solidFill>
+                                <a:prstDash val="solid"/>
+                              </a:ln>
+                              <a:effectLst>
+                                <a:outerShdw blurRad="40000" dist="23000" dir="5400000" rotWithShape="0">
+                                  <a:srgbClr val="000000">
+                                    <a:alpha val="35000"/>
+                                  </a:srgbClr>
+                                </a:outerShdw>
+                              </a:effectLst>
+                            </wps:spPr>
+                            <wps:bodyPr rot="0" spcFirstLastPara="0" vertOverflow="clip" horzOverflow="clip" vert="horz" wrap="square" lIns="91440" tIns="45720" rIns="91440" bIns="45720" numCol="1" spcCol="0" rtlCol="0" fromWordArt="0" anchor="ctr" anchorCtr="0" forceAA="0" compatLnSpc="1">
+                              <a:prstTxWarp prst="textNoShape">
+                                <a:avLst/>
+                              </a:prstTxWarp>
+                              <a:noAutofit/>
+                            </wps:bodyPr>
+                          </wps:wsp>
+                        </a:graphicData>
+                      </a:graphic>
+                      <wp14:sizeRelH relativeFrom="margin">
+                        <wp14:pctWidth>0</wp14:pctWidth>
+                      </wp14:sizeRelH>
+                      <wp14:sizeRelV relativeFrom="margin">
+                        <wp14:pctHeight>0</wp14:pctHeight>
+                      </wp14:sizeRelV>
+                    </wp:anchor>
+                  </w:drawing>
+                </mc:Choice>
+                <mc:Fallback>
+                  <w:pict>
+                    <v:rect w14:anchorId="568E427D" id="Rectangle 1" o:spid="_x0000_s1026" style="position:absolute;margin-left:230.5pt;margin-top:223.4pt;width:3.7pt;height:12.75pt;flip:x;z-index:251743744;visibility:visible;mso-wrap-style:square;mso-width-percent:0;mso-height-percent:0;mso-wrap-distance-left:9pt;mso-wrap-distance-top:0;mso-wrap-distance-right:9pt;mso-wrap-distance-bottom:0;mso-position-horizontal:absolute;mso-position-horizontal-relative:text;mso-position-vertical:absolute;mso-position-vertical-relative:text;mso-width-percent:0;mso-height-percent:0;mso-width-relative:margin;mso-height-relative:margin;v-text-anchor:middle" o:gfxdata="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" fillcolor="windowText" strokecolor="windowText">
+                      <v:shadow on="t" color="black" opacity="22937f" origin=",.5" offset="0,.63889mm"/>
+                    </v:rect>
+                  </w:pict>
+                </mc:Fallback>
+              </mc:AlternateContent>
+            </w:r>
+            <w:r>
+              <w:rPr>
+                <w:noProof/>
+              </w:rPr>
+              <mc:AlternateContent>
+                <mc:Choice Requires="wps">
+                  <w:drawing>
+                    <wp:anchor distT="0" distB="0" distL="114300" distR="114300" simplePos="0" relativeHeight="251734528" behindDoc="0" locked="0" layoutInCell="1" allowOverlap="1" wp14:anchorId="589CFCE5" wp14:editId="190F98C8">
+                      <wp:simplePos x="0" y="0"/>
+                      <wp:positionH relativeFrom="column">
+                        <wp:posOffset>2923540</wp:posOffset>
+                      </wp:positionH>
+                      <wp:positionV relativeFrom="paragraph">
+                        <wp:posOffset>2534920</wp:posOffset>
+                      </wp:positionV>
+                      <wp:extent cx="46800" cy="162000"/>
+                      <wp:effectExtent l="57150" t="19050" r="67945" b="104775"/>
+                      <wp:wrapNone/>
+                      <wp:docPr id="1051250922" name="Rectangle 1"/>
+                      <wp:cNvGraphicFramePr/>
+                      <a:graphic xmlns:a="http://schemas.openxmlformats.org/drawingml/2006/main">
+                        <a:graphicData uri="http://schemas.microsoft.com/office/word/2010/wordprocessingShape">
+                          <wps:wsp>
+                            <wps:cNvSpPr/>
+                            <wps:spPr>
+                              <a:xfrm flipH="1">
+                                <a:off x="0" y="0"/>
+                                <a:ext cx="46800" cy="162000"/>
+                              </a:xfrm>
+                              <a:prstGeom prst="rect">
+                                <a:avLst/>
+                              </a:prstGeom>
+                              <a:solidFill>
+                                <a:sysClr val="windowText" lastClr="000000"/>
+                              </a:solidFill>
+                              <a:ln w="9525" cap="flat" cmpd="sng" algn="ctr">
+                                <a:solidFill>
+                                  <a:sysClr val="windowText" lastClr="000000"/>
+                                </a:solidFill>
+                                <a:prstDash val="solid"/>
+                              </a:ln>
+                              <a:effectLst>
+                                <a:outerShdw blurRad="40000" dist="23000" dir="5400000" rotWithShape="0">
+                                  <a:srgbClr val="000000">
+                                    <a:alpha val="35000"/>
+                                  </a:srgbClr>
+                                </a:outerShdw>
+                              </a:effectLst>
+                            </wps:spPr>
+                            <wps:bodyPr rot="0" spcFirstLastPara="0" vertOverflow="clip" horzOverflow="clip" vert="horz" wrap="square" lIns="91440" tIns="45720" rIns="91440" bIns="45720" numCol="1" spcCol="0" rtlCol="0" fromWordArt="0" anchor="ctr" anchorCtr="0" forceAA="0" compatLnSpc="1">
+                              <a:prstTxWarp prst="textNoShape">
+                                <a:avLst/>
+                              </a:prstTxWarp>
+                              <a:noAutofit/>
+                            </wps:bodyPr>
+                          </wps:wsp>
+                        </a:graphicData>
+                      </a:graphic>
+                      <wp14:sizeRelH relativeFrom="margin">
+                        <wp14:pctWidth>0</wp14:pctWidth>
+                      </wp14:sizeRelH>
+                      <wp14:sizeRelV relativeFrom="margin">
+                        <wp14:pctHeight>0</wp14:pctHeight>
+                      </wp14:sizeRelV>
+                    </wp:anchor>
+                  </w:drawing>
+                </mc:Choice>
+                <mc:Fallback>
+                  <w:pict>
+                    <v:rect w14:anchorId="044E06B2" id="Rectangle 1" o:spid="_x0000_s1026" style="position:absolute;margin-left:230.2pt;margin-top:199.6pt;width:3.7pt;height:12.75pt;flip:x;z-index:251734528;visibility:visible;mso-wrap-style:square;mso-width-percent:0;mso-height-percent:0;mso-wrap-distance-left:9pt;mso-wrap-distance-top:0;mso-wrap-distance-right:9pt;mso-wrap-distance-bottom:0;mso-position-horizontal:absolute;mso-position-horizontal-relative:text;mso-position-vertical:absolute;mso-position-vertical-relative:text;mso-width-percent:0;mso-height-percent:0;mso-width-relative:margin;mso-height-relative:margin;v-text-anchor:middle" o:gfxdata="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" fillcolor="windowText" strokecolor="windowText">
+                      <v:shadow on="t" color="black" opacity="22937f" origin=",.5" offset="0,.63889mm"/>
+                    </v:rect>
+                  </w:pict>
+                </mc:Fallback>
+              </mc:AlternateContent>
+            </w:r>
+            <w:r>
+              <w:rPr>
+                <w:noProof/>
+              </w:rPr>
+              <mc:AlternateContent>
+                <mc:Choice Requires="wps">
+                  <w:drawing>
+                    <wp:anchor distT="0" distB="0" distL="114300" distR="114300" simplePos="0" relativeHeight="251725312" behindDoc="0" locked="0" layoutInCell="1" allowOverlap="1" wp14:anchorId="790B9DA3" wp14:editId="42928C38">
+                      <wp:simplePos x="0" y="0"/>
+                      <wp:positionH relativeFrom="column">
+                        <wp:posOffset>2923540</wp:posOffset>
+                      </wp:positionH>
+                      <wp:positionV relativeFrom="paragraph">
+                        <wp:posOffset>2232025</wp:posOffset>
+                      </wp:positionV>
+                      <wp:extent cx="46800" cy="162000"/>
+                      <wp:effectExtent l="57150" t="19050" r="67945" b="104775"/>
+                      <wp:wrapNone/>
+                      <wp:docPr id="1282137190" name="Rectangle 1"/>
+                      <wp:cNvGraphicFramePr/>
+                      <a:graphic xmlns:a="http://schemas.openxmlformats.org/drawingml/2006/main">
+                        <a:graphicData uri="http://schemas.microsoft.com/office/word/2010/wordprocessingShape">
+                          <wps:wsp>
+                            <wps:cNvSpPr/>
+                            <wps:spPr>
+                              <a:xfrm flipH="1">
+                                <a:off x="0" y="0"/>
+                                <a:ext cx="46800" cy="162000"/>
+                              </a:xfrm>
+                              <a:prstGeom prst="rect">
+                                <a:avLst/>
+                              </a:prstGeom>
+                              <a:solidFill>
+                                <a:sysClr val="windowText" lastClr="000000"/>
+                              </a:solidFill>
+                              <a:ln w="9525" cap="flat" cmpd="sng" algn="ctr">
+                                <a:solidFill>
+                                  <a:sysClr val="windowText" lastClr="000000"/>
+                                </a:solidFill>
+                                <a:prstDash val="solid"/>
+                              </a:ln>
+                              <a:effectLst>
+                                <a:outerShdw blurRad="40000" dist="23000" dir="5400000" rotWithShape="0">
+                                  <a:srgbClr val="000000">
+                                    <a:alpha val="35000"/>
+                                  </a:srgbClr>
+                                </a:outerShdw>
+                              </a:effectLst>
+                            </wps:spPr>
+                            <wps:bodyPr rot="0" spcFirstLastPara="0" vertOverflow="clip" horzOverflow="clip" vert="horz" wrap="square" lIns="91440" tIns="45720" rIns="91440" bIns="45720" numCol="1" spcCol="0" rtlCol="0" fromWordArt="0" anchor="ctr" anchorCtr="0" forceAA="0" compatLnSpc="1">
+                              <a:prstTxWarp prst="textNoShape">
+                                <a:avLst/>
+                              </a:prstTxWarp>
+                              <a:noAutofit/>
+                            </wps:bodyPr>
+                          </wps:wsp>
+                        </a:graphicData>
+                      </a:graphic>
+                      <wp14:sizeRelH relativeFrom="margin">
+                        <wp14:pctWidth>0</wp14:pctWidth>
+                      </wp14:sizeRelH>
+                      <wp14:sizeRelV relativeFrom="margin">
+                        <wp14:pctHeight>0</wp14:pctHeight>
+                      </wp14:sizeRelV>
+                    </wp:anchor>
+                  </w:drawing>
+                </mc:Choice>
+                <mc:Fallback>
+                  <w:pict>
+                    <v:rect w14:anchorId="63267840" id="Rectangle 1" o:spid="_x0000_s1026" style="position:absolute;margin-left:230.2pt;margin-top:175.75pt;width:3.7pt;height:12.75pt;flip:x;z-index:251725312;visibility:visible;mso-wrap-style:square;mso-width-percent:0;mso-height-percent:0;mso-wrap-distance-left:9pt;mso-wrap-distance-top:0;mso-wrap-distance-right:9pt;mso-wrap-distance-bottom:0;mso-position-horizontal:absolute;mso-position-horizontal-relative:text;mso-position-vertical:absolute;mso-position-vertical-relative:text;mso-width-percent:0;mso-height-percent:0;mso-width-relative:margin;mso-height-relative:margin;v-text-anchor:middle" o:gfxdata="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" fillcolor="windowText" strokecolor="windowText">
+                      <v:shadow on="t" color="black" opacity="22937f" origin=",.5" offset="0,.63889mm"/>
+                    </v:rect>
+                  </w:pict>
+                </mc:Fallback>
+              </mc:AlternateContent>
+            </w:r>
+            <w:r>
+              <w:rPr>
+                <w:noProof/>
+              </w:rPr>
+              <mc:AlternateContent>
+                <mc:Choice Requires="wps">
+                  <w:drawing>
+                    <wp:anchor distT="0" distB="0" distL="114300" distR="114300" simplePos="0" relativeHeight="251697664" behindDoc="0" locked="0" layoutInCell="1" allowOverlap="1" wp14:anchorId="4255C1CC" wp14:editId="3350ECA0">
+                      <wp:simplePos x="0" y="0"/>
+                      <wp:positionH relativeFrom="column">
+                        <wp:posOffset>2923540</wp:posOffset>
+                      </wp:positionH>
+                      <wp:positionV relativeFrom="paragraph">
+                        <wp:posOffset>1929765</wp:posOffset>
+                      </wp:positionV>
+                      <wp:extent cx="46800" cy="162000"/>
+                      <wp:effectExtent l="57150" t="19050" r="67945" b="104775"/>
+                      <wp:wrapNone/>
+                      <wp:docPr id="840339575" name="Rectangle 1"/>
+                      <wp:cNvGraphicFramePr/>
+                      <a:graphic xmlns:a="http://schemas.openxmlformats.org/drawingml/2006/main">
+                        <a:graphicData uri="http://schemas.microsoft.com/office/word/2010/wordprocessingShape">
+                          <wps:wsp>
+                            <wps:cNvSpPr/>
+                            <wps:spPr>
+                              <a:xfrm>
+                                <a:off x="0" y="0"/>
+                                <a:ext cx="46800" cy="162000"/>
+                              </a:xfrm>
+                              <a:prstGeom prst="rect">
+                                <a:avLst/>
+                              </a:prstGeom>
+                              <a:solidFill>
+                                <a:sysClr val="windowText" lastClr="000000"/>
+                              </a:solidFill>
+                              <a:ln w="9525" cap="flat" cmpd="sng" algn="ctr">
+                                <a:solidFill>
+                                  <a:sysClr val="windowText" lastClr="000000"/>
+                                </a:solidFill>
+                                <a:prstDash val="solid"/>
+                              </a:ln>
+                              <a:effectLst>
+                                <a:outerShdw blurRad="40000" dist="23000" dir="5400000" rotWithShape="0">
+                                  <a:srgbClr val="000000">
+                                    <a:alpha val="35000"/>
+                                  </a:srgbClr>
+                                </a:outerShdw>
+                              </a:effectLst>
+                            </wps:spPr>
+                            <wps:bodyPr rot="0" spcFirstLastPara="0" vertOverflow="clip" horzOverflow="clip" vert="horz" wrap="square" lIns="91440" tIns="45720" rIns="91440" bIns="45720" numCol="1" spcCol="0" rtlCol="0" fromWordArt="0" anchor="ctr" anchorCtr="0" forceAA="0" compatLnSpc="1">
+                              <a:prstTxWarp prst="textNoShape">
+                                <a:avLst/>
+                              </a:prstTxWarp>
+                              <a:noAutofit/>
+                            </wps:bodyPr>
+                          </wps:wsp>
+                        </a:graphicData>
+                      </a:graphic>
+                      <wp14:sizeRelH relativeFrom="margin">
+                        <wp14:pctWidth>0</wp14:pctWidth>
+                      </wp14:sizeRelH>
+                      <wp14:sizeRelV relativeFrom="margin">
+                        <wp14:pctHeight>0</wp14:pctHeight>
+                      </wp14:sizeRelV>
+                    </wp:anchor>
+                  </w:drawing>
+                </mc:Choice>
+                <mc:Fallback>
+                  <w:pict>
+                    <v:rect w14:anchorId="52AC9D9F" id="Rectangle 1" o:spid="_x0000_s1026" style="position:absolute;margin-left:230.2pt;margin-top:151.95pt;width:3.7pt;height:12.75pt;z-index:251697664;visibility:visible;mso-wrap-style:square;mso-width-percent:0;mso-height-percent:0;mso-wrap-distance-left:9pt;mso-wrap-distance-top:0;mso-wrap-distance-right:9pt;mso-wrap-distance-bottom:0;mso-position-horizontal:absolute;mso-position-horizontal-relative:text;mso-position-vertical:absolute;mso-position-vertical-relative:text;mso-width-percent:0;mso-height-percent:0;mso-width-relative:margin;mso-height-relative:margin;v-text-anchor:middle" o:gfxdata="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" fillcolor="windowText" strokecolor="windowText">
+                      <v:shadow on="t" color="black" opacity="22937f" origin=",.5" offset="0,.63889mm"/>
+                    </v:rect>
+                  </w:pict>
+                </mc:Fallback>
+              </mc:AlternateContent>
+            </w:r>
+            <w:r>
+              <w:rPr>
+                <w:noProof/>
+              </w:rPr>
+              <mc:AlternateContent>
+                <mc:Choice Requires="wps">
+                  <w:drawing>
+                    <wp:anchor distT="0" distB="0" distL="114300" distR="114300" simplePos="0" relativeHeight="251716096" behindDoc="0" locked="0" layoutInCell="1" allowOverlap="1" wp14:anchorId="51233302" wp14:editId="45B10671">
+                      <wp:simplePos x="0" y="0"/>
+                      <wp:positionH relativeFrom="column">
+                        <wp:posOffset>2923540</wp:posOffset>
+                      </wp:positionH>
+                      <wp:positionV relativeFrom="paragraph">
+                        <wp:posOffset>1627505</wp:posOffset>
+                      </wp:positionV>
+                      <wp:extent cx="46800" cy="162000"/>
+                      <wp:effectExtent l="57150" t="19050" r="67945" b="104775"/>
+                      <wp:wrapNone/>
+                      <wp:docPr id="1916963656" name="Rectangle 1"/>
+                      <wp:cNvGraphicFramePr/>
+                      <a:graphic xmlns:a="http://schemas.openxmlformats.org/drawingml/2006/main">
+                        <a:graphicData uri="http://schemas.microsoft.com/office/word/2010/wordprocessingShape">
+                          <wps:wsp>
+                            <wps:cNvSpPr/>
+                            <wps:spPr>
+                              <a:xfrm>
+                                <a:off x="0" y="0"/>
+                                <a:ext cx="46800" cy="162000"/>
+                              </a:xfrm>
+                              <a:prstGeom prst="rect">
+                                <a:avLst/>
+                              </a:prstGeom>
+                              <a:solidFill>
+                                <a:sysClr val="windowText" lastClr="000000"/>
+                              </a:solidFill>
+                              <a:ln w="9525" cap="flat" cmpd="sng" algn="ctr">
+                                <a:solidFill>
+                                  <a:sysClr val="windowText" lastClr="000000"/>
+                                </a:solidFill>
+                                <a:prstDash val="solid"/>
+                              </a:ln>
+                              <a:effectLst>
+                                <a:outerShdw blurRad="40000" dist="23000" dir="5400000" rotWithShape="0">
+                                  <a:srgbClr val="000000">
+                                    <a:alpha val="35000"/>
+                                  </a:srgbClr>
+                                </a:outerShdw>
+                              </a:effectLst>
+                            </wps:spPr>
+                            <wps:bodyPr rot="0" spcFirstLastPara="0" vertOverflow="clip" horzOverflow="clip" vert="horz" wrap="square" lIns="91440" tIns="45720" rIns="91440" bIns="45720" numCol="1" spcCol="0" rtlCol="0" fromWordArt="0" anchor="ctr" anchorCtr="0" forceAA="0" compatLnSpc="1">
+                              <a:prstTxWarp prst="textNoShape">
+                                <a:avLst/>
+                              </a:prstTxWarp>
+                              <a:noAutofit/>
+                            </wps:bodyPr>
+                          </wps:wsp>
+                        </a:graphicData>
+                      </a:graphic>
+                      <wp14:sizeRelH relativeFrom="margin">
+                        <wp14:pctWidth>0</wp14:pctWidth>
+                      </wp14:sizeRelH>
+                      <wp14:sizeRelV relativeFrom="margin">
+                        <wp14:pctHeight>0</wp14:pctHeight>
+                      </wp14:sizeRelV>
+                    </wp:anchor>
+                  </w:drawing>
+                </mc:Choice>
+                <mc:Fallback>
+                  <w:pict>
+                    <v:rect w14:anchorId="0CE8A6A3" id="Rectangle 1" o:spid="_x0000_s1026" style="position:absolute;margin-left:230.2pt;margin-top:128.15pt;width:3.7pt;height:12.75pt;z-index:251716096;visibility:visible;mso-wrap-style:square;mso-width-percent:0;mso-height-percent:0;mso-wrap-distance-left:9pt;mso-wrap-distance-top:0;mso-wrap-distance-right:9pt;mso-wrap-distance-bottom:0;mso-position-horizontal:absolute;mso-position-horizontal-relative:text;mso-position-vertical:absolute;mso-position-vertical-relative:text;mso-width-percent:0;mso-height-percent:0;mso-width-relative:margin;mso-height-relative:margin;v-text-anchor:middle" o:gfxdata="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" fillcolor="windowText" strokecolor="windowText">
+                      <v:shadow on="t" color="black" opacity="22937f" origin=",.5" offset="0,.63889mm"/>
+                    </v:rect>
+                  </w:pict>
+                </mc:Fallback>
+              </mc:AlternateContent>
+            </w:r>
+            <w:r>
+              <w:rPr>
+                <w:noProof/>
+              </w:rPr>
+              <mc:AlternateContent>
+                <mc:Choice Requires="wps">
+                  <w:drawing>
+                    <wp:anchor distT="0" distB="0" distL="114300" distR="114300" simplePos="0" relativeHeight="251706880" behindDoc="0" locked="0" layoutInCell="1" allowOverlap="1" wp14:anchorId="205EAAC8" wp14:editId="5263473E">
+                      <wp:simplePos x="0" y="0"/>
+                      <wp:positionH relativeFrom="column">
+                        <wp:posOffset>2923540</wp:posOffset>
+                      </wp:positionH>
+                      <wp:positionV relativeFrom="paragraph">
+                        <wp:posOffset>1325245</wp:posOffset>
+                      </wp:positionV>
+                      <wp:extent cx="46800" cy="162000"/>
+                      <wp:effectExtent l="57150" t="19050" r="67945" b="104775"/>
+                      <wp:wrapNone/>
+                      <wp:docPr id="150355870" name="Rectangle 1"/>
+                      <wp:cNvGraphicFramePr/>
+                      <a:graphic xmlns:a="http://schemas.openxmlformats.org/drawingml/2006/main">
+                        <a:graphicData uri="http://schemas.microsoft.com/office/word/2010/wordprocessingShape">
+                          <wps:wsp>
+                            <wps:cNvSpPr/>
+                            <wps:spPr>
+                              <a:xfrm>
+                                <a:off x="0" y="0"/>
+                                <a:ext cx="46800" cy="162000"/>
+                              </a:xfrm>
+                              <a:prstGeom prst="rect">
+                                <a:avLst/>
+                              </a:prstGeom>
+                              <a:solidFill>
+                                <a:sysClr val="windowText" lastClr="000000"/>
+                              </a:solidFill>
+                              <a:ln w="9525" cap="flat" cmpd="sng" algn="ctr">
+                                <a:solidFill>
+                                  <a:sysClr val="windowText" lastClr="000000"/>
+                                </a:solidFill>
+                                <a:prstDash val="solid"/>
+                              </a:ln>
+                              <a:effectLst>
+                                <a:outerShdw blurRad="40000" dist="23000" dir="5400000" rotWithShape="0">
+                                  <a:srgbClr val="000000">
+                                    <a:alpha val="35000"/>
+                                  </a:srgbClr>
+                                </a:outerShdw>
+                              </a:effectLst>
+                            </wps:spPr>
+                            <wps:bodyPr rot="0" spcFirstLastPara="0" vertOverflow="clip" horzOverflow="clip" vert="horz" wrap="square" lIns="91440" tIns="45720" rIns="91440" bIns="45720" numCol="1" spcCol="0" rtlCol="0" fromWordArt="0" anchor="ctr" anchorCtr="0" forceAA="0" compatLnSpc="1">
+                              <a:prstTxWarp prst="textNoShape">
+                                <a:avLst/>
+                              </a:prstTxWarp>
+                              <a:noAutofit/>
+                            </wps:bodyPr>
+                          </wps:wsp>
+                        </a:graphicData>
+                      </a:graphic>
+                      <wp14:sizeRelH relativeFrom="margin">
+                        <wp14:pctWidth>0</wp14:pctWidth>
+                      </wp14:sizeRelH>
+                      <wp14:sizeRelV relativeFrom="margin">
+                        <wp14:pctHeight>0</wp14:pctHeight>
+                      </wp14:sizeRelV>
+                    </wp:anchor>
+                  </w:drawing>
+                </mc:Choice>
+                <mc:Fallback>
+                  <w:pict>
+                    <v:rect w14:anchorId="7C42D5E7" id="Rectangle 1" o:spid="_x0000_s1026" style="position:absolute;margin-left:230.2pt;margin-top:104.35pt;width:3.7pt;height:12.75pt;z-index:251706880;visibility:visible;mso-wrap-style:square;mso-width-percent:0;mso-height-percent:0;mso-wrap-distance-left:9pt;mso-wrap-distance-top:0;mso-wrap-distance-right:9pt;mso-wrap-distance-bottom:0;mso-position-horizontal:absolute;mso-position-horizontal-relative:text;mso-position-vertical:absolute;mso-position-vertical-relative:text;mso-width-percent:0;mso-height-percent:0;mso-width-relative:margin;mso-height-relative:margin;v-text-anchor:middle" o:gfxdata="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" fillcolor="windowText" strokecolor="windowText">
+                      <v:shadow on="t" color="black" opacity="22937f" origin=",.5" offset="0,.63889mm"/>
+                    </v:rect>
+                  </w:pict>
+                </mc:Fallback>
+              </mc:AlternateContent>
+            </w:r>
+            <w:r>
+              <w:rPr>
+                <w:noProof/>
+              </w:rPr>
+              <mc:AlternateContent>
+                <mc:Choice Requires="wps">
+                  <w:drawing>
+                    <wp:anchor distT="0" distB="0" distL="114300" distR="114300" simplePos="0" relativeHeight="251679232" behindDoc="0" locked="0" layoutInCell="1" allowOverlap="1" wp14:anchorId="75CFBEEA" wp14:editId="660113D9">
+                      <wp:simplePos x="0" y="0"/>
+                      <wp:positionH relativeFrom="column">
+                        <wp:posOffset>2923540</wp:posOffset>
+                      </wp:positionH>
+                      <wp:positionV relativeFrom="paragraph">
+                        <wp:posOffset>1022350</wp:posOffset>
+                      </wp:positionV>
+                      <wp:extent cx="46800" cy="162000"/>
+                      <wp:effectExtent l="57150" t="19050" r="67945" b="104775"/>
+                      <wp:wrapNone/>
+                      <wp:docPr id="740924401" name="Rectangle 1"/>
+                      <wp:cNvGraphicFramePr/>
+                      <a:graphic xmlns:a="http://schemas.openxmlformats.org/drawingml/2006/main">
+                        <a:graphicData uri="http://schemas.microsoft.com/office/word/2010/wordprocessingShape">
+                          <wps:wsp>
+                            <wps:cNvSpPr/>
+                            <wps:spPr>
+                              <a:xfrm>
+                                <a:off x="0" y="0"/>
+                                <a:ext cx="46800" cy="162000"/>
+                              </a:xfrm>
+                              <a:prstGeom prst="rect">
+                                <a:avLst/>
+                              </a:prstGeom>
+                              <a:solidFill>
+                                <a:sysClr val="windowText" lastClr="000000"/>
+                              </a:solidFill>
+                              <a:ln w="9525" cap="flat" cmpd="sng" algn="ctr">
+                                <a:solidFill>
+                                  <a:sysClr val="windowText" lastClr="000000"/>
+                                </a:solidFill>
+                                <a:prstDash val="solid"/>
+                              </a:ln>
+                              <a:effectLst>
+                                <a:outerShdw blurRad="40000" dist="23000" dir="5400000" rotWithShape="0">
+                                  <a:srgbClr val="000000">
+                                    <a:alpha val="35000"/>
+                                  </a:srgbClr>
+                                </a:outerShdw>
+                              </a:effectLst>
+                            </wps:spPr>
+                            <wps:bodyPr rot="0" spcFirstLastPara="0" vertOverflow="clip" horzOverflow="clip" vert="horz" wrap="square" lIns="91440" tIns="45720" rIns="91440" bIns="45720" numCol="1" spcCol="0" rtlCol="0" fromWordArt="0" anchor="ctr" anchorCtr="0" forceAA="0" compatLnSpc="1">
+                              <a:prstTxWarp prst="textNoShape">
+                                <a:avLst/>
+                              </a:prstTxWarp>
+                              <a:noAutofit/>
+                            </wps:bodyPr>
+                          </wps:wsp>
+                        </a:graphicData>
+                      </a:graphic>
+                      <wp14:sizeRelH relativeFrom="margin">
+                        <wp14:pctWidth>0</wp14:pctWidth>
+                      </wp14:sizeRelH>
+                      <wp14:sizeRelV relativeFrom="margin">
+                        <wp14:pctHeight>0</wp14:pctHeight>
+                      </wp14:sizeRelV>
+                    </wp:anchor>
+                  </w:drawing>
+                </mc:Choice>
+                <mc:Fallback>
+                  <w:pict>
+                    <v:rect w14:anchorId="7BE050DC" id="Rectangle 1" o:spid="_x0000_s1026" style="position:absolute;margin-left:230.2pt;margin-top:80.5pt;width:3.7pt;height:12.75pt;z-index:251679232;visibility:visible;mso-wrap-style:square;mso-width-percent:0;mso-height-percent:0;mso-wrap-distance-left:9pt;mso-wrap-distance-top:0;mso-wrap-distance-right:9pt;mso-wrap-distance-bottom:0;mso-position-horizontal:absolute;mso-position-horizontal-relative:text;mso-position-vertical:absolute;mso-position-vertical-relative:text;mso-width-percent:0;mso-height-percent:0;mso-width-relative:margin;mso-height-relative:margin;v-text-anchor:middle" o:gfxdata="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" fillcolor="windowText" strokecolor="windowText">
+                      <v:shadow on="t" color="black" opacity="22937f" origin=",.5" offset="0,.63889mm"/>
+                    </v:rect>
+                  </w:pict>
+                </mc:Fallback>
+              </mc:AlternateContent>
+            </w:r>
+            <w:r>
+              <w:rPr>
+                <w:noProof/>
+              </w:rPr>
+              <mc:AlternateContent>
+                <mc:Choice Requires="wps">
+                  <w:drawing>
+                    <wp:anchor distT="0" distB="0" distL="114300" distR="114300" simplePos="0" relativeHeight="251670016" behindDoc="0" locked="0" layoutInCell="1" allowOverlap="1" wp14:anchorId="3C87E5FD" wp14:editId="0EDD9746">
+                      <wp:simplePos x="0" y="0"/>
+                      <wp:positionH relativeFrom="column">
+                        <wp:posOffset>2923540</wp:posOffset>
+                      </wp:positionH>
+                      <wp:positionV relativeFrom="paragraph">
+                        <wp:posOffset>720090</wp:posOffset>
+                      </wp:positionV>
+                      <wp:extent cx="46800" cy="162000"/>
+                      <wp:effectExtent l="57150" t="19050" r="67945" b="104775"/>
+                      <wp:wrapNone/>
+                      <wp:docPr id="1803067217" name="Rectangle 1"/>
+                      <wp:cNvGraphicFramePr/>
+                      <a:graphic xmlns:a="http://schemas.openxmlformats.org/drawingml/2006/main">
+                        <a:graphicData uri="http://schemas.microsoft.com/office/word/2010/wordprocessingShape">
+                          <wps:wsp>
+                            <wps:cNvSpPr/>
+                            <wps:spPr>
+                              <a:xfrm>
+                                <a:off x="0" y="0"/>
+                                <a:ext cx="46800" cy="162000"/>
+                              </a:xfrm>
+                              <a:prstGeom prst="rect">
+                                <a:avLst/>
+                              </a:prstGeom>
+                              <a:solidFill>
+                                <a:sysClr val="windowText" lastClr="000000"/>
+                              </a:solidFill>
+                              <a:ln w="9525" cap="flat" cmpd="sng" algn="ctr">
+                                <a:solidFill>
+                                  <a:sysClr val="windowText" lastClr="000000"/>
+                                </a:solidFill>
+                                <a:prstDash val="solid"/>
+                              </a:ln>
+                              <a:effectLst>
+                                <a:outerShdw blurRad="40000" dist="23000" dir="5400000" rotWithShape="0">
+                                  <a:srgbClr val="000000">
+                                    <a:alpha val="35000"/>
+                                  </a:srgbClr>
+                                </a:outerShdw>
+                              </a:effectLst>
+                            </wps:spPr>
+                            <wps:bodyPr rot="0" spcFirstLastPara="0" vertOverflow="clip" horzOverflow="clip" vert="horz" wrap="square" lIns="91440" tIns="45720" rIns="91440" bIns="45720" numCol="1" spcCol="0" rtlCol="0" fromWordArt="0" anchor="ctr" anchorCtr="0" forceAA="0" compatLnSpc="1">
+                              <a:prstTxWarp prst="textNoShape">
+                                <a:avLst/>
+                              </a:prstTxWarp>
+                              <a:noAutofit/>
+                            </wps:bodyPr>
+                          </wps:wsp>
+                        </a:graphicData>
+                      </a:graphic>
+                      <wp14:sizeRelH relativeFrom="margin">
+                        <wp14:pctWidth>0</wp14:pctWidth>
+                      </wp14:sizeRelH>
+                      <wp14:sizeRelV relativeFrom="margin">
+                        <wp14:pctHeight>0</wp14:pctHeight>
+                      </wp14:sizeRelV>
+                    </wp:anchor>
+                  </w:drawing>
+                </mc:Choice>
+                <mc:Fallback>
+                  <w:pict>
+                    <v:rect w14:anchorId="2B844DB6" id="Rectangle 1" o:spid="_x0000_s1026" style="position:absolute;margin-left:230.2pt;margin-top:56.7pt;width:3.7pt;height:12.75pt;z-index:251670016;visibility:visible;mso-wrap-style:square;mso-width-percent:0;mso-height-percent:0;mso-wrap-distance-left:9pt;mso-wrap-distance-top:0;mso-wrap-distance-right:9pt;mso-wrap-distance-bottom:0;mso-position-horizontal:absolute;mso-position-horizontal-relative:text;mso-position-vertical:absolute;mso-position-vertical-relative:text;mso-width-percent:0;mso-height-percent:0;mso-width-relative:margin;mso-height-relative:margin;v-text-anchor:middle" o:gfxdata="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" fillcolor="windowText" strokecolor="windowText">
+                      <v:shadow on="t" color="black" opacity="22937f" origin=",.5" offset="0,.63889mm"/>
+                    </v:rect>
+                  </w:pict>
+                </mc:Fallback>
+              </mc:AlternateContent>
+            </w:r>
+            <w:r>
+              <w:rPr>
+                <w:noProof/>
+              </w:rPr>
+              <mc:AlternateContent>
+                <mc:Choice Requires="wps">
+                  <w:drawing>
+                    <wp:anchor distT="0" distB="0" distL="114300" distR="114300" simplePos="0" relativeHeight="251651584" behindDoc="0" locked="0" layoutInCell="1" allowOverlap="1" wp14:anchorId="3BE2D4D4" wp14:editId="7D79AA37">
+                      <wp:simplePos x="0" y="0"/>
+                      <wp:positionH relativeFrom="column">
+                        <wp:posOffset>-46990</wp:posOffset>
+                      </wp:positionH>
+                      <wp:positionV relativeFrom="paragraph">
+                        <wp:posOffset>2837180</wp:posOffset>
+                      </wp:positionV>
+                      <wp:extent cx="46800" cy="162000"/>
+                      <wp:effectExtent l="57150" t="19050" r="67945" b="104775"/>
+                      <wp:wrapNone/>
+                      <wp:docPr id="441359665" name="Rectangle 1"/>
+                      <wp:cNvGraphicFramePr/>
+                      <a:graphic xmlns:a="http://schemas.openxmlformats.org/drawingml/2006/main">
+                        <a:graphicData uri="http://schemas.microsoft.com/office/word/2010/wordprocessingShape">
+                          <wps:wsp>
+                            <wps:cNvSpPr/>
+                            <wps:spPr>
+                              <a:xfrm flipH="1">
+                                <a:off x="0" y="0"/>
+                                <a:ext cx="46800" cy="162000"/>
+                              </a:xfrm>
+                              <a:prstGeom prst="rect">
+                                <a:avLst/>
+                              </a:prstGeom>
+                              <a:solidFill>
+                                <a:sysClr val="windowText" lastClr="000000"/>
+                              </a:solidFill>
+                              <a:ln w="9525" cap="flat" cmpd="sng" algn="ctr">
+                                <a:solidFill>
+                                  <a:sysClr val="windowText" lastClr="000000"/>
+                                </a:solidFill>
+                                <a:prstDash val="solid"/>
+                              </a:ln>
+                              <a:effectLst>
+                                <a:outerShdw blurRad="40000" dist="23000" dir="5400000" rotWithShape="0">
+                                  <a:srgbClr val="000000">
+                                    <a:alpha val="35000"/>
+                                  </a:srgbClr>
+                                </a:outerShdw>
+                              </a:effectLst>
+                            </wps:spPr>
+                            <wps:bodyPr rot="0" spcFirstLastPara="0" vertOverflow="clip" horzOverflow="clip" vert="horz" wrap="square" lIns="91440" tIns="45720" rIns="91440" bIns="45720" numCol="1" spcCol="0" rtlCol="0" fromWordArt="0" anchor="ctr" anchorCtr="0" forceAA="0" compatLnSpc="1">
+                              <a:prstTxWarp prst="textNoShape">
+                                <a:avLst/>
+                              </a:prstTxWarp>
+                              <a:noAutofit/>
+                            </wps:bodyPr>
+                          </wps:wsp>
+                        </a:graphicData>
+                      </a:graphic>
+                      <wp14:sizeRelH relativeFrom="margin">
+                        <wp14:pctWidth>0</wp14:pctWidth>
+                      </wp14:sizeRelH>
+                      <wp14:sizeRelV relativeFrom="margin">
+                        <wp14:pctHeight>0</wp14:pctHeight>
+                      </wp14:sizeRelV>
+                    </wp:anchor>
+                  </w:drawing>
+                </mc:Choice>
+                <mc:Fallback>
+                  <w:pict>
+                    <v:rect w14:anchorId="12AC9087" id="Rectangle 1" o:spid="_x0000_s1026" style="position:absolute;margin-left:-3.7pt;margin-top:223.4pt;width:3.7pt;height:12.75pt;flip:x;z-index:251651584;visibility:visible;mso-wrap-style:square;mso-width-percent:0;mso-height-percent:0;mso-wrap-distance-left:9pt;mso-wrap-distance-top:0;mso-wrap-distance-right:9pt;mso-wrap-distance-bottom:0;mso-position-horizontal:absolute;mso-position-horizontal-relative:text;mso-position-vertical:absolute;mso-position-vertical-relative:text;mso-width-percent:0;mso-height-percent:0;mso-width-relative:margin;mso-height-relative:margin;v-text-anchor:middle" o:gfxdata="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" fillcolor="windowText" strokecolor="windowText">
+                      <v:shadow on="t" color="black" opacity="22937f" origin=",.5" offset="0,.63889mm"/>
+                    </v:rect>
+                  </w:pict>
+                </mc:Fallback>
+              </mc:AlternateContent>
+            </w:r>
+            <w:r>
+              <w:rPr>
+                <w:noProof/>
+              </w:rPr>
+              <mc:AlternateContent>
+                <mc:Choice Requires="wps">
+                  <w:drawing>
+                    <wp:anchor distT="0" distB="0" distL="114300" distR="114300" simplePos="0" relativeHeight="251642368" behindDoc="0" locked="0" layoutInCell="1" allowOverlap="1" wp14:anchorId="3EA1FDB1" wp14:editId="647F29F6">
+                      <wp:simplePos x="0" y="0"/>
+                      <wp:positionH relativeFrom="column">
+                        <wp:posOffset>-50165</wp:posOffset>
+                      </wp:positionH>
+                      <wp:positionV relativeFrom="paragraph">
+                        <wp:posOffset>2534920</wp:posOffset>
+                      </wp:positionV>
+                      <wp:extent cx="46800" cy="162000"/>
+                      <wp:effectExtent l="57150" t="19050" r="67945" b="104775"/>
+                      <wp:wrapNone/>
+                      <wp:docPr id="184371568" name="Rectangle 1"/>
+                      <wp:cNvGraphicFramePr/>
+                      <a:graphic xmlns:a="http://schemas.openxmlformats.org/drawingml/2006/main">
+                        <a:graphicData uri="http://schemas.microsoft.com/office/word/2010/wordprocessingShape">
+                          <wps:wsp>
+                            <wps:cNvSpPr/>
+                            <wps:spPr>
+                              <a:xfrm flipH="1">
+                                <a:off x="0" y="0"/>
+                                <a:ext cx="46800" cy="162000"/>
+                              </a:xfrm>
+                              <a:prstGeom prst="rect">
+                                <a:avLst/>
+                              </a:prstGeom>
+                              <a:solidFill>
+                                <a:sysClr val="windowText" lastClr="000000"/>
+                              </a:solidFill>
+                              <a:ln w="9525" cap="flat" cmpd="sng" algn="ctr">
+                                <a:solidFill>
+                                  <a:sysClr val="windowText" lastClr="000000"/>
+                                </a:solidFill>
+                                <a:prstDash val="solid"/>
+                              </a:ln>
+                              <a:effectLst>
+                                <a:outerShdw blurRad="40000" dist="23000" dir="5400000" rotWithShape="0">
+                                  <a:srgbClr val="000000">
+                                    <a:alpha val="35000"/>
+                                  </a:srgbClr>
+                                </a:outerShdw>
+                              </a:effectLst>
+                            </wps:spPr>
+                            <wps:bodyPr rot="0" spcFirstLastPara="0" vertOverflow="clip" horzOverflow="clip" vert="horz" wrap="square" lIns="91440" tIns="45720" rIns="91440" bIns="45720" numCol="1" spcCol="0" rtlCol="0" fromWordArt="0" anchor="ctr" anchorCtr="0" forceAA="0" compatLnSpc="1">
+                              <a:prstTxWarp prst="textNoShape">
+                                <a:avLst/>
+                              </a:prstTxWarp>
+                              <a:noAutofit/>
+                            </wps:bodyPr>
+                          </wps:wsp>
+                        </a:graphicData>
+                      </a:graphic>
+                      <wp14:sizeRelH relativeFrom="margin">
+                        <wp14:pctWidth>0</wp14:pctWidth>
+                      </wp14:sizeRelH>
+                      <wp14:sizeRelV relativeFrom="margin">
+                        <wp14:pctHeight>0</wp14:pctHeight>
+                      </wp14:sizeRelV>
+                    </wp:anchor>
+                  </w:drawing>
+                </mc:Choice>
+                <mc:Fallback>
+                  <w:pict>
+                    <v:rect w14:anchorId="284653DA" id="Rectangle 1" o:spid="_x0000_s1026" style="position:absolute;margin-left:-3.95pt;margin-top:199.6pt;width:3.7pt;height:12.75pt;flip:x;z-index:251642368;visibility:visible;mso-wrap-style:square;mso-width-percent:0;mso-height-percent:0;mso-wrap-distance-left:9pt;mso-wrap-distance-top:0;mso-wrap-distance-right:9pt;mso-wrap-distance-bottom:0;mso-position-horizontal:absolute;mso-position-horizontal-relative:text;mso-position-vertical:absolute;mso-position-vertical-relative:text;mso-width-percent:0;mso-height-percent:0;mso-width-relative:margin;mso-height-relative:margin;v-text-anchor:middle" o:gfxdata="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" fillcolor="windowText" strokecolor="windowText">
+                      <v:shadow on="t" color="black" opacity="22937f" origin=",.5" offset="0,.63889mm"/>
+                    </v:rect>
+                  </w:pict>
+                </mc:Fallback>
+              </mc:AlternateContent>
+            </w:r>
+            <w:r>
+              <w:rPr>
+                <w:noProof/>
+              </w:rPr>
+              <mc:AlternateContent>
+                <mc:Choice Requires="wps">
+                  <w:drawing>
+                    <wp:anchor distT="0" distB="0" distL="114300" distR="114300" simplePos="0" relativeHeight="251633152" behindDoc="0" locked="0" layoutInCell="1" allowOverlap="1" wp14:anchorId="5850DEFB" wp14:editId="1A4F04FD">
+                      <wp:simplePos x="0" y="0"/>
+                      <wp:positionH relativeFrom="column">
+                        <wp:posOffset>-50165</wp:posOffset>
+                      </wp:positionH>
+                      <wp:positionV relativeFrom="paragraph">
+                        <wp:posOffset>2232025</wp:posOffset>
+                      </wp:positionV>
+                      <wp:extent cx="46800" cy="162000"/>
+                      <wp:effectExtent l="57150" t="19050" r="67945" b="104775"/>
+                      <wp:wrapNone/>
+                      <wp:docPr id="2066107894" name="Rectangle 1"/>
+                      <wp:cNvGraphicFramePr/>
+                      <a:graphic xmlns:a="http://schemas.openxmlformats.org/drawingml/2006/main">
+                        <a:graphicData uri="http://schemas.microsoft.com/office/word/2010/wordprocessingShape">
+                          <wps:wsp>
+                            <wps:cNvSpPr/>
+                            <wps:spPr>
+                              <a:xfrm flipH="1">
+                                <a:off x="0" y="0"/>
+                                <a:ext cx="46800" cy="162000"/>
+                              </a:xfrm>
+                              <a:prstGeom prst="rect">
+                                <a:avLst/>
+                              </a:prstGeom>
+                              <a:solidFill>
+                                <a:sysClr val="windowText" lastClr="000000"/>
+                              </a:solidFill>
+                              <a:ln w="9525" cap="flat" cmpd="sng" algn="ctr">
+                                <a:solidFill>
+                                  <a:sysClr val="windowText" lastClr="000000"/>
+                                </a:solidFill>
+                                <a:prstDash val="solid"/>
+                              </a:ln>
+                              <a:effectLst>
+                                <a:outerShdw blurRad="40000" dist="23000" dir="5400000" rotWithShape="0">
+                                  <a:srgbClr val="000000">
+                                    <a:alpha val="35000"/>
+                                  </a:srgbClr>
+                                </a:outerShdw>
+                              </a:effectLst>
+                            </wps:spPr>
+                            <wps:bodyPr rot="0" spcFirstLastPara="0" vertOverflow="clip" horzOverflow="clip" vert="horz" wrap="square" lIns="91440" tIns="45720" rIns="91440" bIns="45720" numCol="1" spcCol="0" rtlCol="0" fromWordArt="0" anchor="ctr" anchorCtr="0" forceAA="0" compatLnSpc="1">
+                              <a:prstTxWarp prst="textNoShape">
+                                <a:avLst/>
+                              </a:prstTxWarp>
+                              <a:noAutofit/>
+                            </wps:bodyPr>
+                          </wps:wsp>
+                        </a:graphicData>
+                      </a:graphic>
+                      <wp14:sizeRelH relativeFrom="margin">
+                        <wp14:pctWidth>0</wp14:pctWidth>
+                      </wp14:sizeRelH>
+                      <wp14:sizeRelV relativeFrom="margin">
+                        <wp14:pctHeight>0</wp14:pctHeight>
+                      </wp14:sizeRelV>
+                    </wp:anchor>
+                  </w:drawing>
+                </mc:Choice>
+                <mc:Fallback>
+                  <w:pict>
+                    <v:rect w14:anchorId="23C3E2FF" id="Rectangle 1" o:spid="_x0000_s1026" style="position:absolute;margin-left:-3.95pt;margin-top:175.75pt;width:3.7pt;height:12.75pt;flip:x;z-index:251633152;visibility:visible;mso-wrap-style:square;mso-width-percent:0;mso-height-percent:0;mso-wrap-distance-left:9pt;mso-wrap-distance-top:0;mso-wrap-distance-right:9pt;mso-wrap-distance-bottom:0;mso-position-horizontal:absolute;mso-position-horizontal-relative:text;mso-position-vertical:absolute;mso-position-vertical-relative:text;mso-width-percent:0;mso-height-percent:0;mso-width-relative:margin;mso-height-relative:margin;v-text-anchor:middle" o:gfxdata="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" fillcolor="windowText" strokecolor="windowText">
+                      <v:shadow on="t" color="black" opacity="22937f" origin=",.5" offset="0,.63889mm"/>
+                    </v:rect>
+                  </w:pict>
+                </mc:Fallback>
+              </mc:AlternateContent>
+            </w:r>
+            <w:r>
+              <w:rPr>
+                <w:noProof/>
+              </w:rPr>
+              <mc:AlternateContent>
+                <mc:Choice Requires="wps">
+                  <w:drawing>
+                    <wp:anchor distT="0" distB="0" distL="114300" distR="114300" simplePos="0" relativeHeight="251605504" behindDoc="0" locked="0" layoutInCell="1" allowOverlap="1" wp14:anchorId="2B50F43C" wp14:editId="302E3635">
+                      <wp:simplePos x="0" y="0"/>
+                      <wp:positionH relativeFrom="column">
+                        <wp:posOffset>-50165</wp:posOffset>
+                      </wp:positionH>
+                      <wp:positionV relativeFrom="paragraph">
+                        <wp:posOffset>1929765</wp:posOffset>
+                      </wp:positionV>
+                      <wp:extent cx="46800" cy="162000"/>
+                      <wp:effectExtent l="57150" t="19050" r="67945" b="104775"/>
+                      <wp:wrapNone/>
+                      <wp:docPr id="1716515931" name="Rectangle 1"/>
+                      <wp:cNvGraphicFramePr/>
+                      <a:graphic xmlns:a="http://schemas.openxmlformats.org/drawingml/2006/main">
+                        <a:graphicData uri="http://schemas.microsoft.com/office/word/2010/wordprocessingShape">
+                          <wps:wsp>
+                            <wps:cNvSpPr/>
+                            <wps:spPr>
+                              <a:xfrm>
+                                <a:off x="0" y="0"/>
+                                <a:ext cx="46800" cy="162000"/>
+                              </a:xfrm>
+                              <a:prstGeom prst="rect">
+                                <a:avLst/>
+                              </a:prstGeom>
+                              <a:solidFill>
+                                <a:sysClr val="windowText" lastClr="000000"/>
+                              </a:solidFill>
+                              <a:ln w="9525" cap="flat" cmpd="sng" algn="ctr">
+                                <a:solidFill>
+                                  <a:sysClr val="windowText" lastClr="000000"/>
+                                </a:solidFill>
+                                <a:prstDash val="solid"/>
+                              </a:ln>
+                              <a:effectLst>
+                                <a:outerShdw blurRad="40000" dist="23000" dir="5400000" rotWithShape="0">
+                                  <a:srgbClr val="000000">
+                                    <a:alpha val="35000"/>
+                                  </a:srgbClr>
+                                </a:outerShdw>
+                              </a:effectLst>
+                            </wps:spPr>
+                            <wps:bodyPr rot="0" spcFirstLastPara="0" vertOverflow="clip" horzOverflow="clip" vert="horz" wrap="square" lIns="91440" tIns="45720" rIns="91440" bIns="45720" numCol="1" spcCol="0" rtlCol="0" fromWordArt="0" anchor="ctr" anchorCtr="0" forceAA="0" compatLnSpc="1">
+                              <a:prstTxWarp prst="textNoShape">
+                                <a:avLst/>
+                              </a:prstTxWarp>
+                              <a:noAutofit/>
+                            </wps:bodyPr>
+                          </wps:wsp>
+                        </a:graphicData>
+                      </a:graphic>
+                      <wp14:sizeRelH relativeFrom="margin">
+                        <wp14:pctWidth>0</wp14:pctWidth>
+                      </wp14:sizeRelH>
+                      <wp14:sizeRelV relativeFrom="margin">
+                        <wp14:pctHeight>0</wp14:pctHeight>
+                      </wp14:sizeRelV>
+                    </wp:anchor>
+                  </w:drawing>
+                </mc:Choice>
+                <mc:Fallback>
+                  <w:pict>
+                    <v:rect w14:anchorId="1CD566A1" id="Rectangle 1" o:spid="_x0000_s1026" style="position:absolute;margin-left:-3.95pt;margin-top:151.95pt;width:3.7pt;height:12.75pt;z-index:251605504;visibility:visible;mso-wrap-style:square;mso-width-percent:0;mso-height-percent:0;mso-wrap-distance-left:9pt;mso-wrap-distance-top:0;mso-wrap-distance-right:9pt;mso-wrap-distance-bottom:0;mso-position-horizontal:absolute;mso-position-horizontal-relative:text;mso-position-vertical:absolute;mso-position-vertical-relative:text;mso-width-percent:0;mso-height-percent:0;mso-width-relative:margin;mso-height-relative:margin;v-text-anchor:middle" o:gfxdata="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" fillcolor="windowText" strokecolor="windowText">
+                      <v:shadow on="t" color="black" opacity="22937f" origin=",.5" offset="0,.63889mm"/>
+                    </v:rect>
+                  </w:pict>
+                </mc:Fallback>
+              </mc:AlternateContent>
+            </w:r>
+            <w:r>
+              <w:rPr>
+                <w:noProof/>
+              </w:rPr>
+              <mc:AlternateContent>
+                <mc:Choice Requires="wps">
+                  <w:drawing>
+                    <wp:anchor distT="0" distB="0" distL="114300" distR="114300" simplePos="0" relativeHeight="251623936" behindDoc="0" locked="0" layoutInCell="1" allowOverlap="1" wp14:anchorId="024792AD" wp14:editId="0C799AA4">
+                      <wp:simplePos x="0" y="0"/>
+                      <wp:positionH relativeFrom="column">
+                        <wp:posOffset>-50165</wp:posOffset>
+                      </wp:positionH>
+                      <wp:positionV relativeFrom="paragraph">
+                        <wp:posOffset>1627505</wp:posOffset>
+                      </wp:positionV>
+                      <wp:extent cx="46800" cy="162000"/>
+                      <wp:effectExtent l="57150" t="19050" r="67945" b="104775"/>
+                      <wp:wrapNone/>
+                      <wp:docPr id="1362227212" name="Rectangle 1"/>
+                      <wp:cNvGraphicFramePr/>
+                      <a:graphic xmlns:a="http://schemas.openxmlformats.org/drawingml/2006/main">
+                        <a:graphicData uri="http://schemas.microsoft.com/office/word/2010/wordprocessingShape">
+                          <wps:wsp>
+                            <wps:cNvSpPr/>
+                            <wps:spPr>
+                              <a:xfrm>
+                                <a:off x="0" y="0"/>
+                                <a:ext cx="46800" cy="162000"/>
+                              </a:xfrm>
+                              <a:prstGeom prst="rect">
+                                <a:avLst/>
+                              </a:prstGeom>
+                              <a:solidFill>
+                                <a:sysClr val="windowText" lastClr="000000"/>
+                              </a:solidFill>
+                              <a:ln w="9525" cap="flat" cmpd="sng" algn="ctr">
+                                <a:solidFill>
+                                  <a:sysClr val="windowText" lastClr="000000"/>
+                                </a:solidFill>
+                                <a:prstDash val="solid"/>
+                              </a:ln>
+                              <a:effectLst>
+                                <a:outerShdw blurRad="40000" dist="23000" dir="5400000" rotWithShape="0">
+                                  <a:srgbClr val="000000">
+                                    <a:alpha val="35000"/>
+                                  </a:srgbClr>
+                                </a:outerShdw>
+                              </a:effectLst>
+                            </wps:spPr>
+                            <wps:bodyPr rot="0" spcFirstLastPara="0" vertOverflow="clip" horzOverflow="clip" vert="horz" wrap="square" lIns="91440" tIns="45720" rIns="91440" bIns="45720" numCol="1" spcCol="0" rtlCol="0" fromWordArt="0" anchor="ctr" anchorCtr="0" forceAA="0" compatLnSpc="1">
+                              <a:prstTxWarp prst="textNoShape">
+                                <a:avLst/>
+                              </a:prstTxWarp>
+                              <a:noAutofit/>
+                            </wps:bodyPr>
+                          </wps:wsp>
+                        </a:graphicData>
+                      </a:graphic>
+                      <wp14:sizeRelH relativeFrom="margin">
+                        <wp14:pctWidth>0</wp14:pctWidth>
+                      </wp14:sizeRelH>
+                      <wp14:sizeRelV relativeFrom="margin">
+                        <wp14:pctHeight>0</wp14:pctHeight>
+                      </wp14:sizeRelV>
+                    </wp:anchor>
+                  </w:drawing>
+                </mc:Choice>
+                <mc:Fallback>
+                  <w:pict>
+                    <v:rect w14:anchorId="42B0149B" id="Rectangle 1" o:spid="_x0000_s1026" style="position:absolute;margin-left:-3.95pt;margin-top:128.15pt;width:3.7pt;height:12.75pt;z-index:251623936;visibility:visible;mso-wrap-style:square;mso-width-percent:0;mso-height-percent:0;mso-wrap-distance-left:9pt;mso-wrap-distance-top:0;mso-wrap-distance-right:9pt;mso-wrap-distance-bottom:0;mso-position-horizontal:absolute;mso-position-horizontal-relative:text;mso-position-vertical:absolute;mso-position-vertical-relative:text;mso-width-percent:0;mso-height-percent:0;mso-width-relative:margin;mso-height-relative:margin;v-text-anchor:middle" o:gfxdata="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" fillcolor="windowText" strokecolor="windowText">
+                      <v:shadow on="t" color="black" opacity="22937f" origin=",.5" offset="0,.63889mm"/>
+                    </v:rect>
+                  </w:pict>
+                </mc:Fallback>
+              </mc:AlternateContent>
+            </w:r>
+            <w:r>
+              <w:rPr>
+                <w:noProof/>
+              </w:rPr>
+              <mc:AlternateContent>
+                <mc:Choice Requires="wps">
+                  <w:drawing>
+                    <wp:anchor distT="0" distB="0" distL="114300" distR="114300" simplePos="0" relativeHeight="251614720" behindDoc="0" locked="0" layoutInCell="1" allowOverlap="1" wp14:anchorId="42A66649" wp14:editId="47727183">
+                      <wp:simplePos x="0" y="0"/>
+                      <wp:positionH relativeFrom="page">
+                        <wp:posOffset>17780</wp:posOffset>
+                      </wp:positionH>
+                      <wp:positionV relativeFrom="page">
+                        <wp:posOffset>1325245</wp:posOffset>
+                      </wp:positionV>
+                      <wp:extent cx="46800" cy="162000"/>
+                      <wp:effectExtent l="57150" t="19050" r="67945" b="104775"/>
+                      <wp:wrapNone/>
+                      <wp:docPr id="629119129" name="Rectangle 1"/>
+                      <wp:cNvGraphicFramePr/>
+                      <a:graphic xmlns:a="http://schemas.openxmlformats.org/drawingml/2006/main">
+                        <a:graphicData uri="http://schemas.microsoft.com/office/word/2010/wordprocessingShape">
+                          <wps:wsp>
+                            <wps:cNvSpPr/>
+                            <wps:spPr>
+                              <a:xfrm>
+                                <a:off x="0" y="0"/>
+                                <a:ext cx="46800" cy="162000"/>
+                              </a:xfrm>
+                              <a:prstGeom prst="rect">
+                                <a:avLst/>
+                              </a:prstGeom>
+                              <a:solidFill>
+                                <a:sysClr val="windowText" lastClr="000000"/>
+                              </a:solidFill>
+                              <a:ln w="9525" cap="flat" cmpd="sng" algn="ctr">
+                                <a:solidFill>
+                                  <a:sysClr val="windowText" lastClr="000000"/>
+                                </a:solidFill>
+                                <a:prstDash val="solid"/>
+                              </a:ln>
+                              <a:effectLst>
+                                <a:outerShdw blurRad="40000" dist="23000" dir="5400000" rotWithShape="0">
+                                  <a:srgbClr val="000000">
+                                    <a:alpha val="35000"/>
+                                  </a:srgbClr>
+                                </a:outerShdw>
+                              </a:effectLst>
+                            </wps:spPr>
+                            <wps:bodyPr rot="0" spcFirstLastPara="0" vertOverflow="clip" horzOverflow="clip" vert="horz" wrap="square" lIns="91440" tIns="45720" rIns="91440" bIns="45720" numCol="1" spcCol="0" rtlCol="0" fromWordArt="0" anchor="ctr" anchorCtr="0" forceAA="0" compatLnSpc="1">
+                              <a:prstTxWarp prst="textNoShape">
+                                <a:avLst/>
+                              </a:prstTxWarp>
+                              <a:noAutofit/>
+                            </wps:bodyPr>
+                          </wps:wsp>
+                        </a:graphicData>
+                      </a:graphic>
+                      <wp14:sizeRelH relativeFrom="margin">
+                        <wp14:pctWidth>0</wp14:pctWidth>
+                      </wp14:sizeRelH>
+                      <wp14:sizeRelV relativeFrom="margin">
+                        <wp14:pctHeight>0</wp14:pctHeight>
+                      </wp14:sizeRelV>
+                    </wp:anchor>
+                  </w:drawing>
+                </mc:Choice>
+                <mc:Fallback>
+                  <w:pict>
+                    <v:rect w14:anchorId="2FBC5D3E" id="Rectangle 1" o:spid="_x0000_s1026" style="position:absolute;margin-left:1.4pt;margin-top:104.35pt;width:3.7pt;height:12.75pt;z-index:251614720;visibility:visible;mso-wrap-style:square;mso-width-percent:0;mso-height-percent:0;mso-wrap-distance-left:9pt;mso-wrap-distance-top:0;mso-wrap-distance-right:9pt;mso-wrap-distance-bottom:0;mso-position-horizontal:absolute;mso-position-horizontal-relative:page;mso-position-vertical:absolute;mso-position-vertical-relative:page;mso-width-percent:0;mso-height-percent:0;mso-width-relative:margin;mso-height-relative:margin;v-text-anchor:middle" o:gfxdata="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" fillcolor="windowText" strokecolor="windowText">
+                      <v:shadow on="t" color="black" opacity="22937f" origin=",.5" offset="0,.63889mm"/>
+                      <w10:wrap anchorx="page" anchory="page"/>
+                    </v:rect>
+                  </w:pict>
+                </mc:Fallback>
+              </mc:AlternateContent>
+            </w:r>
+            <w:r>
+              <w:rPr>
+                <w:noProof/>
+              </w:rPr>
+              <mc:AlternateContent>
+                <mc:Choice Requires="wps">
+                  <w:drawing>
+                    <wp:anchor distT="0" distB="0" distL="114300" distR="114300" simplePos="0" relativeHeight="251587072" behindDoc="0" locked="0" layoutInCell="1" allowOverlap="1" wp14:anchorId="408CEBAA" wp14:editId="1D00EC35">
+                      <wp:simplePos x="0" y="0"/>
+                      <wp:positionH relativeFrom="page">
+                        <wp:posOffset>17780</wp:posOffset>
+                      </wp:positionH>
+                      <wp:positionV relativeFrom="page">
+                        <wp:posOffset>1022350</wp:posOffset>
+                      </wp:positionV>
+                      <wp:extent cx="46800" cy="162000"/>
+                      <wp:effectExtent l="57150" t="19050" r="67945" b="104775"/>
+                      <wp:wrapNone/>
+                      <wp:docPr id="1197817939" name="Rectangle 1"/>
+                      <wp:cNvGraphicFramePr/>
+                      <a:graphic xmlns:a="http://schemas.openxmlformats.org/drawingml/2006/main">
+                        <a:graphicData uri="http://schemas.microsoft.com/office/word/2010/wordprocessingShape">
+                          <wps:wsp>
+                            <wps:cNvSpPr/>
+                            <wps:spPr>
+                              <a:xfrm>
+                                <a:off x="0" y="0"/>
+                                <a:ext cx="46800" cy="162000"/>
+                              </a:xfrm>
+                              <a:prstGeom prst="rect">
+                                <a:avLst/>
+                              </a:prstGeom>
+                              <a:solidFill>
+                                <a:sysClr val="windowText" lastClr="000000"/>
+                              </a:solidFill>
+                              <a:ln w="9525" cap="flat" cmpd="sng" algn="ctr">
+                                <a:solidFill>
+                                  <a:sysClr val="windowText" lastClr="000000"/>
+                                </a:solidFill>
+                                <a:prstDash val="solid"/>
+                              </a:ln>
+                              <a:effectLst>
+                                <a:outerShdw blurRad="40000" dist="23000" dir="5400000" rotWithShape="0">
+                                  <a:srgbClr val="000000">
+                                    <a:alpha val="35000"/>
+                                  </a:srgbClr>
+                                </a:outerShdw>
+                              </a:effectLst>
+                            </wps:spPr>
+                            <wps:bodyPr rot="0" spcFirstLastPara="0" vertOverflow="clip" horzOverflow="clip" vert="horz" wrap="square" lIns="91440" tIns="45720" rIns="91440" bIns="45720" numCol="1" spcCol="0" rtlCol="0" fromWordArt="0" anchor="ctr" anchorCtr="0" forceAA="0" compatLnSpc="1">
+                              <a:prstTxWarp prst="textNoShape">
+                                <a:avLst/>
+                              </a:prstTxWarp>
+                              <a:noAutofit/>
+                            </wps:bodyPr>
+                          </wps:wsp>
+                        </a:graphicData>
+                      </a:graphic>
+                      <wp14:sizeRelH relativeFrom="margin">
+                        <wp14:pctWidth>0</wp14:pctWidth>
+                      </wp14:sizeRelH>
+                      <wp14:sizeRelV relativeFrom="margin">
+                        <wp14:pctHeight>0</wp14:pctHeight>
+                      </wp14:sizeRelV>
+                    </wp:anchor>
+                  </w:drawing>
+                </mc:Choice>
+                <mc:Fallback>
+                  <w:pict>
+                    <v:rect w14:anchorId="156C8153" id="Rectangle 1" o:spid="_x0000_s1026" style="position:absolute;margin-left:1.4pt;margin-top:80.5pt;width:3.7pt;height:12.75pt;z-index:251587072;visibility:visible;mso-wrap-style:square;mso-width-percent:0;mso-height-percent:0;mso-wrap-distance-left:9pt;mso-wrap-distance-top:0;mso-wrap-distance-right:9pt;mso-wrap-distance-bottom:0;mso-position-horizontal:absolute;mso-position-horizontal-relative:page;mso-position-vertical:absolute;mso-position-vertical-relative:page;mso-width-percent:0;mso-height-percent:0;mso-width-relative:margin;mso-height-relative:margin;v-text-anchor:middle" o:gfxdata="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" fillcolor="windowText" strokecolor="windowText">
+                      <v:shadow on="t" color="black" opacity="22937f" origin=",.5" offset="0,.63889mm"/>
+                      <w10:wrap anchorx="page" anchory="page"/>
+                    </v:rect>
+                  </w:pict>
+                </mc:Fallback>
+              </mc:AlternateContent>
+            </w:r>
+            <w:r>
+              <w:rPr>
+                <w:noProof/>
+              </w:rPr>
+              <mc:AlternateContent>
+                <mc:Choice Requires="wps">
+                  <w:drawing>
+                    <wp:anchor distT="0" distB="0" distL="114300" distR="114300" simplePos="0" relativeHeight="251577856" behindDoc="0" locked="0" layoutInCell="1" allowOverlap="1" wp14:anchorId="37CFCEDF" wp14:editId="779151ED">
+                      <wp:simplePos x="0" y="0"/>
+                      <wp:positionH relativeFrom="page">
+                        <wp:posOffset>17780</wp:posOffset>
+                      </wp:positionH>
+                      <wp:positionV relativeFrom="page">
+                        <wp:posOffset>720090</wp:posOffset>
+                      </wp:positionV>
+                      <wp:extent cx="46800" cy="162000"/>
+                      <wp:effectExtent l="57150" t="19050" r="67945" b="104775"/>
+                      <wp:wrapNone/>
+                      <wp:docPr id="119740042" name="Rectangle 1"/>
+                      <wp:cNvGraphicFramePr/>
+                      <a:graphic xmlns:a="http://schemas.openxmlformats.org/drawingml/2006/main">
+                        <a:graphicData uri="http://schemas.microsoft.com/office/word/2010/wordprocessingShape">
+                          <wps:wsp>
+                            <wps:cNvSpPr/>
+                            <wps:spPr>
+                              <a:xfrm>
+                                <a:off x="0" y="0"/>
+                                <a:ext cx="46800" cy="162000"/>
+                              </a:xfrm>
+                              <a:prstGeom prst="rect">
+                                <a:avLst/>
+                              </a:prstGeom>
+                              <a:solidFill>
+                                <a:sysClr val="windowText" lastClr="000000"/>
+                              </a:solidFill>
+                              <a:ln w="9525" cap="flat" cmpd="sng" algn="ctr">
+                                <a:solidFill>
+                                  <a:sysClr val="windowText" lastClr="000000"/>
+                                </a:solidFill>
+                                <a:prstDash val="solid"/>
+                              </a:ln>
+                              <a:effectLst>
+                                <a:outerShdw blurRad="40000" dist="23000" dir="5400000" rotWithShape="0">
+                                  <a:srgbClr val="000000">
+                                    <a:alpha val="35000"/>
+                                  </a:srgbClr>
+                                </a:outerShdw>
+                              </a:effectLst>
+                            </wps:spPr>
+                            <wps:bodyPr rot="0" spcFirstLastPara="0" vertOverflow="clip" horzOverflow="clip" vert="horz" wrap="square" lIns="91440" tIns="45720" rIns="91440" bIns="45720" numCol="1" spcCol="0" rtlCol="0" fromWordArt="0" anchor="ctr" anchorCtr="0" forceAA="0" compatLnSpc="1">
+                              <a:prstTxWarp prst="textNoShape">
+                                <a:avLst/>
+                              </a:prstTxWarp>
+                              <a:noAutofit/>
+                            </wps:bodyPr>
+                          </wps:wsp>
+                        </a:graphicData>
+                      </a:graphic>
+                      <wp14:sizeRelH relativeFrom="margin">
+                        <wp14:pctWidth>0</wp14:pctWidth>
+                      </wp14:sizeRelH>
+                      <wp14:sizeRelV relativeFrom="margin">
+                        <wp14:pctHeight>0</wp14:pctHeight>
+                      </wp14:sizeRelV>
+                    </wp:anchor>
+                  </w:drawing>
+                </mc:Choice>
+                <mc:Fallback>
+                  <w:pict>
+                    <v:rect w14:anchorId="7FE6DC54" id="Rectangle 1" o:spid="_x0000_s1026" style="position:absolute;margin-left:1.4pt;margin-top:56.7pt;width:3.7pt;height:12.75pt;z-index:251577856;visibility:visible;mso-wrap-style:square;mso-width-percent:0;mso-height-percent:0;mso-wrap-distance-left:9pt;mso-wrap-distance-top:0;mso-wrap-distance-right:9pt;mso-wrap-distance-bottom:0;mso-position-horizontal:absolute;mso-position-horizontal-relative:page;mso-position-vertical:absolute;mso-position-vertical-relative:page;mso-width-percent:0;mso-height-percent:0;mso-width-relative:margin;mso-height-relative:margin;v-text-anchor:middle" o:gfxdata="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" fillcolor="windowText" strokecolor="windowText">
+                      <v:shadow on="t" color="black" opacity="22937f" origin=",.5" offset="0,.63889mm"/>
+                      <w10:wrap anchorx="page" anchory="page"/>
+                    </v:rect>
+                  </w:pict>
+                </mc:Fallback>
+              </mc:AlternateContent>
+            </w:r>
+            <w:r>
+              <w:rPr>
+                <w:noProof/>
+              </w:rPr>
+              <mc:AlternateContent>
+                <mc:Choice Requires="wps">
+                  <w:drawing>
+                    <wp:anchor distT="0" distB="0" distL="114300" distR="114300" simplePos="0" relativeHeight="251688448" behindDoc="0" locked="0" layoutInCell="1" allowOverlap="1" wp14:anchorId="48C5E9B2" wp14:editId="3A3498FB">
+                      <wp:simplePos x="0" y="0"/>
+                      <wp:positionH relativeFrom="column">
+                        <wp:posOffset>2923540</wp:posOffset>
+                      </wp:positionH>
+                      <wp:positionV relativeFrom="paragraph">
+                        <wp:posOffset>417830</wp:posOffset>
+                      </wp:positionV>
+                      <wp:extent cx="46800" cy="162000"/>
+                      <wp:effectExtent l="57150" t="19050" r="67945" b="104775"/>
+                      <wp:wrapNone/>
+                      <wp:docPr id="211725340" name="Rectangle 1"/>
+                      <wp:cNvGraphicFramePr/>
+                      <a:graphic xmlns:a="http://schemas.openxmlformats.org/drawingml/2006/main">
+                        <a:graphicData uri="http://schemas.microsoft.com/office/word/2010/wordprocessingShape">
+                          <wps:wsp>
+                            <wps:cNvSpPr/>
+                            <wps:spPr>
+                              <a:xfrm>
+                                <a:off x="0" y="0"/>
+                                <a:ext cx="46800" cy="162000"/>
+                              </a:xfrm>
+                              <a:prstGeom prst="rect">
+                                <a:avLst/>
+                              </a:prstGeom>
+                              <a:solidFill>
+                                <a:sysClr val="windowText" lastClr="000000"/>
+                              </a:solidFill>
+                              <a:ln w="9525" cap="flat" cmpd="sng" algn="ctr">
+                                <a:solidFill>
+                                  <a:sysClr val="windowText" lastClr="000000"/>
+                                </a:solidFill>
+                                <a:prstDash val="solid"/>
+                              </a:ln>
+                              <a:effectLst>
+                                <a:outerShdw blurRad="40000" dist="23000" dir="5400000" rotWithShape="0">
+                                  <a:srgbClr val="000000">
+                                    <a:alpha val="35000"/>
+                                  </a:srgbClr>
+                                </a:outerShdw>
+                              </a:effectLst>
+                            </wps:spPr>
+                            <wps:bodyPr rot="0" spcFirstLastPara="0" vertOverflow="clip" horzOverflow="clip" vert="horz" wrap="square" lIns="91440" tIns="45720" rIns="91440" bIns="45720" numCol="1" spcCol="0" rtlCol="0" fromWordArt="0" anchor="ctr" anchorCtr="0" forceAA="0" compatLnSpc="1">
+                              <a:prstTxWarp prst="textNoShape">
+                                <a:avLst/>
+                              </a:prstTxWarp>
+                              <a:noAutofit/>
+                            </wps:bodyPr>
+                          </wps:wsp>
+                        </a:graphicData>
+                      </a:graphic>
+                      <wp14:sizeRelH relativeFrom="margin">
+                        <wp14:pctWidth>0</wp14:pctWidth>
+                      </wp14:sizeRelH>
+                      <wp14:sizeRelV relativeFrom="margin">
+                        <wp14:pctHeight>0</wp14:pctHeight>
+                      </wp14:sizeRelV>
+                    </wp:anchor>
+                  </w:drawing>
+                </mc:Choice>
+                <mc:Fallback>
+                  <w:pict>
+                    <v:rect w14:anchorId="2EDA6328" id="Rectangle 1" o:spid="_x0000_s1026" style="position:absolute;margin-left:230.2pt;margin-top:32.9pt;width:3.7pt;height:12.75pt;z-index:251688448;visibility:visible;mso-wrap-style:square;mso-width-percent:0;mso-height-percent:0;mso-wrap-distance-left:9pt;mso-wrap-distance-top:0;mso-wrap-distance-right:9pt;mso-wrap-distance-bottom:0;mso-position-horizontal:absolute;mso-position-horizontal-relative:text;mso-position-vertical:absolute;mso-position-vertical-relative:text;mso-width-percent:0;mso-height-percent:0;mso-width-relative:margin;mso-height-relative:margin;v-text-anchor:middle" o:gfxdata="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" fillcolor="windowText" strokecolor="windowText">
+                      <v:shadow on="t" color="black" opacity="22937f" origin=",.5" offset="0,.63889mm"/>
+                    </v:rect>
+                  </w:pict>
+                </mc:Fallback>
+              </mc:AlternateContent>
+            </w:r>
+            <w:r>
+              <w:rPr>
+                <w:noProof/>
+              </w:rPr>
+              <mc:AlternateContent>
+                <mc:Choice Requires="wps">
+                  <w:drawing>
+                    <wp:anchor distT="0" distB="0" distL="114300" distR="114300" simplePos="0" relativeHeight="251596288" behindDoc="0" locked="0" layoutInCell="1" allowOverlap="1" wp14:anchorId="6C0299F7" wp14:editId="5C1F8B58">
+                      <wp:simplePos x="0" y="0"/>
+                      <wp:positionH relativeFrom="page">
+                        <wp:posOffset>17780</wp:posOffset>
+                      </wp:positionH>
+                      <wp:positionV relativeFrom="page">
+                        <wp:posOffset>417830</wp:posOffset>
+                      </wp:positionV>
+                      <wp:extent cx="46800" cy="162000"/>
+                      <wp:effectExtent l="57150" t="19050" r="67945" b="104775"/>
+                      <wp:wrapNone/>
+                      <wp:docPr id="1210707741" name="Rectangle 1"/>
+                      <wp:cNvGraphicFramePr/>
+                      <a:graphic xmlns:a="http://schemas.openxmlformats.org/drawingml/2006/main">
+                        <a:graphicData uri="http://schemas.microsoft.com/office/word/2010/wordprocessingShape">
+                          <wps:wsp>
+                            <wps:cNvSpPr/>
+                            <wps:spPr>
+                              <a:xfrm>
+                                <a:off x="0" y="0"/>
+                                <a:ext cx="46800" cy="162000"/>
+                              </a:xfrm>
+                              <a:prstGeom prst="rect">
+                                <a:avLst/>
+                              </a:prstGeom>
+                              <a:solidFill>
+                                <a:sysClr val="windowText" lastClr="000000"/>
+                              </a:solidFill>
+                              <a:ln w="9525" cap="flat" cmpd="sng" algn="ctr">
+                                <a:solidFill>
+                                  <a:sysClr val="windowText" lastClr="000000"/>
+                                </a:solidFill>
+                                <a:prstDash val="solid"/>
+                              </a:ln>
+                              <a:effectLst>
+                                <a:outerShdw blurRad="40000" dist="23000" dir="5400000" rotWithShape="0">
+                                  <a:srgbClr val="000000">
+                                    <a:alpha val="35000"/>
+                                  </a:srgbClr>
+                                </a:outerShdw>
+                              </a:effectLst>
+                            </wps:spPr>
+                            <wps:bodyPr rot="0" spcFirstLastPara="0" vertOverflow="clip" horzOverflow="clip" vert="horz" wrap="square" lIns="91440" tIns="45720" rIns="91440" bIns="45720" numCol="1" spcCol="0" rtlCol="0" fromWordArt="0" anchor="ctr" anchorCtr="0" forceAA="0" compatLnSpc="1">
+                              <a:prstTxWarp prst="textNoShape">
+                                <a:avLst/>
+                              </a:prstTxWarp>
+                              <a:noAutofit/>
+                            </wps:bodyPr>
+                          </wps:wsp>
+                        </a:graphicData>
+                      </a:graphic>
+                      <wp14:sizeRelH relativeFrom="margin">
+                        <wp14:pctWidth>0</wp14:pctWidth>
+                      </wp14:sizeRelH>
+                      <wp14:sizeRelV relativeFrom="margin">
+                        <wp14:pctHeight>0</wp14:pctHeight>
+                      </wp14:sizeRelV>
+                    </wp:anchor>
+                  </w:drawing>
+                </mc:Choice>
+                <mc:Fallback>
+                  <w:pict>
+                    <v:rect w14:anchorId="3300D120" id="Rectangle 1" o:spid="_x0000_s1026" style="position:absolute;margin-left:1.4pt;margin-top:32.9pt;width:3.7pt;height:12.75pt;z-index:251596288;visibility:visible;mso-wrap-style:square;mso-width-percent:0;mso-height-percent:0;mso-wrap-distance-left:9pt;mso-wrap-distance-top:0;mso-wrap-distance-right:9pt;mso-wrap-distance-bottom:0;mso-position-horizontal:absolute;mso-position-horizontal-relative:page;mso-position-vertical:absolute;mso-position-vertical-relative:page;mso-width-percent:0;mso-height-percent:0;mso-width-relative:margin;mso-height-relative:margin;v-text-anchor:middle" o:gfxdata="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" fillcolor="windowText" strokecolor="windowText">
+                      <v:shadow on="t" color="black" opacity="22937f" origin=",.5" offset="0,.63889mm"/>
+                      <w10:wrap anchorx="page" anchory="page"/>
+                    </v:rect>
+                  </w:pict>
+                </mc:Fallback>
+              </mc:AlternateContent>
+            </w:r>
             <w:r>
               <w:rPr>
                 <w:b/>
@@ -307,2045 +3938,392 @@
               <w:t>MSSV:</w:t>
             </w:r>
           </w:p>
-          <w:tbl>
-            <w:tblPr>
-              <w:tblStyle w:val="TableGrid"/>
-              <w:tblW w:w="0" w:type="auto"/>
-              <w:tblLook w:val="04A0" w:firstRow="1" w:lastRow="0" w:firstColumn="1" w:lastColumn="0" w:noHBand="0" w:noVBand="1"/>
-            </w:tblPr>
-            <w:tblGrid>
-              <w:gridCol w:w="476"/>
-              <w:gridCol w:w="476"/>
-              <w:gridCol w:w="476"/>
-              <w:gridCol w:w="476"/>
-              <w:gridCol w:w="476"/>
-              <w:gridCol w:w="476"/>
-              <w:gridCol w:w="477"/>
-              <w:gridCol w:w="477"/>
-            </w:tblGrid>
-            <w:tr>
-              <w:trPr>
-                <w:trHeight w:val="440"/>
-              </w:trPr>
-              <w:tc>
-                <w:tcPr>
-                  <w:tcW w:w="476" w:type="dxa"/>
-                </w:tcPr>
-                <w:p>
-                  <w:pPr>
-                    <w:rPr>
-                      <w:b/>
-                      <w:bCs/>
-                      <w:sz w:val="24"/>
-                      <w:szCs w:val="24"/>
-                    </w:rPr>
-                  </w:pPr>
-                </w:p>
-              </w:tc>
-              <w:tc>
-                <w:tcPr>
-                  <w:tcW w:w="476" w:type="dxa"/>
-                </w:tcPr>
-                <w:p>
-                  <w:pPr>
-                    <w:rPr>
-                      <w:b/>
-                      <w:bCs/>
-                      <w:sz w:val="24"/>
-                      <w:szCs w:val="24"/>
-                    </w:rPr>
-                  </w:pPr>
-                </w:p>
-              </w:tc>
-              <w:tc>
-                <w:tcPr>
-                  <w:tcW w:w="476" w:type="dxa"/>
-                </w:tcPr>
-                <w:p>
-                  <w:pPr>
-                    <w:rPr>
-                      <w:b/>
-                      <w:bCs/>
-                      <w:sz w:val="24"/>
-                      <w:szCs w:val="24"/>
-                    </w:rPr>
-                  </w:pPr>
-                </w:p>
-              </w:tc>
-              <w:tc>
-                <w:tcPr>
-                  <w:tcW w:w="476" w:type="dxa"/>
-                </w:tcPr>
-                <w:p>
-                  <w:pPr>
-                    <w:rPr>
-                      <w:b/>
-                      <w:bCs/>
-                      <w:sz w:val="24"/>
-                      <w:szCs w:val="24"/>
-                    </w:rPr>
-                  </w:pPr>
-                </w:p>
-              </w:tc>
-              <w:tc>
-                <w:tcPr>
-                  <w:tcW w:w="476" w:type="dxa"/>
-                </w:tcPr>
-                <w:p>
-                  <w:pPr>
-                    <w:rPr>
-                      <w:b/>
-                      <w:bCs/>
-                      <w:sz w:val="24"/>
-                      <w:szCs w:val="24"/>
-                    </w:rPr>
-                  </w:pPr>
-                </w:p>
-              </w:tc>
-              <w:tc>
-                <w:tcPr>
-                  <w:tcW w:w="476" w:type="dxa"/>
-                </w:tcPr>
-                <w:p>
-                  <w:pPr>
-                    <w:rPr>
-                      <w:b/>
-                      <w:bCs/>
-                      <w:sz w:val="24"/>
-                      <w:szCs w:val="24"/>
-                    </w:rPr>
-                  </w:pPr>
-                </w:p>
-              </w:tc>
-              <w:tc>
-                <w:tcPr>
-                  <w:tcW w:w="477" w:type="dxa"/>
-                </w:tcPr>
-                <w:p>
-                  <w:pPr>
-                    <w:rPr>
-                      <w:b/>
-                      <w:bCs/>
-                      <w:sz w:val="24"/>
-                      <w:szCs w:val="24"/>
-                    </w:rPr>
-                  </w:pPr>
-                </w:p>
-              </w:tc>
-              <w:tc>
-                <w:tcPr>
-                  <w:tcW w:w="477" w:type="dxa"/>
-                </w:tcPr>
-                <w:p>
-                  <w:pPr>
-                    <w:rPr>
-                      <w:b/>
-                      <w:bCs/>
-                      <w:sz w:val="24"/>
-                      <w:szCs w:val="24"/>
-                    </w:rPr>
-                  </w:pPr>
-                </w:p>
-              </w:tc>
-            </w:tr>
-            <w:tr>
-              <w:trPr>
-                <w:trHeight w:val="3305"/>
-              </w:trPr>
-              <w:tc>
-                <w:tcPr>
-                  <w:tcW w:w="476" w:type="dxa"/>
-                </w:tcPr>
-                <w:p>
-                  <w:pPr>
-                    <w:rPr>
-                      <w:b/>
-                      <w:bCs/>
-                      <w:color w:val="BFBFBF" w:themeColor="background1" w:themeShade="BF"/>
-                      <w:sz w:val="24"/>
-                      <w:szCs w:val="24"/>
-                    </w:rPr>
-                  </w:pPr>
-                  <w:r>
-                    <w:rPr>
-                      <w:rFonts w:hint="eastAsia"/>
-                      <w:b/>
-                      <w:bCs/>
-                      <w:color w:val="BFBFBF" w:themeColor="background1" w:themeShade="BF"/>
-                      <w:sz w:val="24"/>
-                      <w:szCs w:val="24"/>
-                    </w:rPr>
-                    <w:t>⓪</w:t>
-                  </w:r>
-                </w:p>
-                <w:p>
-                  <w:pPr>
-                    <w:rPr>
-                      <w:b/>
-                      <w:bCs/>
-                      <w:color w:val="BFBFBF" w:themeColor="background1" w:themeShade="BF"/>
-                      <w:sz w:val="24"/>
-                      <w:szCs w:val="24"/>
-                    </w:rPr>
-                  </w:pPr>
-                  <w:r>
-                    <w:rPr>
-                      <w:rFonts w:hint="eastAsia"/>
-                      <w:b/>
-                      <w:bCs/>
-                      <w:color w:val="BFBFBF" w:themeColor="background1" w:themeShade="BF"/>
-                      <w:sz w:val="24"/>
-                      <w:szCs w:val="24"/>
-                    </w:rPr>
-                    <w:t>①</w:t>
-                  </w:r>
-                </w:p>
-                <w:p>
-                  <w:pPr>
-                    <w:rPr>
-                      <w:b/>
-                      <w:bCs/>
-                      <w:color w:val="BFBFBF" w:themeColor="background1" w:themeShade="BF"/>
-                      <w:sz w:val="24"/>
-                      <w:szCs w:val="24"/>
-                    </w:rPr>
-                  </w:pPr>
-                  <w:r>
-                    <w:rPr>
-                      <w:rFonts w:hint="eastAsia"/>
-                      <w:b/>
-                      <w:bCs/>
-                      <w:color w:val="BFBFBF" w:themeColor="background1" w:themeShade="BF"/>
-                      <w:sz w:val="24"/>
-                      <w:szCs w:val="24"/>
-                    </w:rPr>
-                    <w:t>②</w:t>
-                  </w:r>
-                </w:p>
-                <w:p>
-                  <w:pPr>
-                    <w:rPr>
-                      <w:b/>
-                      <w:bCs/>
-                      <w:color w:val="BFBFBF" w:themeColor="background1" w:themeShade="BF"/>
-                      <w:sz w:val="24"/>
-                      <w:szCs w:val="24"/>
-                    </w:rPr>
-                  </w:pPr>
-                  <w:r>
-                    <w:rPr>
-                      <w:rFonts w:hint="eastAsia"/>
-                      <w:b/>
-                      <w:bCs/>
-                      <w:color w:val="BFBFBF" w:themeColor="background1" w:themeShade="BF"/>
-                      <w:sz w:val="24"/>
-                      <w:szCs w:val="24"/>
-                    </w:rPr>
-                    <w:t>③</w:t>
-                  </w:r>
-                </w:p>
-                <w:p>
-                  <w:pPr>
-                    <w:rPr>
-                      <w:b/>
-                      <w:bCs/>
-                      <w:color w:val="BFBFBF" w:themeColor="background1" w:themeShade="BF"/>
-                      <w:sz w:val="24"/>
-                      <w:szCs w:val="24"/>
-                    </w:rPr>
-                  </w:pPr>
-                  <w:r>
-                    <w:rPr>
-                      <w:rFonts w:hint="eastAsia"/>
-                      <w:b/>
-                      <w:bCs/>
-                      <w:color w:val="BFBFBF" w:themeColor="background1" w:themeShade="BF"/>
-                      <w:sz w:val="24"/>
-                      <w:szCs w:val="24"/>
-                    </w:rPr>
-                    <w:t>④</w:t>
-                  </w:r>
-                </w:p>
-                <w:p>
-                  <w:pPr>
-                    <w:rPr>
-                      <w:b/>
-                      <w:bCs/>
-                      <w:color w:val="BFBFBF" w:themeColor="background1" w:themeShade="BF"/>
-                      <w:sz w:val="24"/>
-                      <w:szCs w:val="24"/>
-                    </w:rPr>
-                  </w:pPr>
-                  <w:r>
-                    <w:rPr>
-                      <w:rFonts w:hint="eastAsia"/>
-                      <w:b/>
-                      <w:bCs/>
-                      <w:color w:val="BFBFBF" w:themeColor="background1" w:themeShade="BF"/>
-                      <w:sz w:val="24"/>
-                      <w:szCs w:val="24"/>
-                    </w:rPr>
-                    <w:t>⑤</w:t>
-                  </w:r>
-                </w:p>
-                <w:p>
-                  <w:pPr>
-                    <w:rPr>
-                      <w:b/>
-                      <w:bCs/>
-                      <w:color w:val="BFBFBF" w:themeColor="background1" w:themeShade="BF"/>
-                      <w:sz w:val="24"/>
-                      <w:szCs w:val="24"/>
-                    </w:rPr>
-                  </w:pPr>
-                  <w:r>
-                    <w:rPr>
-                      <w:rFonts w:hint="eastAsia"/>
-                      <w:b/>
-                      <w:bCs/>
-                      <w:color w:val="BFBFBF" w:themeColor="background1" w:themeShade="BF"/>
-                      <w:sz w:val="24"/>
-                      <w:szCs w:val="24"/>
-                    </w:rPr>
-                    <w:t>⑥</w:t>
-                  </w:r>
-                </w:p>
-                <w:p>
-                  <w:pPr>
-                    <w:rPr>
-                      <w:b/>
-                      <w:bCs/>
-                      <w:color w:val="BFBFBF" w:themeColor="background1" w:themeShade="BF"/>
-                      <w:sz w:val="24"/>
-                      <w:szCs w:val="24"/>
-                    </w:rPr>
-                  </w:pPr>
-                  <w:r>
-                    <w:rPr>
-                      <w:rFonts w:hint="eastAsia"/>
-                      <w:b/>
-                      <w:bCs/>
-                      <w:color w:val="BFBFBF" w:themeColor="background1" w:themeShade="BF"/>
-                      <w:sz w:val="24"/>
-                      <w:szCs w:val="24"/>
-                    </w:rPr>
-                    <w:t>⑦</w:t>
-                  </w:r>
-                </w:p>
-                <w:p>
-                  <w:pPr>
-                    <w:rPr>
-                      <w:b/>
-                      <w:bCs/>
-                      <w:color w:val="BFBFBF" w:themeColor="background1" w:themeShade="BF"/>
-                      <w:sz w:val="24"/>
-                      <w:szCs w:val="24"/>
-                    </w:rPr>
-                  </w:pPr>
-                  <w:r>
-                    <w:rPr>
-                      <w:rFonts w:hint="eastAsia"/>
-                      <w:b/>
-                      <w:bCs/>
-                      <w:color w:val="BFBFBF" w:themeColor="background1" w:themeShade="BF"/>
-                      <w:sz w:val="24"/>
-                      <w:szCs w:val="24"/>
-                    </w:rPr>
-                    <w:t>⑧</w:t>
-                  </w:r>
-                </w:p>
-                <w:p>
-                  <w:pPr>
-                    <w:rPr>
-                      <w:b/>
-                      <w:bCs/>
-                      <w:color w:val="BFBFBF" w:themeColor="background1" w:themeShade="BF"/>
-                      <w:sz w:val="24"/>
-                      <w:szCs w:val="24"/>
-                    </w:rPr>
-                  </w:pPr>
-                  <w:r>
-                    <w:rPr>
-                      <w:rFonts w:hint="eastAsia"/>
-                      <w:b/>
-                      <w:bCs/>
-                      <w:color w:val="BFBFBF" w:themeColor="background1" w:themeShade="BF"/>
-                      <w:sz w:val="24"/>
-                      <w:szCs w:val="24"/>
-                    </w:rPr>
-                    <w:t>⑨</w:t>
-                  </w:r>
-                </w:p>
-              </w:tc>
-              <w:tc>
-                <w:tcPr>
-                  <w:tcW w:w="476" w:type="dxa"/>
-                </w:tcPr>
-                <w:p>
-                  <w:pPr>
-                    <w:rPr>
-                      <w:b/>
-                      <w:bCs/>
-                      <w:color w:val="BFBFBF" w:themeColor="background1" w:themeShade="BF"/>
-                      <w:sz w:val="24"/>
-                      <w:szCs w:val="24"/>
-                    </w:rPr>
-                  </w:pPr>
-                  <w:r>
-                    <w:rPr>
-                      <w:rFonts w:hint="eastAsia"/>
-                      <w:b/>
-                      <w:bCs/>
-                      <w:color w:val="BFBFBF" w:themeColor="background1" w:themeShade="BF"/>
-                      <w:sz w:val="24"/>
-                      <w:szCs w:val="24"/>
-                    </w:rPr>
-                    <w:t>⓪</w:t>
-                  </w:r>
-                </w:p>
-                <w:p>
-                  <w:pPr>
-                    <w:rPr>
-                      <w:b/>
-                      <w:bCs/>
-                      <w:color w:val="BFBFBF" w:themeColor="background1" w:themeShade="BF"/>
-                      <w:sz w:val="24"/>
-                      <w:szCs w:val="24"/>
-                    </w:rPr>
-                  </w:pPr>
-                  <w:r>
-                    <w:rPr>
-                      <w:rFonts w:hint="eastAsia"/>
-                      <w:b/>
-                      <w:bCs/>
-                      <w:color w:val="BFBFBF" w:themeColor="background1" w:themeShade="BF"/>
-                      <w:sz w:val="24"/>
-                      <w:szCs w:val="24"/>
-                    </w:rPr>
-                    <w:t>①</w:t>
-                  </w:r>
-                </w:p>
-                <w:p>
-                  <w:pPr>
-                    <w:rPr>
-                      <w:b/>
-                      <w:bCs/>
-                      <w:color w:val="BFBFBF" w:themeColor="background1" w:themeShade="BF"/>
-                      <w:sz w:val="24"/>
-                      <w:szCs w:val="24"/>
-                    </w:rPr>
-                  </w:pPr>
-                  <w:r>
-                    <w:rPr>
-                      <w:rFonts w:hint="eastAsia"/>
-                      <w:b/>
-                      <w:bCs/>
-                      <w:color w:val="BFBFBF" w:themeColor="background1" w:themeShade="BF"/>
-                      <w:sz w:val="24"/>
-                      <w:szCs w:val="24"/>
-                    </w:rPr>
-                    <w:t>②</w:t>
-                  </w:r>
-                </w:p>
-                <w:p>
-                  <w:pPr>
-                    <w:rPr>
-                      <w:b/>
-                      <w:bCs/>
-                      <w:color w:val="BFBFBF" w:themeColor="background1" w:themeShade="BF"/>
-                      <w:sz w:val="24"/>
-                      <w:szCs w:val="24"/>
-                    </w:rPr>
-                  </w:pPr>
-                  <w:r>
-                    <w:rPr>
-                      <w:rFonts w:hint="eastAsia"/>
-                      <w:b/>
-                      <w:bCs/>
-                      <w:color w:val="BFBFBF" w:themeColor="background1" w:themeShade="BF"/>
-                      <w:sz w:val="24"/>
-                      <w:szCs w:val="24"/>
-                    </w:rPr>
-                    <w:t>③</w:t>
-                  </w:r>
-                </w:p>
-                <w:p>
-                  <w:pPr>
-                    <w:rPr>
-                      <w:b/>
-                      <w:bCs/>
-                      <w:color w:val="BFBFBF" w:themeColor="background1" w:themeShade="BF"/>
-                      <w:sz w:val="24"/>
-                      <w:szCs w:val="24"/>
-                    </w:rPr>
-                  </w:pPr>
-                  <w:r>
-                    <w:rPr>
-                      <w:rFonts w:hint="eastAsia"/>
-                      <w:b/>
-                      <w:bCs/>
-                      <w:color w:val="BFBFBF" w:themeColor="background1" w:themeShade="BF"/>
-                      <w:sz w:val="24"/>
-                      <w:szCs w:val="24"/>
-                    </w:rPr>
-                    <w:t>④</w:t>
-                  </w:r>
-                </w:p>
-                <w:p>
-                  <w:pPr>
-                    <w:rPr>
-                      <w:b/>
-                      <w:bCs/>
-                      <w:color w:val="BFBFBF" w:themeColor="background1" w:themeShade="BF"/>
-                      <w:sz w:val="24"/>
-                      <w:szCs w:val="24"/>
-                    </w:rPr>
-                  </w:pPr>
-                  <w:r>
-                    <w:rPr>
-                      <w:rFonts w:hint="eastAsia"/>
-                      <w:b/>
-                      <w:bCs/>
-                      <w:color w:val="BFBFBF" w:themeColor="background1" w:themeShade="BF"/>
-                      <w:sz w:val="24"/>
-                      <w:szCs w:val="24"/>
-                    </w:rPr>
-                    <w:t>⑤</w:t>
-                  </w:r>
-                </w:p>
-                <w:p>
-                  <w:pPr>
-                    <w:rPr>
-                      <w:b/>
-                      <w:bCs/>
-                      <w:color w:val="BFBFBF" w:themeColor="background1" w:themeShade="BF"/>
-                      <w:sz w:val="24"/>
-                      <w:szCs w:val="24"/>
-                    </w:rPr>
-                  </w:pPr>
-                  <w:r>
-                    <w:rPr>
-                      <w:rFonts w:hint="eastAsia"/>
-                      <w:b/>
-                      <w:bCs/>
-                      <w:color w:val="BFBFBF" w:themeColor="background1" w:themeShade="BF"/>
-                      <w:sz w:val="24"/>
-                      <w:szCs w:val="24"/>
-                    </w:rPr>
-                    <w:t>⑥</w:t>
-                  </w:r>
-                </w:p>
-                <w:p>
-                  <w:pPr>
-                    <w:rPr>
-                      <w:b/>
-                      <w:bCs/>
-                      <w:color w:val="BFBFBF" w:themeColor="background1" w:themeShade="BF"/>
-                      <w:sz w:val="24"/>
-                      <w:szCs w:val="24"/>
-                    </w:rPr>
-                  </w:pPr>
-                  <w:r>
-                    <w:rPr>
-                      <w:rFonts w:hint="eastAsia"/>
-                      <w:b/>
-                      <w:bCs/>
-                      <w:color w:val="BFBFBF" w:themeColor="background1" w:themeShade="BF"/>
-                      <w:sz w:val="24"/>
-                      <w:szCs w:val="24"/>
-                    </w:rPr>
-                    <w:t>⑦</w:t>
-                  </w:r>
-                </w:p>
-                <w:p>
-                  <w:pPr>
-                    <w:rPr>
-                      <w:b/>
-                      <w:bCs/>
-                      <w:color w:val="BFBFBF" w:themeColor="background1" w:themeShade="BF"/>
-                      <w:sz w:val="24"/>
-                      <w:szCs w:val="24"/>
-                    </w:rPr>
-                  </w:pPr>
-                  <w:r>
-                    <w:rPr>
-                      <w:rFonts w:hint="eastAsia"/>
-                      <w:b/>
-                      <w:bCs/>
-                      <w:color w:val="BFBFBF" w:themeColor="background1" w:themeShade="BF"/>
-                      <w:sz w:val="24"/>
-                      <w:szCs w:val="24"/>
-                    </w:rPr>
-                    <w:t>⑧</w:t>
-                  </w:r>
-                </w:p>
-                <w:p>
-                  <w:pPr>
-                    <w:rPr>
-                      <w:b/>
-                      <w:bCs/>
-                      <w:color w:val="BFBFBF" w:themeColor="background1" w:themeShade="BF"/>
-                      <w:sz w:val="24"/>
-                      <w:szCs w:val="24"/>
-                    </w:rPr>
-                  </w:pPr>
-                  <w:r>
-                    <w:rPr>
-                      <w:rFonts w:hint="eastAsia"/>
-                      <w:b/>
-                      <w:bCs/>
-                      <w:color w:val="BFBFBF" w:themeColor="background1" w:themeShade="BF"/>
-                      <w:sz w:val="24"/>
-                      <w:szCs w:val="24"/>
-                    </w:rPr>
-                    <w:t>⑨</w:t>
-                  </w:r>
-                </w:p>
-              </w:tc>
-              <w:tc>
-                <w:tcPr>
-                  <w:tcW w:w="476" w:type="dxa"/>
-                </w:tcPr>
-                <w:p>
-                  <w:pPr>
-                    <w:rPr>
-                      <w:b/>
-                      <w:bCs/>
-                      <w:color w:val="BFBFBF" w:themeColor="background1" w:themeShade="BF"/>
-                      <w:sz w:val="24"/>
-                      <w:szCs w:val="24"/>
-                    </w:rPr>
-                  </w:pPr>
-                  <w:r>
-                    <w:rPr>
-                      <w:rFonts w:hint="eastAsia"/>
-                      <w:b/>
-                      <w:bCs/>
-                      <w:color w:val="BFBFBF" w:themeColor="background1" w:themeShade="BF"/>
-                      <w:sz w:val="24"/>
-                      <w:szCs w:val="24"/>
-                    </w:rPr>
-                    <w:t>⓪</w:t>
-                  </w:r>
-                </w:p>
-                <w:p>
-                  <w:pPr>
-                    <w:rPr>
-                      <w:b/>
-                      <w:bCs/>
-                      <w:color w:val="BFBFBF" w:themeColor="background1" w:themeShade="BF"/>
-                      <w:sz w:val="24"/>
-                      <w:szCs w:val="24"/>
-                    </w:rPr>
-                  </w:pPr>
-                  <w:r>
-                    <w:rPr>
-                      <w:rFonts w:hint="eastAsia"/>
-                      <w:b/>
-                      <w:bCs/>
-                      <w:color w:val="BFBFBF" w:themeColor="background1" w:themeShade="BF"/>
-                      <w:sz w:val="24"/>
-                      <w:szCs w:val="24"/>
-                    </w:rPr>
-                    <w:t>①</w:t>
-                  </w:r>
-                </w:p>
-                <w:p>
-                  <w:pPr>
-                    <w:rPr>
-                      <w:b/>
-                      <w:bCs/>
-                      <w:color w:val="BFBFBF" w:themeColor="background1" w:themeShade="BF"/>
-                      <w:sz w:val="24"/>
-                      <w:szCs w:val="24"/>
-                    </w:rPr>
-                  </w:pPr>
-                  <w:r>
-                    <w:rPr>
-                      <w:rFonts w:hint="eastAsia"/>
-                      <w:b/>
-                      <w:bCs/>
-                      <w:color w:val="BFBFBF" w:themeColor="background1" w:themeShade="BF"/>
-                      <w:sz w:val="24"/>
-                      <w:szCs w:val="24"/>
-                    </w:rPr>
-                    <w:t>②</w:t>
-                  </w:r>
-                </w:p>
-                <w:p>
-                  <w:pPr>
-                    <w:rPr>
-                      <w:b/>
-                      <w:bCs/>
-                      <w:color w:val="BFBFBF" w:themeColor="background1" w:themeShade="BF"/>
-                      <w:sz w:val="24"/>
-                      <w:szCs w:val="24"/>
-                    </w:rPr>
-                  </w:pPr>
-                  <w:r>
-                    <w:rPr>
-                      <w:rFonts w:hint="eastAsia"/>
-                      <w:b/>
-                      <w:bCs/>
-                      <w:color w:val="BFBFBF" w:themeColor="background1" w:themeShade="BF"/>
-                      <w:sz w:val="24"/>
-                      <w:szCs w:val="24"/>
-                    </w:rPr>
-                    <w:t>③</w:t>
-                  </w:r>
-                </w:p>
-                <w:p>
-                  <w:pPr>
-                    <w:rPr>
-                      <w:b/>
-                      <w:bCs/>
-                      <w:color w:val="BFBFBF" w:themeColor="background1" w:themeShade="BF"/>
-                      <w:sz w:val="24"/>
-                      <w:szCs w:val="24"/>
-                    </w:rPr>
-                  </w:pPr>
-                  <w:r>
-                    <w:rPr>
-                      <w:rFonts w:hint="eastAsia"/>
-                      <w:b/>
-                      <w:bCs/>
-                      <w:color w:val="BFBFBF" w:themeColor="background1" w:themeShade="BF"/>
-                      <w:sz w:val="24"/>
-                      <w:szCs w:val="24"/>
-                    </w:rPr>
-                    <w:t>④</w:t>
-                  </w:r>
-                </w:p>
-                <w:p>
-                  <w:pPr>
-                    <w:rPr>
-                      <w:b/>
-                      <w:bCs/>
-                      <w:color w:val="BFBFBF" w:themeColor="background1" w:themeShade="BF"/>
-                      <w:sz w:val="24"/>
-                      <w:szCs w:val="24"/>
-                    </w:rPr>
-                  </w:pPr>
-                  <w:r>
-                    <w:rPr>
-                      <w:rFonts w:hint="eastAsia"/>
-                      <w:b/>
-                      <w:bCs/>
-                      <w:color w:val="BFBFBF" w:themeColor="background1" w:themeShade="BF"/>
-                      <w:sz w:val="24"/>
-                      <w:szCs w:val="24"/>
-                    </w:rPr>
-                    <w:t>⑤</w:t>
-                  </w:r>
-                </w:p>
-                <w:p>
-                  <w:pPr>
-                    <w:rPr>
-                      <w:b/>
-                      <w:bCs/>
-                      <w:color w:val="BFBFBF" w:themeColor="background1" w:themeShade="BF"/>
-                      <w:sz w:val="24"/>
-                      <w:szCs w:val="24"/>
-                    </w:rPr>
-                  </w:pPr>
-                  <w:r>
-                    <w:rPr>
-                      <w:rFonts w:hint="eastAsia"/>
-                      <w:b/>
-                      <w:bCs/>
-                      <w:color w:val="BFBFBF" w:themeColor="background1" w:themeShade="BF"/>
-                      <w:sz w:val="24"/>
-                      <w:szCs w:val="24"/>
-                    </w:rPr>
-                    <w:t>⑥</w:t>
-                  </w:r>
-                </w:p>
-                <w:p>
-                  <w:pPr>
-                    <w:rPr>
-                      <w:b/>
-                      <w:bCs/>
-                      <w:color w:val="BFBFBF" w:themeColor="background1" w:themeShade="BF"/>
-                      <w:sz w:val="24"/>
-                      <w:szCs w:val="24"/>
-                    </w:rPr>
-                  </w:pPr>
-                  <w:r>
-                    <w:rPr>
-                      <w:rFonts w:hint="eastAsia"/>
-                      <w:b/>
-                      <w:bCs/>
-                      <w:color w:val="BFBFBF" w:themeColor="background1" w:themeShade="BF"/>
-                      <w:sz w:val="24"/>
-                      <w:szCs w:val="24"/>
-                    </w:rPr>
-                    <w:t>⑦</w:t>
-                  </w:r>
-                </w:p>
-                <w:p>
-                  <w:pPr>
-                    <w:rPr>
-                      <w:b/>
-                      <w:bCs/>
-                      <w:color w:val="BFBFBF" w:themeColor="background1" w:themeShade="BF"/>
-                      <w:sz w:val="24"/>
-                      <w:szCs w:val="24"/>
-                    </w:rPr>
-                  </w:pPr>
-                  <w:r>
-                    <w:rPr>
-                      <w:rFonts w:hint="eastAsia"/>
-                      <w:b/>
-                      <w:bCs/>
-                      <w:color w:val="BFBFBF" w:themeColor="background1" w:themeShade="BF"/>
-                      <w:sz w:val="24"/>
-                      <w:szCs w:val="24"/>
-                    </w:rPr>
-                    <w:t>⑧</w:t>
-                  </w:r>
-                </w:p>
-                <w:p>
-                  <w:pPr>
-                    <w:rPr>
-                      <w:b/>
-                      <w:bCs/>
-                      <w:color w:val="BFBFBF" w:themeColor="background1" w:themeShade="BF"/>
-                      <w:sz w:val="24"/>
-                      <w:szCs w:val="24"/>
-                    </w:rPr>
-                  </w:pPr>
-                  <w:r>
-                    <w:rPr>
-                      <w:rFonts w:hint="eastAsia"/>
-                      <w:b/>
-                      <w:bCs/>
-                      <w:color w:val="BFBFBF" w:themeColor="background1" w:themeShade="BF"/>
-                      <w:sz w:val="24"/>
-                      <w:szCs w:val="24"/>
-                    </w:rPr>
-                    <w:t>⑨</w:t>
-                  </w:r>
-                </w:p>
-              </w:tc>
-              <w:tc>
-                <w:tcPr>
-                  <w:tcW w:w="476" w:type="dxa"/>
-                </w:tcPr>
-                <w:p>
-                  <w:pPr>
-                    <w:rPr>
-                      <w:b/>
-                      <w:bCs/>
-                      <w:color w:val="BFBFBF" w:themeColor="background1" w:themeShade="BF"/>
-                      <w:sz w:val="24"/>
-                      <w:szCs w:val="24"/>
-                    </w:rPr>
-                  </w:pPr>
-                  <w:r>
-                    <w:rPr>
-                      <w:rFonts w:hint="eastAsia"/>
-                      <w:b/>
-                      <w:bCs/>
-                      <w:color w:val="BFBFBF" w:themeColor="background1" w:themeShade="BF"/>
-                      <w:sz w:val="24"/>
-                      <w:szCs w:val="24"/>
-                    </w:rPr>
-                    <w:t>⓪</w:t>
-                  </w:r>
-                </w:p>
-                <w:p>
-                  <w:pPr>
-                    <w:rPr>
-                      <w:b/>
-                      <w:bCs/>
-                      <w:color w:val="BFBFBF" w:themeColor="background1" w:themeShade="BF"/>
-                      <w:sz w:val="24"/>
-                      <w:szCs w:val="24"/>
-                    </w:rPr>
-                  </w:pPr>
-                  <w:r>
-                    <w:rPr>
-                      <w:rFonts w:hint="eastAsia"/>
-                      <w:b/>
-                      <w:bCs/>
-                      <w:color w:val="BFBFBF" w:themeColor="background1" w:themeShade="BF"/>
-                      <w:sz w:val="24"/>
-                      <w:szCs w:val="24"/>
-                    </w:rPr>
-                    <w:t>①</w:t>
-                  </w:r>
-                </w:p>
-                <w:p>
-                  <w:pPr>
-                    <w:rPr>
-                      <w:b/>
-                      <w:bCs/>
-                      <w:color w:val="BFBFBF" w:themeColor="background1" w:themeShade="BF"/>
-                      <w:sz w:val="24"/>
-                      <w:szCs w:val="24"/>
-                    </w:rPr>
-                  </w:pPr>
-                  <w:r>
-                    <w:rPr>
-                      <w:rFonts w:hint="eastAsia"/>
-                      <w:b/>
-                      <w:bCs/>
-                      <w:color w:val="BFBFBF" w:themeColor="background1" w:themeShade="BF"/>
-                      <w:sz w:val="24"/>
-                      <w:szCs w:val="24"/>
-                    </w:rPr>
-                    <w:t>②</w:t>
-                  </w:r>
-                </w:p>
-                <w:p>
-                  <w:pPr>
-                    <w:rPr>
-                      <w:b/>
-                      <w:bCs/>
-                      <w:color w:val="BFBFBF" w:themeColor="background1" w:themeShade="BF"/>
-                      <w:sz w:val="24"/>
-                      <w:szCs w:val="24"/>
-                    </w:rPr>
-                  </w:pPr>
-                  <w:r>
-                    <w:rPr>
-                      <w:rFonts w:hint="eastAsia"/>
-                      <w:b/>
-                      <w:bCs/>
-                      <w:color w:val="BFBFBF" w:themeColor="background1" w:themeShade="BF"/>
-                      <w:sz w:val="24"/>
-                      <w:szCs w:val="24"/>
-                    </w:rPr>
-                    <w:t>③</w:t>
-                  </w:r>
-                </w:p>
-                <w:p>
-                  <w:pPr>
-                    <w:rPr>
-                      <w:b/>
-                      <w:bCs/>
-                      <w:color w:val="BFBFBF" w:themeColor="background1" w:themeShade="BF"/>
-                      <w:sz w:val="24"/>
-                      <w:szCs w:val="24"/>
-                    </w:rPr>
-                  </w:pPr>
-                  <w:r>
-                    <w:rPr>
-                      <w:rFonts w:hint="eastAsia"/>
-                      <w:b/>
-                      <w:bCs/>
-                      <w:color w:val="BFBFBF" w:themeColor="background1" w:themeShade="BF"/>
-                      <w:sz w:val="24"/>
-                      <w:szCs w:val="24"/>
-                    </w:rPr>
-                    <w:t>④</w:t>
-                  </w:r>
-                </w:p>
-                <w:p>
-                  <w:pPr>
-                    <w:rPr>
-                      <w:b/>
-                      <w:bCs/>
-                      <w:color w:val="BFBFBF" w:themeColor="background1" w:themeShade="BF"/>
-                      <w:sz w:val="24"/>
-                      <w:szCs w:val="24"/>
-                    </w:rPr>
-                  </w:pPr>
-                  <w:r>
-                    <w:rPr>
-                      <w:rFonts w:hint="eastAsia"/>
-                      <w:b/>
-                      <w:bCs/>
-                      <w:color w:val="BFBFBF" w:themeColor="background1" w:themeShade="BF"/>
-                      <w:sz w:val="24"/>
-                      <w:szCs w:val="24"/>
-                    </w:rPr>
-                    <w:t>⑤</w:t>
-                  </w:r>
-                </w:p>
-                <w:p>
-                  <w:pPr>
-                    <w:rPr>
-                      <w:b/>
-                      <w:bCs/>
-                      <w:color w:val="BFBFBF" w:themeColor="background1" w:themeShade="BF"/>
-                      <w:sz w:val="24"/>
-                      <w:szCs w:val="24"/>
-                    </w:rPr>
-                  </w:pPr>
-                  <w:r>
-                    <w:rPr>
-                      <w:rFonts w:hint="eastAsia"/>
-                      <w:b/>
-                      <w:bCs/>
-                      <w:color w:val="BFBFBF" w:themeColor="background1" w:themeShade="BF"/>
-                      <w:sz w:val="24"/>
-                      <w:szCs w:val="24"/>
-                    </w:rPr>
-                    <w:t>⑥</w:t>
-                  </w:r>
-                </w:p>
-                <w:p>
-                  <w:pPr>
-                    <w:rPr>
-                      <w:b/>
-                      <w:bCs/>
-                      <w:color w:val="BFBFBF" w:themeColor="background1" w:themeShade="BF"/>
-                      <w:sz w:val="24"/>
-                      <w:szCs w:val="24"/>
-                    </w:rPr>
-                  </w:pPr>
-                  <w:r>
-                    <w:rPr>
-                      <w:rFonts w:hint="eastAsia"/>
-                      <w:b/>
-                      <w:bCs/>
-                      <w:color w:val="BFBFBF" w:themeColor="background1" w:themeShade="BF"/>
-                      <w:sz w:val="24"/>
-                      <w:szCs w:val="24"/>
-                    </w:rPr>
-                    <w:t>⑦</w:t>
-                  </w:r>
-                </w:p>
-                <w:p>
-                  <w:pPr>
-                    <w:rPr>
-                      <w:b/>
-                      <w:bCs/>
-                      <w:color w:val="BFBFBF" w:themeColor="background1" w:themeShade="BF"/>
-                      <w:sz w:val="24"/>
-                      <w:szCs w:val="24"/>
-                    </w:rPr>
-                  </w:pPr>
-                  <w:r>
-                    <w:rPr>
-                      <w:rFonts w:hint="eastAsia"/>
-                      <w:b/>
-                      <w:bCs/>
-                      <w:color w:val="BFBFBF" w:themeColor="background1" w:themeShade="BF"/>
-                      <w:sz w:val="24"/>
-                      <w:szCs w:val="24"/>
-                    </w:rPr>
-                    <w:t>⑧</w:t>
-                  </w:r>
-                </w:p>
-                <w:p>
-                  <w:pPr>
-                    <w:rPr>
-                      <w:b/>
-                      <w:bCs/>
-                      <w:color w:val="BFBFBF" w:themeColor="background1" w:themeShade="BF"/>
-                      <w:sz w:val="24"/>
-                      <w:szCs w:val="24"/>
-                    </w:rPr>
-                  </w:pPr>
-                  <w:r>
-                    <w:rPr>
-                      <w:rFonts w:hint="eastAsia"/>
-                      <w:b/>
-                      <w:bCs/>
-                      <w:color w:val="BFBFBF" w:themeColor="background1" w:themeShade="BF"/>
-                      <w:sz w:val="24"/>
-                      <w:szCs w:val="24"/>
-                    </w:rPr>
-                    <w:t>⑨</w:t>
-                  </w:r>
-                </w:p>
-              </w:tc>
-              <w:tc>
-                <w:tcPr>
-                  <w:tcW w:w="476" w:type="dxa"/>
-                </w:tcPr>
-                <w:p>
-                  <w:pPr>
-                    <w:rPr>
-                      <w:b/>
-                      <w:bCs/>
-                      <w:color w:val="BFBFBF" w:themeColor="background1" w:themeShade="BF"/>
-                      <w:sz w:val="24"/>
-                      <w:szCs w:val="24"/>
-                    </w:rPr>
-                  </w:pPr>
-                  <w:r>
-                    <w:rPr>
-                      <w:rFonts w:hint="eastAsia"/>
-                      <w:b/>
-                      <w:bCs/>
-                      <w:color w:val="BFBFBF" w:themeColor="background1" w:themeShade="BF"/>
-                      <w:sz w:val="24"/>
-                      <w:szCs w:val="24"/>
-                    </w:rPr>
-                    <w:t>⓪</w:t>
-                  </w:r>
-                </w:p>
-                <w:p>
-                  <w:pPr>
-                    <w:rPr>
-                      <w:b/>
-                      <w:bCs/>
-                      <w:color w:val="BFBFBF" w:themeColor="background1" w:themeShade="BF"/>
-                      <w:sz w:val="24"/>
-                      <w:szCs w:val="24"/>
-                    </w:rPr>
-                  </w:pPr>
-                  <w:r>
-                    <w:rPr>
-                      <w:rFonts w:hint="eastAsia"/>
-                      <w:b/>
-                      <w:bCs/>
-                      <w:color w:val="BFBFBF" w:themeColor="background1" w:themeShade="BF"/>
-                      <w:sz w:val="24"/>
-                      <w:szCs w:val="24"/>
-                    </w:rPr>
-                    <w:t>①</w:t>
-                  </w:r>
-                </w:p>
-                <w:p>
-                  <w:pPr>
-                    <w:rPr>
-                      <w:b/>
-                      <w:bCs/>
-                      <w:color w:val="BFBFBF" w:themeColor="background1" w:themeShade="BF"/>
-                      <w:sz w:val="24"/>
-                      <w:szCs w:val="24"/>
-                    </w:rPr>
-                  </w:pPr>
-                  <w:r>
-                    <w:rPr>
-                      <w:rFonts w:hint="eastAsia"/>
-                      <w:b/>
-                      <w:bCs/>
-                      <w:color w:val="BFBFBF" w:themeColor="background1" w:themeShade="BF"/>
-                      <w:sz w:val="24"/>
-                      <w:szCs w:val="24"/>
-                    </w:rPr>
-                    <w:t>②</w:t>
-                  </w:r>
-                </w:p>
-                <w:p>
-                  <w:pPr>
-                    <w:rPr>
-                      <w:b/>
-                      <w:bCs/>
-                      <w:color w:val="BFBFBF" w:themeColor="background1" w:themeShade="BF"/>
-                      <w:sz w:val="24"/>
-                      <w:szCs w:val="24"/>
-                    </w:rPr>
-                  </w:pPr>
-                  <w:r>
-                    <w:rPr>
-                      <w:rFonts w:hint="eastAsia"/>
-                      <w:b/>
-                      <w:bCs/>
-                      <w:color w:val="BFBFBF" w:themeColor="background1" w:themeShade="BF"/>
-                      <w:sz w:val="24"/>
-                      <w:szCs w:val="24"/>
-                    </w:rPr>
-                    <w:t>③</w:t>
-                  </w:r>
-                </w:p>
-                <w:p>
-                  <w:pPr>
-                    <w:rPr>
-                      <w:b/>
-                      <w:bCs/>
-                      <w:color w:val="BFBFBF" w:themeColor="background1" w:themeShade="BF"/>
-                      <w:sz w:val="24"/>
-                      <w:szCs w:val="24"/>
-                    </w:rPr>
-                  </w:pPr>
-                  <w:r>
-                    <w:rPr>
-                      <w:rFonts w:hint="eastAsia"/>
-                      <w:b/>
-                      <w:bCs/>
-                      <w:color w:val="BFBFBF" w:themeColor="background1" w:themeShade="BF"/>
-                      <w:sz w:val="24"/>
-                      <w:szCs w:val="24"/>
-                    </w:rPr>
-                    <w:t>④</w:t>
-                  </w:r>
-                </w:p>
-                <w:p>
-                  <w:pPr>
-                    <w:rPr>
-                      <w:b/>
-                      <w:bCs/>
-                      <w:color w:val="BFBFBF" w:themeColor="background1" w:themeShade="BF"/>
-                      <w:sz w:val="24"/>
-                      <w:szCs w:val="24"/>
-                    </w:rPr>
-                  </w:pPr>
-                  <w:r>
-                    <w:rPr>
-                      <w:rFonts w:hint="eastAsia"/>
-                      <w:b/>
-                      <w:bCs/>
-                      <w:color w:val="BFBFBF" w:themeColor="background1" w:themeShade="BF"/>
-                      <w:sz w:val="24"/>
-                      <w:szCs w:val="24"/>
-                    </w:rPr>
-                    <w:t>⑤</w:t>
-                  </w:r>
-                </w:p>
-                <w:p>
-                  <w:pPr>
-                    <w:rPr>
-                      <w:b/>
-                      <w:bCs/>
-                      <w:color w:val="BFBFBF" w:themeColor="background1" w:themeShade="BF"/>
-                      <w:sz w:val="24"/>
-                      <w:szCs w:val="24"/>
-                    </w:rPr>
-                  </w:pPr>
-                  <w:r>
-                    <w:rPr>
-                      <w:rFonts w:hint="eastAsia"/>
-                      <w:b/>
-                      <w:bCs/>
-                      <w:color w:val="BFBFBF" w:themeColor="background1" w:themeShade="BF"/>
-                      <w:sz w:val="24"/>
-                      <w:szCs w:val="24"/>
-                    </w:rPr>
-                    <w:t>⑥</w:t>
-                  </w:r>
-                </w:p>
-                <w:p>
-                  <w:pPr>
-                    <w:rPr>
-                      <w:b/>
-                      <w:bCs/>
-                      <w:color w:val="BFBFBF" w:themeColor="background1" w:themeShade="BF"/>
-                      <w:sz w:val="24"/>
-                      <w:szCs w:val="24"/>
-                    </w:rPr>
-                  </w:pPr>
-                  <w:r>
-                    <w:rPr>
-                      <w:rFonts w:hint="eastAsia"/>
-                      <w:b/>
-                      <w:bCs/>
-                      <w:color w:val="BFBFBF" w:themeColor="background1" w:themeShade="BF"/>
-                      <w:sz w:val="24"/>
-                      <w:szCs w:val="24"/>
-                    </w:rPr>
-                    <w:t>⑦</w:t>
-                  </w:r>
-                </w:p>
-                <w:p>
-                  <w:pPr>
-                    <w:rPr>
-                      <w:b/>
-                      <w:bCs/>
-                      <w:color w:val="BFBFBF" w:themeColor="background1" w:themeShade="BF"/>
-                      <w:sz w:val="24"/>
-                      <w:szCs w:val="24"/>
-                    </w:rPr>
-                  </w:pPr>
-                  <w:r>
-                    <w:rPr>
-                      <w:rFonts w:hint="eastAsia"/>
-                      <w:b/>
-                      <w:bCs/>
-                      <w:color w:val="BFBFBF" w:themeColor="background1" w:themeShade="BF"/>
-                      <w:sz w:val="24"/>
-                      <w:szCs w:val="24"/>
-                    </w:rPr>
-                    <w:t>⑧</w:t>
-                  </w:r>
-                </w:p>
-                <w:p>
-                  <w:pPr>
-                    <w:rPr>
-                      <w:b/>
-                      <w:bCs/>
-                      <w:color w:val="BFBFBF" w:themeColor="background1" w:themeShade="BF"/>
-                      <w:sz w:val="24"/>
-                      <w:szCs w:val="24"/>
-                    </w:rPr>
-                  </w:pPr>
-                  <w:r>
-                    <w:rPr>
-                      <w:rFonts w:hint="eastAsia"/>
-                      <w:b/>
-                      <w:bCs/>
-                      <w:color w:val="BFBFBF" w:themeColor="background1" w:themeShade="BF"/>
-                      <w:sz w:val="24"/>
-                      <w:szCs w:val="24"/>
-                    </w:rPr>
-                    <w:t>⑨</w:t>
-                  </w:r>
-                </w:p>
-              </w:tc>
-              <w:tc>
-                <w:tcPr>
-                  <w:tcW w:w="476" w:type="dxa"/>
-                </w:tcPr>
-                <w:p>
-                  <w:pPr>
-                    <w:rPr>
-                      <w:b/>
-                      <w:bCs/>
-                      <w:color w:val="BFBFBF" w:themeColor="background1" w:themeShade="BF"/>
-                      <w:sz w:val="24"/>
-                      <w:szCs w:val="24"/>
-                    </w:rPr>
-                  </w:pPr>
-                  <w:r>
-                    <w:rPr>
-                      <w:rFonts w:hint="eastAsia"/>
-                      <w:b/>
-                      <w:bCs/>
-                      <w:color w:val="BFBFBF" w:themeColor="background1" w:themeShade="BF"/>
-                      <w:sz w:val="24"/>
-                      <w:szCs w:val="24"/>
-                    </w:rPr>
-                    <w:t>⓪</w:t>
-                  </w:r>
-                </w:p>
-                <w:p>
-                  <w:pPr>
-                    <w:rPr>
-                      <w:b/>
-                      <w:bCs/>
-                      <w:color w:val="BFBFBF" w:themeColor="background1" w:themeShade="BF"/>
-                      <w:sz w:val="24"/>
-                      <w:szCs w:val="24"/>
-                    </w:rPr>
-                  </w:pPr>
-                  <w:r>
-                    <w:rPr>
-                      <w:rFonts w:hint="eastAsia"/>
-                      <w:b/>
-                      <w:bCs/>
-                      <w:color w:val="BFBFBF" w:themeColor="background1" w:themeShade="BF"/>
-                      <w:sz w:val="24"/>
-                      <w:szCs w:val="24"/>
-                    </w:rPr>
-                    <w:t>①</w:t>
-                  </w:r>
-                </w:p>
-                <w:p>
-                  <w:pPr>
-                    <w:rPr>
-                      <w:b/>
-                      <w:bCs/>
-                      <w:color w:val="BFBFBF" w:themeColor="background1" w:themeShade="BF"/>
-                      <w:sz w:val="24"/>
-                      <w:szCs w:val="24"/>
-                    </w:rPr>
-                  </w:pPr>
-                  <w:r>
-                    <w:rPr>
-                      <w:rFonts w:hint="eastAsia"/>
-                      <w:b/>
-                      <w:bCs/>
-                      <w:color w:val="BFBFBF" w:themeColor="background1" w:themeShade="BF"/>
-                      <w:sz w:val="24"/>
-                      <w:szCs w:val="24"/>
-                    </w:rPr>
-                    <w:t>②</w:t>
-                  </w:r>
-                </w:p>
-                <w:p>
-                  <w:pPr>
-                    <w:rPr>
-                      <w:b/>
-                      <w:bCs/>
-                      <w:color w:val="BFBFBF" w:themeColor="background1" w:themeShade="BF"/>
-                      <w:sz w:val="24"/>
-                      <w:szCs w:val="24"/>
-                    </w:rPr>
-                  </w:pPr>
-                  <w:r>
-                    <w:rPr>
-                      <w:rFonts w:hint="eastAsia"/>
-                      <w:b/>
-                      <w:bCs/>
-                      <w:color w:val="BFBFBF" w:themeColor="background1" w:themeShade="BF"/>
-                      <w:sz w:val="24"/>
-                      <w:szCs w:val="24"/>
-                    </w:rPr>
-                    <w:t>③</w:t>
-                  </w:r>
-                </w:p>
-                <w:p>
-                  <w:pPr>
-                    <w:rPr>
-                      <w:b/>
-                      <w:bCs/>
-                      <w:color w:val="BFBFBF" w:themeColor="background1" w:themeShade="BF"/>
-                      <w:sz w:val="24"/>
-                      <w:szCs w:val="24"/>
-                    </w:rPr>
-                  </w:pPr>
-                  <w:r>
-                    <w:rPr>
-                      <w:rFonts w:hint="eastAsia"/>
-                      <w:b/>
-                      <w:bCs/>
-                      <w:color w:val="BFBFBF" w:themeColor="background1" w:themeShade="BF"/>
-                      <w:sz w:val="24"/>
-                      <w:szCs w:val="24"/>
-                    </w:rPr>
-                    <w:t>④</w:t>
-                  </w:r>
-                </w:p>
-                <w:p>
-                  <w:pPr>
-                    <w:rPr>
-                      <w:b/>
-                      <w:bCs/>
-                      <w:color w:val="BFBFBF" w:themeColor="background1" w:themeShade="BF"/>
-                      <w:sz w:val="24"/>
-                      <w:szCs w:val="24"/>
-                    </w:rPr>
-                  </w:pPr>
-                  <w:r>
-                    <w:rPr>
-                      <w:rFonts w:hint="eastAsia"/>
-                      <w:b/>
-                      <w:bCs/>
-                      <w:color w:val="BFBFBF" w:themeColor="background1" w:themeShade="BF"/>
-                      <w:sz w:val="24"/>
-                      <w:szCs w:val="24"/>
-                    </w:rPr>
-                    <w:t>⑤</w:t>
-                  </w:r>
-                </w:p>
-                <w:p>
-                  <w:pPr>
-                    <w:rPr>
-                      <w:b/>
-                      <w:bCs/>
-                      <w:color w:val="BFBFBF" w:themeColor="background1" w:themeShade="BF"/>
-                      <w:sz w:val="24"/>
-                      <w:szCs w:val="24"/>
-                    </w:rPr>
-                  </w:pPr>
-                  <w:r>
-                    <w:rPr>
-                      <w:rFonts w:hint="eastAsia"/>
-                      <w:b/>
-                      <w:bCs/>
-                      <w:color w:val="BFBFBF" w:themeColor="background1" w:themeShade="BF"/>
-                      <w:sz w:val="24"/>
-                      <w:szCs w:val="24"/>
-                    </w:rPr>
-                    <w:t>⑥</w:t>
-                  </w:r>
-                </w:p>
-                <w:p>
-                  <w:pPr>
-                    <w:rPr>
-                      <w:b/>
-                      <w:bCs/>
-                      <w:color w:val="BFBFBF" w:themeColor="background1" w:themeShade="BF"/>
-                      <w:sz w:val="24"/>
-                      <w:szCs w:val="24"/>
-                    </w:rPr>
-                  </w:pPr>
-                  <w:r>
-                    <w:rPr>
-                      <w:rFonts w:hint="eastAsia"/>
-                      <w:b/>
-                      <w:bCs/>
-                      <w:color w:val="BFBFBF" w:themeColor="background1" w:themeShade="BF"/>
-                      <w:sz w:val="24"/>
-                      <w:szCs w:val="24"/>
-                    </w:rPr>
-                    <w:t>⑦</w:t>
-                  </w:r>
-                </w:p>
-                <w:p>
-                  <w:pPr>
-                    <w:rPr>
-                      <w:b/>
-                      <w:bCs/>
-                      <w:color w:val="BFBFBF" w:themeColor="background1" w:themeShade="BF"/>
-                      <w:sz w:val="24"/>
-                      <w:szCs w:val="24"/>
-                    </w:rPr>
-                  </w:pPr>
-                  <w:r>
-                    <w:rPr>
-                      <w:rFonts w:hint="eastAsia"/>
-                      <w:b/>
-                      <w:bCs/>
-                      <w:color w:val="BFBFBF" w:themeColor="background1" w:themeShade="BF"/>
-                      <w:sz w:val="24"/>
-                      <w:szCs w:val="24"/>
-                    </w:rPr>
-                    <w:t>⑧</w:t>
-                  </w:r>
-                </w:p>
-                <w:p>
-                  <w:pPr>
-                    <w:rPr>
-                      <w:b/>
-                      <w:bCs/>
-                      <w:color w:val="BFBFBF" w:themeColor="background1" w:themeShade="BF"/>
-                      <w:sz w:val="24"/>
-                      <w:szCs w:val="24"/>
-                    </w:rPr>
-                  </w:pPr>
-                  <w:r>
-                    <w:rPr>
-                      <w:rFonts w:hint="eastAsia"/>
-                      <w:b/>
-                      <w:bCs/>
-                      <w:color w:val="BFBFBF" w:themeColor="background1" w:themeShade="BF"/>
-                      <w:sz w:val="24"/>
-                      <w:szCs w:val="24"/>
-                    </w:rPr>
-                    <w:t>⑨</w:t>
-                  </w:r>
-                </w:p>
-              </w:tc>
-              <w:tc>
-                <w:tcPr>
-                  <w:tcW w:w="477" w:type="dxa"/>
-                </w:tcPr>
-                <w:p>
-                  <w:pPr>
-                    <w:rPr>
-                      <w:b/>
-                      <w:bCs/>
-                      <w:color w:val="BFBFBF" w:themeColor="background1" w:themeShade="BF"/>
-                      <w:sz w:val="24"/>
-                      <w:szCs w:val="24"/>
-                    </w:rPr>
-                  </w:pPr>
-                  <w:r>
-                    <w:rPr>
-                      <w:rFonts w:hint="eastAsia"/>
-                      <w:b/>
-                      <w:bCs/>
-                      <w:color w:val="BFBFBF" w:themeColor="background1" w:themeShade="BF"/>
-                      <w:sz w:val="24"/>
-                      <w:szCs w:val="24"/>
-                    </w:rPr>
-                    <w:t>⓪</w:t>
-                  </w:r>
-                </w:p>
-                <w:p>
-                  <w:pPr>
-                    <w:rPr>
-                      <w:b/>
-                      <w:bCs/>
-                      <w:color w:val="BFBFBF" w:themeColor="background1" w:themeShade="BF"/>
-                      <w:sz w:val="24"/>
-                      <w:szCs w:val="24"/>
-                    </w:rPr>
-                  </w:pPr>
-                  <w:r>
-                    <w:rPr>
-                      <w:rFonts w:hint="eastAsia"/>
-                      <w:b/>
-                      <w:bCs/>
-                      <w:color w:val="BFBFBF" w:themeColor="background1" w:themeShade="BF"/>
-                      <w:sz w:val="24"/>
-                      <w:szCs w:val="24"/>
-                    </w:rPr>
-                    <w:t>①</w:t>
-                  </w:r>
-                </w:p>
-                <w:p>
-                  <w:pPr>
-                    <w:rPr>
-                      <w:b/>
-                      <w:bCs/>
-                      <w:color w:val="BFBFBF" w:themeColor="background1" w:themeShade="BF"/>
-                      <w:sz w:val="24"/>
-                      <w:szCs w:val="24"/>
-                    </w:rPr>
-                  </w:pPr>
-                  <w:r>
-                    <w:rPr>
-                      <w:rFonts w:hint="eastAsia"/>
-                      <w:b/>
-                      <w:bCs/>
-                      <w:color w:val="BFBFBF" w:themeColor="background1" w:themeShade="BF"/>
-                      <w:sz w:val="24"/>
-                      <w:szCs w:val="24"/>
-                    </w:rPr>
-                    <w:t>②</w:t>
-                  </w:r>
-                </w:p>
-                <w:p>
-                  <w:pPr>
-                    <w:rPr>
-                      <w:b/>
-                      <w:bCs/>
-                      <w:color w:val="BFBFBF" w:themeColor="background1" w:themeShade="BF"/>
-                      <w:sz w:val="24"/>
-                      <w:szCs w:val="24"/>
-                    </w:rPr>
-                  </w:pPr>
-                  <w:r>
-                    <w:rPr>
-                      <w:rFonts w:hint="eastAsia"/>
-                      <w:b/>
-                      <w:bCs/>
-                      <w:color w:val="BFBFBF" w:themeColor="background1" w:themeShade="BF"/>
-                      <w:sz w:val="24"/>
-                      <w:szCs w:val="24"/>
-                    </w:rPr>
-                    <w:t>③</w:t>
-                  </w:r>
-                </w:p>
-                <w:p>
-                  <w:pPr>
-                    <w:rPr>
-                      <w:b/>
-                      <w:bCs/>
-                      <w:color w:val="BFBFBF" w:themeColor="background1" w:themeShade="BF"/>
-                      <w:sz w:val="24"/>
-                      <w:szCs w:val="24"/>
-                    </w:rPr>
-                  </w:pPr>
-                  <w:r>
-                    <w:rPr>
-                      <w:rFonts w:hint="eastAsia"/>
-                      <w:b/>
-                      <w:bCs/>
-                      <w:color w:val="BFBFBF" w:themeColor="background1" w:themeShade="BF"/>
-                      <w:sz w:val="24"/>
-                      <w:szCs w:val="24"/>
-                    </w:rPr>
-                    <w:t>④</w:t>
-                  </w:r>
-                </w:p>
-                <w:p>
-                  <w:pPr>
-                    <w:rPr>
-                      <w:b/>
-                      <w:bCs/>
-                      <w:color w:val="BFBFBF" w:themeColor="background1" w:themeShade="BF"/>
-                      <w:sz w:val="24"/>
-                      <w:szCs w:val="24"/>
-                    </w:rPr>
-                  </w:pPr>
-                  <w:r>
-                    <w:rPr>
-                      <w:rFonts w:hint="eastAsia"/>
-                      <w:b/>
-                      <w:bCs/>
-                      <w:color w:val="BFBFBF" w:themeColor="background1" w:themeShade="BF"/>
-                      <w:sz w:val="24"/>
-                      <w:szCs w:val="24"/>
-                    </w:rPr>
-                    <w:t>⑤</w:t>
-                  </w:r>
-                </w:p>
-                <w:p>
-                  <w:pPr>
-                    <w:rPr>
-                      <w:b/>
-                      <w:bCs/>
-                      <w:color w:val="BFBFBF" w:themeColor="background1" w:themeShade="BF"/>
-                      <w:sz w:val="24"/>
-                      <w:szCs w:val="24"/>
-                    </w:rPr>
-                  </w:pPr>
-                  <w:r>
-                    <w:rPr>
-                      <w:rFonts w:hint="eastAsia"/>
-                      <w:b/>
-                      <w:bCs/>
-                      <w:color w:val="BFBFBF" w:themeColor="background1" w:themeShade="BF"/>
-                      <w:sz w:val="24"/>
-                      <w:szCs w:val="24"/>
-                    </w:rPr>
-                    <w:t>⑥</w:t>
-                  </w:r>
-                </w:p>
-                <w:p>
-                  <w:pPr>
-                    <w:rPr>
-                      <w:b/>
-                      <w:bCs/>
-                      <w:color w:val="BFBFBF" w:themeColor="background1" w:themeShade="BF"/>
-                      <w:sz w:val="24"/>
-                      <w:szCs w:val="24"/>
-                    </w:rPr>
-                  </w:pPr>
-                  <w:r>
-                    <w:rPr>
-                      <w:rFonts w:hint="eastAsia"/>
-                      <w:b/>
-                      <w:bCs/>
-                      <w:color w:val="BFBFBF" w:themeColor="background1" w:themeShade="BF"/>
-                      <w:sz w:val="24"/>
-                      <w:szCs w:val="24"/>
-                    </w:rPr>
-                    <w:t>⑦</w:t>
-                  </w:r>
-                </w:p>
-                <w:p>
-                  <w:pPr>
-                    <w:rPr>
-                      <w:b/>
-                      <w:bCs/>
-                      <w:color w:val="BFBFBF" w:themeColor="background1" w:themeShade="BF"/>
-                      <w:sz w:val="24"/>
-                      <w:szCs w:val="24"/>
-                    </w:rPr>
-                  </w:pPr>
-                  <w:r>
-                    <w:rPr>
-                      <w:rFonts w:hint="eastAsia"/>
-                      <w:b/>
-                      <w:bCs/>
-                      <w:color w:val="BFBFBF" w:themeColor="background1" w:themeShade="BF"/>
-                      <w:sz w:val="24"/>
-                      <w:szCs w:val="24"/>
-                    </w:rPr>
-                    <w:t>⑧</w:t>
-                  </w:r>
-                </w:p>
-                <w:p>
-                  <w:pPr>
-                    <w:rPr>
-                      <w:b/>
-                      <w:bCs/>
-                      <w:color w:val="BFBFBF" w:themeColor="background1" w:themeShade="BF"/>
-                      <w:sz w:val="24"/>
-                      <w:szCs w:val="24"/>
-                    </w:rPr>
-                  </w:pPr>
-                  <w:r>
-                    <w:rPr>
-                      <w:rFonts w:hint="eastAsia"/>
-                      <w:b/>
-                      <w:bCs/>
-                      <w:color w:val="BFBFBF" w:themeColor="background1" w:themeShade="BF"/>
-                      <w:sz w:val="24"/>
-                      <w:szCs w:val="24"/>
-                    </w:rPr>
-                    <w:t>⑨</w:t>
-                  </w:r>
-                </w:p>
-              </w:tc>
-              <w:tc>
-                <w:tcPr>
-                  <w:tcW w:w="477" w:type="dxa"/>
-                </w:tcPr>
-                <w:p>
-                  <w:pPr>
-                    <w:rPr>
-                      <w:b/>
-                      <w:bCs/>
-                      <w:color w:val="BFBFBF" w:themeColor="background1" w:themeShade="BF"/>
-                      <w:sz w:val="24"/>
-                      <w:szCs w:val="24"/>
-                    </w:rPr>
-                  </w:pPr>
-                  <w:r>
-                    <w:rPr>
-                      <w:rFonts w:hint="eastAsia"/>
-                      <w:b/>
-                      <w:bCs/>
-                      <w:color w:val="BFBFBF" w:themeColor="background1" w:themeShade="BF"/>
-                      <w:sz w:val="24"/>
-                      <w:szCs w:val="24"/>
-                    </w:rPr>
-                    <w:t>⓪</w:t>
-                  </w:r>
-                </w:p>
-                <w:p>
-                  <w:pPr>
-                    <w:rPr>
-                      <w:b/>
-                      <w:bCs/>
-                      <w:color w:val="BFBFBF" w:themeColor="background1" w:themeShade="BF"/>
-                      <w:sz w:val="24"/>
-                      <w:szCs w:val="24"/>
-                    </w:rPr>
-                  </w:pPr>
-                  <w:r>
-                    <w:rPr>
-                      <w:rFonts w:hint="eastAsia"/>
-                      <w:b/>
-                      <w:bCs/>
-                      <w:color w:val="BFBFBF" w:themeColor="background1" w:themeShade="BF"/>
-                      <w:sz w:val="24"/>
-                      <w:szCs w:val="24"/>
-                    </w:rPr>
-                    <w:t>①</w:t>
-                  </w:r>
-                </w:p>
-                <w:p>
-                  <w:pPr>
-                    <w:rPr>
-                      <w:b/>
-                      <w:bCs/>
-                      <w:color w:val="BFBFBF" w:themeColor="background1" w:themeShade="BF"/>
-                      <w:sz w:val="24"/>
-                      <w:szCs w:val="24"/>
-                    </w:rPr>
-                  </w:pPr>
-                  <w:r>
-                    <w:rPr>
-                      <w:rFonts w:hint="eastAsia"/>
-                      <w:b/>
-                      <w:bCs/>
-                      <w:color w:val="BFBFBF" w:themeColor="background1" w:themeShade="BF"/>
-                      <w:sz w:val="24"/>
-                      <w:szCs w:val="24"/>
-                    </w:rPr>
-                    <w:t>②</w:t>
-                  </w:r>
-                </w:p>
-                <w:p>
-                  <w:pPr>
-                    <w:rPr>
-                      <w:b/>
-                      <w:bCs/>
-                      <w:color w:val="BFBFBF" w:themeColor="background1" w:themeShade="BF"/>
-                      <w:sz w:val="24"/>
-                      <w:szCs w:val="24"/>
-                    </w:rPr>
-                  </w:pPr>
-                  <w:r>
-                    <w:rPr>
-                      <w:rFonts w:hint="eastAsia"/>
-                      <w:b/>
-                      <w:bCs/>
-                      <w:color w:val="BFBFBF" w:themeColor="background1" w:themeShade="BF"/>
-                      <w:sz w:val="24"/>
-                      <w:szCs w:val="24"/>
-                    </w:rPr>
-                    <w:t>③</w:t>
-                  </w:r>
-                </w:p>
-                <w:p>
-                  <w:pPr>
-                    <w:rPr>
-                      <w:b/>
-                      <w:bCs/>
-                      <w:color w:val="BFBFBF" w:themeColor="background1" w:themeShade="BF"/>
-                      <w:sz w:val="24"/>
-                      <w:szCs w:val="24"/>
-                    </w:rPr>
-                  </w:pPr>
-                  <w:r>
-                    <w:rPr>
-                      <w:rFonts w:hint="eastAsia"/>
-                      <w:b/>
-                      <w:bCs/>
-                      <w:color w:val="BFBFBF" w:themeColor="background1" w:themeShade="BF"/>
-                      <w:sz w:val="24"/>
-                      <w:szCs w:val="24"/>
-                    </w:rPr>
-                    <w:t>④</w:t>
-                  </w:r>
-                </w:p>
-                <w:p>
-                  <w:pPr>
-                    <w:rPr>
-                      <w:b/>
-                      <w:bCs/>
-                      <w:color w:val="BFBFBF" w:themeColor="background1" w:themeShade="BF"/>
-                      <w:sz w:val="24"/>
-                      <w:szCs w:val="24"/>
-                    </w:rPr>
-                  </w:pPr>
-                  <w:r>
-                    <w:rPr>
-                      <w:rFonts w:hint="eastAsia"/>
-                      <w:b/>
-                      <w:bCs/>
-                      <w:color w:val="BFBFBF" w:themeColor="background1" w:themeShade="BF"/>
-                      <w:sz w:val="24"/>
-                      <w:szCs w:val="24"/>
-                    </w:rPr>
-                    <w:t>⑤</w:t>
-                  </w:r>
-                </w:p>
-                <w:p>
-                  <w:pPr>
-                    <w:rPr>
-                      <w:b/>
-                      <w:bCs/>
-                      <w:color w:val="BFBFBF" w:themeColor="background1" w:themeShade="BF"/>
-                      <w:sz w:val="24"/>
-                      <w:szCs w:val="24"/>
-                    </w:rPr>
-                  </w:pPr>
-                  <w:r>
-                    <w:rPr>
-                      <w:rFonts w:hint="eastAsia"/>
-                      <w:b/>
-                      <w:bCs/>
-                      <w:color w:val="BFBFBF" w:themeColor="background1" w:themeShade="BF"/>
-                      <w:sz w:val="24"/>
-                      <w:szCs w:val="24"/>
-                    </w:rPr>
-                    <w:t>⑥</w:t>
-                  </w:r>
-                </w:p>
-                <w:p>
-                  <w:pPr>
-                    <w:rPr>
-                      <w:b/>
-                      <w:bCs/>
-                      <w:color w:val="BFBFBF" w:themeColor="background1" w:themeShade="BF"/>
-                      <w:sz w:val="24"/>
-                      <w:szCs w:val="24"/>
-                    </w:rPr>
-                  </w:pPr>
-                  <w:r>
-                    <w:rPr>
-                      <w:rFonts w:hint="eastAsia"/>
-                      <w:b/>
-                      <w:bCs/>
-                      <w:color w:val="BFBFBF" w:themeColor="background1" w:themeShade="BF"/>
-                      <w:sz w:val="24"/>
-                      <w:szCs w:val="24"/>
-                    </w:rPr>
-                    <w:t>⑦</w:t>
-                  </w:r>
-                </w:p>
-                <w:p>
-                  <w:pPr>
-                    <w:rPr>
-                      <w:b/>
-                      <w:bCs/>
-                      <w:color w:val="BFBFBF" w:themeColor="background1" w:themeShade="BF"/>
-                      <w:sz w:val="24"/>
-                      <w:szCs w:val="24"/>
-                    </w:rPr>
-                  </w:pPr>
-                  <w:r>
-                    <w:rPr>
-                      <w:rFonts w:hint="eastAsia"/>
-                      <w:b/>
-                      <w:bCs/>
-                      <w:color w:val="BFBFBF" w:themeColor="background1" w:themeShade="BF"/>
-                      <w:sz w:val="24"/>
-                      <w:szCs w:val="24"/>
-                    </w:rPr>
-                    <w:t>⑧</w:t>
-                  </w:r>
-                </w:p>
-                <w:p>
-                  <w:pPr>
-                    <w:rPr>
-                      <w:b/>
-                      <w:bCs/>
-                      <w:color w:val="BFBFBF" w:themeColor="background1" w:themeShade="BF"/>
-                      <w:sz w:val="24"/>
-                      <w:szCs w:val="24"/>
-                    </w:rPr>
-                  </w:pPr>
-                  <w:r>
-                    <w:rPr>
-                      <w:rFonts w:hint="eastAsia"/>
-                      <w:b/>
-                      <w:bCs/>
-                      <w:color w:val="BFBFBF" w:themeColor="background1" w:themeShade="BF"/>
-                      <w:sz w:val="24"/>
-                      <w:szCs w:val="24"/>
-                    </w:rPr>
-                    <w:t>⑨</w:t>
-                  </w:r>
-                </w:p>
-              </w:tc>
-            </w:tr>
-          </w:tbl>
-          <w:p>
-            <w:pPr>
-              <w:rPr>
-                <w:b/>
-                <w:bCs/>
-              </w:rPr>
-            </w:pPr>
-          </w:p>
         </w:tc>
       </w:tr>
     </w:tbl>
-    <w:p>
-      <w:pPr>
-        <w:rPr>
-          <w:b/>
-          <w:sz w:val="24"/>
-        </w:rPr>
-      </w:pPr>
-    </w:p>
     <w:p>
       <w:r>
         <w:rPr>
           <w:b/>
           <w:sz w:val="24"/>
         </w:rPr>
-        <w:t>A</w:t>
+        <w:t>A.</w:t>
       </w:r>
       <w:r>
         <w:rPr>
           <w:b/>
           <w:sz w:val="24"/>
         </w:rPr>
-        <w:t>. PHẦN TỰ LUẬN</w:t>
+        <w:t xml:space="preserve"> </w:t>
       </w:r>
       <w:r>
         <w:rPr>
           <w:b/>
           <w:sz w:val="24"/>
         </w:rPr>
-        <w:t xml:space="preserve"> ({essay_fullscore})</w:t>
+        <w:t>PHẦN TỰ LUẬN ({essay_fullscore})</w:t>
       </w:r>
     </w:p>
     <w:p>
       <w:pPr>
         <w:rPr>
-          <w:i/>
-          <w:sz w:val="19"/>
+          <w:rFonts w:eastAsia="MS Mincho" w:cs="Times New Roman"/>
         </w:rPr>
       </w:pPr>
       <w:r>
         <w:rPr>
-          <w:i/>
-          <w:sz w:val="19"/>
+          <w:rFonts w:ascii="Times New Roman" w:eastAsia="MS Mincho" w:hAnsi="Times New Roman" w:cs="Times New Roman"/>
+          <w:noProof/>
+          <w:sz w:val="24"/>
+          <w:szCs w:val="24"/>
         </w:rPr>
-        <w:t>AI sẽ chỉ trích xuất phần nằm giữa marker BẮT ĐẦU và KẾT THÚC của từng câu. Không viết tràn qua marker</w:t>
+        <mc:AlternateContent>
+          <mc:Choice Requires="wps">
+            <w:drawing>
+              <wp:anchor distT="0" distB="0" distL="114300" distR="114300" simplePos="0" relativeHeight="251641856" behindDoc="0" locked="0" layoutInCell="1" allowOverlap="1" wp14:anchorId="6935161A" wp14:editId="658D6A69">
+                <wp:simplePos x="0" y="0"/>
+                <wp:positionH relativeFrom="page">
+                  <wp:posOffset>7110730</wp:posOffset>
+                </wp:positionH>
+                <wp:positionV relativeFrom="page">
+                  <wp:posOffset>10243185</wp:posOffset>
+                </wp:positionV>
+                <wp:extent cx="180000" cy="180000"/>
+                <wp:effectExtent l="57150" t="19050" r="67945" b="86995"/>
+                <wp:wrapNone/>
+                <wp:docPr id="1653862177" name="Rectangle 2"/>
+                <wp:cNvGraphicFramePr/>
+                <a:graphic xmlns:a="http://schemas.openxmlformats.org/drawingml/2006/main">
+                  <a:graphicData uri="http://schemas.microsoft.com/office/word/2010/wordprocessingShape">
+                    <wps:wsp>
+                      <wps:cNvSpPr/>
+                      <wps:spPr>
+                        <a:xfrm>
+                          <a:off x="0" y="0"/>
+                          <a:ext cx="180000" cy="180000"/>
+                        </a:xfrm>
+                        <a:prstGeom prst="rect">
+                          <a:avLst/>
+                        </a:prstGeom>
+                        <a:solidFill>
+                          <a:sysClr val="windowText" lastClr="000000"/>
+                        </a:solidFill>
+                        <a:ln w="9525" cap="flat" cmpd="sng" algn="ctr">
+                          <a:solidFill>
+                            <a:sysClr val="windowText" lastClr="000000"/>
+                          </a:solidFill>
+                          <a:prstDash val="solid"/>
+                        </a:ln>
+                        <a:effectLst>
+                          <a:outerShdw blurRad="40000" dist="23000" dir="5400000" rotWithShape="0">
+                            <a:srgbClr val="000000">
+                              <a:alpha val="35000"/>
+                            </a:srgbClr>
+                          </a:outerShdw>
+                        </a:effectLst>
+                      </wps:spPr>
+                      <wps:txbx>
+                        <w:txbxContent>
+                          <w:p>
+                            <w:pPr>
+                              <w:jc w:val="center"/>
+                            </w:pPr>
+                          </w:p>
+                          <w:p/>
+                        </w:txbxContent>
+                      </wps:txbx>
+                      <wps:bodyPr rot="0" spcFirstLastPara="0" vertOverflow="clip" horzOverflow="clip" vert="horz" wrap="square" lIns="91440" tIns="45720" rIns="91440" bIns="45720" numCol="1" spcCol="0" rtlCol="0" fromWordArt="0" anchor="ctr" anchorCtr="0" forceAA="0" compatLnSpc="1">
+                        <a:prstTxWarp prst="textNoShape">
+                          <a:avLst/>
+                        </a:prstTxWarp>
+                        <a:noAutofit/>
+                      </wps:bodyPr>
+                    </wps:wsp>
+                  </a:graphicData>
+                </a:graphic>
+                <wp14:sizeRelH relativeFrom="margin">
+                  <wp14:pctWidth>0</wp14:pctWidth>
+                </wp14:sizeRelH>
+                <wp14:sizeRelV relativeFrom="margin">
+                  <wp14:pctHeight>0</wp14:pctHeight>
+                </wp14:sizeRelV>
+              </wp:anchor>
+            </w:drawing>
+          </mc:Choice>
+          <mc:Fallback>
+            <w:pict>
+              <v:rect w14:anchorId="6935161A" id="_x0000_s1028" style="position:absolute;margin-left:559.9pt;margin-top:806.55pt;width:14.15pt;height:14.15pt;z-index:251641856;visibility:visible;mso-wrap-style:square;mso-width-percent:0;mso-height-percent:0;mso-wrap-distance-left:9pt;mso-wrap-distance-top:0;mso-wrap-distance-right:9pt;mso-wrap-distance-bottom:0;mso-position-horizontal:absolute;mso-position-horizontal-relative:page;mso-position-vertical:absolute;mso-position-vertical-relative:page;mso-width-percent:0;mso-height-percent:0;mso-width-relative:margin;mso-height-relative:margin;v-text-anchor:middle" o:gfxdata="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" fillcolor="windowText" strokecolor="windowText">
+                <v:shadow on="t" color="black" opacity="22937f" origin=",.5" offset="0,.63889mm"/>
+                <v:textbox>
+                  <w:txbxContent>
+                    <w:p>
+                      <w:pPr>
+                        <w:jc w:val="center"/>
+                      </w:pPr>
+                    </w:p>
+                    <w:p/>
+                  </w:txbxContent>
+                </v:textbox>
+                <w10:wrap anchorx="page" anchory="page"/>
+              </v:rect>
+            </w:pict>
+          </mc:Fallback>
+        </mc:AlternateContent>
+      </w:r>
+    </w:p>
+    <w:p>
+      <w:pPr>
+        <w:rPr>
+          <w:rFonts w:eastAsia="MS Mincho" w:cs="Times New Roman"/>
+        </w:rPr>
+      </w:pPr>
+    </w:p>
+    <w:p>
+      <w:pPr>
+        <w:rPr>
+          <w:rFonts w:eastAsia="MS Mincho" w:cs="Times New Roman"/>
+        </w:rPr>
+      </w:pPr>
+    </w:p>
+    <w:p>
+      <w:pPr>
+        <w:rPr>
+          <w:rFonts w:eastAsia="MS Mincho" w:cs="Times New Roman"/>
+        </w:rPr>
+      </w:pPr>
+    </w:p>
+    <w:p>
+      <w:pPr>
+        <w:rPr>
+          <w:rFonts w:eastAsia="MS Mincho" w:cs="Times New Roman"/>
+        </w:rPr>
+      </w:pPr>
+    </w:p>
+    <w:p>
+      <w:pPr>
+        <w:rPr>
+          <w:rFonts w:eastAsia="MS Mincho" w:cs="Times New Roman"/>
+        </w:rPr>
+      </w:pPr>
+    </w:p>
+    <w:p>
+      <w:pPr>
+        <w:rPr>
+          <w:rFonts w:eastAsia="MS Mincho" w:cs="Times New Roman"/>
+        </w:rPr>
+      </w:pPr>
+    </w:p>
+    <w:p>
+      <w:pPr>
+        <w:rPr>
+          <w:rFonts w:eastAsia="MS Mincho" w:cs="Times New Roman"/>
+        </w:rPr>
+      </w:pPr>
+    </w:p>
+    <w:p>
+      <w:pPr>
+        <w:rPr>
+          <w:rFonts w:eastAsia="MS Mincho" w:cs="Times New Roman"/>
+        </w:rPr>
+      </w:pPr>
+    </w:p>
+    <w:p>
+      <w:pPr>
+        <w:rPr>
+          <w:rFonts w:eastAsia="MS Mincho" w:cs="Times New Roman"/>
+        </w:rPr>
+      </w:pPr>
+    </w:p>
+    <w:p>
+      <w:pPr>
+        <w:rPr>
+          <w:rFonts w:eastAsia="MS Mincho" w:cs="Times New Roman"/>
+        </w:rPr>
+      </w:pPr>
+    </w:p>
+    <w:p>
+      <w:pPr>
+        <w:rPr>
+          <w:rFonts w:eastAsia="MS Mincho" w:cs="Times New Roman"/>
+        </w:rPr>
+      </w:pPr>
+    </w:p>
+    <w:p>
+      <w:pPr>
+        <w:rPr>
+          <w:rFonts w:eastAsia="MS Mincho" w:cs="Times New Roman"/>
+        </w:rPr>
+      </w:pPr>
+    </w:p>
+    <w:p>
+      <w:pPr>
+        <w:rPr>
+          <w:rFonts w:eastAsia="MS Mincho" w:cs="Times New Roman"/>
+        </w:rPr>
+      </w:pPr>
+    </w:p>
+    <w:p>
+      <w:pPr>
+        <w:rPr>
+          <w:rFonts w:eastAsia="MS Mincho" w:cs="Times New Roman"/>
+        </w:rPr>
+      </w:pPr>
+    </w:p>
+    <w:p>
+      <w:pPr>
+        <w:rPr>
+          <w:rFonts w:eastAsia="MS Mincho" w:cs="Times New Roman"/>
+        </w:rPr>
+      </w:pPr>
+    </w:p>
+    <w:p>
+      <w:pPr>
+        <w:rPr>
+          <w:rFonts w:eastAsia="MS Mincho" w:cs="Times New Roman"/>
+        </w:rPr>
+      </w:pPr>
+    </w:p>
+    <w:p>
+      <w:pPr>
+        <w:rPr>
+          <w:rFonts w:eastAsia="MS Mincho" w:cs="Times New Roman"/>
+        </w:rPr>
+      </w:pPr>
+    </w:p>
+    <w:p>
+      <w:pPr>
+        <w:rPr>
+          <w:rFonts w:eastAsia="MS Mincho" w:cs="Times New Roman"/>
+        </w:rPr>
+      </w:pPr>
+    </w:p>
+    <w:p>
+      <w:pPr>
+        <w:rPr>
+          <w:rFonts w:eastAsia="MS Mincho" w:cs="Times New Roman"/>
+        </w:rPr>
+      </w:pPr>
+    </w:p>
+    <w:p>
+      <w:pPr>
+        <w:rPr>
+          <w:rFonts w:eastAsia="MS Mincho" w:cs="Times New Roman"/>
+        </w:rPr>
+      </w:pPr>
+    </w:p>
+    <w:p>
+      <w:pPr>
+        <w:rPr>
+          <w:rFonts w:eastAsia="MS Mincho" w:cs="Times New Roman"/>
+        </w:rPr>
+      </w:pPr>
+    </w:p>
+    <w:p>
+      <w:r>
+        <w:t>{#essays}</w:t>
       </w:r>
     </w:p>
     <w:p>
       <w:r>
         <w:rPr>
-          <w:i/>
-          <w:sz w:val="19"/>
+          <w:rFonts w:ascii="Times New Roman" w:eastAsia="MS Mincho" w:hAnsi="Times New Roman" w:cs="Times New Roman"/>
+          <w:noProof/>
+          <w:sz w:val="24"/>
+          <w:szCs w:val="24"/>
         </w:rPr>
-        <w:t>.</w:t>
+        <mc:AlternateContent>
+          <mc:Choice Requires="wps">
+            <w:drawing>
+              <wp:anchor distT="0" distB="0" distL="114300" distR="114300" simplePos="0" relativeHeight="251639808" behindDoc="0" locked="0" layoutInCell="1" allowOverlap="1" wp14:anchorId="48935D28" wp14:editId="4A592C44">
+                <wp:simplePos x="0" y="0"/>
+                <wp:positionH relativeFrom="page">
+                  <wp:posOffset>269875</wp:posOffset>
+                </wp:positionH>
+                <wp:positionV relativeFrom="page">
+                  <wp:posOffset>10243185</wp:posOffset>
+                </wp:positionV>
+                <wp:extent cx="180000" cy="180000"/>
+                <wp:effectExtent l="57150" t="19050" r="67945" b="86995"/>
+                <wp:wrapNone/>
+                <wp:docPr id="1410337240" name="Rectangle 2"/>
+                <wp:cNvGraphicFramePr/>
+                <a:graphic xmlns:a="http://schemas.openxmlformats.org/drawingml/2006/main">
+                  <a:graphicData uri="http://schemas.microsoft.com/office/word/2010/wordprocessingShape">
+                    <wps:wsp>
+                      <wps:cNvSpPr/>
+                      <wps:spPr>
+                        <a:xfrm>
+                          <a:off x="0" y="0"/>
+                          <a:ext cx="180000" cy="180000"/>
+                        </a:xfrm>
+                        <a:prstGeom prst="rect">
+                          <a:avLst/>
+                        </a:prstGeom>
+                        <a:solidFill>
+                          <a:sysClr val="windowText" lastClr="000000"/>
+                        </a:solidFill>
+                        <a:ln w="9525" cap="flat" cmpd="sng" algn="ctr">
+                          <a:solidFill>
+                            <a:sysClr val="windowText" lastClr="000000"/>
+                          </a:solidFill>
+                          <a:prstDash val="solid"/>
+                        </a:ln>
+                        <a:effectLst>
+                          <a:outerShdw blurRad="40000" dist="23000" dir="5400000" rotWithShape="0">
+                            <a:srgbClr val="000000">
+                              <a:alpha val="35000"/>
+                            </a:srgbClr>
+                          </a:outerShdw>
+                        </a:effectLst>
+                      </wps:spPr>
+                      <wps:txbx>
+                        <w:txbxContent>
+                          <w:p>
+                            <w:pPr>
+                              <w:jc w:val="center"/>
+                            </w:pPr>
+                          </w:p>
+                          <w:p/>
+                        </w:txbxContent>
+                      </wps:txbx>
+                      <wps:bodyPr rot="0" spcFirstLastPara="0" vertOverflow="clip" horzOverflow="clip" vert="horz" wrap="square" lIns="91440" tIns="45720" rIns="91440" bIns="45720" numCol="1" spcCol="0" rtlCol="0" fromWordArt="0" anchor="ctr" anchorCtr="0" forceAA="0" compatLnSpc="1">
+                        <a:prstTxWarp prst="textNoShape">
+                          <a:avLst/>
+                        </a:prstTxWarp>
+                        <a:noAutofit/>
+                      </wps:bodyPr>
+                    </wps:wsp>
+                  </a:graphicData>
+                </a:graphic>
+                <wp14:sizeRelH relativeFrom="margin">
+                  <wp14:pctWidth>0</wp14:pctWidth>
+                </wp14:sizeRelH>
+                <wp14:sizeRelV relativeFrom="margin">
+                  <wp14:pctHeight>0</wp14:pctHeight>
+                </wp14:sizeRelV>
+              </wp:anchor>
+            </w:drawing>
+          </mc:Choice>
+          <mc:Fallback>
+            <w:pict>
+              <v:rect w14:anchorId="48935D28" id="_x0000_s1029" style="position:absolute;margin-left:21.25pt;margin-top:806.55pt;width:14.15pt;height:14.15pt;z-index:251639808;visibility:visible;mso-wrap-style:square;mso-width-percent:0;mso-height-percent:0;mso-wrap-distance-left:9pt;mso-wrap-distance-top:0;mso-wrap-distance-right:9pt;mso-wrap-distance-bottom:0;mso-position-horizontal:absolute;mso-position-horizontal-relative:page;mso-position-vertical:absolute;mso-position-vertical-relative:page;mso-width-percent:0;mso-height-percent:0;mso-width-relative:margin;mso-height-relative:margin;v-text-anchor:middle" o:gfxdata="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" fillcolor="windowText" strokecolor="windowText">
+                <v:shadow on="t" color="black" opacity="22937f" origin=",.5" offset="0,.63889mm"/>
+                <v:textbox>
+                  <w:txbxContent>
+                    <w:p>
+                      <w:pPr>
+                        <w:jc w:val="center"/>
+                      </w:pPr>
+                    </w:p>
+                    <w:p/>
+                  </w:txbxContent>
+                </v:textbox>
+                <w10:wrap anchorx="page" anchory="page"/>
+              </v:rect>
+            </w:pict>
+          </mc:Fallback>
+        </mc:AlternateContent>
       </w:r>
-    </w:p>
-    <w:p/>
-    <w:p/>
-    <w:p/>
-    <w:p/>
-    <w:p/>
-    <w:p/>
-    <w:p/>
-    <w:p/>
-    <w:p/>
-    <w:p/>
-    <w:p/>
-    <w:p/>
-    <w:p/>
-    <w:p/>
-    <w:p/>
-    <w:p/>
-    <w:p/>
-    <w:p/>
-    <w:p/>
-    <w:p>
-      <w:r>
-        <w:lastRenderedPageBreak/>
-        <w:t>{#essays}</w:t>
-      </w:r>
-    </w:p>
-    <w:p>
       <w:r>
         <w:br w:type="page"/>
       </w:r>
@@ -3075,19 +5053,12 @@
           <w:sz w:val="23"/>
         </w:rPr>
       </w:pPr>
-    </w:p>
-    <w:p>
-      <w:pPr>
-        <w:rPr>
-          <w:b/>
-          <w:sz w:val="23"/>
-        </w:rPr>
-      </w:pPr>
       <w:r>
         <w:rPr>
           <w:b/>
           <w:sz w:val="23"/>
         </w:rPr>
+        <w:lastRenderedPageBreak/>
         <w:t>B</w:t>
       </w:r>
       <w:r>
@@ -3100,12 +5071,12 @@
     </w:p>
     <w:p>
       <w:r>
-        <w:t>{outcomes_text}</w:t>
+        <w:t>{@outcomes_table_xml}</w:t>
       </w:r>
     </w:p>
     <w:sectPr>
-      <w:pgSz w:w="12240" w:h="15840"/>
-      <w:pgMar w:top="850" w:right="964" w:bottom="850" w:left="964" w:header="720" w:footer="720" w:gutter="0"/>
+      <w:pgSz w:w="11906" w:h="16838" w:code="9"/>
+      <w:pgMar w:top="851" w:right="851" w:bottom="851" w:left="851" w:header="720" w:footer="720" w:gutter="0"/>
       <w:cols w:space="720"/>
       <w:docGrid w:linePitch="360"/>
     </w:sectPr>
@@ -3287,6 +5258,97 @@
     </w:lvl>
   </w:abstractNum>
   <w:abstractNum w:abstractNumId="9" w15:restartNumberingAfterBreak="0">
+    <w:nsid w:val="15144373"/>
+    <w:multiLevelType w:val="hybridMultilevel"/>
+    <w:tmpl w:val="D3A2A760"/>
+    <w:lvl w:ilvl="0" w:tplc="85E06BE6">
+      <w:start w:val="1"/>
+      <w:numFmt w:val="upperLetter"/>
+      <w:lvlText w:val="%1."/>
+      <w:lvlJc w:val="left"/>
+      <w:pPr>
+        <w:ind w:left="720" w:hanging="360"/>
+      </w:pPr>
+      <w:rPr>
+        <w:rFonts w:hint="default"/>
+        <w:b/>
+        <w:sz w:val="24"/>
+      </w:rPr>
+    </w:lvl>
+    <w:lvl w:ilvl="1" w:tplc="04090019" w:tentative="1">
+      <w:start w:val="1"/>
+      <w:numFmt w:val="lowerLetter"/>
+      <w:lvlText w:val="%2."/>
+      <w:lvlJc w:val="left"/>
+      <w:pPr>
+        <w:ind w:left="1440" w:hanging="360"/>
+      </w:pPr>
+    </w:lvl>
+    <w:lvl w:ilvl="2" w:tplc="0409001B" w:tentative="1">
+      <w:start w:val="1"/>
+      <w:numFmt w:val="lowerRoman"/>
+      <w:lvlText w:val="%3."/>
+      <w:lvlJc w:val="right"/>
+      <w:pPr>
+        <w:ind w:left="2160" w:hanging="180"/>
+      </w:pPr>
+    </w:lvl>
+    <w:lvl w:ilvl="3" w:tplc="0409000F" w:tentative="1">
+      <w:start w:val="1"/>
+      <w:numFmt w:val="decimal"/>
+      <w:lvlText w:val="%4."/>
+      <w:lvlJc w:val="left"/>
+      <w:pPr>
+        <w:ind w:left="2880" w:hanging="360"/>
+      </w:pPr>
+    </w:lvl>
+    <w:lvl w:ilvl="4" w:tplc="04090019" w:tentative="1">
+      <w:start w:val="1"/>
+      <w:numFmt w:val="lowerLetter"/>
+      <w:lvlText w:val="%5."/>
+      <w:lvlJc w:val="left"/>
+      <w:pPr>
+        <w:ind w:left="3600" w:hanging="360"/>
+      </w:pPr>
+    </w:lvl>
+    <w:lvl w:ilvl="5" w:tplc="0409001B" w:tentative="1">
+      <w:start w:val="1"/>
+      <w:numFmt w:val="lowerRoman"/>
+      <w:lvlText w:val="%6."/>
+      <w:lvlJc w:val="right"/>
+      <w:pPr>
+        <w:ind w:left="4320" w:hanging="180"/>
+      </w:pPr>
+    </w:lvl>
+    <w:lvl w:ilvl="6" w:tplc="0409000F" w:tentative="1">
+      <w:start w:val="1"/>
+      <w:numFmt w:val="decimal"/>
+      <w:lvlText w:val="%7."/>
+      <w:lvlJc w:val="left"/>
+      <w:pPr>
+        <w:ind w:left="5040" w:hanging="360"/>
+      </w:pPr>
+    </w:lvl>
+    <w:lvl w:ilvl="7" w:tplc="04090019" w:tentative="1">
+      <w:start w:val="1"/>
+      <w:numFmt w:val="lowerLetter"/>
+      <w:lvlText w:val="%8."/>
+      <w:lvlJc w:val="left"/>
+      <w:pPr>
+        <w:ind w:left="5760" w:hanging="360"/>
+      </w:pPr>
+    </w:lvl>
+    <w:lvl w:ilvl="8" w:tplc="0409001B" w:tentative="1">
+      <w:start w:val="1"/>
+      <w:numFmt w:val="lowerRoman"/>
+      <w:lvlText w:val="%9."/>
+      <w:lvlJc w:val="right"/>
+      <w:pPr>
+        <w:ind w:left="6480" w:hanging="180"/>
+      </w:pPr>
+    </w:lvl>
+  </w:abstractNum>
+  <w:abstractNum w:abstractNumId="10" w15:restartNumberingAfterBreak="0">
     <w:nsid w:val="18A11C67"/>
     <w:multiLevelType w:val="hybridMultilevel"/>
     <w:tmpl w:val="81A03DFA"/>
@@ -3372,7 +5434,7 @@
       </w:pPr>
     </w:lvl>
   </w:abstractNum>
-  <w:abstractNum w:abstractNumId="10" w15:restartNumberingAfterBreak="0">
+  <w:abstractNum w:abstractNumId="11" w15:restartNumberingAfterBreak="0">
     <w:nsid w:val="21A31C75"/>
     <w:multiLevelType w:val="hybridMultilevel"/>
     <w:tmpl w:val="D73A7492"/>
@@ -3458,7 +5520,7 @@
       </w:pPr>
     </w:lvl>
   </w:abstractNum>
-  <w:abstractNum w:abstractNumId="11" w15:restartNumberingAfterBreak="0">
+  <w:abstractNum w:abstractNumId="12" w15:restartNumberingAfterBreak="0">
     <w:nsid w:val="25F7318D"/>
     <w:multiLevelType w:val="hybridMultilevel"/>
     <w:tmpl w:val="50868748"/>
@@ -3472,97 +5534,6 @@
       </w:pPr>
       <w:rPr>
         <w:rFonts w:hint="default"/>
-      </w:rPr>
-    </w:lvl>
-    <w:lvl w:ilvl="1" w:tplc="04090019" w:tentative="1">
-      <w:start w:val="1"/>
-      <w:numFmt w:val="lowerLetter"/>
-      <w:lvlText w:val="%2."/>
-      <w:lvlJc w:val="left"/>
-      <w:pPr>
-        <w:ind w:left="1440" w:hanging="360"/>
-      </w:pPr>
-    </w:lvl>
-    <w:lvl w:ilvl="2" w:tplc="0409001B" w:tentative="1">
-      <w:start w:val="1"/>
-      <w:numFmt w:val="lowerRoman"/>
-      <w:lvlText w:val="%3."/>
-      <w:lvlJc w:val="right"/>
-      <w:pPr>
-        <w:ind w:left="2160" w:hanging="180"/>
-      </w:pPr>
-    </w:lvl>
-    <w:lvl w:ilvl="3" w:tplc="0409000F" w:tentative="1">
-      <w:start w:val="1"/>
-      <w:numFmt w:val="decimal"/>
-      <w:lvlText w:val="%4."/>
-      <w:lvlJc w:val="left"/>
-      <w:pPr>
-        <w:ind w:left="2880" w:hanging="360"/>
-      </w:pPr>
-    </w:lvl>
-    <w:lvl w:ilvl="4" w:tplc="04090019" w:tentative="1">
-      <w:start w:val="1"/>
-      <w:numFmt w:val="lowerLetter"/>
-      <w:lvlText w:val="%5."/>
-      <w:lvlJc w:val="left"/>
-      <w:pPr>
-        <w:ind w:left="3600" w:hanging="360"/>
-      </w:pPr>
-    </w:lvl>
-    <w:lvl w:ilvl="5" w:tplc="0409001B" w:tentative="1">
-      <w:start w:val="1"/>
-      <w:numFmt w:val="lowerRoman"/>
-      <w:lvlText w:val="%6."/>
-      <w:lvlJc w:val="right"/>
-      <w:pPr>
-        <w:ind w:left="4320" w:hanging="180"/>
-      </w:pPr>
-    </w:lvl>
-    <w:lvl w:ilvl="6" w:tplc="0409000F" w:tentative="1">
-      <w:start w:val="1"/>
-      <w:numFmt w:val="decimal"/>
-      <w:lvlText w:val="%7."/>
-      <w:lvlJc w:val="left"/>
-      <w:pPr>
-        <w:ind w:left="5040" w:hanging="360"/>
-      </w:pPr>
-    </w:lvl>
-    <w:lvl w:ilvl="7" w:tplc="04090019" w:tentative="1">
-      <w:start w:val="1"/>
-      <w:numFmt w:val="lowerLetter"/>
-      <w:lvlText w:val="%8."/>
-      <w:lvlJc w:val="left"/>
-      <w:pPr>
-        <w:ind w:left="5760" w:hanging="360"/>
-      </w:pPr>
-    </w:lvl>
-    <w:lvl w:ilvl="8" w:tplc="0409001B" w:tentative="1">
-      <w:start w:val="1"/>
-      <w:numFmt w:val="lowerRoman"/>
-      <w:lvlText w:val="%9."/>
-      <w:lvlJc w:val="right"/>
-      <w:pPr>
-        <w:ind w:left="6480" w:hanging="180"/>
-      </w:pPr>
-    </w:lvl>
-  </w:abstractNum>
-  <w:abstractNum w:abstractNumId="12" w15:restartNumberingAfterBreak="0">
-    <w:nsid w:val="37AD1773"/>
-    <w:multiLevelType w:val="hybridMultilevel"/>
-    <w:tmpl w:val="9C7E23D4"/>
-    <w:lvl w:ilvl="0" w:tplc="F142251E">
-      <w:start w:val="1"/>
-      <w:numFmt w:val="decimal"/>
-      <w:lvlText w:val="%1."/>
-      <w:lvlJc w:val="left"/>
-      <w:pPr>
-        <w:ind w:left="720" w:hanging="360"/>
-      </w:pPr>
-      <w:rPr>
-        <w:rFonts w:hint="default"/>
-        <w:sz w:val="33"/>
-        <w:szCs w:val="33"/>
       </w:rPr>
     </w:lvl>
     <w:lvl w:ilvl="1" w:tplc="04090019" w:tentative="1">
@@ -3639,6 +5610,97 @@
     </w:lvl>
   </w:abstractNum>
   <w:abstractNum w:abstractNumId="13" w15:restartNumberingAfterBreak="0">
+    <w:nsid w:val="37AD1773"/>
+    <w:multiLevelType w:val="hybridMultilevel"/>
+    <w:tmpl w:val="9C7E23D4"/>
+    <w:lvl w:ilvl="0" w:tplc="F142251E">
+      <w:start w:val="1"/>
+      <w:numFmt w:val="decimal"/>
+      <w:lvlText w:val="%1."/>
+      <w:lvlJc w:val="left"/>
+      <w:pPr>
+        <w:ind w:left="720" w:hanging="360"/>
+      </w:pPr>
+      <w:rPr>
+        <w:rFonts w:hint="default"/>
+        <w:sz w:val="33"/>
+        <w:szCs w:val="33"/>
+      </w:rPr>
+    </w:lvl>
+    <w:lvl w:ilvl="1" w:tplc="04090019" w:tentative="1">
+      <w:start w:val="1"/>
+      <w:numFmt w:val="lowerLetter"/>
+      <w:lvlText w:val="%2."/>
+      <w:lvlJc w:val="left"/>
+      <w:pPr>
+        <w:ind w:left="1440" w:hanging="360"/>
+      </w:pPr>
+    </w:lvl>
+    <w:lvl w:ilvl="2" w:tplc="0409001B" w:tentative="1">
+      <w:start w:val="1"/>
+      <w:numFmt w:val="lowerRoman"/>
+      <w:lvlText w:val="%3."/>
+      <w:lvlJc w:val="right"/>
+      <w:pPr>
+        <w:ind w:left="2160" w:hanging="180"/>
+      </w:pPr>
+    </w:lvl>
+    <w:lvl w:ilvl="3" w:tplc="0409000F" w:tentative="1">
+      <w:start w:val="1"/>
+      <w:numFmt w:val="decimal"/>
+      <w:lvlText w:val="%4."/>
+      <w:lvlJc w:val="left"/>
+      <w:pPr>
+        <w:ind w:left="2880" w:hanging="360"/>
+      </w:pPr>
+    </w:lvl>
+    <w:lvl w:ilvl="4" w:tplc="04090019" w:tentative="1">
+      <w:start w:val="1"/>
+      <w:numFmt w:val="lowerLetter"/>
+      <w:lvlText w:val="%5."/>
+      <w:lvlJc w:val="left"/>
+      <w:pPr>
+        <w:ind w:left="3600" w:hanging="360"/>
+      </w:pPr>
+    </w:lvl>
+    <w:lvl w:ilvl="5" w:tplc="0409001B" w:tentative="1">
+      <w:start w:val="1"/>
+      <w:numFmt w:val="lowerRoman"/>
+      <w:lvlText w:val="%6."/>
+      <w:lvlJc w:val="right"/>
+      <w:pPr>
+        <w:ind w:left="4320" w:hanging="180"/>
+      </w:pPr>
+    </w:lvl>
+    <w:lvl w:ilvl="6" w:tplc="0409000F" w:tentative="1">
+      <w:start w:val="1"/>
+      <w:numFmt w:val="decimal"/>
+      <w:lvlText w:val="%7."/>
+      <w:lvlJc w:val="left"/>
+      <w:pPr>
+        <w:ind w:left="5040" w:hanging="360"/>
+      </w:pPr>
+    </w:lvl>
+    <w:lvl w:ilvl="7" w:tplc="04090019" w:tentative="1">
+      <w:start w:val="1"/>
+      <w:numFmt w:val="lowerLetter"/>
+      <w:lvlText w:val="%8."/>
+      <w:lvlJc w:val="left"/>
+      <w:pPr>
+        <w:ind w:left="5760" w:hanging="360"/>
+      </w:pPr>
+    </w:lvl>
+    <w:lvl w:ilvl="8" w:tplc="0409001B" w:tentative="1">
+      <w:start w:val="1"/>
+      <w:numFmt w:val="lowerRoman"/>
+      <w:lvlText w:val="%9."/>
+      <w:lvlJc w:val="right"/>
+      <w:pPr>
+        <w:ind w:left="6480" w:hanging="180"/>
+      </w:pPr>
+    </w:lvl>
+  </w:abstractNum>
+  <w:abstractNum w:abstractNumId="14" w15:restartNumberingAfterBreak="0">
     <w:nsid w:val="436E0E6F"/>
     <w:multiLevelType w:val="hybridMultilevel"/>
     <w:tmpl w:val="1D047F26"/>
@@ -3728,7 +5790,7 @@
       </w:pPr>
     </w:lvl>
   </w:abstractNum>
-  <w:abstractNum w:abstractNumId="14" w15:restartNumberingAfterBreak="0">
+  <w:abstractNum w:abstractNumId="15" w15:restartNumberingAfterBreak="0">
     <w:nsid w:val="54DC49C9"/>
     <w:multiLevelType w:val="multilevel"/>
     <w:tmpl w:val="C7082ED4"/>
@@ -3905,22 +5967,25 @@
     <w:abstractNumId w:val="0"/>
   </w:num>
   <w:num w:numId="10" w16cid:durableId="2009356833">
+    <w:abstractNumId w:val="15"/>
+  </w:num>
+  <w:num w:numId="11" w16cid:durableId="1162890696">
+    <w:abstractNumId w:val="12"/>
+  </w:num>
+  <w:num w:numId="12" w16cid:durableId="573777264">
+    <w:abstractNumId w:val="13"/>
+  </w:num>
+  <w:num w:numId="13" w16cid:durableId="1000812370">
+    <w:abstractNumId w:val="10"/>
+  </w:num>
+  <w:num w:numId="14" w16cid:durableId="61947228">
+    <w:abstractNumId w:val="11"/>
+  </w:num>
+  <w:num w:numId="15" w16cid:durableId="430005583">
     <w:abstractNumId w:val="14"/>
   </w:num>
-  <w:num w:numId="11" w16cid:durableId="1162890696">
-    <w:abstractNumId w:val="11"/>
-  </w:num>
-  <w:num w:numId="12" w16cid:durableId="573777264">
-    <w:abstractNumId w:val="12"/>
-  </w:num>
-  <w:num w:numId="13" w16cid:durableId="1000812370">
+  <w:num w:numId="16" w16cid:durableId="544872123">
     <w:abstractNumId w:val="9"/>
-  </w:num>
-  <w:num w:numId="14" w16cid:durableId="61947228">
-    <w:abstractNumId w:val="10"/>
-  </w:num>
-  <w:num w:numId="15" w16cid:durableId="430005583">
-    <w:abstractNumId w:val="13"/>
   </w:num>
 </w:numbering>
 </file>
@@ -15312,6 +17377,30 @@
       </w:tcPr>
     </w:tblStylePr>
   </w:style>
+  <w:style w:type="table" w:customStyle="1" w:styleId="TableGrid1">
+    <w:name w:val="Table Grid1"/>
+    <w:basedOn w:val="TableNormal"/>
+    <w:next w:val="TableGrid"/>
+    <w:uiPriority w:val="59"/>
+    <w:rsid w:val="00E73AD3"/>
+    <w:pPr>
+      <w:spacing w:after="0" w:line="240" w:lineRule="auto"/>
+    </w:pPr>
+    <w:rPr>
+      <w:rFonts w:ascii="Cambria" w:eastAsia="MS Mincho" w:hAnsi="Cambria" w:cs="Times New Roman"/>
+    </w:rPr>
+    <w:tblPr>
+      <w:tblInd w:w="0" w:type="nil"/>
+      <w:tblBorders>
+        <w:top w:val="single" w:sz="4" w:space="0" w:color="auto"/>
+        <w:left w:val="single" w:sz="4" w:space="0" w:color="auto"/>
+        <w:bottom w:val="single" w:sz="4" w:space="0" w:color="auto"/>
+        <w:right w:val="single" w:sz="4" w:space="0" w:color="auto"/>
+        <w:insideH w:val="single" w:sz="4" w:space="0" w:color="auto"/>
+        <w:insideV w:val="single" w:sz="4" w:space="0" w:color="auto"/>
+      </w:tblBorders>
+    </w:tblPr>
+  </w:style>
 </w:styles>
 </file>
 
@@ -15593,23 +17682,31 @@
   </a:themeElements>
   <a:objectDefaults>
     <a:spDef>
-      <a:spPr/>
-      <a:bodyPr/>
+      <a:spPr>
+        <a:solidFill>
+          <a:sysClr val="windowText" lastClr="000000"/>
+        </a:solidFill>
+        <a:ln w="9525" cap="flat" cmpd="sng" algn="ctr">
+          <a:solidFill>
+            <a:sysClr val="windowText" lastClr="000000"/>
+          </a:solidFill>
+          <a:prstDash val="solid"/>
+        </a:ln>
+        <a:effectLst>
+          <a:outerShdw blurRad="40000" dist="23000" dir="5400000" rotWithShape="0">
+            <a:srgbClr val="000000">
+              <a:alpha val="35000"/>
+            </a:srgbClr>
+          </a:outerShdw>
+        </a:effectLst>
+      </a:spPr>
+      <a:bodyPr rot="0" spcFirstLastPara="0" vertOverflow="clip" horzOverflow="clip" vert="horz" wrap="square" lIns="91440" tIns="45720" rIns="91440" bIns="45720" numCol="1" spcCol="0" rtlCol="0" fromWordArt="0" anchor="ctr" anchorCtr="0" forceAA="0" compatLnSpc="1">
+        <a:prstTxWarp prst="textNoShape">
+          <a:avLst/>
+        </a:prstTxWarp>
+        <a:noAutofit/>
+      </a:bodyPr>
       <a:lstStyle/>
-      <a:style>
-        <a:lnRef idx="1">
-          <a:schemeClr val="accent1"/>
-        </a:lnRef>
-        <a:fillRef idx="3">
-          <a:schemeClr val="accent1"/>
-        </a:fillRef>
-        <a:effectRef idx="2">
-          <a:schemeClr val="accent1"/>
-        </a:effectRef>
-        <a:fontRef idx="minor">
-          <a:schemeClr val="lt1"/>
-        </a:fontRef>
-      </a:style>
     </a:spDef>
     <a:lnDef>
       <a:spPr/>

--- a/template/template-full-essay-ai-scan.docx
+++ b/template/template-full-essay-ai-scan.docx
@@ -4072,153 +4072,6 @@
       </w:r>
     </w:p>
     <w:p>
-      <w:pPr>
-        <w:rPr>
-          <w:rFonts w:eastAsia="MS Mincho" w:cs="Times New Roman"/>
-        </w:rPr>
-      </w:pPr>
-    </w:p>
-    <w:p>
-      <w:pPr>
-        <w:rPr>
-          <w:rFonts w:eastAsia="MS Mincho" w:cs="Times New Roman"/>
-        </w:rPr>
-      </w:pPr>
-    </w:p>
-    <w:p>
-      <w:pPr>
-        <w:rPr>
-          <w:rFonts w:eastAsia="MS Mincho" w:cs="Times New Roman"/>
-        </w:rPr>
-      </w:pPr>
-    </w:p>
-    <w:p>
-      <w:pPr>
-        <w:rPr>
-          <w:rFonts w:eastAsia="MS Mincho" w:cs="Times New Roman"/>
-        </w:rPr>
-      </w:pPr>
-    </w:p>
-    <w:p>
-      <w:pPr>
-        <w:rPr>
-          <w:rFonts w:eastAsia="MS Mincho" w:cs="Times New Roman"/>
-        </w:rPr>
-      </w:pPr>
-    </w:p>
-    <w:p>
-      <w:pPr>
-        <w:rPr>
-          <w:rFonts w:eastAsia="MS Mincho" w:cs="Times New Roman"/>
-        </w:rPr>
-      </w:pPr>
-    </w:p>
-    <w:p>
-      <w:pPr>
-        <w:rPr>
-          <w:rFonts w:eastAsia="MS Mincho" w:cs="Times New Roman"/>
-        </w:rPr>
-      </w:pPr>
-    </w:p>
-    <w:p>
-      <w:pPr>
-        <w:rPr>
-          <w:rFonts w:eastAsia="MS Mincho" w:cs="Times New Roman"/>
-        </w:rPr>
-      </w:pPr>
-    </w:p>
-    <w:p>
-      <w:pPr>
-        <w:rPr>
-          <w:rFonts w:eastAsia="MS Mincho" w:cs="Times New Roman"/>
-        </w:rPr>
-      </w:pPr>
-    </w:p>
-    <w:p>
-      <w:pPr>
-        <w:rPr>
-          <w:rFonts w:eastAsia="MS Mincho" w:cs="Times New Roman"/>
-        </w:rPr>
-      </w:pPr>
-    </w:p>
-    <w:p>
-      <w:pPr>
-        <w:rPr>
-          <w:rFonts w:eastAsia="MS Mincho" w:cs="Times New Roman"/>
-        </w:rPr>
-      </w:pPr>
-    </w:p>
-    <w:p>
-      <w:pPr>
-        <w:rPr>
-          <w:rFonts w:eastAsia="MS Mincho" w:cs="Times New Roman"/>
-        </w:rPr>
-      </w:pPr>
-    </w:p>
-    <w:p>
-      <w:pPr>
-        <w:rPr>
-          <w:rFonts w:eastAsia="MS Mincho" w:cs="Times New Roman"/>
-        </w:rPr>
-      </w:pPr>
-    </w:p>
-    <w:p>
-      <w:pPr>
-        <w:rPr>
-          <w:rFonts w:eastAsia="MS Mincho" w:cs="Times New Roman"/>
-        </w:rPr>
-      </w:pPr>
-    </w:p>
-    <w:p>
-      <w:pPr>
-        <w:rPr>
-          <w:rFonts w:eastAsia="MS Mincho" w:cs="Times New Roman"/>
-        </w:rPr>
-      </w:pPr>
-    </w:p>
-    <w:p>
-      <w:pPr>
-        <w:rPr>
-          <w:rFonts w:eastAsia="MS Mincho" w:cs="Times New Roman"/>
-        </w:rPr>
-      </w:pPr>
-    </w:p>
-    <w:p>
-      <w:pPr>
-        <w:rPr>
-          <w:rFonts w:eastAsia="MS Mincho" w:cs="Times New Roman"/>
-        </w:rPr>
-      </w:pPr>
-    </w:p>
-    <w:p>
-      <w:pPr>
-        <w:rPr>
-          <w:rFonts w:eastAsia="MS Mincho" w:cs="Times New Roman"/>
-        </w:rPr>
-      </w:pPr>
-    </w:p>
-    <w:p>
-      <w:pPr>
-        <w:rPr>
-          <w:rFonts w:eastAsia="MS Mincho" w:cs="Times New Roman"/>
-        </w:rPr>
-      </w:pPr>
-    </w:p>
-    <w:p>
-      <w:pPr>
-        <w:rPr>
-          <w:rFonts w:eastAsia="MS Mincho" w:cs="Times New Roman"/>
-        </w:rPr>
-      </w:pPr>
-    </w:p>
-    <w:p>
-      <w:pPr>
-        <w:rPr>
-          <w:rFonts w:eastAsia="MS Mincho" w:cs="Times New Roman"/>
-        </w:rPr>
-      </w:pPr>
-    </w:p>
-    <w:p>
       <w:r>
         <w:t>{#essays}</w:t>
       </w:r>
